--- a/internal_doc/03.开发设计/rename/cs cl操作流程分析.docx
+++ b/internal_doc/03.开发设计/rename/cs cl操作流程分析.docx
@@ -1,10 +1,10 @@
 
 <file path=word/document.xml><?xml version="1.0" encoding="utf-8"?>
-<w:document xmlns:ve="http://schemas.openxmlformats.org/markup-compatibility/2006" xmlns:o="urn:schemas-microsoft-com:office:office" xmlns:r="http://schemas.openxmlformats.org/officeDocument/2006/relationships" xmlns:m="http://schemas.openxmlformats.org/officeDocument/2006/math" xmlns:v="urn:schemas-microsoft-com:vml" xmlns:wp="http://schemas.openxmlformats.org/drawingml/2006/wordprocessingDrawing" xmlns:w10="urn:schemas-microsoft-com:office:word" xmlns:w="http://schemas.openxmlformats.org/wordprocessingml/2006/main" xmlns:wne="http://schemas.microsoft.com/office/word/2006/wordml">
+<w:document xmlns:wpc="http://schemas.microsoft.com/office/word/2010/wordprocessingCanvas" xmlns:cx="http://schemas.microsoft.com/office/drawing/2014/chartex" xmlns:mc="http://schemas.openxmlformats.org/markup-compatibility/2006" xmlns:o="urn:schemas-microsoft-com:office:office" xmlns:r="http://schemas.openxmlformats.org/officeDocument/2006/relationships" xmlns:m="http://schemas.openxmlformats.org/officeDocument/2006/math" xmlns:v="urn:schemas-microsoft-com:vml" xmlns:wp14="http://schemas.microsoft.com/office/word/2010/wordprocessingDrawing" xmlns:wp="http://schemas.openxmlformats.org/drawingml/2006/wordprocessingDrawing" xmlns:w10="urn:schemas-microsoft-com:office:word" xmlns:w="http://schemas.openxmlformats.org/wordprocessingml/2006/main" xmlns:w14="http://schemas.microsoft.com/office/word/2010/wordml" xmlns:w15="http://schemas.microsoft.com/office/word/2012/wordml" xmlns:w16se="http://schemas.microsoft.com/office/word/2015/wordml/symex" xmlns:wpg="http://schemas.microsoft.com/office/word/2010/wordprocessingGroup" xmlns:wpi="http://schemas.microsoft.com/office/word/2010/wordprocessingInk" xmlns:wne="http://schemas.microsoft.com/office/word/2006/wordml" xmlns:wps="http://schemas.microsoft.com/office/word/2010/wordprocessingShape" mc:Ignorable="w14 w15 w16se wp14">
   <w:body>
     <w:p>
       <w:pPr>
-        <w:pStyle w:val="Title"/>
+        <w:pStyle w:val="ab"/>
       </w:pPr>
       <w:r>
         <w:rPr>
@@ -21,10 +21,10 @@
     </w:p>
     <w:tbl>
       <w:tblPr>
-        <w:tblStyle w:val="TableGrid"/>
+        <w:tblStyle w:val="a9"/>
         <w:tblW w:w="0" w:type="auto"/>
         <w:tblInd w:w="357" w:type="dxa"/>
-        <w:tblLook w:val="04A0"/>
+        <w:tblLook w:val="04A0" w:firstRow="1" w:lastRow="0" w:firstColumn="1" w:lastColumn="0" w:noHBand="0" w:noVBand="1"/>
       </w:tblPr>
       <w:tblGrid>
         <w:gridCol w:w="2728"/>
@@ -122,7 +122,7 @@
     <w:p/>
     <w:p>
       <w:pPr>
-        <w:pStyle w:val="Heading2"/>
+        <w:pStyle w:val="2"/>
       </w:pPr>
       <w:r>
         <w:rPr>
@@ -139,10 +139,7 @@
     </w:p>
     <w:p>
       <w:pPr>
-        <w:pStyle w:val="Heading3"/>
-        <w:rPr>
-          <w:rFonts w:hint="eastAsia"/>
-        </w:rPr>
+        <w:pStyle w:val="3"/>
       </w:pPr>
       <w:r>
         <w:rPr>
@@ -152,17 +149,12 @@
       </w:r>
     </w:p>
     <w:p>
-      <w:pPr>
-        <w:rPr>
-          <w:rFonts w:hint="eastAsia"/>
-        </w:rPr>
-      </w:pPr>
       <w:r>
         <w:rPr>
           <w:noProof/>
         </w:rPr>
         <w:drawing>
-          <wp:inline distT="0" distB="0" distL="0" distR="0">
+          <wp:inline distT="0" distB="0" distL="0" distR="0" wp14:anchorId="3EC9D9E7" wp14:editId="60B940C4">
             <wp:extent cx="5274310" cy="2762885"/>
             <wp:effectExtent l="19050" t="0" r="2540" b="0"/>
             <wp:docPr id="2" name="Picture 1" descr="createCS.jpg"/>
@@ -198,19 +190,13 @@
         </w:drawing>
       </w:r>
     </w:p>
-    <w:p>
-      <w:pPr>
-        <w:rPr>
-          <w:rFonts w:hint="eastAsia"/>
-        </w:rPr>
-      </w:pPr>
-    </w:p>
+    <w:p/>
     <w:tbl>
       <w:tblPr>
-        <w:tblStyle w:val="TableGrid"/>
+        <w:tblStyle w:val="a9"/>
         <w:tblW w:w="0" w:type="auto"/>
         <w:tblInd w:w="357" w:type="dxa"/>
-        <w:tblLook w:val="04A0"/>
+        <w:tblLook w:val="04A0" w:firstRow="1" w:lastRow="0" w:firstColumn="1" w:lastColumn="0" w:noHBand="0" w:noVBand="1"/>
       </w:tblPr>
       <w:tblGrid>
         <w:gridCol w:w="1452"/>
@@ -292,9 +278,6 @@
           <w:p>
             <w:pPr>
               <w:ind w:left="0"/>
-              <w:rPr>
-                <w:rFonts w:hint="eastAsia"/>
-              </w:rPr>
             </w:pPr>
             <w:r>
               <w:rPr>
@@ -311,9 +294,6 @@
           <w:p>
             <w:pPr>
               <w:ind w:left="0"/>
-              <w:rPr>
-                <w:rFonts w:hint="eastAsia"/>
-              </w:rPr>
             </w:pPr>
             <w:r>
               <w:rPr>
@@ -337,19 +317,13 @@
         </w:tc>
       </w:tr>
     </w:tbl>
-    <w:p>
-      <w:pPr>
-        <w:rPr>
-          <w:rFonts w:hint="eastAsia"/>
-        </w:rPr>
-      </w:pPr>
-    </w:p>
+    <w:p/>
     <w:tbl>
       <w:tblPr>
-        <w:tblStyle w:val="TableGrid"/>
+        <w:tblStyle w:val="a9"/>
         <w:tblW w:w="0" w:type="auto"/>
         <w:tblInd w:w="357" w:type="dxa"/>
-        <w:tblLook w:val="04A0"/>
+        <w:tblLook w:val="04A0" w:firstRow="1" w:lastRow="0" w:firstColumn="1" w:lastColumn="0" w:noHBand="0" w:noVBand="1"/>
       </w:tblPr>
       <w:tblGrid>
         <w:gridCol w:w="1452"/>
@@ -431,9 +405,6 @@
           <w:p>
             <w:pPr>
               <w:ind w:left="0"/>
-              <w:rPr>
-                <w:rFonts w:hint="eastAsia"/>
-              </w:rPr>
             </w:pPr>
             <w:r>
               <w:rPr>
@@ -450,9 +421,6 @@
           <w:p>
             <w:pPr>
               <w:ind w:left="0"/>
-              <w:rPr>
-                <w:rFonts w:hint="eastAsia"/>
-              </w:rPr>
             </w:pPr>
             <w:r>
               <w:rPr>
@@ -464,7 +432,16 @@
               <w:rPr>
                 <w:rFonts w:hint="eastAsia"/>
               </w:rPr>
-              <w:t>replyData</w:t>
+              <w:t>repl</w:t>
+            </w:r>
+            <w:r>
+              <w:t>db</w:t>
+            </w:r>
+            <w:r>
+              <w:rPr>
+                <w:rFonts w:hint="eastAsia"/>
+              </w:rPr>
+              <w:t>yData</w:t>
             </w:r>
             <w:r>
               <w:rPr>
@@ -485,10 +462,7 @@
     <w:p/>
     <w:p>
       <w:pPr>
-        <w:pStyle w:val="Heading3"/>
-        <w:rPr>
-          <w:rFonts w:hint="eastAsia"/>
-        </w:rPr>
+        <w:pStyle w:val="3"/>
       </w:pPr>
       <w:r>
         <w:rPr>
@@ -499,18 +473,13 @@
       </w:r>
     </w:p>
     <w:p>
-      <w:pPr>
-        <w:rPr>
-          <w:rFonts w:hint="eastAsia"/>
-        </w:rPr>
-      </w:pPr>
       <w:r>
         <w:rPr>
           <w:rFonts w:hint="eastAsia"/>
           <w:noProof/>
         </w:rPr>
         <w:drawing>
-          <wp:inline distT="0" distB="0" distL="0" distR="0">
+          <wp:inline distT="0" distB="0" distL="0" distR="0" wp14:anchorId="3DF694D7" wp14:editId="37B8DCB0">
             <wp:extent cx="5274310" cy="5409565"/>
             <wp:effectExtent l="19050" t="0" r="2540" b="0"/>
             <wp:docPr id="3" name="Picture 2" descr="dropCS.jpg"/>
@@ -561,11 +530,6 @@
       </w:r>
     </w:p>
     <w:p>
-      <w:pPr>
-        <w:rPr>
-          <w:rFonts w:hint="eastAsia"/>
-        </w:rPr>
-      </w:pPr>
       <w:r>
         <w:rPr>
           <w:rFonts w:hint="eastAsia"/>
@@ -591,19 +555,13 @@
         <w:t>文件</w:t>
       </w:r>
     </w:p>
-    <w:p>
-      <w:pPr>
-        <w:rPr>
-          <w:rFonts w:hint="eastAsia"/>
-        </w:rPr>
-      </w:pPr>
-    </w:p>
+    <w:p/>
     <w:tbl>
       <w:tblPr>
-        <w:tblStyle w:val="TableGrid"/>
+        <w:tblStyle w:val="a9"/>
         <w:tblW w:w="0" w:type="auto"/>
         <w:tblInd w:w="357" w:type="dxa"/>
-        <w:tblLook w:val="04A0"/>
+        <w:tblLook w:val="04A0" w:firstRow="1" w:lastRow="0" w:firstColumn="1" w:lastColumn="0" w:noHBand="0" w:noVBand="1"/>
       </w:tblPr>
       <w:tblGrid>
         <w:gridCol w:w="1452"/>
@@ -697,9 +655,6 @@
           <w:p>
             <w:pPr>
               <w:ind w:left="0"/>
-              <w:rPr>
-                <w:rFonts w:hint="eastAsia"/>
-              </w:rPr>
             </w:pPr>
             <w:r>
               <w:rPr>
@@ -716,9 +671,6 @@
           <w:p>
             <w:pPr>
               <w:ind w:left="0"/>
-              <w:rPr>
-                <w:rFonts w:hint="eastAsia"/>
-              </w:rPr>
             </w:pPr>
             <w:r>
               <w:rPr>
@@ -742,19 +694,13 @@
         </w:tc>
       </w:tr>
     </w:tbl>
-    <w:p>
-      <w:pPr>
-        <w:rPr>
-          <w:rFonts w:hint="eastAsia"/>
-        </w:rPr>
-      </w:pPr>
-    </w:p>
+    <w:p/>
     <w:tbl>
       <w:tblPr>
-        <w:tblStyle w:val="TableGrid"/>
+        <w:tblStyle w:val="a9"/>
         <w:tblW w:w="0" w:type="auto"/>
         <w:tblInd w:w="357" w:type="dxa"/>
-        <w:tblLook w:val="04A0"/>
+        <w:tblLook w:val="04A0" w:firstRow="1" w:lastRow="0" w:firstColumn="1" w:lastColumn="0" w:noHBand="0" w:noVBand="1"/>
       </w:tblPr>
       <w:tblGrid>
         <w:gridCol w:w="1452"/>
@@ -836,9 +782,6 @@
           <w:p>
             <w:pPr>
               <w:ind w:left="0"/>
-              <w:rPr>
-                <w:rFonts w:hint="eastAsia"/>
-              </w:rPr>
             </w:pPr>
             <w:r>
               <w:rPr>
@@ -855,9 +798,6 @@
           <w:p>
             <w:pPr>
               <w:ind w:left="0"/>
-              <w:rPr>
-                <w:rFonts w:hint="eastAsia"/>
-              </w:rPr>
             </w:pPr>
             <w:r>
               <w:rPr>
@@ -887,19 +827,13 @@
         </w:tc>
       </w:tr>
     </w:tbl>
-    <w:p>
-      <w:pPr>
-        <w:rPr>
-          <w:rFonts w:hint="eastAsia"/>
-        </w:rPr>
-      </w:pPr>
-    </w:p>
+    <w:p/>
     <w:tbl>
       <w:tblPr>
-        <w:tblStyle w:val="TableGrid"/>
+        <w:tblStyle w:val="a9"/>
         <w:tblW w:w="0" w:type="auto"/>
         <w:tblInd w:w="357" w:type="dxa"/>
-        <w:tblLook w:val="04A0"/>
+        <w:tblLook w:val="04A0" w:firstRow="1" w:lastRow="0" w:firstColumn="1" w:lastColumn="0" w:noHBand="0" w:noVBand="1"/>
       </w:tblPr>
       <w:tblGrid>
         <w:gridCol w:w="1452"/>
@@ -999,9 +933,6 @@
           <w:p>
             <w:pPr>
               <w:ind w:left="0"/>
-              <w:rPr>
-                <w:rFonts w:hint="eastAsia"/>
-              </w:rPr>
             </w:pPr>
             <w:r>
               <w:rPr>
@@ -1019,9 +950,6 @@
           <w:p>
             <w:pPr>
               <w:ind w:left="0"/>
-              <w:rPr>
-                <w:rFonts w:hint="eastAsia"/>
-              </w:rPr>
             </w:pPr>
             <w:r>
               <w:rPr>
@@ -1051,19 +979,13 @@
         </w:tc>
       </w:tr>
     </w:tbl>
-    <w:p>
-      <w:pPr>
-        <w:rPr>
-          <w:rFonts w:hint="eastAsia"/>
-        </w:rPr>
-      </w:pPr>
-    </w:p>
+    <w:p/>
     <w:tbl>
       <w:tblPr>
-        <w:tblStyle w:val="TableGrid"/>
+        <w:tblStyle w:val="a9"/>
         <w:tblW w:w="0" w:type="auto"/>
         <w:tblInd w:w="357" w:type="dxa"/>
-        <w:tblLook w:val="04A0"/>
+        <w:tblLook w:val="04A0" w:firstRow="1" w:lastRow="0" w:firstColumn="1" w:lastColumn="0" w:noHBand="0" w:noVBand="1"/>
       </w:tblPr>
       <w:tblGrid>
         <w:gridCol w:w="1452"/>
@@ -1157,9 +1079,6 @@
           <w:p>
             <w:pPr>
               <w:ind w:left="0"/>
-              <w:rPr>
-                <w:rFonts w:hint="eastAsia"/>
-              </w:rPr>
             </w:pPr>
             <w:r>
               <w:rPr>
@@ -1176,9 +1095,6 @@
           <w:p>
             <w:pPr>
               <w:ind w:left="0"/>
-              <w:rPr>
-                <w:rFonts w:hint="eastAsia"/>
-              </w:rPr>
             </w:pPr>
             <w:r>
               <w:rPr>
@@ -1190,19 +1106,13 @@
         </w:tc>
       </w:tr>
     </w:tbl>
-    <w:p>
-      <w:pPr>
-        <w:rPr>
-          <w:rFonts w:hint="eastAsia"/>
-        </w:rPr>
-      </w:pPr>
-    </w:p>
+    <w:p/>
     <w:tbl>
       <w:tblPr>
-        <w:tblStyle w:val="TableGrid"/>
+        <w:tblStyle w:val="a9"/>
         <w:tblW w:w="0" w:type="auto"/>
         <w:tblInd w:w="357" w:type="dxa"/>
-        <w:tblLook w:val="04A0"/>
+        <w:tblLook w:val="04A0" w:firstRow="1" w:lastRow="0" w:firstColumn="1" w:lastColumn="0" w:noHBand="0" w:noVBand="1"/>
       </w:tblPr>
       <w:tblGrid>
         <w:gridCol w:w="1452"/>
@@ -1284,9 +1194,6 @@
           <w:p>
             <w:pPr>
               <w:ind w:left="0"/>
-              <w:rPr>
-                <w:rFonts w:hint="eastAsia"/>
-              </w:rPr>
             </w:pPr>
             <w:r>
               <w:rPr>
@@ -1303,9 +1210,6 @@
           <w:p>
             <w:pPr>
               <w:ind w:left="0"/>
-              <w:rPr>
-                <w:rFonts w:hint="eastAsia"/>
-              </w:rPr>
             </w:pPr>
             <w:r>
               <w:rPr>
@@ -1317,19 +1221,13 @@
         </w:tc>
       </w:tr>
     </w:tbl>
-    <w:p>
-      <w:pPr>
-        <w:rPr>
-          <w:rFonts w:hint="eastAsia"/>
-        </w:rPr>
-      </w:pPr>
-    </w:p>
+    <w:p/>
     <w:tbl>
       <w:tblPr>
-        <w:tblStyle w:val="TableGrid"/>
+        <w:tblStyle w:val="a9"/>
         <w:tblW w:w="0" w:type="auto"/>
         <w:tblInd w:w="357" w:type="dxa"/>
-        <w:tblLook w:val="04A0"/>
+        <w:tblLook w:val="04A0" w:firstRow="1" w:lastRow="0" w:firstColumn="1" w:lastColumn="0" w:noHBand="0" w:noVBand="1"/>
       </w:tblPr>
       <w:tblGrid>
         <w:gridCol w:w="1452"/>
@@ -1411,9 +1309,6 @@
           <w:p>
             <w:pPr>
               <w:ind w:left="0"/>
-              <w:rPr>
-                <w:rFonts w:hint="eastAsia"/>
-              </w:rPr>
             </w:pPr>
             <w:r>
               <w:rPr>
@@ -1430,9 +1325,6 @@
           <w:p>
             <w:pPr>
               <w:ind w:left="0"/>
-              <w:rPr>
-                <w:rFonts w:hint="eastAsia"/>
-              </w:rPr>
             </w:pPr>
             <w:r>
               <w:rPr>
@@ -1447,10 +1339,7 @@
     <w:p/>
     <w:p>
       <w:pPr>
-        <w:pStyle w:val="Heading3"/>
-        <w:rPr>
-          <w:rFonts w:hint="eastAsia"/>
-        </w:rPr>
+        <w:pStyle w:val="3"/>
       </w:pPr>
       <w:r>
         <w:rPr>
@@ -1460,18 +1349,13 @@
       </w:r>
     </w:p>
     <w:p>
-      <w:pPr>
-        <w:rPr>
-          <w:rFonts w:hint="eastAsia"/>
-        </w:rPr>
-      </w:pPr>
       <w:r>
         <w:rPr>
           <w:rFonts w:hint="eastAsia"/>
           <w:noProof/>
         </w:rPr>
         <w:drawing>
-          <wp:inline distT="0" distB="0" distL="0" distR="0">
+          <wp:inline distT="0" distB="0" distL="0" distR="0" wp14:anchorId="49F72AF2" wp14:editId="2A376C0B">
             <wp:extent cx="5272405" cy="3634105"/>
             <wp:effectExtent l="19050" t="0" r="4445" b="0"/>
             <wp:docPr id="51" name="Picture 39" descr="E:\sequoiadb\internal_doc\03.开发设计\rename\yt\jpg\getCS.jpg"/>
@@ -1518,11 +1402,6 @@
       </w:r>
     </w:p>
     <w:p>
-      <w:pPr>
-        <w:rPr>
-          <w:rFonts w:hint="eastAsia"/>
-        </w:rPr>
-      </w:pPr>
       <w:r>
         <w:rPr>
           <w:rFonts w:hint="eastAsia"/>
@@ -1532,10 +1411,7 @@
     </w:p>
     <w:p>
       <w:pPr>
-        <w:pStyle w:val="Heading3"/>
-        <w:rPr>
-          <w:rFonts w:hint="eastAsia"/>
-        </w:rPr>
+        <w:pStyle w:val="3"/>
       </w:pPr>
       <w:r>
         <w:rPr>
@@ -1546,14 +1422,12 @@
       </w:r>
     </w:p>
     <w:p>
-      <w:pPr>
-        <w:rPr>
-          <w:rFonts w:hint="eastAsia"/>
-        </w:rPr>
-      </w:pPr>
-      <w:r>
+      <w:r>
+        <w:rPr>
+          <w:noProof/>
+        </w:rPr>
         <w:drawing>
-          <wp:inline distT="0" distB="0" distL="0" distR="0">
+          <wp:inline distT="0" distB="0" distL="0" distR="0" wp14:anchorId="2B38AB94" wp14:editId="381B0E7B">
             <wp:extent cx="5274310" cy="5472316"/>
             <wp:effectExtent l="19050" t="0" r="2540" b="0"/>
             <wp:docPr id="48" name="Picture 3"/>
@@ -1599,19 +1473,13 @@
         </w:drawing>
       </w:r>
     </w:p>
-    <w:p>
-      <w:pPr>
-        <w:rPr>
-          <w:rFonts w:hint="eastAsia"/>
-        </w:rPr>
-      </w:pPr>
-    </w:p>
+    <w:p/>
     <w:tbl>
       <w:tblPr>
-        <w:tblStyle w:val="TableGrid"/>
+        <w:tblStyle w:val="a9"/>
         <w:tblW w:w="0" w:type="auto"/>
         <w:tblInd w:w="357" w:type="dxa"/>
-        <w:tblLook w:val="04A0"/>
+        <w:tblLook w:val="04A0" w:firstRow="1" w:lastRow="0" w:firstColumn="1" w:lastColumn="0" w:noHBand="0" w:noVBand="1"/>
       </w:tblPr>
       <w:tblGrid>
         <w:gridCol w:w="1452"/>
@@ -1693,9 +1561,6 @@
           <w:p>
             <w:pPr>
               <w:ind w:left="0"/>
-              <w:rPr>
-                <w:rFonts w:hint="eastAsia"/>
-              </w:rPr>
             </w:pPr>
             <w:r>
               <w:rPr>
@@ -1712,9 +1577,6 @@
           <w:p>
             <w:pPr>
               <w:ind w:left="0"/>
-              <w:rPr>
-                <w:rFonts w:hint="eastAsia"/>
-              </w:rPr>
             </w:pPr>
             <w:r>
               <w:rPr>
@@ -1726,19 +1588,13 @@
         </w:tc>
       </w:tr>
     </w:tbl>
-    <w:p>
-      <w:pPr>
-        <w:rPr>
-          <w:rFonts w:hint="eastAsia"/>
-        </w:rPr>
-      </w:pPr>
-    </w:p>
+    <w:p/>
     <w:tbl>
       <w:tblPr>
-        <w:tblStyle w:val="TableGrid"/>
+        <w:tblStyle w:val="a9"/>
         <w:tblW w:w="0" w:type="auto"/>
         <w:tblInd w:w="357" w:type="dxa"/>
-        <w:tblLook w:val="04A0"/>
+        <w:tblLook w:val="04A0" w:firstRow="1" w:lastRow="0" w:firstColumn="1" w:lastColumn="0" w:noHBand="0" w:noVBand="1"/>
       </w:tblPr>
       <w:tblGrid>
         <w:gridCol w:w="1452"/>
@@ -1820,9 +1676,6 @@
           <w:p>
             <w:pPr>
               <w:ind w:left="0"/>
-              <w:rPr>
-                <w:rFonts w:hint="eastAsia"/>
-              </w:rPr>
             </w:pPr>
             <w:r>
               <w:rPr>
@@ -1839,9 +1692,6 @@
           <w:p>
             <w:pPr>
               <w:ind w:left="0"/>
-              <w:rPr>
-                <w:rFonts w:hint="eastAsia"/>
-              </w:rPr>
             </w:pPr>
             <w:r>
               <w:rPr>
@@ -1871,19 +1721,13 @@
         </w:tc>
       </w:tr>
     </w:tbl>
-    <w:p>
-      <w:pPr>
-        <w:rPr>
-          <w:rFonts w:hint="eastAsia"/>
-        </w:rPr>
-      </w:pPr>
-    </w:p>
+    <w:p/>
     <w:tbl>
       <w:tblPr>
-        <w:tblStyle w:val="TableGrid"/>
+        <w:tblStyle w:val="a9"/>
         <w:tblW w:w="0" w:type="auto"/>
         <w:tblInd w:w="357" w:type="dxa"/>
-        <w:tblLook w:val="04A0"/>
+        <w:tblLook w:val="04A0" w:firstRow="1" w:lastRow="0" w:firstColumn="1" w:lastColumn="0" w:noHBand="0" w:noVBand="1"/>
       </w:tblPr>
       <w:tblGrid>
         <w:gridCol w:w="1452"/>
@@ -1965,9 +1809,6 @@
           <w:p>
             <w:pPr>
               <w:ind w:left="0"/>
-              <w:rPr>
-                <w:rFonts w:hint="eastAsia"/>
-              </w:rPr>
             </w:pPr>
             <w:r>
               <w:rPr>
@@ -1984,9 +1825,6 @@
           <w:p>
             <w:pPr>
               <w:ind w:left="0"/>
-              <w:rPr>
-                <w:rFonts w:hint="eastAsia"/>
-              </w:rPr>
             </w:pPr>
             <w:r>
               <w:rPr>
@@ -2022,19 +1860,13 @@
         </w:tc>
       </w:tr>
     </w:tbl>
-    <w:p>
-      <w:pPr>
-        <w:rPr>
-          <w:rFonts w:hint="eastAsia"/>
-        </w:rPr>
-      </w:pPr>
-    </w:p>
+    <w:p/>
     <w:tbl>
       <w:tblPr>
-        <w:tblStyle w:val="TableGrid"/>
+        <w:tblStyle w:val="a9"/>
         <w:tblW w:w="0" w:type="auto"/>
         <w:tblInd w:w="357" w:type="dxa"/>
-        <w:tblLook w:val="04A0"/>
+        <w:tblLook w:val="04A0" w:firstRow="1" w:lastRow="0" w:firstColumn="1" w:lastColumn="0" w:noHBand="0" w:noVBand="1"/>
       </w:tblPr>
       <w:tblGrid>
         <w:gridCol w:w="1452"/>
@@ -2117,9 +1949,6 @@
           <w:p>
             <w:pPr>
               <w:ind w:left="0"/>
-              <w:rPr>
-                <w:rFonts w:hint="eastAsia"/>
-              </w:rPr>
             </w:pPr>
             <w:r>
               <w:rPr>
@@ -2136,9 +1965,6 @@
           <w:p>
             <w:pPr>
               <w:ind w:left="0"/>
-              <w:rPr>
-                <w:rFonts w:hint="eastAsia"/>
-              </w:rPr>
             </w:pPr>
             <w:r>
               <w:rPr>
@@ -2150,79 +1976,65 @@
         </w:tc>
       </w:tr>
     </w:tbl>
+    <w:p/>
     <w:p>
-      <w:pPr>
-        <w:rPr>
-          <w:rFonts w:hint="eastAsia"/>
-        </w:rPr>
-      </w:pPr>
+      <w:r>
+        <w:rPr>
+          <w:rFonts w:hint="eastAsia"/>
+        </w:rPr>
+        <w:t>catalog</w:t>
+      </w:r>
+      <w:r>
+        <w:rPr>
+          <w:rFonts w:hint="eastAsia"/>
+        </w:rPr>
+        <w:t>上更新系统表信息时，用</w:t>
+      </w:r>
+      <w:r>
+        <w:rPr>
+          <w:rFonts w:hint="eastAsia"/>
+        </w:rPr>
+        <w:t>cs id</w:t>
+      </w:r>
+      <w:r>
+        <w:rPr>
+          <w:rFonts w:hint="eastAsia"/>
+        </w:rPr>
+        <w:t>去匹配信息</w:t>
+      </w:r>
     </w:p>
     <w:p>
       <w:pPr>
-        <w:rPr>
-          <w:rFonts w:hint="eastAsia"/>
-        </w:rPr>
-      </w:pPr>
-      <w:r>
-        <w:rPr>
-          <w:rFonts w:hint="eastAsia"/>
-        </w:rPr>
-        <w:t>catalog</w:t>
-      </w:r>
-      <w:r>
-        <w:rPr>
-          <w:rFonts w:hint="eastAsia"/>
-        </w:rPr>
-        <w:t>上更新系统表信息时，用</w:t>
-      </w:r>
-      <w:r>
-        <w:rPr>
-          <w:rFonts w:hint="eastAsia"/>
-        </w:rPr>
-        <w:t>cs id</w:t>
-      </w:r>
-      <w:r>
-        <w:rPr>
-          <w:rFonts w:hint="eastAsia"/>
-        </w:rPr>
-        <w:t>去匹配信息</w:t>
+        <w:pStyle w:val="2"/>
+      </w:pPr>
+      <w:r>
+        <w:rPr>
+          <w:rFonts w:hint="eastAsia"/>
+        </w:rPr>
+        <w:t>CL</w:t>
+      </w:r>
+      <w:r>
+        <w:rPr>
+          <w:rFonts w:hint="eastAsia"/>
+        </w:rPr>
+        <w:t xml:space="preserve"> DD</w:t>
+      </w:r>
+      <w:r>
+        <w:rPr>
+          <w:rFonts w:hint="eastAsia"/>
+        </w:rPr>
+        <w:t>L</w:t>
+      </w:r>
+      <w:r>
+        <w:rPr>
+          <w:rFonts w:hint="eastAsia"/>
+        </w:rPr>
+        <w:t>操作流程</w:t>
       </w:r>
     </w:p>
     <w:p>
       <w:pPr>
-        <w:pStyle w:val="Heading2"/>
-        <w:rPr>
-          <w:rFonts w:hint="eastAsia"/>
-        </w:rPr>
-      </w:pPr>
-      <w:r>
-        <w:rPr>
-          <w:rFonts w:hint="eastAsia"/>
-        </w:rPr>
-        <w:t>CL</w:t>
-      </w:r>
-      <w:r>
-        <w:rPr>
-          <w:rFonts w:hint="eastAsia"/>
-        </w:rPr>
-        <w:t xml:space="preserve"> DD</w:t>
-      </w:r>
-      <w:r>
-        <w:rPr>
-          <w:rFonts w:hint="eastAsia"/>
-        </w:rPr>
-        <w:t>L</w:t>
-      </w:r>
-      <w:r>
-        <w:rPr>
-          <w:rFonts w:hint="eastAsia"/>
-        </w:rPr>
-        <w:t>操作流程</w:t>
-      </w:r>
-    </w:p>
-    <w:p>
-      <w:pPr>
-        <w:pStyle w:val="Heading3"/>
+        <w:pStyle w:val="3"/>
         <w:numPr>
           <w:ilvl w:val="0"/>
           <w:numId w:val="27"/>
@@ -2236,17 +2048,13 @@
       </w:r>
     </w:p>
     <w:p>
-      <w:pPr>
-        <w:rPr>
-          <w:rFonts w:hint="eastAsia"/>
-        </w:rPr>
-      </w:pPr>
+      <w:commentRangeStart w:id="0"/>
       <w:r>
         <w:rPr>
           <w:noProof/>
         </w:rPr>
         <w:drawing>
-          <wp:inline distT="0" distB="0" distL="0" distR="0">
+          <wp:inline distT="0" distB="0" distL="0" distR="0" wp14:anchorId="010743A1" wp14:editId="0EBA1AC8">
             <wp:extent cx="5272405" cy="5834380"/>
             <wp:effectExtent l="19050" t="0" r="4445" b="0"/>
             <wp:docPr id="5" name="Picture 2" descr="E:\sequoiadb\internal_doc\03.开发设计\rename\yt\jpg\createCL.jpg"/>
@@ -2291,13 +2099,20 @@
           </wp:inline>
         </w:drawing>
       </w:r>
+      <w:commentRangeEnd w:id="0"/>
+      <w:r>
+        <w:rPr>
+          <w:rStyle w:val="af0"/>
+        </w:rPr>
+        <w:commentReference w:id="0"/>
+      </w:r>
     </w:p>
     <w:tbl>
       <w:tblPr>
-        <w:tblStyle w:val="TableGrid"/>
+        <w:tblStyle w:val="a9"/>
         <w:tblW w:w="0" w:type="auto"/>
         <w:tblInd w:w="357" w:type="dxa"/>
-        <w:tblLook w:val="04A0"/>
+        <w:tblLook w:val="04A0" w:firstRow="1" w:lastRow="0" w:firstColumn="1" w:lastColumn="0" w:noHBand="0" w:noVBand="1"/>
       </w:tblPr>
       <w:tblGrid>
         <w:gridCol w:w="1452"/>
@@ -2403,9 +2218,6 @@
           <w:p>
             <w:pPr>
               <w:ind w:left="0"/>
-              <w:rPr>
-                <w:rFonts w:hint="eastAsia"/>
-              </w:rPr>
             </w:pPr>
             <w:r>
               <w:rPr>
@@ -2423,9 +2235,6 @@
           <w:p>
             <w:pPr>
               <w:ind w:left="0"/>
-              <w:rPr>
-                <w:rFonts w:hint="eastAsia"/>
-              </w:rPr>
             </w:pPr>
             <w:r>
               <w:rPr>
@@ -2437,19 +2246,13 @@
         </w:tc>
       </w:tr>
     </w:tbl>
-    <w:p>
-      <w:pPr>
-        <w:rPr>
-          <w:rFonts w:hint="eastAsia"/>
-        </w:rPr>
-      </w:pPr>
-    </w:p>
+    <w:p/>
     <w:tbl>
       <w:tblPr>
-        <w:tblStyle w:val="TableGrid"/>
+        <w:tblStyle w:val="a9"/>
         <w:tblW w:w="0" w:type="auto"/>
         <w:tblInd w:w="357" w:type="dxa"/>
-        <w:tblLook w:val="04A0"/>
+        <w:tblLook w:val="04A0" w:firstRow="1" w:lastRow="0" w:firstColumn="1" w:lastColumn="0" w:noHBand="0" w:noVBand="1"/>
       </w:tblPr>
       <w:tblGrid>
         <w:gridCol w:w="1452"/>
@@ -2543,9 +2346,6 @@
           <w:p>
             <w:pPr>
               <w:ind w:left="0"/>
-              <w:rPr>
-                <w:rFonts w:hint="eastAsia"/>
-              </w:rPr>
             </w:pPr>
             <w:r>
               <w:rPr>
@@ -2562,9 +2362,6 @@
           <w:p>
             <w:pPr>
               <w:ind w:left="0"/>
-              <w:rPr>
-                <w:rFonts w:hint="eastAsia"/>
-              </w:rPr>
             </w:pPr>
             <w:r>
               <w:rPr>
@@ -2600,19 +2397,13 @@
         </w:tc>
       </w:tr>
     </w:tbl>
-    <w:p>
-      <w:pPr>
-        <w:rPr>
-          <w:rFonts w:hint="eastAsia"/>
-        </w:rPr>
-      </w:pPr>
-    </w:p>
+    <w:p/>
     <w:tbl>
       <w:tblPr>
-        <w:tblStyle w:val="TableGrid"/>
+        <w:tblStyle w:val="a9"/>
         <w:tblW w:w="0" w:type="auto"/>
         <w:tblInd w:w="357" w:type="dxa"/>
-        <w:tblLook w:val="04A0"/>
+        <w:tblLook w:val="04A0" w:firstRow="1" w:lastRow="0" w:firstColumn="1" w:lastColumn="0" w:noHBand="0" w:noVBand="1"/>
       </w:tblPr>
       <w:tblGrid>
         <w:gridCol w:w="1452"/>
@@ -2694,9 +2485,6 @@
           <w:p>
             <w:pPr>
               <w:ind w:left="0"/>
-              <w:rPr>
-                <w:rFonts w:hint="eastAsia"/>
-              </w:rPr>
             </w:pPr>
             <w:r>
               <w:rPr>
@@ -2713,9 +2501,6 @@
           <w:p>
             <w:pPr>
               <w:ind w:left="0"/>
-              <w:rPr>
-                <w:rFonts w:hint="eastAsia"/>
-              </w:rPr>
             </w:pPr>
             <w:r>
               <w:rPr>
@@ -2745,19 +2530,13 @@
         </w:tc>
       </w:tr>
     </w:tbl>
-    <w:p>
-      <w:pPr>
-        <w:rPr>
-          <w:rFonts w:hint="eastAsia"/>
-        </w:rPr>
-      </w:pPr>
-    </w:p>
+    <w:p/>
     <w:tbl>
       <w:tblPr>
-        <w:tblStyle w:val="TableGrid"/>
+        <w:tblStyle w:val="a9"/>
         <w:tblW w:w="0" w:type="auto"/>
         <w:tblInd w:w="357" w:type="dxa"/>
-        <w:tblLook w:val="04A0"/>
+        <w:tblLook w:val="04A0" w:firstRow="1" w:lastRow="0" w:firstColumn="1" w:lastColumn="0" w:noHBand="0" w:noVBand="1"/>
       </w:tblPr>
       <w:tblGrid>
         <w:gridCol w:w="1452"/>
@@ -2839,9 +2618,6 @@
           <w:p>
             <w:pPr>
               <w:ind w:left="0"/>
-              <w:rPr>
-                <w:rFonts w:hint="eastAsia"/>
-              </w:rPr>
             </w:pPr>
             <w:r>
               <w:rPr>
@@ -2858,9 +2634,6 @@
           <w:p>
             <w:pPr>
               <w:ind w:left="0"/>
-              <w:rPr>
-                <w:rFonts w:hint="eastAsia"/>
-              </w:rPr>
             </w:pPr>
             <w:r>
               <w:rPr>
@@ -2875,14 +2648,11 @@
     <w:p/>
     <w:p>
       <w:pPr>
-        <w:pStyle w:val="Heading3"/>
+        <w:pStyle w:val="3"/>
         <w:numPr>
           <w:ilvl w:val="0"/>
           <w:numId w:val="27"/>
         </w:numPr>
-        <w:rPr>
-          <w:rFonts w:hint="eastAsia"/>
-        </w:rPr>
       </w:pPr>
       <w:r>
         <w:rPr>
@@ -2897,7 +2667,7 @@
           <w:noProof/>
         </w:rPr>
         <w:drawing>
-          <wp:inline distT="0" distB="0" distL="0" distR="0">
+          <wp:inline distT="0" distB="0" distL="0" distR="0" wp14:anchorId="14A23357" wp14:editId="2D9856ED">
             <wp:extent cx="5257800" cy="4857750"/>
             <wp:effectExtent l="19050" t="0" r="0" b="0"/>
             <wp:docPr id="6" name="Picture 3" descr="E:\sequoiadb\internal_doc\03.开发设计\rename\yt\jpg\dropCL.jpg"/>
@@ -2914,7 +2684,7 @@
                     </pic:cNvPicPr>
                   </pic:nvPicPr>
                   <pic:blipFill>
-                    <a:blip r:embed="rId13"/>
+                    <a:blip r:embed="rId15"/>
                     <a:srcRect/>
                     <a:stretch>
                       <a:fillRect/>
@@ -2958,11 +2728,6 @@
       </w:r>
     </w:p>
     <w:p>
-      <w:pPr>
-        <w:rPr>
-          <w:rFonts w:hint="eastAsia"/>
-        </w:rPr>
-      </w:pPr>
       <w:r>
         <w:rPr>
           <w:rFonts w:hint="eastAsia"/>
@@ -2983,19 +2748,13 @@
         <w:t>MB</w:t>
       </w:r>
     </w:p>
-    <w:p>
-      <w:pPr>
-        <w:rPr>
-          <w:rFonts w:hint="eastAsia"/>
-        </w:rPr>
-      </w:pPr>
-    </w:p>
+    <w:p/>
     <w:tbl>
       <w:tblPr>
-        <w:tblStyle w:val="TableGrid"/>
+        <w:tblStyle w:val="a9"/>
         <w:tblW w:w="0" w:type="auto"/>
         <w:tblInd w:w="357" w:type="dxa"/>
-        <w:tblLook w:val="04A0"/>
+        <w:tblLook w:val="04A0" w:firstRow="1" w:lastRow="0" w:firstColumn="1" w:lastColumn="0" w:noHBand="0" w:noVBand="1"/>
       </w:tblPr>
       <w:tblGrid>
         <w:gridCol w:w="1452"/>
@@ -3077,9 +2836,6 @@
           <w:p>
             <w:pPr>
               <w:ind w:left="0"/>
-              <w:rPr>
-                <w:rFonts w:hint="eastAsia"/>
-              </w:rPr>
             </w:pPr>
             <w:r>
               <w:rPr>
@@ -3096,9 +2852,6 @@
           <w:p>
             <w:pPr>
               <w:ind w:left="0"/>
-              <w:rPr>
-                <w:rFonts w:hint="eastAsia"/>
-              </w:rPr>
             </w:pPr>
             <w:r>
               <w:rPr>
@@ -3110,19 +2863,13 @@
         </w:tc>
       </w:tr>
     </w:tbl>
-    <w:p>
-      <w:pPr>
-        <w:rPr>
-          <w:rFonts w:hint="eastAsia"/>
-        </w:rPr>
-      </w:pPr>
-    </w:p>
+    <w:p/>
     <w:tbl>
       <w:tblPr>
-        <w:tblStyle w:val="TableGrid"/>
+        <w:tblStyle w:val="a9"/>
         <w:tblW w:w="0" w:type="auto"/>
         <w:tblInd w:w="357" w:type="dxa"/>
-        <w:tblLook w:val="04A0"/>
+        <w:tblLook w:val="04A0" w:firstRow="1" w:lastRow="0" w:firstColumn="1" w:lastColumn="0" w:noHBand="0" w:noVBand="1"/>
       </w:tblPr>
       <w:tblGrid>
         <w:gridCol w:w="1452"/>
@@ -3204,9 +2951,6 @@
           <w:p>
             <w:pPr>
               <w:ind w:left="0"/>
-              <w:rPr>
-                <w:rFonts w:hint="eastAsia"/>
-              </w:rPr>
             </w:pPr>
             <w:r>
               <w:rPr>
@@ -3223,9 +2967,6 @@
           <w:p>
             <w:pPr>
               <w:ind w:left="0"/>
-              <w:rPr>
-                <w:rFonts w:hint="eastAsia"/>
-              </w:rPr>
             </w:pPr>
             <w:r>
               <w:rPr>
@@ -3255,19 +2996,13 @@
         </w:tc>
       </w:tr>
     </w:tbl>
-    <w:p>
-      <w:pPr>
-        <w:rPr>
-          <w:rFonts w:hint="eastAsia"/>
-        </w:rPr>
-      </w:pPr>
-    </w:p>
+    <w:p/>
     <w:tbl>
       <w:tblPr>
-        <w:tblStyle w:val="TableGrid"/>
+        <w:tblStyle w:val="a9"/>
         <w:tblW w:w="0" w:type="auto"/>
         <w:tblInd w:w="357" w:type="dxa"/>
-        <w:tblLook w:val="04A0"/>
+        <w:tblLook w:val="04A0" w:firstRow="1" w:lastRow="0" w:firstColumn="1" w:lastColumn="0" w:noHBand="0" w:noVBand="1"/>
       </w:tblPr>
       <w:tblGrid>
         <w:gridCol w:w="1452"/>
@@ -3349,9 +3084,6 @@
           <w:p>
             <w:pPr>
               <w:ind w:left="0"/>
-              <w:rPr>
-                <w:rFonts w:hint="eastAsia"/>
-              </w:rPr>
             </w:pPr>
             <w:r>
               <w:rPr>
@@ -3368,9 +3100,6 @@
           <w:p>
             <w:pPr>
               <w:ind w:left="0"/>
-              <w:rPr>
-                <w:rFonts w:hint="eastAsia"/>
-              </w:rPr>
             </w:pPr>
             <w:r>
               <w:rPr>
@@ -3400,19 +3129,13 @@
         </w:tc>
       </w:tr>
     </w:tbl>
-    <w:p>
-      <w:pPr>
-        <w:rPr>
-          <w:rFonts w:hint="eastAsia"/>
-        </w:rPr>
-      </w:pPr>
-    </w:p>
+    <w:p/>
     <w:tbl>
       <w:tblPr>
-        <w:tblStyle w:val="TableGrid"/>
+        <w:tblStyle w:val="a9"/>
         <w:tblW w:w="0" w:type="auto"/>
         <w:tblInd w:w="357" w:type="dxa"/>
-        <w:tblLook w:val="04A0"/>
+        <w:tblLook w:val="04A0" w:firstRow="1" w:lastRow="0" w:firstColumn="1" w:lastColumn="0" w:noHBand="0" w:noVBand="1"/>
       </w:tblPr>
       <w:tblGrid>
         <w:gridCol w:w="1452"/>
@@ -3494,9 +3217,6 @@
           <w:p>
             <w:pPr>
               <w:ind w:left="0"/>
-              <w:rPr>
-                <w:rFonts w:hint="eastAsia"/>
-              </w:rPr>
             </w:pPr>
             <w:r>
               <w:rPr>
@@ -3513,9 +3233,6 @@
           <w:p>
             <w:pPr>
               <w:ind w:left="0"/>
-              <w:rPr>
-                <w:rFonts w:hint="eastAsia"/>
-              </w:rPr>
             </w:pPr>
             <w:r>
               <w:rPr>
@@ -3530,14 +3247,11 @@
     <w:p/>
     <w:p>
       <w:pPr>
-        <w:pStyle w:val="Heading3"/>
+        <w:pStyle w:val="3"/>
         <w:numPr>
           <w:ilvl w:val="0"/>
           <w:numId w:val="27"/>
         </w:numPr>
-        <w:rPr>
-          <w:rFonts w:hint="eastAsia"/>
-        </w:rPr>
       </w:pPr>
       <w:r>
         <w:rPr>
@@ -3553,7 +3267,7 @@
           <w:noProof/>
         </w:rPr>
         <w:drawing>
-          <wp:inline distT="0" distB="0" distL="0" distR="0">
+          <wp:inline distT="0" distB="0" distL="0" distR="0" wp14:anchorId="484B9AC6" wp14:editId="177D89DE">
             <wp:extent cx="5272405" cy="3634105"/>
             <wp:effectExtent l="19050" t="0" r="4445" b="0"/>
             <wp:docPr id="52" name="Picture 40" descr="E:\sequoiadb\internal_doc\03.开发设计\rename\yt\jpg\getCL.jpg"/>
@@ -3570,7 +3284,7 @@
                     </pic:cNvPicPr>
                   </pic:nvPicPr>
                   <pic:blipFill>
-                    <a:blip r:embed="rId14"/>
+                    <a:blip r:embed="rId16"/>
                     <a:srcRect/>
                     <a:stretch>
                       <a:fillRect/>
@@ -3609,14 +3323,11 @@
     </w:p>
     <w:p>
       <w:pPr>
-        <w:pStyle w:val="Heading3"/>
+        <w:pStyle w:val="3"/>
         <w:numPr>
           <w:ilvl w:val="0"/>
           <w:numId w:val="27"/>
         </w:numPr>
-        <w:rPr>
-          <w:rFonts w:hint="eastAsia"/>
-        </w:rPr>
       </w:pPr>
       <w:r>
         <w:rPr>
@@ -3633,14 +3344,12 @@
       </w:r>
     </w:p>
     <w:p>
-      <w:pPr>
-        <w:rPr>
-          <w:rFonts w:hint="eastAsia"/>
-        </w:rPr>
-      </w:pPr>
-      <w:r>
+      <w:r>
+        <w:rPr>
+          <w:noProof/>
+        </w:rPr>
         <w:drawing>
-          <wp:inline distT="0" distB="0" distL="0" distR="0">
+          <wp:inline distT="0" distB="0" distL="0" distR="0" wp14:anchorId="461EC30B" wp14:editId="252D5C15">
             <wp:extent cx="5274310" cy="7613466"/>
             <wp:effectExtent l="19050" t="0" r="2540" b="0"/>
             <wp:docPr id="47" name="Picture 2"/>
@@ -3657,7 +3366,7 @@
                     </pic:cNvPicPr>
                   </pic:nvPicPr>
                   <pic:blipFill>
-                    <a:blip r:embed="rId15"/>
+                    <a:blip r:embed="rId17"/>
                     <a:srcRect/>
                     <a:stretch>
                       <a:fillRect/>
@@ -3686,19 +3395,13 @@
         </w:drawing>
       </w:r>
     </w:p>
-    <w:p>
-      <w:pPr>
-        <w:rPr>
-          <w:rFonts w:hint="eastAsia"/>
-        </w:rPr>
-      </w:pPr>
-    </w:p>
+    <w:p/>
     <w:tbl>
       <w:tblPr>
-        <w:tblStyle w:val="TableGrid"/>
+        <w:tblStyle w:val="a9"/>
         <w:tblW w:w="0" w:type="auto"/>
         <w:tblInd w:w="357" w:type="dxa"/>
-        <w:tblLook w:val="04A0"/>
+        <w:tblLook w:val="04A0" w:firstRow="1" w:lastRow="0" w:firstColumn="1" w:lastColumn="0" w:noHBand="0" w:noVBand="1"/>
       </w:tblPr>
       <w:tblGrid>
         <w:gridCol w:w="1452"/>
@@ -3781,9 +3484,6 @@
           <w:p>
             <w:pPr>
               <w:ind w:left="0"/>
-              <w:rPr>
-                <w:rFonts w:hint="eastAsia"/>
-              </w:rPr>
             </w:pPr>
             <w:r>
               <w:rPr>
@@ -3800,9 +3500,6 @@
           <w:p>
             <w:pPr>
               <w:ind w:left="0"/>
-              <w:rPr>
-                <w:rFonts w:hint="eastAsia"/>
-              </w:rPr>
             </w:pPr>
             <w:r>
               <w:rPr>
@@ -3814,19 +3511,13 @@
         </w:tc>
       </w:tr>
     </w:tbl>
-    <w:p>
-      <w:pPr>
-        <w:rPr>
-          <w:rFonts w:hint="eastAsia"/>
-        </w:rPr>
-      </w:pPr>
-    </w:p>
+    <w:p/>
     <w:tbl>
       <w:tblPr>
-        <w:tblStyle w:val="TableGrid"/>
+        <w:tblStyle w:val="a9"/>
         <w:tblW w:w="0" w:type="auto"/>
         <w:tblInd w:w="357" w:type="dxa"/>
-        <w:tblLook w:val="04A0"/>
+        <w:tblLook w:val="04A0" w:firstRow="1" w:lastRow="0" w:firstColumn="1" w:lastColumn="0" w:noHBand="0" w:noVBand="1"/>
       </w:tblPr>
       <w:tblGrid>
         <w:gridCol w:w="1452"/>
@@ -3908,9 +3599,6 @@
           <w:p>
             <w:pPr>
               <w:ind w:left="0"/>
-              <w:rPr>
-                <w:rFonts w:hint="eastAsia"/>
-              </w:rPr>
             </w:pPr>
             <w:r>
               <w:rPr>
@@ -3927,9 +3615,6 @@
           <w:p>
             <w:pPr>
               <w:ind w:left="0"/>
-              <w:rPr>
-                <w:rFonts w:hint="eastAsia"/>
-              </w:rPr>
             </w:pPr>
             <w:r>
               <w:rPr>
@@ -3959,19 +3644,13 @@
         </w:tc>
       </w:tr>
     </w:tbl>
-    <w:p>
-      <w:pPr>
-        <w:rPr>
-          <w:rFonts w:hint="eastAsia"/>
-        </w:rPr>
-      </w:pPr>
-    </w:p>
+    <w:p/>
     <w:tbl>
       <w:tblPr>
-        <w:tblStyle w:val="TableGrid"/>
+        <w:tblStyle w:val="a9"/>
         <w:tblW w:w="0" w:type="auto"/>
         <w:tblInd w:w="357" w:type="dxa"/>
-        <w:tblLook w:val="04A0"/>
+        <w:tblLook w:val="04A0" w:firstRow="1" w:lastRow="0" w:firstColumn="1" w:lastColumn="0" w:noHBand="0" w:noVBand="1"/>
       </w:tblPr>
       <w:tblGrid>
         <w:gridCol w:w="1452"/>
@@ -4053,9 +3732,6 @@
           <w:p>
             <w:pPr>
               <w:ind w:left="0"/>
-              <w:rPr>
-                <w:rFonts w:hint="eastAsia"/>
-              </w:rPr>
             </w:pPr>
             <w:r>
               <w:rPr>
@@ -4072,9 +3748,6 @@
           <w:p>
             <w:pPr>
               <w:ind w:left="0"/>
-              <w:rPr>
-                <w:rFonts w:hint="eastAsia"/>
-              </w:rPr>
             </w:pPr>
             <w:r>
               <w:rPr>
@@ -4104,19 +3777,13 @@
         </w:tc>
       </w:tr>
     </w:tbl>
-    <w:p>
-      <w:pPr>
-        <w:rPr>
-          <w:rFonts w:hint="eastAsia"/>
-        </w:rPr>
-      </w:pPr>
-    </w:p>
+    <w:p/>
     <w:tbl>
       <w:tblPr>
-        <w:tblStyle w:val="TableGrid"/>
+        <w:tblStyle w:val="a9"/>
         <w:tblW w:w="0" w:type="auto"/>
         <w:tblInd w:w="357" w:type="dxa"/>
-        <w:tblLook w:val="04A0"/>
+        <w:tblLook w:val="04A0" w:firstRow="1" w:lastRow="0" w:firstColumn="1" w:lastColumn="0" w:noHBand="0" w:noVBand="1"/>
       </w:tblPr>
       <w:tblGrid>
         <w:gridCol w:w="1452"/>
@@ -4198,9 +3865,6 @@
           <w:p>
             <w:pPr>
               <w:ind w:left="0"/>
-              <w:rPr>
-                <w:rFonts w:hint="eastAsia"/>
-              </w:rPr>
             </w:pPr>
             <w:r>
               <w:rPr>
@@ -4217,9 +3881,6 @@
           <w:p>
             <w:pPr>
               <w:ind w:left="0"/>
-              <w:rPr>
-                <w:rFonts w:hint="eastAsia"/>
-              </w:rPr>
             </w:pPr>
             <w:r>
               <w:rPr>
@@ -4231,68 +3892,59 @@
         </w:tc>
       </w:tr>
     </w:tbl>
+    <w:p/>
     <w:p>
-      <w:pPr>
-        <w:rPr>
-          <w:rFonts w:hint="eastAsia"/>
-        </w:rPr>
-      </w:pPr>
+      <w:r>
+        <w:rPr>
+          <w:rFonts w:hint="eastAsia"/>
+        </w:rPr>
+        <w:t>catalog</w:t>
+      </w:r>
+      <w:r>
+        <w:rPr>
+          <w:rFonts w:hint="eastAsia"/>
+        </w:rPr>
+        <w:t>上更新系统表信息时，用</w:t>
+      </w:r>
+      <w:r>
+        <w:rPr>
+          <w:rFonts w:hint="eastAsia"/>
+        </w:rPr>
+        <w:t>cl id</w:t>
+      </w:r>
+      <w:r>
+        <w:rPr>
+          <w:rFonts w:hint="eastAsia"/>
+        </w:rPr>
+        <w:t>去匹配信息</w:t>
+      </w:r>
     </w:p>
     <w:p>
-      <w:r>
-        <w:rPr>
-          <w:rFonts w:hint="eastAsia"/>
-        </w:rPr>
-        <w:t>catalog</w:t>
-      </w:r>
-      <w:r>
-        <w:rPr>
-          <w:rFonts w:hint="eastAsia"/>
-        </w:rPr>
-        <w:t>上更新系统表信息时，用</w:t>
-      </w:r>
-      <w:r>
-        <w:rPr>
-          <w:rFonts w:hint="eastAsia"/>
-        </w:rPr>
-        <w:t>cl id</w:t>
-      </w:r>
-      <w:r>
-        <w:rPr>
-          <w:rFonts w:hint="eastAsia"/>
-        </w:rPr>
-        <w:t>去匹配信息</w:t>
+      <w:pPr>
+        <w:pStyle w:val="3"/>
+      </w:pPr>
+      <w:r>
+        <w:rPr>
+          <w:rFonts w:hint="eastAsia"/>
+        </w:rPr>
+        <w:lastRenderedPageBreak/>
+        <w:t>attach</w:t>
+      </w:r>
+      <w:r>
+        <w:rPr>
+          <w:rFonts w:hint="eastAsia"/>
+        </w:rPr>
+        <w:t xml:space="preserve"> cl</w:t>
       </w:r>
     </w:p>
     <w:p>
-      <w:pPr>
-        <w:pStyle w:val="Heading3"/>
-        <w:rPr>
-          <w:rFonts w:hint="eastAsia"/>
-        </w:rPr>
-      </w:pPr>
-      <w:r>
-        <w:rPr>
-          <w:rFonts w:hint="eastAsia"/>
-        </w:rPr>
-        <w:lastRenderedPageBreak/>
-        <w:t>attach</w:t>
-      </w:r>
-      <w:r>
-        <w:rPr>
-          <w:rFonts w:hint="eastAsia"/>
-        </w:rPr>
-        <w:t xml:space="preserve"> cl</w:t>
-      </w:r>
-    </w:p>
-    <w:p>
       <w:r>
         <w:rPr>
           <w:rFonts w:hint="eastAsia"/>
           <w:noProof/>
         </w:rPr>
         <w:drawing>
-          <wp:inline distT="0" distB="0" distL="0" distR="0">
+          <wp:inline distT="0" distB="0" distL="0" distR="0" wp14:anchorId="5832585C" wp14:editId="1E74AD3F">
             <wp:extent cx="5257800" cy="4824730"/>
             <wp:effectExtent l="19050" t="0" r="0" b="0"/>
             <wp:docPr id="8" name="Picture 5" descr="E:\sequoiadb\internal_doc\03.开发设计\rename\yt\jpg\linkCL.jpg"/>
@@ -4309,7 +3961,7 @@
                     </pic:cNvPicPr>
                   </pic:nvPicPr>
                   <pic:blipFill>
-                    <a:blip r:embed="rId16" cstate="print"/>
+                    <a:blip r:embed="rId18" cstate="print"/>
                     <a:srcRect/>
                     <a:stretch>
                       <a:fillRect/>
@@ -4339,11 +3991,6 @@
       </w:r>
     </w:p>
     <w:p>
-      <w:pPr>
-        <w:rPr>
-          <w:rFonts w:hint="eastAsia"/>
-        </w:rPr>
-      </w:pPr>
       <w:r>
         <w:rPr>
           <w:rFonts w:hint="eastAsia"/>
@@ -4363,19 +4010,13 @@
         <w:t>：主要是更新编目信息、清除本地缓存</w:t>
       </w:r>
     </w:p>
-    <w:p>
-      <w:pPr>
-        <w:rPr>
-          <w:rFonts w:hint="eastAsia"/>
-        </w:rPr>
-      </w:pPr>
-    </w:p>
+    <w:p/>
     <w:tbl>
       <w:tblPr>
-        <w:tblStyle w:val="TableGrid"/>
+        <w:tblStyle w:val="a9"/>
         <w:tblW w:w="0" w:type="auto"/>
         <w:tblInd w:w="357" w:type="dxa"/>
-        <w:tblLook w:val="04A0"/>
+        <w:tblLook w:val="04A0" w:firstRow="1" w:lastRow="0" w:firstColumn="1" w:lastColumn="0" w:noHBand="0" w:noVBand="1"/>
       </w:tblPr>
       <w:tblGrid>
         <w:gridCol w:w="1452"/>
@@ -4457,9 +4098,6 @@
           <w:p>
             <w:pPr>
               <w:ind w:left="0"/>
-              <w:rPr>
-                <w:rFonts w:hint="eastAsia"/>
-              </w:rPr>
             </w:pPr>
             <w:r>
               <w:rPr>
@@ -4476,9 +4114,6 @@
           <w:p>
             <w:pPr>
               <w:ind w:left="0"/>
-              <w:rPr>
-                <w:rFonts w:hint="eastAsia"/>
-              </w:rPr>
             </w:pPr>
             <w:r>
               <w:rPr>
@@ -4490,19 +4125,13 @@
         </w:tc>
       </w:tr>
     </w:tbl>
-    <w:p>
-      <w:pPr>
-        <w:rPr>
-          <w:rFonts w:hint="eastAsia"/>
-        </w:rPr>
-      </w:pPr>
-    </w:p>
+    <w:p/>
     <w:tbl>
       <w:tblPr>
-        <w:tblStyle w:val="TableGrid"/>
+        <w:tblStyle w:val="a9"/>
         <w:tblW w:w="0" w:type="auto"/>
         <w:tblInd w:w="357" w:type="dxa"/>
-        <w:tblLook w:val="04A0"/>
+        <w:tblLook w:val="04A0" w:firstRow="1" w:lastRow="0" w:firstColumn="1" w:lastColumn="0" w:noHBand="0" w:noVBand="1"/>
       </w:tblPr>
       <w:tblGrid>
         <w:gridCol w:w="1452"/>
@@ -4584,9 +4213,6 @@
           <w:p>
             <w:pPr>
               <w:ind w:left="0"/>
-              <w:rPr>
-                <w:rFonts w:hint="eastAsia"/>
-              </w:rPr>
             </w:pPr>
             <w:r>
               <w:rPr>
@@ -4603,9 +4229,6 @@
           <w:p>
             <w:pPr>
               <w:ind w:left="0"/>
-              <w:rPr>
-                <w:rFonts w:hint="eastAsia"/>
-              </w:rPr>
             </w:pPr>
             <w:r>
               <w:rPr>
@@ -4647,19 +4270,13 @@
         </w:tc>
       </w:tr>
     </w:tbl>
-    <w:p>
-      <w:pPr>
-        <w:rPr>
-          <w:rFonts w:hint="eastAsia"/>
-        </w:rPr>
-      </w:pPr>
-    </w:p>
+    <w:p/>
     <w:tbl>
       <w:tblPr>
-        <w:tblStyle w:val="TableGrid"/>
+        <w:tblStyle w:val="a9"/>
         <w:tblW w:w="0" w:type="auto"/>
         <w:tblInd w:w="357" w:type="dxa"/>
-        <w:tblLook w:val="04A0"/>
+        <w:tblLook w:val="04A0" w:firstRow="1" w:lastRow="0" w:firstColumn="1" w:lastColumn="0" w:noHBand="0" w:noVBand="1"/>
       </w:tblPr>
       <w:tblGrid>
         <w:gridCol w:w="1452"/>
@@ -4741,9 +4358,6 @@
           <w:p>
             <w:pPr>
               <w:ind w:left="0"/>
-              <w:rPr>
-                <w:rFonts w:hint="eastAsia"/>
-              </w:rPr>
             </w:pPr>
             <w:r>
               <w:rPr>
@@ -4760,9 +4374,6 @@
           <w:p>
             <w:pPr>
               <w:ind w:left="0"/>
-              <w:rPr>
-                <w:rFonts w:hint="eastAsia"/>
-              </w:rPr>
             </w:pPr>
             <w:r>
               <w:rPr>
@@ -4798,19 +4409,13 @@
         </w:tc>
       </w:tr>
     </w:tbl>
-    <w:p>
-      <w:pPr>
-        <w:rPr>
-          <w:rFonts w:hint="eastAsia"/>
-        </w:rPr>
-      </w:pPr>
-    </w:p>
+    <w:p/>
     <w:tbl>
       <w:tblPr>
-        <w:tblStyle w:val="TableGrid"/>
+        <w:tblStyle w:val="a9"/>
         <w:tblW w:w="0" w:type="auto"/>
         <w:tblInd w:w="357" w:type="dxa"/>
-        <w:tblLook w:val="04A0"/>
+        <w:tblLook w:val="04A0" w:firstRow="1" w:lastRow="0" w:firstColumn="1" w:lastColumn="0" w:noHBand="0" w:noVBand="1"/>
       </w:tblPr>
       <w:tblGrid>
         <w:gridCol w:w="1452"/>
@@ -4892,9 +4497,6 @@
           <w:p>
             <w:pPr>
               <w:ind w:left="0"/>
-              <w:rPr>
-                <w:rFonts w:hint="eastAsia"/>
-              </w:rPr>
             </w:pPr>
             <w:r>
               <w:rPr>
@@ -4912,9 +4514,6 @@
           <w:p>
             <w:pPr>
               <w:ind w:left="0"/>
-              <w:rPr>
-                <w:rFonts w:hint="eastAsia"/>
-              </w:rPr>
             </w:pPr>
             <w:r>
               <w:rPr>
@@ -4926,489 +4525,443 @@
         </w:tc>
       </w:tr>
     </w:tbl>
+    <w:p/>
     <w:p>
-      <w:pPr>
-        <w:rPr>
-          <w:rFonts w:hint="eastAsia"/>
-        </w:rPr>
-      </w:pPr>
+      <w:r>
+        <w:rPr>
+          <w:rFonts w:hint="eastAsia"/>
+        </w:rPr>
+        <w:t>catalog</w:t>
+      </w:r>
+      <w:r>
+        <w:rPr>
+          <w:rFonts w:hint="eastAsia"/>
+        </w:rPr>
+        <w:t>上更新系统表信息时，用</w:t>
+      </w:r>
+      <w:r>
+        <w:rPr>
+          <w:rFonts w:hint="eastAsia"/>
+        </w:rPr>
+        <w:t>cl id</w:t>
+      </w:r>
+      <w:r>
+        <w:rPr>
+          <w:rFonts w:hint="eastAsia"/>
+        </w:rPr>
+        <w:t>去匹配信息</w:t>
+      </w:r>
     </w:p>
     <w:p>
-      <w:pPr>
-        <w:rPr>
-          <w:rFonts w:hint="eastAsia"/>
-        </w:rPr>
-      </w:pPr>
-      <w:r>
-        <w:rPr>
-          <w:rFonts w:hint="eastAsia"/>
-        </w:rPr>
-        <w:t>catalog</w:t>
-      </w:r>
-      <w:r>
-        <w:rPr>
-          <w:rFonts w:hint="eastAsia"/>
-        </w:rPr>
-        <w:t>上更新系统表信息时，用</w:t>
-      </w:r>
-      <w:r>
-        <w:rPr>
-          <w:rFonts w:hint="eastAsia"/>
-        </w:rPr>
-        <w:t>cl id</w:t>
-      </w:r>
-      <w:r>
-        <w:rPr>
-          <w:rFonts w:hint="eastAsia"/>
-        </w:rPr>
-        <w:t>去匹配信息</w:t>
+      <w:r>
+        <w:rPr>
+          <w:rFonts w:hint="eastAsia"/>
+        </w:rPr>
+        <w:t>主表编目信息：</w:t>
       </w:r>
     </w:p>
     <w:p>
-      <w:pPr>
-        <w:rPr>
-          <w:rFonts w:hint="eastAsia"/>
-        </w:rPr>
-      </w:pPr>
-      <w:r>
-        <w:rPr>
-          <w:rFonts w:hint="eastAsia"/>
-        </w:rPr>
-        <w:t>主表编目信息：</w:t>
+      <w:r>
+        <w:t>{</w:t>
       </w:r>
     </w:p>
     <w:p>
       <w:r>
-        <w:t>{</w:t>
+        <w:t xml:space="preserve">  "Attribute": 0,</w:t>
       </w:r>
     </w:p>
     <w:p>
       <w:r>
-        <w:t xml:space="preserve">  "Attribute": 0,</w:t>
+        <w:t xml:space="preserve">  "AttributeDesc": "",</w:t>
       </w:r>
     </w:p>
     <w:p>
       <w:r>
-        <w:t xml:space="preserve">  "AttributeDesc": "",</w:t>
+        <w:t xml:space="preserve">  "CataInfo": [</w:t>
       </w:r>
     </w:p>
     <w:p>
       <w:r>
-        <w:t xml:space="preserve">  "CataInfo": [</w:t>
+        <w:t xml:space="preserve">    {</w:t>
       </w:r>
     </w:p>
     <w:p>
       <w:r>
-        <w:t xml:space="preserve">    {</w:t>
+        <w:t xml:space="preserve">      "ID": 1,</w:t>
       </w:r>
     </w:p>
     <w:p>
       <w:r>
-        <w:t xml:space="preserve">      "ID": 1,</w:t>
+        <w:t xml:space="preserve">      "SubCLName": "subcs.subcl",</w:t>
       </w:r>
     </w:p>
     <w:p>
       <w:pPr>
         <w:rPr>
-          <w:rFonts w:hint="eastAsia"/>
-        </w:rPr>
-      </w:pPr>
-      <w:r>
-        <w:t xml:space="preserve">      "SubCLName": "subcs.subcl",</w:t>
+          <w:color w:val="E36C0A" w:themeColor="accent6" w:themeShade="BF"/>
+        </w:rPr>
+      </w:pPr>
+      <w:r>
+        <w:rPr>
+          <w:rFonts w:hint="eastAsia"/>
+        </w:rPr>
+        <w:t xml:space="preserve">     </w:t>
+      </w:r>
+      <w:r>
+        <w:rPr>
+          <w:rFonts w:hint="eastAsia"/>
+          <w:color w:val="E36C0A" w:themeColor="accent6" w:themeShade="BF"/>
+        </w:rPr>
+        <w:t xml:space="preserve"> </w:t>
+      </w:r>
+      <w:r>
+        <w:rPr>
+          <w:color w:val="E36C0A" w:themeColor="accent6" w:themeShade="BF"/>
+        </w:rPr>
+        <w:t>"SubCL</w:t>
+      </w:r>
+      <w:r>
+        <w:rPr>
+          <w:rFonts w:hint="eastAsia"/>
+          <w:color w:val="E36C0A" w:themeColor="accent6" w:themeShade="BF"/>
+        </w:rPr>
+        <w:t>ID</w:t>
+      </w:r>
+      <w:r>
+        <w:rPr>
+          <w:color w:val="E36C0A" w:themeColor="accent6" w:themeShade="BF"/>
+        </w:rPr>
+        <w:t xml:space="preserve">": </w:t>
+      </w:r>
+      <w:r>
+        <w:rPr>
+          <w:rFonts w:hint="eastAsia"/>
+          <w:color w:val="E36C0A" w:themeColor="accent6" w:themeShade="BF"/>
+        </w:rPr>
+        <w:t>12345</w:t>
+      </w:r>
+      <w:r>
+        <w:rPr>
+          <w:color w:val="E36C0A" w:themeColor="accent6" w:themeShade="BF"/>
+        </w:rPr>
+        <w:t>,</w:t>
+      </w:r>
+      <w:r>
+        <w:rPr>
+          <w:rFonts w:hint="eastAsia"/>
+          <w:color w:val="E36C0A" w:themeColor="accent6" w:themeShade="BF"/>
+        </w:rPr>
+        <w:t xml:space="preserve">    //</w:t>
+      </w:r>
+      <w:r>
+        <w:rPr>
+          <w:rFonts w:hint="eastAsia"/>
+          <w:color w:val="E36C0A" w:themeColor="accent6" w:themeShade="BF"/>
+        </w:rPr>
+        <w:t>新增字段，以</w:t>
+      </w:r>
+      <w:r>
+        <w:rPr>
+          <w:rFonts w:hint="eastAsia"/>
+          <w:color w:val="E36C0A" w:themeColor="accent6" w:themeShade="BF"/>
+        </w:rPr>
+        <w:t>ID</w:t>
+      </w:r>
+      <w:r>
+        <w:rPr>
+          <w:rFonts w:hint="eastAsia"/>
+          <w:color w:val="E36C0A" w:themeColor="accent6" w:themeShade="BF"/>
+        </w:rPr>
+        <w:t>为准</w:t>
       </w:r>
     </w:p>
     <w:p>
-      <w:pPr>
-        <w:rPr>
-          <w:color w:val="E36C0A" w:themeColor="accent6" w:themeShade="BF"/>
-        </w:rPr>
-      </w:pPr>
-      <w:r>
-        <w:rPr>
-          <w:rFonts w:hint="eastAsia"/>
-        </w:rPr>
-        <w:t xml:space="preserve">     </w:t>
-      </w:r>
-      <w:r>
-        <w:rPr>
-          <w:rFonts w:hint="eastAsia"/>
-          <w:color w:val="E36C0A" w:themeColor="accent6" w:themeShade="BF"/>
-        </w:rPr>
-        <w:t xml:space="preserve"> </w:t>
-      </w:r>
-      <w:r>
-        <w:rPr>
-          <w:color w:val="E36C0A" w:themeColor="accent6" w:themeShade="BF"/>
-        </w:rPr>
-        <w:t>"SubCL</w:t>
-      </w:r>
-      <w:r>
-        <w:rPr>
-          <w:rFonts w:hint="eastAsia"/>
-          <w:color w:val="E36C0A" w:themeColor="accent6" w:themeShade="BF"/>
-        </w:rPr>
-        <w:t>ID</w:t>
-      </w:r>
-      <w:r>
-        <w:rPr>
-          <w:color w:val="E36C0A" w:themeColor="accent6" w:themeShade="BF"/>
-        </w:rPr>
-        <w:t xml:space="preserve">": </w:t>
-      </w:r>
-      <w:r>
-        <w:rPr>
-          <w:rFonts w:hint="eastAsia"/>
-          <w:color w:val="E36C0A" w:themeColor="accent6" w:themeShade="BF"/>
-        </w:rPr>
-        <w:t>12345</w:t>
-      </w:r>
-      <w:r>
-        <w:rPr>
-          <w:color w:val="E36C0A" w:themeColor="accent6" w:themeShade="BF"/>
-        </w:rPr>
-        <w:t>,</w:t>
-      </w:r>
-      <w:r>
-        <w:rPr>
-          <w:rFonts w:hint="eastAsia"/>
-          <w:color w:val="E36C0A" w:themeColor="accent6" w:themeShade="BF"/>
-        </w:rPr>
-        <w:t xml:space="preserve">    //</w:t>
-      </w:r>
-      <w:r>
-        <w:rPr>
-          <w:rFonts w:hint="eastAsia"/>
-          <w:color w:val="E36C0A" w:themeColor="accent6" w:themeShade="BF"/>
-        </w:rPr>
-        <w:t>新增字段，以</w:t>
-      </w:r>
-      <w:r>
-        <w:rPr>
-          <w:rFonts w:hint="eastAsia"/>
-          <w:color w:val="E36C0A" w:themeColor="accent6" w:themeShade="BF"/>
-        </w:rPr>
-        <w:t>ID</w:t>
-      </w:r>
-      <w:r>
-        <w:rPr>
-          <w:rFonts w:hint="eastAsia"/>
-          <w:color w:val="E36C0A" w:themeColor="accent6" w:themeShade="BF"/>
-        </w:rPr>
-        <w:t>为准</w:t>
+      <w:r>
+        <w:t xml:space="preserve">      "LowBound": {</w:t>
       </w:r>
     </w:p>
     <w:p>
       <w:r>
-        <w:t xml:space="preserve">      "LowBound": {</w:t>
+        <w:t xml:space="preserve">        "a": 0</w:t>
       </w:r>
     </w:p>
     <w:p>
       <w:r>
-        <w:t xml:space="preserve">        "a": 0</w:t>
+        <w:t xml:space="preserve">      },</w:t>
       </w:r>
     </w:p>
     <w:p>
       <w:r>
-        <w:t xml:space="preserve">      },</w:t>
+        <w:t xml:space="preserve">      "UpBound": {</w:t>
       </w:r>
     </w:p>
     <w:p>
       <w:r>
-        <w:t xml:space="preserve">      "UpBound": {</w:t>
+        <w:t xml:space="preserve">        "a": 10</w:t>
       </w:r>
     </w:p>
     <w:p>
       <w:r>
-        <w:t xml:space="preserve">        "a": 10</w:t>
+        <w:t xml:space="preserve">      }</w:t>
       </w:r>
     </w:p>
     <w:p>
       <w:r>
-        <w:t xml:space="preserve">      }</w:t>
+        <w:t xml:space="preserve">    }</w:t>
       </w:r>
     </w:p>
     <w:p>
       <w:r>
-        <w:t xml:space="preserve">    }</w:t>
+        <w:t xml:space="preserve">  ],</w:t>
       </w:r>
     </w:p>
     <w:p>
       <w:r>
-        <w:t xml:space="preserve">  ],</w:t>
+        <w:t xml:space="preserve">  "EnsureShardingIndex": true,</w:t>
       </w:r>
     </w:p>
     <w:p>
       <w:r>
-        <w:t xml:space="preserve">  "EnsureShardingIndex": true,</w:t>
+        <w:t xml:space="preserve">  "IsMainCL": true,</w:t>
       </w:r>
     </w:p>
     <w:p>
       <w:r>
-        <w:t xml:space="preserve">  "IsMainCL": true,</w:t>
+        <w:t xml:space="preserve">  "Name": "maincs.maincl",</w:t>
       </w:r>
     </w:p>
     <w:p>
       <w:r>
-        <w:t xml:space="preserve">  "Name": "maincs.maincl",</w:t>
+        <w:t xml:space="preserve">  </w:t>
+      </w:r>
+      <w:r>
+        <w:rPr>
+          <w:rFonts w:hint="eastAsia"/>
+        </w:rPr>
+        <w:t>……</w:t>
       </w:r>
     </w:p>
     <w:p>
       <w:r>
-        <w:t xml:space="preserve">  </w:t>
-      </w:r>
-      <w:r>
-        <w:rPr>
-          <w:rFonts w:hint="eastAsia"/>
-        </w:rPr>
-        <w:t>……</w:t>
+        <w:t>}</w:t>
       </w:r>
     </w:p>
     <w:p>
-      <w:pPr>
-        <w:rPr>
-          <w:rFonts w:hint="eastAsia"/>
-        </w:rPr>
-      </w:pPr>
-      <w:r>
-        <w:t>}</w:t>
+      <w:r>
+        <w:rPr>
+          <w:rFonts w:hint="eastAsia"/>
+        </w:rPr>
+        <w:t>子表编目信息：</w:t>
       </w:r>
     </w:p>
     <w:p>
-      <w:pPr>
-        <w:rPr>
-          <w:rFonts w:hint="eastAsia"/>
-        </w:rPr>
-      </w:pPr>
-      <w:r>
-        <w:rPr>
-          <w:rFonts w:hint="eastAsia"/>
-        </w:rPr>
-        <w:t>子表编目信息：</w:t>
+      <w:r>
+        <w:t>{</w:t>
       </w:r>
     </w:p>
     <w:p>
       <w:r>
-        <w:t>{</w:t>
+        <w:t xml:space="preserve">  "Attribute": 0,</w:t>
       </w:r>
     </w:p>
     <w:p>
       <w:r>
-        <w:t xml:space="preserve">  "Attribute": 0,</w:t>
+        <w:t xml:space="preserve">  "AttributeDesc": "",</w:t>
       </w:r>
     </w:p>
     <w:p>
       <w:r>
-        <w:t xml:space="preserve">  "AttributeDesc": "",</w:t>
+        <w:t xml:space="preserve">  "CataInfo": [</w:t>
       </w:r>
     </w:p>
     <w:p>
       <w:r>
-        <w:t xml:space="preserve">  "CataInfo": [</w:t>
+        <w:t xml:space="preserve">    {</w:t>
       </w:r>
     </w:p>
     <w:p>
       <w:r>
-        <w:t xml:space="preserve">    {</w:t>
+        <w:t xml:space="preserve">      "ID": 0,</w:t>
       </w:r>
     </w:p>
     <w:p>
       <w:r>
-        <w:t xml:space="preserve">      "ID": 0,</w:t>
+        <w:t xml:space="preserve">      "GroupID": 1000,</w:t>
       </w:r>
     </w:p>
     <w:p>
       <w:r>
-        <w:t xml:space="preserve">      "GroupID": 1000,</w:t>
+        <w:t xml:space="preserve">      "GroupName": "db1",</w:t>
       </w:r>
     </w:p>
     <w:p>
       <w:r>
-        <w:t xml:space="preserve">      "GroupName": "db1",</w:t>
+        <w:t xml:space="preserve">      "LowBound": {</w:t>
       </w:r>
     </w:p>
     <w:p>
       <w:r>
-        <w:t xml:space="preserve">      "LowBound": {</w:t>
+        <w:t xml:space="preserve">        "": 0</w:t>
       </w:r>
     </w:p>
     <w:p>
       <w:r>
-        <w:t xml:space="preserve">        "": 0</w:t>
+        <w:t xml:space="preserve">      },</w:t>
       </w:r>
     </w:p>
     <w:p>
       <w:r>
-        <w:t xml:space="preserve">      },</w:t>
+        <w:t xml:space="preserve">      "UpBound": {</w:t>
       </w:r>
     </w:p>
     <w:p>
       <w:r>
-        <w:t xml:space="preserve">      "UpBound": {</w:t>
+        <w:t xml:space="preserve">        "": 2048</w:t>
       </w:r>
     </w:p>
     <w:p>
       <w:r>
-        <w:t xml:space="preserve">        "": 2048</w:t>
+        <w:t xml:space="preserve">      }</w:t>
       </w:r>
     </w:p>
     <w:p>
       <w:r>
-        <w:t xml:space="preserve">      }</w:t>
+        <w:t xml:space="preserve">    },</w:t>
       </w:r>
     </w:p>
     <w:p>
       <w:r>
-        <w:t xml:space="preserve">    },</w:t>
+        <w:t xml:space="preserve">    </w:t>
+      </w:r>
+      <w:r>
+        <w:rPr>
+          <w:rFonts w:hint="eastAsia"/>
+        </w:rPr>
+        <w:t>……</w:t>
       </w:r>
     </w:p>
     <w:p>
       <w:r>
-        <w:t xml:space="preserve">    </w:t>
-      </w:r>
-      <w:r>
-        <w:rPr>
-          <w:rFonts w:hint="eastAsia"/>
-        </w:rPr>
-        <w:t>……</w:t>
+        <w:t xml:space="preserve">  ],</w:t>
       </w:r>
     </w:p>
     <w:p>
       <w:r>
-        <w:t xml:space="preserve">  ],</w:t>
+        <w:t xml:space="preserve">  "EnsureShardingIndex": true,</w:t>
       </w:r>
     </w:p>
     <w:p>
       <w:r>
-        <w:t xml:space="preserve">  "EnsureShardingIndex": true,</w:t>
+        <w:lastRenderedPageBreak/>
+        <w:t xml:space="preserve">  "InternalV": 3,</w:t>
       </w:r>
     </w:p>
     <w:p>
       <w:r>
-        <w:lastRenderedPageBreak/>
-        <w:t xml:space="preserve">  "InternalV": 3,</w:t>
+        <w:t xml:space="preserve">  "MainCLName": "maincs.maincl",</w:t>
       </w:r>
     </w:p>
     <w:p>
       <w:pPr>
         <w:rPr>
-          <w:rFonts w:hint="eastAsia"/>
-        </w:rPr>
-      </w:pPr>
-      <w:r>
-        <w:t xml:space="preserve">  "MainCLName": "maincs.maincl",</w:t>
+          <w:color w:val="E36C0A" w:themeColor="accent6" w:themeShade="BF"/>
+        </w:rPr>
+      </w:pPr>
+      <w:r>
+        <w:rPr>
+          <w:rFonts w:hint="eastAsia"/>
+        </w:rPr>
+        <w:t xml:space="preserve">  </w:t>
+      </w:r>
+      <w:r>
+        <w:rPr>
+          <w:color w:val="E36C0A" w:themeColor="accent6" w:themeShade="BF"/>
+        </w:rPr>
+        <w:t>"MainCL</w:t>
+      </w:r>
+      <w:r>
+        <w:rPr>
+          <w:rFonts w:hint="eastAsia"/>
+          <w:color w:val="E36C0A" w:themeColor="accent6" w:themeShade="BF"/>
+        </w:rPr>
+        <w:t>ID</w:t>
+      </w:r>
+      <w:r>
+        <w:rPr>
+          <w:color w:val="E36C0A" w:themeColor="accent6" w:themeShade="BF"/>
+        </w:rPr>
+        <w:t xml:space="preserve">": </w:t>
+      </w:r>
+      <w:r>
+        <w:rPr>
+          <w:rFonts w:hint="eastAsia"/>
+          <w:color w:val="E36C0A" w:themeColor="accent6" w:themeShade="BF"/>
+        </w:rPr>
+        <w:t>789</w:t>
+      </w:r>
+      <w:r>
+        <w:rPr>
+          <w:color w:val="E36C0A" w:themeColor="accent6" w:themeShade="BF"/>
+        </w:rPr>
+        <w:t>,</w:t>
+      </w:r>
+      <w:r>
+        <w:rPr>
+          <w:rFonts w:hint="eastAsia"/>
+          <w:color w:val="E36C0A" w:themeColor="accent6" w:themeShade="BF"/>
+        </w:rPr>
+        <w:t xml:space="preserve">             //</w:t>
+      </w:r>
+      <w:r>
+        <w:rPr>
+          <w:rFonts w:hint="eastAsia"/>
+          <w:color w:val="E36C0A" w:themeColor="accent6" w:themeShade="BF"/>
+        </w:rPr>
+        <w:t>新增字段</w:t>
       </w:r>
     </w:p>
     <w:p>
-      <w:pPr>
-        <w:rPr>
-          <w:color w:val="E36C0A" w:themeColor="accent6" w:themeShade="BF"/>
-        </w:rPr>
-      </w:pPr>
-      <w:r>
-        <w:rPr>
-          <w:rFonts w:hint="eastAsia"/>
-        </w:rPr>
-        <w:t xml:space="preserve">  </w:t>
-      </w:r>
-      <w:r>
-        <w:rPr>
-          <w:color w:val="E36C0A" w:themeColor="accent6" w:themeShade="BF"/>
-        </w:rPr>
-        <w:t>"MainCL</w:t>
-      </w:r>
-      <w:r>
-        <w:rPr>
-          <w:rFonts w:hint="eastAsia"/>
-          <w:color w:val="E36C0A" w:themeColor="accent6" w:themeShade="BF"/>
-        </w:rPr>
-        <w:t>ID</w:t>
-      </w:r>
-      <w:r>
-        <w:rPr>
-          <w:color w:val="E36C0A" w:themeColor="accent6" w:themeShade="BF"/>
-        </w:rPr>
-        <w:t xml:space="preserve">": </w:t>
-      </w:r>
-      <w:r>
-        <w:rPr>
-          <w:rFonts w:hint="eastAsia"/>
-          <w:color w:val="E36C0A" w:themeColor="accent6" w:themeShade="BF"/>
-        </w:rPr>
-        <w:t>789</w:t>
-      </w:r>
-      <w:r>
-        <w:rPr>
-          <w:color w:val="E36C0A" w:themeColor="accent6" w:themeShade="BF"/>
-        </w:rPr>
-        <w:t>,</w:t>
-      </w:r>
-      <w:r>
-        <w:rPr>
-          <w:rFonts w:hint="eastAsia"/>
-          <w:color w:val="E36C0A" w:themeColor="accent6" w:themeShade="BF"/>
-        </w:rPr>
-        <w:t xml:space="preserve">             //</w:t>
-      </w:r>
-      <w:r>
-        <w:rPr>
-          <w:rFonts w:hint="eastAsia"/>
-          <w:color w:val="E36C0A" w:themeColor="accent6" w:themeShade="BF"/>
-        </w:rPr>
-        <w:t>新增字段</w:t>
+      <w:r>
+        <w:t xml:space="preserve">  "Name": "subcs.subcl",</w:t>
       </w:r>
     </w:p>
     <w:p>
       <w:r>
-        <w:t xml:space="preserve">  "Name": "subcs.subcl",</w:t>
+        <w:t xml:space="preserve">  </w:t>
+      </w:r>
+      <w:r>
+        <w:rPr>
+          <w:rFonts w:hint="eastAsia"/>
+        </w:rPr>
+        <w:t>……</w:t>
       </w:r>
     </w:p>
     <w:p>
       <w:r>
-        <w:t xml:space="preserve">  </w:t>
-      </w:r>
-      <w:r>
-        <w:rPr>
-          <w:rFonts w:hint="eastAsia"/>
-        </w:rPr>
-        <w:t>……</w:t>
+        <w:t>}</w:t>
       </w:r>
     </w:p>
     <w:p>
       <w:pPr>
-        <w:rPr>
-          <w:rFonts w:hint="eastAsia"/>
-        </w:rPr>
-      </w:pPr>
-      <w:r>
-        <w:t>}</w:t>
+        <w:pStyle w:val="3"/>
+      </w:pPr>
+      <w:r>
+        <w:t>detach</w:t>
+      </w:r>
+      <w:r>
+        <w:rPr>
+          <w:rFonts w:hint="eastAsia"/>
+        </w:rPr>
+        <w:t xml:space="preserve"> cl</w:t>
       </w:r>
     </w:p>
     <w:p>
-      <w:pPr>
-        <w:pStyle w:val="Heading3"/>
-      </w:pPr>
-      <w:r>
-        <w:t>detach</w:t>
-      </w:r>
-      <w:r>
-        <w:rPr>
-          <w:rFonts w:hint="eastAsia"/>
-        </w:rPr>
-        <w:t xml:space="preserve"> cl</w:t>
-      </w:r>
-    </w:p>
-    <w:p>
-      <w:pPr>
-        <w:rPr>
-          <w:rFonts w:hint="eastAsia"/>
-        </w:rPr>
-      </w:pPr>
       <w:r>
         <w:rPr>
           <w:noProof/>
         </w:rPr>
         <w:drawing>
-          <wp:inline distT="0" distB="0" distL="0" distR="0">
+          <wp:inline distT="0" distB="0" distL="0" distR="0" wp14:anchorId="7D270BF8" wp14:editId="5E03313D">
             <wp:extent cx="5257800" cy="4824730"/>
             <wp:effectExtent l="19050" t="0" r="0" b="0"/>
             <wp:docPr id="9" name="Picture 6" descr="E:\sequoiadb\internal_doc\03.开发设计\rename\yt\jpg\unlinkCL.jpg"/>
@@ -5425,7 +4978,7 @@
                     </pic:cNvPicPr>
                   </pic:nvPicPr>
                   <pic:blipFill>
-                    <a:blip r:embed="rId17" cstate="print"/>
+                    <a:blip r:embed="rId19" cstate="print"/>
                     <a:srcRect/>
                     <a:stretch>
                       <a:fillRect/>
@@ -5456,10 +5009,10 @@
     </w:p>
     <w:tbl>
       <w:tblPr>
-        <w:tblStyle w:val="TableGrid"/>
+        <w:tblStyle w:val="a9"/>
         <w:tblW w:w="0" w:type="auto"/>
         <w:tblInd w:w="357" w:type="dxa"/>
-        <w:tblLook w:val="04A0"/>
+        <w:tblLook w:val="04A0" w:firstRow="1" w:lastRow="0" w:firstColumn="1" w:lastColumn="0" w:noHBand="0" w:noVBand="1"/>
       </w:tblPr>
       <w:tblGrid>
         <w:gridCol w:w="1452"/>
@@ -5541,9 +5094,6 @@
           <w:p>
             <w:pPr>
               <w:ind w:left="0"/>
-              <w:rPr>
-                <w:rFonts w:hint="eastAsia"/>
-              </w:rPr>
             </w:pPr>
             <w:r>
               <w:rPr>
@@ -5560,9 +5110,6 @@
           <w:p>
             <w:pPr>
               <w:ind w:left="0"/>
-              <w:rPr>
-                <w:rFonts w:hint="eastAsia"/>
-              </w:rPr>
             </w:pPr>
             <w:r>
               <w:rPr>
@@ -5574,19 +5121,13 @@
         </w:tc>
       </w:tr>
     </w:tbl>
-    <w:p>
-      <w:pPr>
-        <w:rPr>
-          <w:rFonts w:hint="eastAsia"/>
-        </w:rPr>
-      </w:pPr>
-    </w:p>
+    <w:p/>
     <w:tbl>
       <w:tblPr>
-        <w:tblStyle w:val="TableGrid"/>
+        <w:tblStyle w:val="a9"/>
         <w:tblW w:w="0" w:type="auto"/>
         <w:tblInd w:w="357" w:type="dxa"/>
-        <w:tblLook w:val="04A0"/>
+        <w:tblLook w:val="04A0" w:firstRow="1" w:lastRow="0" w:firstColumn="1" w:lastColumn="0" w:noHBand="0" w:noVBand="1"/>
       </w:tblPr>
       <w:tblGrid>
         <w:gridCol w:w="1452"/>
@@ -5668,9 +5209,6 @@
           <w:p>
             <w:pPr>
               <w:ind w:left="0"/>
-              <w:rPr>
-                <w:rFonts w:hint="eastAsia"/>
-              </w:rPr>
             </w:pPr>
             <w:r>
               <w:rPr>
@@ -5687,9 +5225,6 @@
           <w:p>
             <w:pPr>
               <w:ind w:left="0"/>
-              <w:rPr>
-                <w:rFonts w:hint="eastAsia"/>
-              </w:rPr>
             </w:pPr>
             <w:r>
               <w:rPr>
@@ -5731,19 +5266,13 @@
         </w:tc>
       </w:tr>
     </w:tbl>
-    <w:p>
-      <w:pPr>
-        <w:rPr>
-          <w:rFonts w:hint="eastAsia"/>
-        </w:rPr>
-      </w:pPr>
-    </w:p>
+    <w:p/>
     <w:tbl>
       <w:tblPr>
-        <w:tblStyle w:val="TableGrid"/>
+        <w:tblStyle w:val="a9"/>
         <w:tblW w:w="0" w:type="auto"/>
         <w:tblInd w:w="357" w:type="dxa"/>
-        <w:tblLook w:val="04A0"/>
+        <w:tblLook w:val="04A0" w:firstRow="1" w:lastRow="0" w:firstColumn="1" w:lastColumn="0" w:noHBand="0" w:noVBand="1"/>
       </w:tblPr>
       <w:tblGrid>
         <w:gridCol w:w="1452"/>
@@ -5826,9 +5355,6 @@
           <w:p>
             <w:pPr>
               <w:ind w:left="0"/>
-              <w:rPr>
-                <w:rFonts w:hint="eastAsia"/>
-              </w:rPr>
             </w:pPr>
             <w:r>
               <w:rPr>
@@ -5845,9 +5371,6 @@
           <w:p>
             <w:pPr>
               <w:ind w:left="0"/>
-              <w:rPr>
-                <w:rFonts w:hint="eastAsia"/>
-              </w:rPr>
             </w:pPr>
             <w:r>
               <w:rPr>
@@ -5883,19 +5406,13 @@
         </w:tc>
       </w:tr>
     </w:tbl>
-    <w:p>
-      <w:pPr>
-        <w:rPr>
-          <w:rFonts w:hint="eastAsia"/>
-        </w:rPr>
-      </w:pPr>
-    </w:p>
+    <w:p/>
     <w:tbl>
       <w:tblPr>
-        <w:tblStyle w:val="TableGrid"/>
+        <w:tblStyle w:val="a9"/>
         <w:tblW w:w="0" w:type="auto"/>
         <w:tblInd w:w="357" w:type="dxa"/>
-        <w:tblLook w:val="04A0"/>
+        <w:tblLook w:val="04A0" w:firstRow="1" w:lastRow="0" w:firstColumn="1" w:lastColumn="0" w:noHBand="0" w:noVBand="1"/>
       </w:tblPr>
       <w:tblGrid>
         <w:gridCol w:w="1452"/>
@@ -5977,9 +5494,6 @@
           <w:p>
             <w:pPr>
               <w:ind w:left="0"/>
-              <w:rPr>
-                <w:rFonts w:hint="eastAsia"/>
-              </w:rPr>
             </w:pPr>
             <w:r>
               <w:rPr>
@@ -5996,9 +5510,6 @@
           <w:p>
             <w:pPr>
               <w:ind w:left="0"/>
-              <w:rPr>
-                <w:rFonts w:hint="eastAsia"/>
-              </w:rPr>
             </w:pPr>
             <w:r>
               <w:rPr>
@@ -6013,10 +5524,7 @@
     <w:p/>
     <w:p>
       <w:pPr>
-        <w:pStyle w:val="Heading3"/>
-        <w:rPr>
-          <w:rFonts w:hint="eastAsia"/>
-        </w:rPr>
+        <w:pStyle w:val="3"/>
       </w:pPr>
       <w:r>
         <w:rPr>
@@ -6026,18 +5534,13 @@
       </w:r>
     </w:p>
     <w:p>
-      <w:pPr>
-        <w:rPr>
-          <w:rFonts w:hint="eastAsia"/>
-        </w:rPr>
-      </w:pPr>
       <w:r>
         <w:rPr>
           <w:rFonts w:hint="eastAsia"/>
           <w:noProof/>
         </w:rPr>
         <w:drawing>
-          <wp:inline distT="0" distB="0" distL="0" distR="0">
+          <wp:inline distT="0" distB="0" distL="0" distR="0" wp14:anchorId="3B84CCA6" wp14:editId="70ABCDD3">
             <wp:extent cx="5272405" cy="5472430"/>
             <wp:effectExtent l="19050" t="0" r="4445" b="0"/>
             <wp:docPr id="10" name="Picture 7" descr="E:\sequoiadb\internal_doc\03.开发设计\rename\yt\jpg\createIndex.jpg"/>
@@ -6054,7 +5557,7 @@
                     </pic:cNvPicPr>
                   </pic:nvPicPr>
                   <pic:blipFill>
-                    <a:blip r:embed="rId18"/>
+                    <a:blip r:embed="rId20"/>
                     <a:srcRect/>
                     <a:stretch>
                       <a:fillRect/>
@@ -6084,11 +5587,6 @@
       </w:r>
     </w:p>
     <w:p>
-      <w:pPr>
-        <w:rPr>
-          <w:rFonts w:hint="eastAsia"/>
-        </w:rPr>
-      </w:pPr>
       <w:r>
         <w:rPr>
           <w:rFonts w:hint="eastAsia"/>
@@ -6102,19 +5600,13 @@
         <w:t>在编目节点上只是加锁，并不修改编目信息</w:t>
       </w:r>
     </w:p>
-    <w:p>
-      <w:pPr>
-        <w:rPr>
-          <w:rFonts w:hint="eastAsia"/>
-        </w:rPr>
-      </w:pPr>
-    </w:p>
+    <w:p/>
     <w:tbl>
       <w:tblPr>
-        <w:tblStyle w:val="TableGrid"/>
+        <w:tblStyle w:val="a9"/>
         <w:tblW w:w="0" w:type="auto"/>
         <w:tblInd w:w="357" w:type="dxa"/>
-        <w:tblLook w:val="04A0"/>
+        <w:tblLook w:val="04A0" w:firstRow="1" w:lastRow="0" w:firstColumn="1" w:lastColumn="0" w:noHBand="0" w:noVBand="1"/>
       </w:tblPr>
       <w:tblGrid>
         <w:gridCol w:w="1452"/>
@@ -6196,9 +5688,6 @@
           <w:p>
             <w:pPr>
               <w:ind w:left="0"/>
-              <w:rPr>
-                <w:rFonts w:hint="eastAsia"/>
-              </w:rPr>
             </w:pPr>
             <w:r>
               <w:rPr>
@@ -6215,9 +5704,6 @@
           <w:p>
             <w:pPr>
               <w:ind w:left="0"/>
-              <w:rPr>
-                <w:rFonts w:hint="eastAsia"/>
-              </w:rPr>
             </w:pPr>
             <w:r>
               <w:rPr>
@@ -6229,19 +5715,13 @@
         </w:tc>
       </w:tr>
     </w:tbl>
-    <w:p>
-      <w:pPr>
-        <w:rPr>
-          <w:rFonts w:hint="eastAsia"/>
-        </w:rPr>
-      </w:pPr>
-    </w:p>
+    <w:p/>
     <w:tbl>
       <w:tblPr>
-        <w:tblStyle w:val="TableGrid"/>
+        <w:tblStyle w:val="a9"/>
         <w:tblW w:w="0" w:type="auto"/>
         <w:tblInd w:w="357" w:type="dxa"/>
-        <w:tblLook w:val="04A0"/>
+        <w:tblLook w:val="04A0" w:firstRow="1" w:lastRow="0" w:firstColumn="1" w:lastColumn="0" w:noHBand="0" w:noVBand="1"/>
       </w:tblPr>
       <w:tblGrid>
         <w:gridCol w:w="1452"/>
@@ -6323,9 +5803,6 @@
           <w:p>
             <w:pPr>
               <w:ind w:left="0"/>
-              <w:rPr>
-                <w:rFonts w:hint="eastAsia"/>
-              </w:rPr>
             </w:pPr>
             <w:r>
               <w:rPr>
@@ -6342,9 +5819,6 @@
           <w:p>
             <w:pPr>
               <w:ind w:left="0"/>
-              <w:rPr>
-                <w:rFonts w:hint="eastAsia"/>
-              </w:rPr>
             </w:pPr>
             <w:r>
               <w:rPr>
@@ -6374,19 +5848,13 @@
         </w:tc>
       </w:tr>
     </w:tbl>
-    <w:p>
-      <w:pPr>
-        <w:rPr>
-          <w:rFonts w:hint="eastAsia"/>
-        </w:rPr>
-      </w:pPr>
-    </w:p>
+    <w:p/>
     <w:tbl>
       <w:tblPr>
-        <w:tblStyle w:val="TableGrid"/>
+        <w:tblStyle w:val="a9"/>
         <w:tblW w:w="0" w:type="auto"/>
         <w:tblInd w:w="357" w:type="dxa"/>
-        <w:tblLook w:val="04A0"/>
+        <w:tblLook w:val="04A0" w:firstRow="1" w:lastRow="0" w:firstColumn="1" w:lastColumn="0" w:noHBand="0" w:noVBand="1"/>
       </w:tblPr>
       <w:tblGrid>
         <w:gridCol w:w="1452"/>
@@ -6468,23 +5936,20 @@
           <w:p>
             <w:pPr>
               <w:ind w:left="0"/>
-              <w:rPr>
-                <w:rFonts w:hint="eastAsia"/>
-              </w:rPr>
-            </w:pPr>
-            <w:commentRangeStart w:id="0"/>
+            </w:pPr>
+            <w:commentRangeStart w:id="2"/>
             <w:r>
               <w:rPr>
                 <w:rFonts w:hint="eastAsia"/>
               </w:rPr>
               <w:t>处理</w:t>
             </w:r>
-            <w:commentRangeEnd w:id="0"/>
-            <w:r>
-              <w:rPr>
-                <w:rStyle w:val="CommentReference"/>
-              </w:rPr>
-              <w:commentReference w:id="0"/>
+            <w:commentRangeEnd w:id="2"/>
+            <w:r>
+              <w:rPr>
+                <w:rStyle w:val="af0"/>
+              </w:rPr>
+              <w:commentReference w:id="2"/>
             </w:r>
             <w:r>
               <w:rPr>
@@ -6501,9 +5966,6 @@
           <w:p>
             <w:pPr>
               <w:ind w:left="0"/>
-              <w:rPr>
-                <w:rFonts w:hint="eastAsia"/>
-              </w:rPr>
             </w:pPr>
             <w:r>
               <w:rPr>
@@ -6533,19 +5995,13 @@
         </w:tc>
       </w:tr>
     </w:tbl>
-    <w:p>
-      <w:pPr>
-        <w:rPr>
-          <w:rFonts w:hint="eastAsia"/>
-        </w:rPr>
-      </w:pPr>
-    </w:p>
+    <w:p/>
     <w:tbl>
       <w:tblPr>
-        <w:tblStyle w:val="TableGrid"/>
+        <w:tblStyle w:val="a9"/>
         <w:tblW w:w="0" w:type="auto"/>
         <w:tblInd w:w="357" w:type="dxa"/>
-        <w:tblLook w:val="04A0"/>
+        <w:tblLook w:val="04A0" w:firstRow="1" w:lastRow="0" w:firstColumn="1" w:lastColumn="0" w:noHBand="0" w:noVBand="1"/>
       </w:tblPr>
       <w:tblGrid>
         <w:gridCol w:w="1452"/>
@@ -6627,9 +6083,6 @@
           <w:p>
             <w:pPr>
               <w:ind w:left="0"/>
-              <w:rPr>
-                <w:rFonts w:hint="eastAsia"/>
-              </w:rPr>
             </w:pPr>
             <w:r>
               <w:rPr>
@@ -6646,9 +6099,6 @@
           <w:p>
             <w:pPr>
               <w:ind w:left="0"/>
-              <w:rPr>
-                <w:rFonts w:hint="eastAsia"/>
-              </w:rPr>
             </w:pPr>
             <w:r>
               <w:rPr>
@@ -6660,38 +6110,29 @@
         </w:tc>
       </w:tr>
     </w:tbl>
+    <w:p/>
     <w:p>
       <w:pPr>
-        <w:rPr>
-          <w:rFonts w:hint="eastAsia"/>
-        </w:rPr>
-      </w:pPr>
+        <w:pStyle w:val="3"/>
+      </w:pPr>
+      <w:r>
+        <w:t>d</w:t>
+      </w:r>
+      <w:r>
+        <w:rPr>
+          <w:rFonts w:hint="eastAsia"/>
+        </w:rPr>
+        <w:t>rop index</w:t>
+      </w:r>
     </w:p>
     <w:p>
-      <w:pPr>
-        <w:pStyle w:val="Heading3"/>
-        <w:rPr>
-          <w:rFonts w:hint="eastAsia"/>
-        </w:rPr>
-      </w:pPr>
-      <w:r>
-        <w:t>d</w:t>
-      </w:r>
-      <w:r>
-        <w:rPr>
-          <w:rFonts w:hint="eastAsia"/>
-        </w:rPr>
-        <w:t>rop index</w:t>
-      </w:r>
-    </w:p>
-    <w:p>
       <w:r>
         <w:rPr>
           <w:rFonts w:hint="eastAsia"/>
           <w:noProof/>
         </w:rPr>
         <w:drawing>
-          <wp:inline distT="0" distB="0" distL="0" distR="0">
+          <wp:inline distT="0" distB="0" distL="0" distR="0" wp14:anchorId="0A040979" wp14:editId="57EC1723">
             <wp:extent cx="5257800" cy="3810000"/>
             <wp:effectExtent l="19050" t="0" r="0" b="0"/>
             <wp:docPr id="53" name="Picture 9" descr="E:\sequoiadb\internal_doc\03.开发设计\rename\yt\jpg\dropIndex.jpg"/>
@@ -6708,7 +6149,7 @@
                     </pic:cNvPicPr>
                   </pic:nvPicPr>
                   <pic:blipFill>
-                    <a:blip r:embed="rId20"/>
+                    <a:blip r:embed="rId21"/>
                     <a:srcRect/>
                     <a:stretch>
                       <a:fillRect/>
@@ -6745,50 +6186,41 @@
         <w:t>没有回滚流程</w:t>
       </w:r>
     </w:p>
+    <w:p/>
     <w:p>
-      <w:pPr>
-        <w:rPr>
-          <w:rFonts w:hint="eastAsia"/>
-        </w:rPr>
-      </w:pPr>
+      <w:r>
+        <w:rPr>
+          <w:rFonts w:hint="eastAsia"/>
+        </w:rPr>
+        <w:t>消息结构同</w:t>
+      </w:r>
+      <w:r>
+        <w:rPr>
+          <w:rFonts w:hint="eastAsia"/>
+        </w:rPr>
+        <w:t>create index</w:t>
+      </w:r>
     </w:p>
     <w:p>
-      <w:r>
-        <w:rPr>
-          <w:rFonts w:hint="eastAsia"/>
-        </w:rPr>
-        <w:t>消息结构同</w:t>
-      </w:r>
-      <w:r>
-        <w:rPr>
-          <w:rFonts w:hint="eastAsia"/>
-        </w:rPr>
-        <w:t>create index</w:t>
+      <w:pPr>
+        <w:pStyle w:val="3"/>
+      </w:pPr>
+      <w:r>
+        <w:rPr>
+          <w:rFonts w:hint="eastAsia"/>
+        </w:rPr>
+        <w:lastRenderedPageBreak/>
+        <w:t>create id index</w:t>
       </w:r>
     </w:p>
     <w:p>
-      <w:pPr>
-        <w:pStyle w:val="Heading3"/>
-        <w:rPr>
-          <w:rFonts w:hint="eastAsia"/>
-        </w:rPr>
-      </w:pPr>
-      <w:r>
-        <w:rPr>
-          <w:rFonts w:hint="eastAsia"/>
-        </w:rPr>
-        <w:lastRenderedPageBreak/>
-        <w:t>create id index</w:t>
-      </w:r>
-    </w:p>
-    <w:p>
       <w:r>
         <w:rPr>
           <w:rFonts w:hint="eastAsia"/>
           <w:noProof/>
         </w:rPr>
         <w:drawing>
-          <wp:inline distT="0" distB="0" distL="0" distR="0">
+          <wp:inline distT="0" distB="0" distL="0" distR="0" wp14:anchorId="17406BB0" wp14:editId="1D700DD7">
             <wp:extent cx="5272405" cy="3286125"/>
             <wp:effectExtent l="19050" t="0" r="4445" b="0"/>
             <wp:docPr id="11" name="Picture 8" descr="E:\sequoiadb\internal_doc\03.开发设计\rename\yt\jpg\createIdIndex.jpg"/>
@@ -6805,7 +6237,7 @@
                     </pic:cNvPicPr>
                   </pic:nvPicPr>
                   <pic:blipFill>
-                    <a:blip r:embed="rId21" cstate="print"/>
+                    <a:blip r:embed="rId22" cstate="print"/>
                     <a:srcRect/>
                     <a:stretch>
                       <a:fillRect/>
@@ -6843,74 +6275,60 @@
       </w:r>
     </w:p>
     <w:p>
-      <w:pPr>
-        <w:rPr>
-          <w:rFonts w:hint="eastAsia"/>
-        </w:rPr>
-      </w:pPr>
       <w:r>
         <w:rPr>
           <w:rFonts w:hint="eastAsia"/>
         </w:rPr>
         <w:t>没有回滚流程</w:t>
+      </w:r>
+    </w:p>
+    <w:p/>
+    <w:p>
+      <w:r>
+        <w:rPr>
+          <w:rFonts w:hint="eastAsia"/>
+        </w:rPr>
+        <w:t>走</w:t>
+      </w:r>
+      <w:r>
+        <w:rPr>
+          <w:rFonts w:hint="eastAsia"/>
+        </w:rPr>
+        <w:t>alter</w:t>
+      </w:r>
+      <w:r>
+        <w:rPr>
+          <w:rFonts w:hint="eastAsia"/>
+        </w:rPr>
+        <w:t>流程，消息结构的处理同</w:t>
+      </w:r>
+      <w:r>
+        <w:rPr>
+          <w:rFonts w:hint="eastAsia"/>
+        </w:rPr>
+        <w:t>alter cl</w:t>
       </w:r>
     </w:p>
     <w:p>
       <w:pPr>
-        <w:rPr>
-          <w:rFonts w:hint="eastAsia"/>
-        </w:rPr>
-      </w:pPr>
+        <w:pStyle w:val="3"/>
+      </w:pPr>
+      <w:r>
+        <w:rPr>
+          <w:rFonts w:hint="eastAsia"/>
+        </w:rPr>
+        <w:lastRenderedPageBreak/>
+        <w:t>drop id index</w:t>
+      </w:r>
     </w:p>
     <w:p>
       <w:r>
         <w:rPr>
           <w:rFonts w:hint="eastAsia"/>
-        </w:rPr>
-        <w:t>走</w:t>
-      </w:r>
-      <w:r>
-        <w:rPr>
-          <w:rFonts w:hint="eastAsia"/>
-        </w:rPr>
-        <w:t>alter</w:t>
-      </w:r>
-      <w:r>
-        <w:rPr>
-          <w:rFonts w:hint="eastAsia"/>
-        </w:rPr>
-        <w:t>流程，消息结构的处理同</w:t>
-      </w:r>
-      <w:r>
-        <w:rPr>
-          <w:rFonts w:hint="eastAsia"/>
-        </w:rPr>
-        <w:t>alter cl</w:t>
-      </w:r>
-    </w:p>
-    <w:p>
-      <w:pPr>
-        <w:pStyle w:val="Heading3"/>
-        <w:rPr>
-          <w:rFonts w:hint="eastAsia"/>
-        </w:rPr>
-      </w:pPr>
-      <w:r>
-        <w:rPr>
-          <w:rFonts w:hint="eastAsia"/>
-        </w:rPr>
-        <w:lastRenderedPageBreak/>
-        <w:t>drop id index</w:t>
-      </w:r>
-    </w:p>
-    <w:p>
-      <w:r>
-        <w:rPr>
-          <w:rFonts w:hint="eastAsia"/>
           <w:noProof/>
         </w:rPr>
         <w:drawing>
-          <wp:inline distT="0" distB="0" distL="0" distR="0">
+          <wp:inline distT="0" distB="0" distL="0" distR="0" wp14:anchorId="6ECFAED8" wp14:editId="30738816">
             <wp:extent cx="5262880" cy="3457575"/>
             <wp:effectExtent l="19050" t="0" r="0" b="0"/>
             <wp:docPr id="13" name="Picture 10" descr="E:\sequoiadb\internal_doc\03.开发设计\rename\yt\jpg\dropIdIndex.jpg"/>
@@ -6927,7 +6345,7 @@
                     </pic:cNvPicPr>
                   </pic:nvPicPr>
                   <pic:blipFill>
-                    <a:blip r:embed="rId22" cstate="print"/>
+                    <a:blip r:embed="rId23" cstate="print"/>
                     <a:srcRect/>
                     <a:stretch>
                       <a:fillRect/>
@@ -6977,84 +6395,65 @@
       </w:r>
     </w:p>
     <w:p>
-      <w:pPr>
-        <w:rPr>
-          <w:rFonts w:hint="eastAsia"/>
-        </w:rPr>
-      </w:pPr>
       <w:r>
         <w:rPr>
           <w:rFonts w:hint="eastAsia"/>
         </w:rPr>
         <w:t>没有回滚流程</w:t>
+      </w:r>
+    </w:p>
+    <w:p/>
+    <w:p>
+      <w:r>
+        <w:rPr>
+          <w:rFonts w:hint="eastAsia"/>
+        </w:rPr>
+        <w:t>走</w:t>
+      </w:r>
+      <w:r>
+        <w:rPr>
+          <w:rFonts w:hint="eastAsia"/>
+        </w:rPr>
+        <w:t>alter</w:t>
+      </w:r>
+      <w:r>
+        <w:rPr>
+          <w:rFonts w:hint="eastAsia"/>
+        </w:rPr>
+        <w:t>流程，消息结构的处理同</w:t>
+      </w:r>
+      <w:r>
+        <w:rPr>
+          <w:rFonts w:hint="eastAsia"/>
+        </w:rPr>
+        <w:t>alter cl</w:t>
       </w:r>
     </w:p>
     <w:p>
       <w:pPr>
-        <w:rPr>
-          <w:rFonts w:hint="eastAsia"/>
-        </w:rPr>
-      </w:pPr>
+        <w:pStyle w:val="3"/>
+      </w:pPr>
+      <w:r>
+        <w:rPr>
+          <w:rFonts w:hint="eastAsia"/>
+        </w:rPr>
+        <w:t>get index</w:t>
+      </w:r>
+      <w:r>
+        <w:rPr>
+          <w:rFonts w:hint="eastAsia"/>
+        </w:rPr>
+        <w:t xml:space="preserve"> / list index</w:t>
+      </w:r>
     </w:p>
     <w:p>
       <w:r>
         <w:rPr>
           <w:rFonts w:hint="eastAsia"/>
-        </w:rPr>
-        <w:t>走</w:t>
-      </w:r>
-      <w:r>
-        <w:rPr>
-          <w:rFonts w:hint="eastAsia"/>
-        </w:rPr>
-        <w:t>alter</w:t>
-      </w:r>
-      <w:r>
-        <w:rPr>
-          <w:rFonts w:hint="eastAsia"/>
-        </w:rPr>
-        <w:t>流程，消息结构的处理同</w:t>
-      </w:r>
-      <w:r>
-        <w:rPr>
-          <w:rFonts w:hint="eastAsia"/>
-        </w:rPr>
-        <w:t>alter cl</w:t>
-      </w:r>
-    </w:p>
-    <w:p>
-      <w:pPr>
-        <w:pStyle w:val="Heading3"/>
-        <w:rPr>
-          <w:rFonts w:hint="eastAsia"/>
-        </w:rPr>
-      </w:pPr>
-      <w:r>
-        <w:rPr>
-          <w:rFonts w:hint="eastAsia"/>
-        </w:rPr>
-        <w:t>get index</w:t>
-      </w:r>
-      <w:r>
-        <w:rPr>
-          <w:rFonts w:hint="eastAsia"/>
-        </w:rPr>
-        <w:t xml:space="preserve"> / list index</w:t>
-      </w:r>
-    </w:p>
-    <w:p>
-      <w:pPr>
-        <w:rPr>
-          <w:rFonts w:hint="eastAsia"/>
-        </w:rPr>
-      </w:pPr>
-      <w:r>
-        <w:rPr>
-          <w:rFonts w:hint="eastAsia"/>
           <w:noProof/>
         </w:rPr>
         <w:drawing>
-          <wp:inline distT="0" distB="0" distL="0" distR="0">
+          <wp:inline distT="0" distB="0" distL="0" distR="0" wp14:anchorId="5B3871F5" wp14:editId="1F78A62A">
             <wp:extent cx="5267325" cy="2633980"/>
             <wp:effectExtent l="19050" t="0" r="9525" b="0"/>
             <wp:docPr id="36" name="Picture 30" descr="E:\sequoiadb\internal_doc\03.开发设计\rename\yt\jpg\getIndex.jpg"/>
@@ -7071,7 +6470,7 @@
                     </pic:cNvPicPr>
                   </pic:nvPicPr>
                   <pic:blipFill>
-                    <a:blip r:embed="rId23"/>
+                    <a:blip r:embed="rId24"/>
                     <a:srcRect/>
                     <a:stretch>
                       <a:fillRect/>
@@ -7102,10 +6501,10 @@
     </w:p>
     <w:tbl>
       <w:tblPr>
-        <w:tblStyle w:val="TableGrid"/>
+        <w:tblStyle w:val="a9"/>
         <w:tblW w:w="0" w:type="auto"/>
         <w:tblInd w:w="357" w:type="dxa"/>
-        <w:tblLook w:val="04A0"/>
+        <w:tblLook w:val="04A0" w:firstRow="1" w:lastRow="0" w:firstColumn="1" w:lastColumn="0" w:noHBand="0" w:noVBand="1"/>
       </w:tblPr>
       <w:tblGrid>
         <w:gridCol w:w="1452"/>
@@ -7187,9 +6586,6 @@
           <w:p>
             <w:pPr>
               <w:ind w:left="0"/>
-              <w:rPr>
-                <w:rFonts w:hint="eastAsia"/>
-              </w:rPr>
             </w:pPr>
             <w:r>
               <w:rPr>
@@ -7207,9 +6603,6 @@
           <w:p>
             <w:pPr>
               <w:ind w:left="0"/>
-              <w:rPr>
-                <w:rFonts w:hint="eastAsia"/>
-              </w:rPr>
             </w:pPr>
             <w:r>
               <w:rPr>
@@ -7239,19 +6632,13 @@
         </w:tc>
       </w:tr>
     </w:tbl>
-    <w:p>
-      <w:pPr>
-        <w:rPr>
-          <w:rFonts w:hint="eastAsia"/>
-        </w:rPr>
-      </w:pPr>
-    </w:p>
+    <w:p/>
     <w:tbl>
       <w:tblPr>
-        <w:tblStyle w:val="TableGrid"/>
+        <w:tblStyle w:val="a9"/>
         <w:tblW w:w="0" w:type="auto"/>
         <w:tblInd w:w="357" w:type="dxa"/>
-        <w:tblLook w:val="04A0"/>
+        <w:tblLook w:val="04A0" w:firstRow="1" w:lastRow="0" w:firstColumn="1" w:lastColumn="0" w:noHBand="0" w:noVBand="1"/>
       </w:tblPr>
       <w:tblGrid>
         <w:gridCol w:w="1452"/>
@@ -7333,9 +6720,6 @@
           <w:p>
             <w:pPr>
               <w:ind w:left="0"/>
-              <w:rPr>
-                <w:rFonts w:hint="eastAsia"/>
-              </w:rPr>
             </w:pPr>
             <w:r>
               <w:rPr>
@@ -7352,9 +6736,6 @@
           <w:p>
             <w:pPr>
               <w:ind w:left="0"/>
-              <w:rPr>
-                <w:rFonts w:hint="eastAsia"/>
-              </w:rPr>
             </w:pPr>
             <w:r>
               <w:rPr>
@@ -7369,10 +6750,7 @@
     <w:p/>
     <w:p>
       <w:pPr>
-        <w:pStyle w:val="Heading3"/>
-        <w:rPr>
-          <w:rFonts w:hint="eastAsia"/>
-        </w:rPr>
+        <w:pStyle w:val="3"/>
       </w:pPr>
       <w:r>
         <w:rPr>
@@ -7383,11 +6761,6 @@
       </w:r>
     </w:p>
     <w:p>
-      <w:pPr>
-        <w:rPr>
-          <w:rFonts w:hint="eastAsia"/>
-        </w:rPr>
-      </w:pPr>
       <w:r>
         <w:rPr>
           <w:rFonts w:hint="eastAsia"/>
@@ -7395,7 +6768,7 @@
         </w:rPr>
         <w:lastRenderedPageBreak/>
         <w:drawing>
-          <wp:inline distT="0" distB="0" distL="0" distR="0">
+          <wp:inline distT="0" distB="0" distL="0" distR="0" wp14:anchorId="728B4AC8" wp14:editId="64C0DD54">
             <wp:extent cx="5181600" cy="8853805"/>
             <wp:effectExtent l="19050" t="0" r="0" b="0"/>
             <wp:docPr id="15" name="Picture 12" descr="E:\sequoiadb\internal_doc\03.开发设计\rename\yt\jpg\splitCL.jpg"/>
@@ -7412,7 +6785,7 @@
                     </pic:cNvPicPr>
                   </pic:nvPicPr>
                   <pic:blipFill>
-                    <a:blip r:embed="rId24"/>
+                    <a:blip r:embed="rId25"/>
                     <a:srcRect/>
                     <a:stretch>
                       <a:fillRect/>
@@ -7442,11 +6815,6 @@
       </w:r>
     </w:p>
     <w:p>
-      <w:pPr>
-        <w:rPr>
-          <w:rFonts w:hint="eastAsia"/>
-        </w:rPr>
-      </w:pPr>
       <w:r>
         <w:rPr>
           <w:rFonts w:hint="eastAsia"/>
@@ -7479,19 +6847,13 @@
         <w:t>RUN</w:t>
       </w:r>
     </w:p>
-    <w:p>
-      <w:pPr>
-        <w:rPr>
-          <w:rFonts w:hint="eastAsia"/>
-        </w:rPr>
-      </w:pPr>
-    </w:p>
+    <w:p/>
     <w:tbl>
       <w:tblPr>
-        <w:tblStyle w:val="TableGrid"/>
+        <w:tblStyle w:val="a9"/>
         <w:tblW w:w="0" w:type="auto"/>
         <w:tblInd w:w="357" w:type="dxa"/>
-        <w:tblLook w:val="04A0"/>
+        <w:tblLook w:val="04A0" w:firstRow="1" w:lastRow="0" w:firstColumn="1" w:lastColumn="0" w:noHBand="0" w:noVBand="1"/>
       </w:tblPr>
       <w:tblGrid>
         <w:gridCol w:w="1452"/>
@@ -7560,28 +6922,19 @@
               <w:rPr>
                 <w:rFonts w:hint="eastAsia"/>
               </w:rPr>
-              <w:t>MsgOp</w:t>
-            </w:r>
-            <w:r>
-              <w:rPr>
-                <w:rFonts w:hint="eastAsia"/>
-              </w:rPr>
-              <w:t>Query</w:t>
-            </w:r>
-          </w:p>
-        </w:tc>
-      </w:tr>
-      <w:tr>
-        <w:tc>
-          <w:tcPr>
-            <w:tcW w:w="1452" w:type="dxa"/>
-          </w:tcPr>
-          <w:p>
-            <w:pPr>
-              <w:ind w:left="0"/>
-              <w:rPr>
-                <w:rFonts w:hint="eastAsia"/>
-              </w:rPr>
+              <w:t>MsgOpQuery</w:t>
+            </w:r>
+          </w:p>
+        </w:tc>
+      </w:tr>
+      <w:tr>
+        <w:tc>
+          <w:tcPr>
+            <w:tcW w:w="1452" w:type="dxa"/>
+          </w:tcPr>
+          <w:p>
+            <w:pPr>
+              <w:ind w:left="0"/>
             </w:pPr>
             <w:r>
               <w:rPr>
@@ -7598,9 +6951,6 @@
           <w:p>
             <w:pPr>
               <w:ind w:left="0"/>
-              <w:rPr>
-                <w:rFonts w:hint="eastAsia"/>
-              </w:rPr>
             </w:pPr>
             <w:r>
               <w:rPr>
@@ -7612,19 +6962,13 @@
         </w:tc>
       </w:tr>
     </w:tbl>
-    <w:p>
-      <w:pPr>
-        <w:rPr>
-          <w:rFonts w:hint="eastAsia"/>
-        </w:rPr>
-      </w:pPr>
-    </w:p>
+    <w:p/>
     <w:tbl>
       <w:tblPr>
-        <w:tblStyle w:val="TableGrid"/>
+        <w:tblStyle w:val="a9"/>
         <w:tblW w:w="0" w:type="auto"/>
         <w:tblInd w:w="357" w:type="dxa"/>
-        <w:tblLook w:val="04A0"/>
+        <w:tblLook w:val="04A0" w:firstRow="1" w:lastRow="0" w:firstColumn="1" w:lastColumn="0" w:noHBand="0" w:noVBand="1"/>
       </w:tblPr>
       <w:tblGrid>
         <w:gridCol w:w="1452"/>
@@ -7659,13 +7003,7 @@
               <w:rPr>
                 <w:rFonts w:hint="eastAsia"/>
               </w:rPr>
-              <w:t>MS</w:t>
-            </w:r>
-            <w:r>
-              <w:rPr>
-                <w:rFonts w:hint="eastAsia"/>
-              </w:rPr>
-              <w:t>G_CAT_SPLIT_PREPARE_REP</w:t>
+              <w:t>MSG_CAT_SPLIT_PREPARE_REP</w:t>
             </w:r>
           </w:p>
         </w:tc>
@@ -7712,9 +7050,6 @@
           <w:p>
             <w:pPr>
               <w:ind w:left="0"/>
-              <w:rPr>
-                <w:rFonts w:hint="eastAsia"/>
-              </w:rPr>
             </w:pPr>
             <w:r>
               <w:rPr>
@@ -7731,9 +7066,6 @@
           <w:p>
             <w:pPr>
               <w:ind w:left="0"/>
-              <w:rPr>
-                <w:rFonts w:hint="eastAsia"/>
-              </w:rPr>
             </w:pPr>
             <w:r>
               <w:rPr>
@@ -7769,19 +7101,13 @@
         </w:tc>
       </w:tr>
     </w:tbl>
-    <w:p>
-      <w:pPr>
-        <w:rPr>
-          <w:rFonts w:hint="eastAsia"/>
-        </w:rPr>
-      </w:pPr>
-    </w:p>
+    <w:p/>
     <w:tbl>
       <w:tblPr>
-        <w:tblStyle w:val="TableGrid"/>
+        <w:tblStyle w:val="a9"/>
         <w:tblW w:w="0" w:type="auto"/>
         <w:tblInd w:w="357" w:type="dxa"/>
-        <w:tblLook w:val="04A0"/>
+        <w:tblLook w:val="04A0" w:firstRow="1" w:lastRow="0" w:firstColumn="1" w:lastColumn="0" w:noHBand="0" w:noVBand="1"/>
       </w:tblPr>
       <w:tblGrid>
         <w:gridCol w:w="1452"/>
@@ -7850,28 +7176,19 @@
               <w:rPr>
                 <w:rFonts w:hint="eastAsia"/>
               </w:rPr>
-              <w:t>MsgOp</w:t>
-            </w:r>
-            <w:r>
-              <w:rPr>
-                <w:rFonts w:hint="eastAsia"/>
-              </w:rPr>
-              <w:t>Query</w:t>
-            </w:r>
-          </w:p>
-        </w:tc>
-      </w:tr>
-      <w:tr>
-        <w:tc>
-          <w:tcPr>
-            <w:tcW w:w="1452" w:type="dxa"/>
-          </w:tcPr>
-          <w:p>
-            <w:pPr>
-              <w:ind w:left="0"/>
-              <w:rPr>
-                <w:rFonts w:hint="eastAsia"/>
-              </w:rPr>
+              <w:t>MsgOpQuery</w:t>
+            </w:r>
+          </w:p>
+        </w:tc>
+      </w:tr>
+      <w:tr>
+        <w:tc>
+          <w:tcPr>
+            <w:tcW w:w="1452" w:type="dxa"/>
+          </w:tcPr>
+          <w:p>
+            <w:pPr>
+              <w:ind w:left="0"/>
             </w:pPr>
             <w:r>
               <w:rPr>
@@ -7888,9 +7205,6 @@
           <w:p>
             <w:pPr>
               <w:ind w:left="0"/>
-              <w:rPr>
-                <w:rFonts w:hint="eastAsia"/>
-              </w:rPr>
             </w:pPr>
             <w:r>
               <w:rPr>
@@ -7920,19 +7234,13 @@
         </w:tc>
       </w:tr>
     </w:tbl>
-    <w:p>
-      <w:pPr>
-        <w:rPr>
-          <w:rFonts w:hint="eastAsia"/>
-        </w:rPr>
-      </w:pPr>
-    </w:p>
+    <w:p/>
     <w:tbl>
       <w:tblPr>
-        <w:tblStyle w:val="TableGrid"/>
+        <w:tblStyle w:val="a9"/>
         <w:tblW w:w="0" w:type="auto"/>
         <w:tblInd w:w="357" w:type="dxa"/>
-        <w:tblLook w:val="04A0"/>
+        <w:tblLook w:val="04A0" w:firstRow="1" w:lastRow="0" w:firstColumn="1" w:lastColumn="0" w:noHBand="0" w:noVBand="1"/>
       </w:tblPr>
       <w:tblGrid>
         <w:gridCol w:w="1452"/>
@@ -7967,13 +7275,7 @@
               <w:rPr>
                 <w:rFonts w:hint="eastAsia"/>
               </w:rPr>
-              <w:t>MS</w:t>
-            </w:r>
-            <w:r>
-              <w:rPr>
-                <w:rFonts w:hint="eastAsia"/>
-              </w:rPr>
-              <w:t>G_CAT_SPLIT_PREPARE_REP</w:t>
+              <w:t>MSG_CAT_SPLIT_PREPARE_REP</w:t>
             </w:r>
           </w:p>
         </w:tc>
@@ -8020,9 +7322,6 @@
           <w:p>
             <w:pPr>
               <w:ind w:left="0"/>
-              <w:rPr>
-                <w:rFonts w:hint="eastAsia"/>
-              </w:rPr>
             </w:pPr>
             <w:r>
               <w:rPr>
@@ -8039,9 +7338,6 @@
           <w:p>
             <w:pPr>
               <w:ind w:left="0"/>
-              <w:rPr>
-                <w:rFonts w:hint="eastAsia"/>
-              </w:rPr>
             </w:pPr>
             <w:r>
               <w:rPr>
@@ -8053,19 +7349,13 @@
         </w:tc>
       </w:tr>
     </w:tbl>
-    <w:p>
-      <w:pPr>
-        <w:rPr>
-          <w:rFonts w:hint="eastAsia"/>
-        </w:rPr>
-      </w:pPr>
-    </w:p>
+    <w:p/>
     <w:tbl>
       <w:tblPr>
-        <w:tblStyle w:val="TableGrid"/>
+        <w:tblStyle w:val="a9"/>
         <w:tblW w:w="0" w:type="auto"/>
         <w:tblInd w:w="357" w:type="dxa"/>
-        <w:tblLook w:val="04A0"/>
+        <w:tblLook w:val="04A0" w:firstRow="1" w:lastRow="0" w:firstColumn="1" w:lastColumn="0" w:noHBand="0" w:noVBand="1"/>
       </w:tblPr>
       <w:tblGrid>
         <w:gridCol w:w="1452"/>
@@ -8134,28 +7424,19 @@
               <w:rPr>
                 <w:rFonts w:hint="eastAsia"/>
               </w:rPr>
-              <w:t>MsgOp</w:t>
-            </w:r>
-            <w:r>
-              <w:rPr>
-                <w:rFonts w:hint="eastAsia"/>
-              </w:rPr>
-              <w:t>Query</w:t>
-            </w:r>
-          </w:p>
-        </w:tc>
-      </w:tr>
-      <w:tr>
-        <w:tc>
-          <w:tcPr>
-            <w:tcW w:w="1452" w:type="dxa"/>
-          </w:tcPr>
-          <w:p>
-            <w:pPr>
-              <w:ind w:left="0"/>
-              <w:rPr>
-                <w:rFonts w:hint="eastAsia"/>
-              </w:rPr>
+              <w:t>MsgOpQuery</w:t>
+            </w:r>
+          </w:p>
+        </w:tc>
+      </w:tr>
+      <w:tr>
+        <w:tc>
+          <w:tcPr>
+            <w:tcW w:w="1452" w:type="dxa"/>
+          </w:tcPr>
+          <w:p>
+            <w:pPr>
+              <w:ind w:left="0"/>
             </w:pPr>
             <w:r>
               <w:rPr>
@@ -8172,9 +7453,6 @@
           <w:p>
             <w:pPr>
               <w:ind w:left="0"/>
-              <w:rPr>
-                <w:rFonts w:hint="eastAsia"/>
-              </w:rPr>
             </w:pPr>
             <w:r>
               <w:rPr>
@@ -8204,19 +7482,13 @@
         </w:tc>
       </w:tr>
     </w:tbl>
-    <w:p>
-      <w:pPr>
-        <w:rPr>
-          <w:rFonts w:hint="eastAsia"/>
-        </w:rPr>
-      </w:pPr>
-    </w:p>
+    <w:p/>
     <w:tbl>
       <w:tblPr>
-        <w:tblStyle w:val="TableGrid"/>
+        <w:tblStyle w:val="a9"/>
         <w:tblW w:w="0" w:type="auto"/>
         <w:tblInd w:w="357" w:type="dxa"/>
-        <w:tblLook w:val="04A0"/>
+        <w:tblLook w:val="04A0" w:firstRow="1" w:lastRow="0" w:firstColumn="1" w:lastColumn="0" w:noHBand="0" w:noVBand="1"/>
       </w:tblPr>
       <w:tblGrid>
         <w:gridCol w:w="1452"/>
@@ -8298,9 +7570,6 @@
           <w:p>
             <w:pPr>
               <w:ind w:left="0"/>
-              <w:rPr>
-                <w:rFonts w:hint="eastAsia"/>
-              </w:rPr>
             </w:pPr>
             <w:r>
               <w:rPr>
@@ -8317,9 +7586,6 @@
           <w:p>
             <w:pPr>
               <w:ind w:left="0"/>
-              <w:rPr>
-                <w:rFonts w:hint="eastAsia"/>
-              </w:rPr>
             </w:pPr>
             <w:r>
               <w:rPr>
@@ -8331,19 +7597,13 @@
         </w:tc>
       </w:tr>
     </w:tbl>
-    <w:p>
-      <w:pPr>
-        <w:rPr>
-          <w:rFonts w:hint="eastAsia"/>
-        </w:rPr>
-      </w:pPr>
-    </w:p>
+    <w:p/>
     <w:tbl>
       <w:tblPr>
-        <w:tblStyle w:val="TableGrid"/>
+        <w:tblStyle w:val="a9"/>
         <w:tblW w:w="0" w:type="auto"/>
         <w:tblInd w:w="357" w:type="dxa"/>
-        <w:tblLook w:val="04A0"/>
+        <w:tblLook w:val="04A0" w:firstRow="1" w:lastRow="0" w:firstColumn="1" w:lastColumn="0" w:noHBand="0" w:noVBand="1"/>
       </w:tblPr>
       <w:tblGrid>
         <w:gridCol w:w="1452"/>
@@ -8436,28 +7696,19 @@
               <w:rPr>
                 <w:rFonts w:hint="eastAsia"/>
               </w:rPr>
-              <w:t>MsgOp</w:t>
-            </w:r>
-            <w:r>
-              <w:rPr>
-                <w:rFonts w:hint="eastAsia"/>
-              </w:rPr>
-              <w:t>Query</w:t>
-            </w:r>
-          </w:p>
-        </w:tc>
-      </w:tr>
-      <w:tr>
-        <w:tc>
-          <w:tcPr>
-            <w:tcW w:w="1452" w:type="dxa"/>
-          </w:tcPr>
-          <w:p>
-            <w:pPr>
-              <w:ind w:left="0"/>
-              <w:rPr>
-                <w:rFonts w:hint="eastAsia"/>
-              </w:rPr>
+              <w:t>MsgOpQuery</w:t>
+            </w:r>
+          </w:p>
+        </w:tc>
+      </w:tr>
+      <w:tr>
+        <w:tc>
+          <w:tcPr>
+            <w:tcW w:w="1452" w:type="dxa"/>
+          </w:tcPr>
+          <w:p>
+            <w:pPr>
+              <w:ind w:left="0"/>
             </w:pPr>
             <w:r>
               <w:rPr>
@@ -8474,9 +7725,6 @@
           <w:p>
             <w:pPr>
               <w:ind w:left="0"/>
-              <w:rPr>
-                <w:rFonts w:hint="eastAsia"/>
-              </w:rPr>
             </w:pPr>
             <w:r>
               <w:rPr>
@@ -8512,19 +7760,13 @@
         </w:tc>
       </w:tr>
     </w:tbl>
-    <w:p>
-      <w:pPr>
-        <w:rPr>
-          <w:rFonts w:hint="eastAsia"/>
-        </w:rPr>
-      </w:pPr>
-    </w:p>
+    <w:p/>
     <w:tbl>
       <w:tblPr>
-        <w:tblStyle w:val="TableGrid"/>
+        <w:tblStyle w:val="a9"/>
         <w:tblW w:w="0" w:type="auto"/>
         <w:tblInd w:w="357" w:type="dxa"/>
-        <w:tblLook w:val="04A0"/>
+        <w:tblLook w:val="04A0" w:firstRow="1" w:lastRow="0" w:firstColumn="1" w:lastColumn="0" w:noHBand="0" w:noVBand="1"/>
       </w:tblPr>
       <w:tblGrid>
         <w:gridCol w:w="1452"/>
@@ -8630,9 +7872,6 @@
           <w:p>
             <w:pPr>
               <w:ind w:left="0"/>
-              <w:rPr>
-                <w:rFonts w:hint="eastAsia"/>
-              </w:rPr>
             </w:pPr>
             <w:r>
               <w:rPr>
@@ -8649,9 +7888,6 @@
           <w:p>
             <w:pPr>
               <w:ind w:left="0"/>
-              <w:rPr>
-                <w:rFonts w:hint="eastAsia"/>
-              </w:rPr>
             </w:pPr>
             <w:r>
               <w:rPr>
@@ -8663,19 +7899,13 @@
         </w:tc>
       </w:tr>
     </w:tbl>
-    <w:p>
-      <w:pPr>
-        <w:rPr>
-          <w:rFonts w:hint="eastAsia"/>
-        </w:rPr>
-      </w:pPr>
-    </w:p>
+    <w:p/>
     <w:tbl>
       <w:tblPr>
-        <w:tblStyle w:val="TableGrid"/>
+        <w:tblStyle w:val="a9"/>
         <w:tblW w:w="0" w:type="auto"/>
         <w:tblInd w:w="357" w:type="dxa"/>
-        <w:tblLook w:val="04A0"/>
+        <w:tblLook w:val="04A0" w:firstRow="1" w:lastRow="0" w:firstColumn="1" w:lastColumn="0" w:noHBand="0" w:noVBand="1"/>
       </w:tblPr>
       <w:tblGrid>
         <w:gridCol w:w="1452"/>
@@ -8744,28 +7974,19 @@
               <w:rPr>
                 <w:rFonts w:hint="eastAsia"/>
               </w:rPr>
-              <w:t>MsgOp</w:t>
-            </w:r>
-            <w:r>
-              <w:rPr>
-                <w:rFonts w:hint="eastAsia"/>
-              </w:rPr>
-              <w:t>Query</w:t>
-            </w:r>
-          </w:p>
-        </w:tc>
-      </w:tr>
-      <w:tr>
-        <w:tc>
-          <w:tcPr>
-            <w:tcW w:w="1452" w:type="dxa"/>
-          </w:tcPr>
-          <w:p>
-            <w:pPr>
-              <w:ind w:left="0"/>
-              <w:rPr>
-                <w:rFonts w:hint="eastAsia"/>
-              </w:rPr>
+              <w:t>MsgOpQuery</w:t>
+            </w:r>
+          </w:p>
+        </w:tc>
+      </w:tr>
+      <w:tr>
+        <w:tc>
+          <w:tcPr>
+            <w:tcW w:w="1452" w:type="dxa"/>
+          </w:tcPr>
+          <w:p>
+            <w:pPr>
+              <w:ind w:left="0"/>
             </w:pPr>
             <w:r>
               <w:rPr>
@@ -8782,9 +8003,6 @@
           <w:p>
             <w:pPr>
               <w:ind w:left="0"/>
-              <w:rPr>
-                <w:rFonts w:hint="eastAsia"/>
-              </w:rPr>
             </w:pPr>
             <w:r>
               <w:rPr>
@@ -8820,19 +8038,13 @@
         </w:tc>
       </w:tr>
     </w:tbl>
-    <w:p>
-      <w:pPr>
-        <w:rPr>
-          <w:rFonts w:hint="eastAsia"/>
-        </w:rPr>
-      </w:pPr>
-    </w:p>
+    <w:p/>
     <w:tbl>
       <w:tblPr>
-        <w:tblStyle w:val="TableGrid"/>
+        <w:tblStyle w:val="a9"/>
         <w:tblW w:w="0" w:type="auto"/>
         <w:tblInd w:w="357" w:type="dxa"/>
-        <w:tblLook w:val="04A0"/>
+        <w:tblLook w:val="04A0" w:firstRow="1" w:lastRow="0" w:firstColumn="1" w:lastColumn="0" w:noHBand="0" w:noVBand="1"/>
       </w:tblPr>
       <w:tblGrid>
         <w:gridCol w:w="1452"/>
@@ -8867,13 +8079,7 @@
               <w:rPr>
                 <w:rFonts w:hint="eastAsia"/>
               </w:rPr>
-              <w:t>MSG_CAT_SPLIT_START_</w:t>
-            </w:r>
-            <w:r>
-              <w:rPr>
-                <w:rFonts w:hint="eastAsia"/>
-              </w:rPr>
-              <w:t>REP</w:t>
+              <w:t>MSG_CAT_SPLIT_START_REP</w:t>
             </w:r>
           </w:p>
         </w:tc>
@@ -8920,9 +8126,6 @@
           <w:p>
             <w:pPr>
               <w:ind w:left="0"/>
-              <w:rPr>
-                <w:rFonts w:hint="eastAsia"/>
-              </w:rPr>
             </w:pPr>
             <w:r>
               <w:rPr>
@@ -8939,9 +8142,6 @@
           <w:p>
             <w:pPr>
               <w:ind w:left="0"/>
-              <w:rPr>
-                <w:rFonts w:hint="eastAsia"/>
-              </w:rPr>
             </w:pPr>
             <w:r>
               <w:rPr>
@@ -8953,19 +8153,13 @@
         </w:tc>
       </w:tr>
     </w:tbl>
-    <w:p>
-      <w:pPr>
-        <w:rPr>
-          <w:rFonts w:hint="eastAsia"/>
-        </w:rPr>
-      </w:pPr>
-    </w:p>
+    <w:p/>
     <w:tbl>
       <w:tblPr>
-        <w:tblStyle w:val="TableGrid"/>
+        <w:tblStyle w:val="a9"/>
         <w:tblW w:w="0" w:type="auto"/>
         <w:tblInd w:w="357" w:type="dxa"/>
-        <w:tblLook w:val="04A0"/>
+        <w:tblLook w:val="04A0" w:firstRow="1" w:lastRow="0" w:firstColumn="1" w:lastColumn="0" w:noHBand="0" w:noVBand="1"/>
       </w:tblPr>
       <w:tblGrid>
         <w:gridCol w:w="1452"/>
@@ -9035,28 +8229,19 @@
               <w:rPr>
                 <w:rFonts w:hint="eastAsia"/>
               </w:rPr>
-              <w:t>MsgOp</w:t>
-            </w:r>
-            <w:r>
-              <w:rPr>
-                <w:rFonts w:hint="eastAsia"/>
-              </w:rPr>
-              <w:t>Query</w:t>
-            </w:r>
-          </w:p>
-        </w:tc>
-      </w:tr>
-      <w:tr>
-        <w:tc>
-          <w:tcPr>
-            <w:tcW w:w="1452" w:type="dxa"/>
-          </w:tcPr>
-          <w:p>
-            <w:pPr>
-              <w:ind w:left="0"/>
-              <w:rPr>
-                <w:rFonts w:hint="eastAsia"/>
-              </w:rPr>
+              <w:t>MsgOpQuery</w:t>
+            </w:r>
+          </w:p>
+        </w:tc>
+      </w:tr>
+      <w:tr>
+        <w:tc>
+          <w:tcPr>
+            <w:tcW w:w="1452" w:type="dxa"/>
+          </w:tcPr>
+          <w:p>
+            <w:pPr>
+              <w:ind w:left="0"/>
             </w:pPr>
             <w:r>
               <w:rPr>
@@ -9073,9 +8258,6 @@
           <w:p>
             <w:pPr>
               <w:ind w:left="0"/>
-              <w:rPr>
-                <w:rFonts w:hint="eastAsia"/>
-              </w:rPr>
             </w:pPr>
             <w:r>
               <w:rPr>
@@ -9111,19 +8293,13 @@
         </w:tc>
       </w:tr>
     </w:tbl>
-    <w:p>
-      <w:pPr>
-        <w:rPr>
-          <w:rFonts w:hint="eastAsia"/>
-        </w:rPr>
-      </w:pPr>
-    </w:p>
+    <w:p/>
     <w:tbl>
       <w:tblPr>
-        <w:tblStyle w:val="TableGrid"/>
+        <w:tblStyle w:val="a9"/>
         <w:tblW w:w="0" w:type="auto"/>
         <w:tblInd w:w="357" w:type="dxa"/>
-        <w:tblLook w:val="04A0"/>
+        <w:tblLook w:val="04A0" w:firstRow="1" w:lastRow="0" w:firstColumn="1" w:lastColumn="0" w:noHBand="0" w:noVBand="1"/>
       </w:tblPr>
       <w:tblGrid>
         <w:gridCol w:w="1452"/>
@@ -9170,13 +8346,7 @@
               <w:rPr>
                 <w:rFonts w:hint="eastAsia"/>
               </w:rPr>
-              <w:t>_</w:t>
-            </w:r>
-            <w:r>
-              <w:rPr>
-                <w:rFonts w:hint="eastAsia"/>
-              </w:rPr>
-              <w:t>REP</w:t>
+              <w:t>_REP</w:t>
             </w:r>
           </w:p>
         </w:tc>
@@ -9223,9 +8393,6 @@
           <w:p>
             <w:pPr>
               <w:ind w:left="0"/>
-              <w:rPr>
-                <w:rFonts w:hint="eastAsia"/>
-              </w:rPr>
             </w:pPr>
             <w:r>
               <w:rPr>
@@ -9242,9 +8409,6 @@
           <w:p>
             <w:pPr>
               <w:ind w:left="0"/>
-              <w:rPr>
-                <w:rFonts w:hint="eastAsia"/>
-              </w:rPr>
             </w:pPr>
             <w:r>
               <w:rPr>
@@ -9274,19 +8438,13 @@
         </w:tc>
       </w:tr>
     </w:tbl>
-    <w:p>
-      <w:pPr>
-        <w:rPr>
-          <w:rFonts w:hint="eastAsia"/>
-        </w:rPr>
-      </w:pPr>
-    </w:p>
+    <w:p/>
     <w:tbl>
       <w:tblPr>
-        <w:tblStyle w:val="TableGrid"/>
+        <w:tblStyle w:val="a9"/>
         <w:tblW w:w="0" w:type="auto"/>
         <w:tblInd w:w="357" w:type="dxa"/>
-        <w:tblLook w:val="04A0"/>
+        <w:tblLook w:val="04A0" w:firstRow="1" w:lastRow="0" w:firstColumn="1" w:lastColumn="0" w:noHBand="0" w:noVBand="1"/>
       </w:tblPr>
       <w:tblGrid>
         <w:gridCol w:w="1452"/>
@@ -9321,19 +8479,7 @@
               <w:rPr>
                 <w:rFonts w:hint="eastAsia"/>
               </w:rPr>
-              <w:t>MSG_CAT_</w:t>
-            </w:r>
-            <w:r>
-              <w:rPr>
-                <w:rFonts w:hint="eastAsia"/>
-              </w:rPr>
-              <w:t>SPLIT_CHGMETA</w:t>
-            </w:r>
-            <w:r>
-              <w:rPr>
-                <w:rFonts w:hint="eastAsia"/>
-              </w:rPr>
-              <w:t>_REP</w:t>
+              <w:t>MSG_CAT_SPLIT_CHGMETA_REP</w:t>
             </w:r>
           </w:p>
         </w:tc>
@@ -9380,9 +8526,6 @@
           <w:p>
             <w:pPr>
               <w:ind w:left="0"/>
-              <w:rPr>
-                <w:rFonts w:hint="eastAsia"/>
-              </w:rPr>
             </w:pPr>
             <w:r>
               <w:rPr>
@@ -9399,9 +8542,6 @@
           <w:p>
             <w:pPr>
               <w:ind w:left="0"/>
-              <w:rPr>
-                <w:rFonts w:hint="eastAsia"/>
-              </w:rPr>
             </w:pPr>
             <w:r>
               <w:rPr>
@@ -9413,40 +8553,31 @@
         </w:tc>
       </w:tr>
     </w:tbl>
+    <w:p/>
     <w:p>
       <w:pPr>
-        <w:rPr>
-          <w:rFonts w:hint="eastAsia"/>
-        </w:rPr>
-      </w:pPr>
+        <w:pStyle w:val="2"/>
+      </w:pPr>
+      <w:r>
+        <w:rPr>
+          <w:rFonts w:hint="eastAsia"/>
+        </w:rPr>
+        <w:t>CL DML</w:t>
+      </w:r>
+      <w:r>
+        <w:rPr>
+          <w:rFonts w:hint="eastAsia"/>
+        </w:rPr>
+        <w:t>操作流程</w:t>
+      </w:r>
     </w:p>
     <w:p>
       <w:pPr>
-        <w:pStyle w:val="Heading2"/>
-      </w:pPr>
-      <w:r>
-        <w:rPr>
-          <w:rFonts w:hint="eastAsia"/>
-        </w:rPr>
-        <w:t>CL DML</w:t>
-      </w:r>
-      <w:r>
-        <w:rPr>
-          <w:rFonts w:hint="eastAsia"/>
-        </w:rPr>
-        <w:t>操作流程</w:t>
-      </w:r>
-    </w:p>
-    <w:p>
-      <w:pPr>
-        <w:pStyle w:val="Heading3"/>
+        <w:pStyle w:val="3"/>
         <w:numPr>
           <w:ilvl w:val="0"/>
           <w:numId w:val="28"/>
         </w:numPr>
-        <w:rPr>
-          <w:rFonts w:hint="eastAsia"/>
-        </w:rPr>
       </w:pPr>
       <w:r>
         <w:rPr>
@@ -9456,17 +8587,13 @@
       </w:r>
     </w:p>
     <w:p>
-      <w:pPr>
-        <w:rPr>
-          <w:rFonts w:hint="eastAsia"/>
-        </w:rPr>
-      </w:pPr>
-      <w:r>
-        <w:rPr>
-          <w:rFonts w:hint="eastAsia"/>
+      <w:r>
+        <w:rPr>
+          <w:rFonts w:hint="eastAsia"/>
+          <w:noProof/>
         </w:rPr>
         <w:drawing>
-          <wp:inline distT="0" distB="0" distL="0" distR="0">
+          <wp:inline distT="0" distB="0" distL="0" distR="0" wp14:anchorId="55F7D753" wp14:editId="200C7601">
             <wp:extent cx="5272405" cy="2186305"/>
             <wp:effectExtent l="19050" t="0" r="4445" b="0"/>
             <wp:docPr id="40" name="Picture 33" descr="E:\sequoiadb\internal_doc\03.开发设计\rename\yt\jpg\getCount.jpg"/>
@@ -9483,7 +8610,7 @@
                     </pic:cNvPicPr>
                   </pic:nvPicPr>
                   <pic:blipFill>
-                    <a:blip r:embed="rId25"/>
+                    <a:blip r:embed="rId26"/>
                     <a:srcRect/>
                     <a:stretch>
                       <a:fillRect/>
@@ -9514,10 +8641,10 @@
     </w:p>
     <w:tbl>
       <w:tblPr>
-        <w:tblStyle w:val="TableGrid"/>
+        <w:tblStyle w:val="a9"/>
         <w:tblW w:w="0" w:type="auto"/>
         <w:tblInd w:w="357" w:type="dxa"/>
-        <w:tblLook w:val="04A0"/>
+        <w:tblLook w:val="04A0" w:firstRow="1" w:lastRow="0" w:firstColumn="1" w:lastColumn="0" w:noHBand="0" w:noVBand="1"/>
       </w:tblPr>
       <w:tblGrid>
         <w:gridCol w:w="1452"/>
@@ -9599,9 +8726,6 @@
           <w:p>
             <w:pPr>
               <w:ind w:left="0"/>
-              <w:rPr>
-                <w:rFonts w:hint="eastAsia"/>
-              </w:rPr>
             </w:pPr>
             <w:r>
               <w:rPr>
@@ -9618,9 +8742,6 @@
           <w:p>
             <w:pPr>
               <w:ind w:left="0"/>
-              <w:rPr>
-                <w:rFonts w:hint="eastAsia"/>
-              </w:rPr>
             </w:pPr>
             <w:r>
               <w:rPr>
@@ -9653,10 +8774,7 @@
     <w:p/>
     <w:p>
       <w:pPr>
-        <w:pStyle w:val="Heading3"/>
-        <w:rPr>
-          <w:rFonts w:hint="eastAsia"/>
-        </w:rPr>
+        <w:pStyle w:val="3"/>
       </w:pPr>
       <w:r>
         <w:rPr>
@@ -9667,17 +8785,13 @@
       </w:r>
     </w:p>
     <w:p>
-      <w:pPr>
-        <w:rPr>
-          <w:rFonts w:hint="eastAsia"/>
-        </w:rPr>
-      </w:pPr>
-      <w:r>
-        <w:rPr>
-          <w:rFonts w:hint="eastAsia"/>
+      <w:r>
+        <w:rPr>
+          <w:rFonts w:hint="eastAsia"/>
+          <w:noProof/>
         </w:rPr>
         <w:drawing>
-          <wp:inline distT="0" distB="0" distL="0" distR="0">
+          <wp:inline distT="0" distB="0" distL="0" distR="0" wp14:anchorId="1917B897" wp14:editId="3E11437C">
             <wp:extent cx="5272405" cy="1795780"/>
             <wp:effectExtent l="19050" t="0" r="4445" b="0"/>
             <wp:docPr id="18" name="Picture 14" descr="E:\sequoiadb\internal_doc\03.开发设计\rename\yt\jpg\query.jpg"/>
@@ -9689,85 +8803,6 @@
                 <pic:pic xmlns:pic="http://schemas.openxmlformats.org/drawingml/2006/picture">
                   <pic:nvPicPr>
                     <pic:cNvPr id="0" name="Picture 14" descr="E:\sequoiadb\internal_doc\03.开发设计\rename\yt\jpg\query.jpg"/>
-                    <pic:cNvPicPr>
-                      <a:picLocks noChangeAspect="1" noChangeArrowheads="1"/>
-                    </pic:cNvPicPr>
-                  </pic:nvPicPr>
-                  <pic:blipFill>
-                    <a:blip r:embed="rId26"/>
-                    <a:srcRect/>
-                    <a:stretch>
-                      <a:fillRect/>
-                    </a:stretch>
-                  </pic:blipFill>
-                  <pic:spPr bwMode="auto">
-                    <a:xfrm>
-                      <a:off x="0" y="0"/>
-                      <a:ext cx="5272405" cy="1795780"/>
-                    </a:xfrm>
-                    <a:prstGeom prst="rect">
-                      <a:avLst/>
-                    </a:prstGeom>
-                    <a:noFill/>
-                    <a:ln w="9525">
-                      <a:noFill/>
-                      <a:miter lim="800000"/>
-                      <a:headEnd/>
-                      <a:tailEnd/>
-                    </a:ln>
-                  </pic:spPr>
-                </pic:pic>
-              </a:graphicData>
-            </a:graphic>
-          </wp:inline>
-        </w:drawing>
-      </w:r>
-    </w:p>
-    <w:p>
-      <w:r>
-        <w:rPr>
-          <w:rFonts w:hint="eastAsia"/>
-        </w:rPr>
-        <w:t>同上</w:t>
-      </w:r>
-    </w:p>
-    <w:p>
-      <w:pPr>
-        <w:pStyle w:val="Heading3"/>
-        <w:rPr>
-          <w:rFonts w:hint="eastAsia"/>
-        </w:rPr>
-      </w:pPr>
-      <w:r>
-        <w:rPr>
-          <w:rFonts w:hint="eastAsia"/>
-        </w:rPr>
-        <w:t>insert</w:t>
-      </w:r>
-    </w:p>
-    <w:p>
-      <w:pPr>
-        <w:rPr>
-          <w:rFonts w:hint="eastAsia"/>
-        </w:rPr>
-      </w:pPr>
-      <w:r>
-        <w:rPr>
-          <w:noProof/>
-        </w:rPr>
-        <w:drawing>
-          <wp:inline distT="0" distB="0" distL="0" distR="0">
-            <wp:extent cx="5272405" cy="1795780"/>
-            <wp:effectExtent l="19050" t="0" r="4445" b="0"/>
-            <wp:docPr id="20" name="Picture 16" descr="E:\sequoiadb\internal_doc\03.开发设计\rename\yt\jpg\insert.jpg"/>
-            <wp:cNvGraphicFramePr>
-              <a:graphicFrameLocks xmlns:a="http://schemas.openxmlformats.org/drawingml/2006/main" noChangeAspect="1"/>
-            </wp:cNvGraphicFramePr>
-            <a:graphic xmlns:a="http://schemas.openxmlformats.org/drawingml/2006/main">
-              <a:graphicData uri="http://schemas.openxmlformats.org/drawingml/2006/picture">
-                <pic:pic xmlns:pic="http://schemas.openxmlformats.org/drawingml/2006/picture">
-                  <pic:nvPicPr>
-                    <pic:cNvPr id="0" name="Picture 16" descr="E:\sequoiadb\internal_doc\03.开发设计\rename\yt\jpg\insert.jpg"/>
                     <pic:cNvPicPr>
                       <a:picLocks noChangeAspect="1" noChangeArrowheads="1"/>
                     </pic:cNvPicPr>
@@ -9802,172 +8837,35 @@
         </w:drawing>
       </w:r>
     </w:p>
-    <w:tbl>
-      <w:tblPr>
-        <w:tblStyle w:val="TableGrid"/>
-        <w:tblW w:w="0" w:type="auto"/>
-        <w:tblInd w:w="357" w:type="dxa"/>
-        <w:tblLook w:val="04A0"/>
-      </w:tblPr>
-      <w:tblGrid>
-        <w:gridCol w:w="1452"/>
-        <w:gridCol w:w="6713"/>
-      </w:tblGrid>
-      <w:tr>
-        <w:tc>
-          <w:tcPr>
-            <w:tcW w:w="1452" w:type="dxa"/>
-          </w:tcPr>
-          <w:p>
-            <w:pPr>
-              <w:ind w:left="0"/>
-            </w:pPr>
-            <w:r>
-              <w:rPr>
-                <w:rFonts w:hint="eastAsia"/>
-              </w:rPr>
-              <w:t>消息名称</w:t>
-            </w:r>
-          </w:p>
-        </w:tc>
-        <w:tc>
-          <w:tcPr>
-            <w:tcW w:w="6713" w:type="dxa"/>
-          </w:tcPr>
-          <w:p>
-            <w:pPr>
-              <w:ind w:left="0"/>
-            </w:pPr>
-            <w:r>
-              <w:rPr>
-                <w:rFonts w:hint="eastAsia"/>
-              </w:rPr>
-              <w:t>MSG_BS_QUERY_REQ</w:t>
-            </w:r>
-          </w:p>
-        </w:tc>
-      </w:tr>
-      <w:tr>
-        <w:tc>
-          <w:tcPr>
-            <w:tcW w:w="1452" w:type="dxa"/>
-          </w:tcPr>
-          <w:p>
-            <w:pPr>
-              <w:ind w:left="0"/>
-            </w:pPr>
-            <w:r>
-              <w:rPr>
-                <w:rFonts w:hint="eastAsia"/>
-              </w:rPr>
-              <w:t>消息结构</w:t>
-            </w:r>
-          </w:p>
-        </w:tc>
-        <w:tc>
-          <w:tcPr>
-            <w:tcW w:w="6713" w:type="dxa"/>
-          </w:tcPr>
-          <w:p>
-            <w:pPr>
-              <w:ind w:left="0"/>
-            </w:pPr>
-            <w:r>
-              <w:t>MsgOpInsert</w:t>
-            </w:r>
-          </w:p>
-        </w:tc>
-      </w:tr>
-      <w:tr>
-        <w:tc>
-          <w:tcPr>
-            <w:tcW w:w="1452" w:type="dxa"/>
-          </w:tcPr>
-          <w:p>
-            <w:pPr>
-              <w:ind w:left="0"/>
-              <w:rPr>
-                <w:rFonts w:hint="eastAsia"/>
-              </w:rPr>
-            </w:pPr>
-            <w:r>
-              <w:rPr>
-                <w:rFonts w:hint="eastAsia"/>
-              </w:rPr>
-              <w:t>处理方式</w:t>
-            </w:r>
-          </w:p>
-        </w:tc>
-        <w:tc>
-          <w:tcPr>
-            <w:tcW w:w="6713" w:type="dxa"/>
-          </w:tcPr>
-          <w:p>
-            <w:pPr>
-              <w:ind w:left="0"/>
-              <w:rPr>
-                <w:rFonts w:hint="eastAsia"/>
-              </w:rPr>
-            </w:pPr>
-            <w:r>
-              <w:rPr>
-                <w:rFonts w:hint="eastAsia"/>
-              </w:rPr>
-              <w:t>在</w:t>
-            </w:r>
-            <w:r>
-              <w:rPr>
-                <w:rFonts w:hint="eastAsia"/>
-              </w:rPr>
-              <w:t>name</w:t>
-            </w:r>
-            <w:r>
-              <w:rPr>
-                <w:rFonts w:hint="eastAsia"/>
-              </w:rPr>
-              <w:t>字段后半部分放</w:t>
-            </w:r>
-            <w:r>
-              <w:rPr>
-                <w:rFonts w:hint="eastAsia"/>
-              </w:rPr>
-              <w:t>cd id</w:t>
-            </w:r>
-          </w:p>
-        </w:tc>
-      </w:tr>
-    </w:tbl>
-    <w:p/>
     <w:p>
-      <w:pPr>
-        <w:pStyle w:val="Heading3"/>
-        <w:rPr>
-          <w:rFonts w:hint="eastAsia"/>
-        </w:rPr>
-      </w:pPr>
-      <w:r>
-        <w:rPr>
-          <w:rFonts w:hint="eastAsia"/>
-        </w:rPr>
-        <w:lastRenderedPageBreak/>
-        <w:t>remove</w:t>
+      <w:r>
+        <w:rPr>
+          <w:rFonts w:hint="eastAsia"/>
+        </w:rPr>
+        <w:t>同上</w:t>
       </w:r>
     </w:p>
     <w:p>
       <w:pPr>
-        <w:rPr>
-          <w:rFonts w:hint="eastAsia"/>
-        </w:rPr>
-      </w:pPr>
-      <w:r>
-        <w:rPr>
-          <w:rFonts w:hint="eastAsia"/>
+        <w:pStyle w:val="3"/>
+      </w:pPr>
+      <w:r>
+        <w:rPr>
+          <w:rFonts w:hint="eastAsia"/>
+        </w:rPr>
+        <w:t>insert</w:t>
+      </w:r>
+    </w:p>
+    <w:p>
+      <w:r>
+        <w:rPr>
+          <w:noProof/>
         </w:rPr>
         <w:drawing>
-          <wp:inline distT="0" distB="0" distL="0" distR="0">
+          <wp:inline distT="0" distB="0" distL="0" distR="0" wp14:anchorId="3756C297" wp14:editId="1673ECD4">
             <wp:extent cx="5272405" cy="1795780"/>
             <wp:effectExtent l="19050" t="0" r="4445" b="0"/>
-            <wp:docPr id="42" name="Picture 34" descr="E:\sequoiadb\internal_doc\03.开发设计\rename\yt\jpg\delete.jpg"/>
+            <wp:docPr id="20" name="Picture 16" descr="E:\sequoiadb\internal_doc\03.开发设计\rename\yt\jpg\insert.jpg"/>
             <wp:cNvGraphicFramePr>
               <a:graphicFrameLocks xmlns:a="http://schemas.openxmlformats.org/drawingml/2006/main" noChangeAspect="1"/>
             </wp:cNvGraphicFramePr>
@@ -9975,7 +8873,7 @@
               <a:graphicData uri="http://schemas.openxmlformats.org/drawingml/2006/picture">
                 <pic:pic xmlns:pic="http://schemas.openxmlformats.org/drawingml/2006/picture">
                   <pic:nvPicPr>
-                    <pic:cNvPr id="0" name="Picture 34" descr="E:\sequoiadb\internal_doc\03.开发设计\rename\yt\jpg\delete.jpg"/>
+                    <pic:cNvPr id="0" name="Picture 16" descr="E:\sequoiadb\internal_doc\03.开发设计\rename\yt\jpg\insert.jpg"/>
                     <pic:cNvPicPr>
                       <a:picLocks noChangeAspect="1" noChangeArrowheads="1"/>
                     </pic:cNvPicPr>
@@ -10012,10 +8910,10 @@
     </w:p>
     <w:tbl>
       <w:tblPr>
-        <w:tblStyle w:val="TableGrid"/>
+        <w:tblStyle w:val="a9"/>
         <w:tblW w:w="0" w:type="auto"/>
         <w:tblInd w:w="357" w:type="dxa"/>
-        <w:tblLook w:val="04A0"/>
+        <w:tblLook w:val="04A0" w:firstRow="1" w:lastRow="0" w:firstColumn="1" w:lastColumn="0" w:noHBand="0" w:noVBand="1"/>
       </w:tblPr>
       <w:tblGrid>
         <w:gridCol w:w="1452"/>
@@ -10081,22 +8979,19 @@
               <w:ind w:left="0"/>
             </w:pPr>
             <w:r>
-              <w:t>MsgOpDelete</w:t>
-            </w:r>
-          </w:p>
-        </w:tc>
-      </w:tr>
-      <w:tr>
-        <w:tc>
-          <w:tcPr>
-            <w:tcW w:w="1452" w:type="dxa"/>
-          </w:tcPr>
-          <w:p>
-            <w:pPr>
-              <w:ind w:left="0"/>
-              <w:rPr>
-                <w:rFonts w:hint="eastAsia"/>
-              </w:rPr>
+              <w:t>MsgOpInsert</w:t>
+            </w:r>
+          </w:p>
+        </w:tc>
+      </w:tr>
+      <w:tr>
+        <w:tc>
+          <w:tcPr>
+            <w:tcW w:w="1452" w:type="dxa"/>
+          </w:tcPr>
+          <w:p>
+            <w:pPr>
+              <w:ind w:left="0"/>
             </w:pPr>
             <w:r>
               <w:rPr>
@@ -10113,9 +9008,6 @@
           <w:p>
             <w:pPr>
               <w:ind w:left="0"/>
-              <w:rPr>
-                <w:rFonts w:hint="eastAsia"/>
-              </w:rPr>
             </w:pPr>
             <w:r>
               <w:rPr>
@@ -10148,34 +9040,27 @@
     <w:p/>
     <w:p>
       <w:pPr>
-        <w:pStyle w:val="Heading3"/>
-        <w:rPr>
-          <w:rFonts w:hint="eastAsia"/>
-        </w:rPr>
-      </w:pPr>
-      <w:r>
-        <w:rPr>
-          <w:rFonts w:hint="eastAsia"/>
-        </w:rPr>
-        <w:t>truncate</w:t>
+        <w:pStyle w:val="3"/>
+      </w:pPr>
+      <w:r>
+        <w:rPr>
+          <w:rFonts w:hint="eastAsia"/>
+        </w:rPr>
+        <w:lastRenderedPageBreak/>
+        <w:t>remove</w:t>
       </w:r>
     </w:p>
     <w:p>
-      <w:pPr>
-        <w:rPr>
-          <w:rFonts w:hint="eastAsia"/>
-        </w:rPr>
-      </w:pPr>
       <w:r>
         <w:rPr>
           <w:rFonts w:hint="eastAsia"/>
           <w:noProof/>
         </w:rPr>
         <w:drawing>
-          <wp:inline distT="0" distB="0" distL="0" distR="0">
+          <wp:inline distT="0" distB="0" distL="0" distR="0" wp14:anchorId="78514FE9" wp14:editId="6273A81C">
             <wp:extent cx="5272405" cy="1795780"/>
             <wp:effectExtent l="19050" t="0" r="4445" b="0"/>
-            <wp:docPr id="22" name="Picture 18" descr="E:\sequoiadb\internal_doc\03.开发设计\rename\yt\jpg\truncate.jpg"/>
+            <wp:docPr id="42" name="Picture 34" descr="E:\sequoiadb\internal_doc\03.开发设计\rename\yt\jpg\delete.jpg"/>
             <wp:cNvGraphicFramePr>
               <a:graphicFrameLocks xmlns:a="http://schemas.openxmlformats.org/drawingml/2006/main" noChangeAspect="1"/>
             </wp:cNvGraphicFramePr>
@@ -10183,7 +9068,7 @@
               <a:graphicData uri="http://schemas.openxmlformats.org/drawingml/2006/picture">
                 <pic:pic xmlns:pic="http://schemas.openxmlformats.org/drawingml/2006/picture">
                   <pic:nvPicPr>
-                    <pic:cNvPr id="0" name="Picture 18" descr="E:\sequoiadb\internal_doc\03.开发设计\rename\yt\jpg\truncate.jpg"/>
+                    <pic:cNvPr id="0" name="Picture 34" descr="E:\sequoiadb\internal_doc\03.开发设计\rename\yt\jpg\delete.jpg"/>
                     <pic:cNvPicPr>
                       <a:picLocks noChangeAspect="1" noChangeArrowheads="1"/>
                     </pic:cNvPicPr>
@@ -10220,10 +9105,10 @@
     </w:p>
     <w:tbl>
       <w:tblPr>
-        <w:tblStyle w:val="TableGrid"/>
+        <w:tblStyle w:val="a9"/>
         <w:tblW w:w="0" w:type="auto"/>
         <w:tblInd w:w="357" w:type="dxa"/>
-        <w:tblLook w:val="04A0"/>
+        <w:tblLook w:val="04A0" w:firstRow="1" w:lastRow="0" w:firstColumn="1" w:lastColumn="0" w:noHBand="0" w:noVBand="1"/>
       </w:tblPr>
       <w:tblGrid>
         <w:gridCol w:w="1452"/>
@@ -10289,25 +9174,19 @@
               <w:ind w:left="0"/>
             </w:pPr>
             <w:r>
-              <w:rPr>
-                <w:rFonts w:hint="eastAsia"/>
-              </w:rPr>
-              <w:t>MsgOpQuery</w:t>
-            </w:r>
-          </w:p>
-        </w:tc>
-      </w:tr>
-      <w:tr>
-        <w:tc>
-          <w:tcPr>
-            <w:tcW w:w="1452" w:type="dxa"/>
-          </w:tcPr>
-          <w:p>
-            <w:pPr>
-              <w:ind w:left="0"/>
-              <w:rPr>
-                <w:rFonts w:hint="eastAsia"/>
-              </w:rPr>
+              <w:t>MsgOpDelete</w:t>
+            </w:r>
+          </w:p>
+        </w:tc>
+      </w:tr>
+      <w:tr>
+        <w:tc>
+          <w:tcPr>
+            <w:tcW w:w="1452" w:type="dxa"/>
+          </w:tcPr>
+          <w:p>
+            <w:pPr>
+              <w:ind w:left="0"/>
             </w:pPr>
             <w:r>
               <w:rPr>
@@ -10324,9 +9203,6 @@
           <w:p>
             <w:pPr>
               <w:ind w:left="0"/>
-              <w:rPr>
-                <w:rFonts w:hint="eastAsia"/>
-              </w:rPr>
             </w:pPr>
             <w:r>
               <w:rPr>
@@ -10356,44 +9232,29 @@
         </w:tc>
       </w:tr>
     </w:tbl>
+    <w:p/>
     <w:p>
       <w:pPr>
-        <w:rPr>
-          <w:rFonts w:hint="eastAsia"/>
-        </w:rPr>
-      </w:pPr>
+        <w:pStyle w:val="3"/>
+      </w:pPr>
+      <w:r>
+        <w:rPr>
+          <w:rFonts w:hint="eastAsia"/>
+        </w:rPr>
+        <w:t>truncate</w:t>
+      </w:r>
     </w:p>
     <w:p>
-      <w:pPr>
-        <w:pStyle w:val="Heading3"/>
-        <w:rPr>
-          <w:rFonts w:hint="eastAsia"/>
-        </w:rPr>
-      </w:pPr>
-      <w:r>
-        <w:rPr>
-          <w:rFonts w:hint="eastAsia"/>
-        </w:rPr>
-        <w:lastRenderedPageBreak/>
-        <w:t>update</w:t>
-      </w:r>
-    </w:p>
-    <w:p>
-      <w:pPr>
-        <w:rPr>
-          <w:rFonts w:hint="eastAsia"/>
-        </w:rPr>
-      </w:pPr>
       <w:r>
         <w:rPr>
           <w:rFonts w:hint="eastAsia"/>
           <w:noProof/>
         </w:rPr>
         <w:drawing>
-          <wp:inline distT="0" distB="0" distL="0" distR="0">
+          <wp:inline distT="0" distB="0" distL="0" distR="0" wp14:anchorId="0A052DCA" wp14:editId="03BA5C47">
             <wp:extent cx="5272405" cy="1795780"/>
             <wp:effectExtent l="19050" t="0" r="4445" b="0"/>
-            <wp:docPr id="23" name="Picture 19" descr="E:\sequoiadb\internal_doc\03.开发设计\rename\yt\jpg\update.jpg"/>
+            <wp:docPr id="22" name="Picture 18" descr="E:\sequoiadb\internal_doc\03.开发设计\rename\yt\jpg\truncate.jpg"/>
             <wp:cNvGraphicFramePr>
               <a:graphicFrameLocks xmlns:a="http://schemas.openxmlformats.org/drawingml/2006/main" noChangeAspect="1"/>
             </wp:cNvGraphicFramePr>
@@ -10401,7 +9262,7 @@
               <a:graphicData uri="http://schemas.openxmlformats.org/drawingml/2006/picture">
                 <pic:pic xmlns:pic="http://schemas.openxmlformats.org/drawingml/2006/picture">
                   <pic:nvPicPr>
-                    <pic:cNvPr id="0" name="Picture 19" descr="E:\sequoiadb\internal_doc\03.开发设计\rename\yt\jpg\update.jpg"/>
+                    <pic:cNvPr id="0" name="Picture 18" descr="E:\sequoiadb\internal_doc\03.开发设计\rename\yt\jpg\truncate.jpg"/>
                     <pic:cNvPicPr>
                       <a:picLocks noChangeAspect="1" noChangeArrowheads="1"/>
                     </pic:cNvPicPr>
@@ -10436,19 +9297,149 @@
         </w:drawing>
       </w:r>
     </w:p>
+    <w:tbl>
+      <w:tblPr>
+        <w:tblStyle w:val="a9"/>
+        <w:tblW w:w="0" w:type="auto"/>
+        <w:tblInd w:w="357" w:type="dxa"/>
+        <w:tblLook w:val="04A0" w:firstRow="1" w:lastRow="0" w:firstColumn="1" w:lastColumn="0" w:noHBand="0" w:noVBand="1"/>
+      </w:tblPr>
+      <w:tblGrid>
+        <w:gridCol w:w="1452"/>
+        <w:gridCol w:w="6713"/>
+      </w:tblGrid>
+      <w:tr>
+        <w:tc>
+          <w:tcPr>
+            <w:tcW w:w="1452" w:type="dxa"/>
+          </w:tcPr>
+          <w:p>
+            <w:pPr>
+              <w:ind w:left="0"/>
+            </w:pPr>
+            <w:r>
+              <w:rPr>
+                <w:rFonts w:hint="eastAsia"/>
+              </w:rPr>
+              <w:t>消息名称</w:t>
+            </w:r>
+          </w:p>
+        </w:tc>
+        <w:tc>
+          <w:tcPr>
+            <w:tcW w:w="6713" w:type="dxa"/>
+          </w:tcPr>
+          <w:p>
+            <w:pPr>
+              <w:ind w:left="0"/>
+            </w:pPr>
+            <w:r>
+              <w:rPr>
+                <w:rFonts w:hint="eastAsia"/>
+              </w:rPr>
+              <w:t>MSG_BS_QUERY_REQ</w:t>
+            </w:r>
+          </w:p>
+        </w:tc>
+      </w:tr>
+      <w:tr>
+        <w:tc>
+          <w:tcPr>
+            <w:tcW w:w="1452" w:type="dxa"/>
+          </w:tcPr>
+          <w:p>
+            <w:pPr>
+              <w:ind w:left="0"/>
+            </w:pPr>
+            <w:r>
+              <w:rPr>
+                <w:rFonts w:hint="eastAsia"/>
+              </w:rPr>
+              <w:t>消息结构</w:t>
+            </w:r>
+          </w:p>
+        </w:tc>
+        <w:tc>
+          <w:tcPr>
+            <w:tcW w:w="6713" w:type="dxa"/>
+          </w:tcPr>
+          <w:p>
+            <w:pPr>
+              <w:ind w:left="0"/>
+            </w:pPr>
+            <w:r>
+              <w:rPr>
+                <w:rFonts w:hint="eastAsia"/>
+              </w:rPr>
+              <w:t>MsgOpQuery</w:t>
+            </w:r>
+          </w:p>
+        </w:tc>
+      </w:tr>
+      <w:tr>
+        <w:tc>
+          <w:tcPr>
+            <w:tcW w:w="1452" w:type="dxa"/>
+          </w:tcPr>
+          <w:p>
+            <w:pPr>
+              <w:ind w:left="0"/>
+            </w:pPr>
+            <w:r>
+              <w:rPr>
+                <w:rFonts w:hint="eastAsia"/>
+              </w:rPr>
+              <w:t>处理方式</w:t>
+            </w:r>
+          </w:p>
+        </w:tc>
+        <w:tc>
+          <w:tcPr>
+            <w:tcW w:w="6713" w:type="dxa"/>
+          </w:tcPr>
+          <w:p>
+            <w:pPr>
+              <w:ind w:left="0"/>
+            </w:pPr>
+            <w:r>
+              <w:rPr>
+                <w:rFonts w:hint="eastAsia"/>
+              </w:rPr>
+              <w:t>在</w:t>
+            </w:r>
+            <w:r>
+              <w:rPr>
+                <w:rFonts w:hint="eastAsia"/>
+              </w:rPr>
+              <w:t>name</w:t>
+            </w:r>
+            <w:r>
+              <w:rPr>
+                <w:rFonts w:hint="eastAsia"/>
+              </w:rPr>
+              <w:t>字段后半部分放</w:t>
+            </w:r>
+            <w:r>
+              <w:rPr>
+                <w:rFonts w:hint="eastAsia"/>
+              </w:rPr>
+              <w:t>cd id</w:t>
+            </w:r>
+          </w:p>
+        </w:tc>
+      </w:tr>
+    </w:tbl>
+    <w:p/>
     <w:p>
       <w:pPr>
-        <w:pStyle w:val="Heading3"/>
-        <w:rPr>
-          <w:rFonts w:hint="eastAsia"/>
-          <w:noProof/>
-        </w:rPr>
-      </w:pPr>
-      <w:r>
-        <w:rPr>
-          <w:rFonts w:hint="eastAsia"/>
-        </w:rPr>
-        <w:t>upsert</w:t>
+        <w:pStyle w:val="3"/>
+      </w:pPr>
+      <w:r>
+        <w:rPr>
+          <w:rFonts w:hint="eastAsia"/>
+        </w:rPr>
+        <w:lastRenderedPageBreak/>
+        <w:t>update</w:t>
       </w:r>
     </w:p>
     <w:p>
@@ -10458,7 +9449,74 @@
           <w:noProof/>
         </w:rPr>
         <w:drawing>
-          <wp:inline distT="0" distB="0" distL="0" distR="0">
+          <wp:inline distT="0" distB="0" distL="0" distR="0" wp14:anchorId="1F72C49F" wp14:editId="10EDBD6A">
+            <wp:extent cx="5272405" cy="1795780"/>
+            <wp:effectExtent l="19050" t="0" r="4445" b="0"/>
+            <wp:docPr id="23" name="Picture 19" descr="E:\sequoiadb\internal_doc\03.开发设计\rename\yt\jpg\update.jpg"/>
+            <wp:cNvGraphicFramePr>
+              <a:graphicFrameLocks xmlns:a="http://schemas.openxmlformats.org/drawingml/2006/main" noChangeAspect="1"/>
+            </wp:cNvGraphicFramePr>
+            <a:graphic xmlns:a="http://schemas.openxmlformats.org/drawingml/2006/main">
+              <a:graphicData uri="http://schemas.openxmlformats.org/drawingml/2006/picture">
+                <pic:pic xmlns:pic="http://schemas.openxmlformats.org/drawingml/2006/picture">
+                  <pic:nvPicPr>
+                    <pic:cNvPr id="0" name="Picture 19" descr="E:\sequoiadb\internal_doc\03.开发设计\rename\yt\jpg\update.jpg"/>
+                    <pic:cNvPicPr>
+                      <a:picLocks noChangeAspect="1" noChangeArrowheads="1"/>
+                    </pic:cNvPicPr>
+                  </pic:nvPicPr>
+                  <pic:blipFill>
+                    <a:blip r:embed="rId31"/>
+                    <a:srcRect/>
+                    <a:stretch>
+                      <a:fillRect/>
+                    </a:stretch>
+                  </pic:blipFill>
+                  <pic:spPr bwMode="auto">
+                    <a:xfrm>
+                      <a:off x="0" y="0"/>
+                      <a:ext cx="5272405" cy="1795780"/>
+                    </a:xfrm>
+                    <a:prstGeom prst="rect">
+                      <a:avLst/>
+                    </a:prstGeom>
+                    <a:noFill/>
+                    <a:ln w="9525">
+                      <a:noFill/>
+                      <a:miter lim="800000"/>
+                      <a:headEnd/>
+                      <a:tailEnd/>
+                    </a:ln>
+                  </pic:spPr>
+                </pic:pic>
+              </a:graphicData>
+            </a:graphic>
+          </wp:inline>
+        </w:drawing>
+      </w:r>
+    </w:p>
+    <w:p>
+      <w:pPr>
+        <w:pStyle w:val="3"/>
+        <w:rPr>
+          <w:noProof/>
+        </w:rPr>
+      </w:pPr>
+      <w:r>
+        <w:rPr>
+          <w:rFonts w:hint="eastAsia"/>
+        </w:rPr>
+        <w:t>upsert</w:t>
+      </w:r>
+    </w:p>
+    <w:p>
+      <w:r>
+        <w:rPr>
+          <w:rFonts w:hint="eastAsia"/>
+          <w:noProof/>
+        </w:rPr>
+        <w:drawing>
+          <wp:inline distT="0" distB="0" distL="0" distR="0" wp14:anchorId="0B884116" wp14:editId="0535979A">
             <wp:extent cx="5267325" cy="2576830"/>
             <wp:effectExtent l="19050" t="0" r="9525" b="0"/>
             <wp:docPr id="24" name="Picture 20" descr="E:\sequoiadb\internal_doc\03.开发设计\rename\yt\jpg\upsert.jpg"/>
@@ -10475,7 +9533,7 @@
                     </pic:cNvPicPr>
                   </pic:nvPicPr>
                   <pic:blipFill>
-                    <a:blip r:embed="rId31"/>
+                    <a:blip r:embed="rId32"/>
                     <a:srcRect/>
                     <a:stretch>
                       <a:fillRect/>
@@ -10506,10 +9564,10 @@
     </w:p>
     <w:tbl>
       <w:tblPr>
-        <w:tblStyle w:val="TableGrid"/>
+        <w:tblStyle w:val="a9"/>
         <w:tblW w:w="0" w:type="auto"/>
         <w:tblInd w:w="357" w:type="dxa"/>
-        <w:tblLook w:val="04A0"/>
+        <w:tblLook w:val="04A0" w:firstRow="1" w:lastRow="0" w:firstColumn="1" w:lastColumn="0" w:noHBand="0" w:noVBand="1"/>
       </w:tblPr>
       <w:tblGrid>
         <w:gridCol w:w="1452"/>
@@ -10591,9 +9649,6 @@
           <w:p>
             <w:pPr>
               <w:ind w:left="0"/>
-              <w:rPr>
-                <w:rFonts w:hint="eastAsia"/>
-              </w:rPr>
             </w:pPr>
             <w:r>
               <w:rPr>
@@ -10610,9 +9665,6 @@
           <w:p>
             <w:pPr>
               <w:ind w:left="0"/>
-              <w:rPr>
-                <w:rFonts w:hint="eastAsia"/>
-              </w:rPr>
             </w:pPr>
             <w:r>
               <w:rPr>
@@ -10642,37 +9694,27 @@
         </w:tc>
       </w:tr>
     </w:tbl>
+    <w:p/>
     <w:p>
       <w:pPr>
-        <w:rPr>
-          <w:rFonts w:hint="eastAsia"/>
-        </w:rPr>
-      </w:pPr>
+        <w:pStyle w:val="3"/>
+      </w:pPr>
+      <w:r>
+        <w:rPr>
+          <w:rFonts w:hint="eastAsia"/>
+        </w:rPr>
+        <w:lastRenderedPageBreak/>
+        <w:t>truncate lob</w:t>
+      </w:r>
     </w:p>
     <w:p>
-      <w:pPr>
-        <w:pStyle w:val="Heading3"/>
-      </w:pPr>
-      <w:r>
-        <w:rPr>
-          <w:rFonts w:hint="eastAsia"/>
-        </w:rPr>
-        <w:lastRenderedPageBreak/>
-        <w:t>truncate lob</w:t>
-      </w:r>
-    </w:p>
-    <w:p>
-      <w:pPr>
-        <w:rPr>
-          <w:rFonts w:hint="eastAsia"/>
-        </w:rPr>
-      </w:pPr>
-      <w:r>
-        <w:rPr>
-          <w:rFonts w:hint="eastAsia"/>
+      <w:r>
+        <w:rPr>
+          <w:rFonts w:hint="eastAsia"/>
+          <w:noProof/>
         </w:rPr>
         <w:drawing>
-          <wp:inline distT="0" distB="0" distL="0" distR="0">
+          <wp:inline distT="0" distB="0" distL="0" distR="0" wp14:anchorId="7405A1AB" wp14:editId="17181C34">
             <wp:extent cx="5257800" cy="2224405"/>
             <wp:effectExtent l="19050" t="0" r="0" b="0"/>
             <wp:docPr id="46" name="Picture 36" descr="E:\sequoiadb\internal_doc\03.开发设计\rename\yt\jpg\truncateLob.jpg"/>
@@ -10689,7 +9731,7 @@
                     </pic:cNvPicPr>
                   </pic:nvPicPr>
                   <pic:blipFill>
-                    <a:blip r:embed="rId32"/>
+                    <a:blip r:embed="rId33"/>
                     <a:srcRect/>
                     <a:stretch>
                       <a:fillRect/>
@@ -10720,10 +9762,10 @@
     </w:p>
     <w:tbl>
       <w:tblPr>
-        <w:tblStyle w:val="TableGrid"/>
+        <w:tblStyle w:val="a9"/>
         <w:tblW w:w="0" w:type="auto"/>
         <w:tblInd w:w="357" w:type="dxa"/>
-        <w:tblLook w:val="04A0"/>
+        <w:tblLook w:val="04A0" w:firstRow="1" w:lastRow="0" w:firstColumn="1" w:lastColumn="0" w:noHBand="0" w:noVBand="1"/>
       </w:tblPr>
       <w:tblGrid>
         <w:gridCol w:w="1452"/>
@@ -10770,13 +9812,7 @@
               <w:rPr>
                 <w:rFonts w:hint="eastAsia"/>
               </w:rPr>
-              <w:t>/ MSG_BS_LOB_UPDATE</w:t>
-            </w:r>
-            <w:r>
-              <w:rPr>
-                <w:rFonts w:hint="eastAsia"/>
-              </w:rPr>
-              <w:t>_REQ</w:t>
+              <w:t>/ MSG_BS_LOB_UPDATE_REQ</w:t>
             </w:r>
           </w:p>
         </w:tc>
@@ -10820,9 +9856,6 @@
           <w:p>
             <w:pPr>
               <w:ind w:left="0"/>
-              <w:rPr>
-                <w:rFonts w:hint="eastAsia"/>
-              </w:rPr>
             </w:pPr>
             <w:r>
               <w:rPr>
@@ -10839,9 +9872,6 @@
           <w:p>
             <w:pPr>
               <w:ind w:left="0"/>
-              <w:rPr>
-                <w:rFonts w:hint="eastAsia"/>
-              </w:rPr>
             </w:pPr>
             <w:r>
               <w:rPr>
@@ -10874,10 +9904,7 @@
     <w:p/>
     <w:p>
       <w:pPr>
-        <w:pStyle w:val="Heading3"/>
-        <w:rPr>
-          <w:rFonts w:hint="eastAsia"/>
-        </w:rPr>
+        <w:pStyle w:val="3"/>
       </w:pPr>
       <w:r>
         <w:t>delete</w:t>
@@ -10893,14 +9920,12 @@
       </w:r>
     </w:p>
     <w:p>
-      <w:pPr>
-        <w:rPr>
-          <w:rFonts w:hint="eastAsia"/>
-        </w:rPr>
-      </w:pPr>
-      <w:r>
+      <w:r>
+        <w:rPr>
+          <w:noProof/>
+        </w:rPr>
         <w:drawing>
-          <wp:inline distT="0" distB="0" distL="0" distR="0">
+          <wp:inline distT="0" distB="0" distL="0" distR="0" wp14:anchorId="12FEACC4" wp14:editId="4F36A5AE">
             <wp:extent cx="5272405" cy="2186305"/>
             <wp:effectExtent l="19050" t="0" r="4445" b="0"/>
             <wp:docPr id="30" name="Picture 24" descr="E:\sequoiadb\internal_doc\03.开发设计\rename\yt\jpg\deleteLob.jpg"/>
@@ -10917,7 +9942,7 @@
                     </pic:cNvPicPr>
                   </pic:nvPicPr>
                   <pic:blipFill>
-                    <a:blip r:embed="rId33"/>
+                    <a:blip r:embed="rId34"/>
                     <a:srcRect/>
                     <a:stretch>
                       <a:fillRect/>
@@ -10948,10 +9973,10 @@
     </w:p>
     <w:tbl>
       <w:tblPr>
-        <w:tblStyle w:val="TableGrid"/>
+        <w:tblStyle w:val="a9"/>
         <w:tblW w:w="0" w:type="auto"/>
         <w:tblInd w:w="357" w:type="dxa"/>
-        <w:tblLook w:val="04A0"/>
+        <w:tblLook w:val="04A0" w:firstRow="1" w:lastRow="0" w:firstColumn="1" w:lastColumn="0" w:noHBand="0" w:noVBand="1"/>
       </w:tblPr>
       <w:tblGrid>
         <w:gridCol w:w="1452"/>
@@ -10995,13 +10020,7 @@
               <w:rPr>
                 <w:rFonts w:hint="eastAsia"/>
               </w:rPr>
-              <w:t>MSG_BS_LOB_REMOVE</w:t>
-            </w:r>
-            <w:r>
-              <w:rPr>
-                <w:rFonts w:hint="eastAsia"/>
-              </w:rPr>
-              <w:t>_REQ</w:t>
+              <w:t>MSG_BS_LOB_REMOVE_REQ</w:t>
             </w:r>
             <w:r>
               <w:br/>
@@ -11010,13 +10029,7 @@
               <w:rPr>
                 <w:rFonts w:hint="eastAsia"/>
               </w:rPr>
-              <w:t>MSG_BS_LOB_CLOSE</w:t>
-            </w:r>
-            <w:r>
-              <w:rPr>
-                <w:rFonts w:hint="eastAsia"/>
-              </w:rPr>
-              <w:t>_REQ</w:t>
+              <w:t>MSG_BS_LOB_CLOSE_REQ</w:t>
             </w:r>
           </w:p>
         </w:tc>
@@ -11060,9 +10073,6 @@
           <w:p>
             <w:pPr>
               <w:ind w:left="0"/>
-              <w:rPr>
-                <w:rFonts w:hint="eastAsia"/>
-              </w:rPr>
             </w:pPr>
             <w:r>
               <w:rPr>
@@ -11079,9 +10089,6 @@
           <w:p>
             <w:pPr>
               <w:ind w:left="0"/>
-              <w:rPr>
-                <w:rFonts w:hint="eastAsia"/>
-              </w:rPr>
             </w:pPr>
             <w:r>
               <w:rPr>
@@ -11113,10 +10120,7 @@
     </w:tbl>
     <w:p>
       <w:pPr>
-        <w:pStyle w:val="Heading3"/>
-        <w:rPr>
-          <w:rFonts w:hint="eastAsia"/>
-        </w:rPr>
+        <w:pStyle w:val="3"/>
       </w:pPr>
       <w:r>
         <w:rPr>
@@ -11127,17 +10131,13 @@
       </w:r>
     </w:p>
     <w:p>
-      <w:pPr>
-        <w:rPr>
-          <w:rFonts w:hint="eastAsia"/>
-        </w:rPr>
-      </w:pPr>
-      <w:r>
-        <w:rPr>
-          <w:rFonts w:hint="eastAsia"/>
+      <w:r>
+        <w:rPr>
+          <w:rFonts w:hint="eastAsia"/>
+          <w:noProof/>
         </w:rPr>
         <w:drawing>
-          <wp:inline distT="0" distB="0" distL="0" distR="0">
+          <wp:inline distT="0" distB="0" distL="0" distR="0" wp14:anchorId="7E7EF32D" wp14:editId="674405EC">
             <wp:extent cx="5272405" cy="2990850"/>
             <wp:effectExtent l="19050" t="0" r="4445" b="0"/>
             <wp:docPr id="28" name="Picture 23" descr="E:\sequoiadb\internal_doc\03.开发设计\rename\yt\jpg\getLob.jpg"/>
@@ -11154,7 +10154,7 @@
                     </pic:cNvPicPr>
                   </pic:nvPicPr>
                   <pic:blipFill>
-                    <a:blip r:embed="rId34"/>
+                    <a:blip r:embed="rId35"/>
                     <a:srcRect/>
                     <a:stretch>
                       <a:fillRect/>
@@ -11185,10 +10185,10 @@
     </w:p>
     <w:tbl>
       <w:tblPr>
-        <w:tblStyle w:val="TableGrid"/>
+        <w:tblStyle w:val="a9"/>
         <w:tblW w:w="0" w:type="auto"/>
         <w:tblInd w:w="357" w:type="dxa"/>
-        <w:tblLook w:val="04A0"/>
+        <w:tblLook w:val="04A0" w:firstRow="1" w:lastRow="0" w:firstColumn="1" w:lastColumn="0" w:noHBand="0" w:noVBand="1"/>
       </w:tblPr>
       <w:tblGrid>
         <w:gridCol w:w="1452"/>
@@ -11232,19 +10232,7 @@
               <w:rPr>
                 <w:rFonts w:hint="eastAsia"/>
               </w:rPr>
-              <w:t>MSG</w:t>
-            </w:r>
-            <w:r>
-              <w:rPr>
-                <w:rFonts w:hint="eastAsia"/>
-              </w:rPr>
-              <w:t>_BS_LOB_READ</w:t>
-            </w:r>
-            <w:r>
-              <w:rPr>
-                <w:rFonts w:hint="eastAsia"/>
-              </w:rPr>
-              <w:t>_REQ</w:t>
+              <w:t>MSG_BS_LOB_READ_REQ</w:t>
             </w:r>
             <w:r>
               <w:br/>
@@ -11297,9 +10285,6 @@
           <w:p>
             <w:pPr>
               <w:ind w:left="0"/>
-              <w:rPr>
-                <w:rFonts w:hint="eastAsia"/>
-              </w:rPr>
             </w:pPr>
             <w:r>
               <w:rPr>
@@ -11316,9 +10301,6 @@
           <w:p>
             <w:pPr>
               <w:ind w:left="0"/>
-              <w:rPr>
-                <w:rFonts w:hint="eastAsia"/>
-              </w:rPr>
             </w:pPr>
             <w:r>
               <w:rPr>
@@ -11351,10 +10333,7 @@
     <w:p/>
     <w:p>
       <w:pPr>
-        <w:pStyle w:val="Heading3"/>
-        <w:rPr>
-          <w:rFonts w:hint="eastAsia"/>
-        </w:rPr>
+        <w:pStyle w:val="3"/>
       </w:pPr>
       <w:r>
         <w:rPr>
@@ -11364,17 +10343,12 @@
       </w:r>
     </w:p>
     <w:p>
-      <w:pPr>
-        <w:rPr>
-          <w:rFonts w:hint="eastAsia"/>
-        </w:rPr>
-      </w:pPr>
       <w:r>
         <w:rPr>
           <w:noProof/>
         </w:rPr>
         <w:drawing>
-          <wp:inline distT="0" distB="0" distL="0" distR="0">
+          <wp:inline distT="0" distB="0" distL="0" distR="0" wp14:anchorId="37A42340" wp14:editId="2EE91309">
             <wp:extent cx="5272405" cy="2710180"/>
             <wp:effectExtent l="19050" t="0" r="4445" b="0"/>
             <wp:docPr id="34" name="Picture 28" descr="E:\sequoiadb\internal_doc\03.开发设计\rename\yt\jpg\listLobs.jpg"/>
@@ -11391,7 +10365,7 @@
                     </pic:cNvPicPr>
                   </pic:nvPicPr>
                   <pic:blipFill>
-                    <a:blip r:embed="rId35"/>
+                    <a:blip r:embed="rId36"/>
                     <a:srcRect/>
                     <a:stretch>
                       <a:fillRect/>
@@ -11422,10 +10396,10 @@
     </w:p>
     <w:tbl>
       <w:tblPr>
-        <w:tblStyle w:val="TableGrid"/>
+        <w:tblStyle w:val="a9"/>
         <w:tblW w:w="0" w:type="auto"/>
         <w:tblInd w:w="357" w:type="dxa"/>
-        <w:tblLook w:val="04A0"/>
+        <w:tblLook w:val="04A0" w:firstRow="1" w:lastRow="0" w:firstColumn="1" w:lastColumn="0" w:noHBand="0" w:noVBand="1"/>
       </w:tblPr>
       <w:tblGrid>
         <w:gridCol w:w="1452"/>
@@ -11507,9 +10481,6 @@
           <w:p>
             <w:pPr>
               <w:ind w:left="0"/>
-              <w:rPr>
-                <w:rFonts w:hint="eastAsia"/>
-              </w:rPr>
             </w:pPr>
             <w:r>
               <w:rPr>
@@ -11527,9 +10498,6 @@
           <w:p>
             <w:pPr>
               <w:ind w:left="0"/>
-              <w:rPr>
-                <w:rFonts w:hint="eastAsia"/>
-              </w:rPr>
             </w:pPr>
             <w:r>
               <w:rPr>
@@ -11562,10 +10530,7 @@
     <w:p/>
     <w:p>
       <w:pPr>
-        <w:pStyle w:val="Heading3"/>
-        <w:rPr>
-          <w:rFonts w:hint="eastAsia"/>
-        </w:rPr>
+        <w:pStyle w:val="3"/>
       </w:pPr>
       <w:r>
         <w:rPr>
@@ -11575,17 +10540,12 @@
       </w:r>
     </w:p>
     <w:p>
-      <w:pPr>
-        <w:rPr>
-          <w:rFonts w:hint="eastAsia"/>
-        </w:rPr>
-      </w:pPr>
       <w:r>
         <w:rPr>
           <w:noProof/>
         </w:rPr>
         <w:drawing>
-          <wp:inline distT="0" distB="0" distL="0" distR="0">
+          <wp:inline distT="0" distB="0" distL="0" distR="0" wp14:anchorId="3E8C105E" wp14:editId="1E5CC6A9">
             <wp:extent cx="5272405" cy="3538855"/>
             <wp:effectExtent l="19050" t="0" r="4445" b="0"/>
             <wp:docPr id="33" name="Picture 27" descr="E:\sequoiadb\internal_doc\03.开发设计\rename\yt\jpg\putLob.jpg"/>
@@ -11602,7 +10562,7 @@
                     </pic:cNvPicPr>
                   </pic:nvPicPr>
                   <pic:blipFill>
-                    <a:blip r:embed="rId36"/>
+                    <a:blip r:embed="rId37"/>
                     <a:srcRect/>
                     <a:stretch>
                       <a:fillRect/>
@@ -11633,10 +10593,10 @@
     </w:p>
     <w:tbl>
       <w:tblPr>
-        <w:tblStyle w:val="TableGrid"/>
+        <w:tblStyle w:val="a9"/>
         <w:tblW w:w="0" w:type="auto"/>
         <w:tblInd w:w="357" w:type="dxa"/>
-        <w:tblLook w:val="04A0"/>
+        <w:tblLook w:val="04A0" w:firstRow="1" w:lastRow="0" w:firstColumn="1" w:lastColumn="0" w:noHBand="0" w:noVBand="1"/>
       </w:tblPr>
       <w:tblGrid>
         <w:gridCol w:w="1452"/>
@@ -11680,19 +10640,7 @@
               <w:rPr>
                 <w:rFonts w:hint="eastAsia"/>
               </w:rPr>
-              <w:t>MSG</w:t>
-            </w:r>
-            <w:r>
-              <w:rPr>
-                <w:rFonts w:hint="eastAsia"/>
-              </w:rPr>
-              <w:t>_BS_LOB_WRITE</w:t>
-            </w:r>
-            <w:r>
-              <w:rPr>
-                <w:rFonts w:hint="eastAsia"/>
-              </w:rPr>
-              <w:t>_REQ/</w:t>
+              <w:t>MSG_BS_LOB_WRITE_REQ/</w:t>
             </w:r>
             <w:r>
               <w:br/>
@@ -11745,9 +10693,6 @@
           <w:p>
             <w:pPr>
               <w:ind w:left="0"/>
-              <w:rPr>
-                <w:rFonts w:hint="eastAsia"/>
-              </w:rPr>
             </w:pPr>
             <w:r>
               <w:rPr>
@@ -11764,9 +10709,6 @@
           <w:p>
             <w:pPr>
               <w:ind w:left="0"/>
-              <w:rPr>
-                <w:rFonts w:hint="eastAsia"/>
-              </w:rPr>
             </w:pPr>
             <w:r>
               <w:rPr>
@@ -11796,19 +10738,10 @@
         </w:tc>
       </w:tr>
     </w:tbl>
+    <w:p/>
     <w:p>
       <w:pPr>
-        <w:rPr>
-          <w:rFonts w:hint="eastAsia"/>
-        </w:rPr>
-      </w:pPr>
-    </w:p>
-    <w:p>
-      <w:pPr>
-        <w:pStyle w:val="Heading2"/>
-        <w:rPr>
-          <w:rFonts w:hint="eastAsia"/>
-        </w:rPr>
+        <w:pStyle w:val="2"/>
       </w:pPr>
       <w:r>
         <w:rPr>
@@ -11819,10 +10752,10 @@
     </w:p>
     <w:tbl>
       <w:tblPr>
-        <w:tblStyle w:val="TableGrid"/>
+        <w:tblStyle w:val="a9"/>
         <w:tblW w:w="8165" w:type="dxa"/>
         <w:tblInd w:w="567" w:type="dxa"/>
-        <w:tblLook w:val="04A0"/>
+        <w:tblLook w:val="04A0" w:firstRow="1" w:lastRow="0" w:firstColumn="1" w:lastColumn="0" w:noHBand="0" w:noVBand="1"/>
       </w:tblPr>
       <w:tblGrid>
         <w:gridCol w:w="8165"/>
@@ -11888,9 +10821,6 @@
           <w:p>
             <w:pPr>
               <w:ind w:left="0"/>
-              <w:rPr>
-                <w:rFonts w:hint="eastAsia"/>
-              </w:rPr>
             </w:pPr>
             <w:r>
               <w:t xml:space="preserve">SINT32    flags </w:t>
@@ -11899,9 +10829,6 @@
           <w:p>
             <w:pPr>
               <w:ind w:left="0"/>
-              <w:rPr>
-                <w:rFonts w:hint="eastAsia"/>
-              </w:rPr>
             </w:pPr>
             <w:r>
               <w:t xml:space="preserve">SINT32    nameLength </w:t>
@@ -11955,9 +10882,6 @@
           <w:p>
             <w:pPr>
               <w:ind w:left="0"/>
-              <w:rPr>
-                <w:rFonts w:hint="eastAsia"/>
-              </w:rPr>
             </w:pPr>
             <w:r>
               <w:t>SINT64    numToReturn</w:t>
@@ -12165,141 +11089,143 @@
         </w:tc>
       </w:tr>
     </w:tbl>
+    <w:p/>
     <w:p>
       <w:pPr>
-        <w:rPr>
-          <w:rFonts w:hint="eastAsia"/>
-        </w:rPr>
-      </w:pPr>
+        <w:pStyle w:val="2"/>
+      </w:pPr>
+      <w:r>
+        <w:rPr>
+          <w:rFonts w:hint="eastAsia"/>
+        </w:rPr>
+        <w:lastRenderedPageBreak/>
+        <w:t>节点同步</w:t>
+      </w:r>
     </w:p>
     <w:p>
-      <w:pPr>
-        <w:pStyle w:val="Heading2"/>
-        <w:rPr>
-          <w:rFonts w:hint="eastAsia"/>
-        </w:rPr>
-      </w:pPr>
-      <w:r>
-        <w:rPr>
-          <w:rFonts w:hint="eastAsia"/>
-        </w:rPr>
-        <w:lastRenderedPageBreak/>
-        <w:t>节点同步</w:t>
+      <w:r>
+        <w:rPr>
+          <w:rFonts w:hint="eastAsia"/>
+        </w:rPr>
+        <w:t>DPS</w:t>
+      </w:r>
+      <w:r>
+        <w:rPr>
+          <w:rFonts w:hint="eastAsia"/>
+        </w:rPr>
+        <w:t>日志新增字段</w:t>
+      </w:r>
+      <w:r>
+        <w:t>DPS_LOG_PUBLIC_</w:t>
+      </w:r>
+      <w:r>
+        <w:rPr>
+          <w:rFonts w:hint="eastAsia"/>
+        </w:rPr>
+        <w:t>CLID</w:t>
       </w:r>
     </w:p>
     <w:p>
-      <w:pPr>
-        <w:rPr>
-          <w:rFonts w:hint="eastAsia"/>
-        </w:rPr>
-      </w:pPr>
-      <w:r>
-        <w:rPr>
-          <w:rFonts w:hint="eastAsia"/>
-        </w:rPr>
-        <w:t>DPS</w:t>
-      </w:r>
-      <w:r>
-        <w:rPr>
-          <w:rFonts w:hint="eastAsia"/>
-        </w:rPr>
-        <w:t>日志新增字段</w:t>
-      </w:r>
-      <w:r>
-        <w:t>DPS_LOG_PUBLIC_</w:t>
-      </w:r>
-      <w:r>
-        <w:rPr>
-          <w:rFonts w:hint="eastAsia"/>
-        </w:rPr>
-        <w:t>CLID</w:t>
+      <w:r>
+        <w:rPr>
+          <w:rFonts w:hint="eastAsia"/>
+        </w:rPr>
+        <w:t>create/drop/rename cs</w:t>
+      </w:r>
+      <w:r>
+        <w:rPr>
+          <w:rFonts w:hint="eastAsia"/>
+        </w:rPr>
+        <w:t>新增字段</w:t>
+      </w:r>
+      <w:r>
+        <w:t>DPS_LOG_CSCRT_CS</w:t>
+      </w:r>
+      <w:r>
+        <w:rPr>
+          <w:rFonts w:hint="eastAsia"/>
+        </w:rPr>
+        <w:t xml:space="preserve">ID </w:t>
       </w:r>
     </w:p>
     <w:p>
       <w:pPr>
-        <w:rPr>
-          <w:rFonts w:hint="eastAsia"/>
-        </w:rPr>
-      </w:pPr>
-      <w:r>
-        <w:rPr>
-          <w:rFonts w:hint="eastAsia"/>
-        </w:rPr>
-        <w:t>create/drop/rename cs</w:t>
-      </w:r>
-      <w:r>
-        <w:rPr>
-          <w:rFonts w:hint="eastAsia"/>
-        </w:rPr>
-        <w:t>新增字段</w:t>
-      </w:r>
-      <w:r>
-        <w:t>DPS_LOG_CSCRT_CS</w:t>
-      </w:r>
-      <w:r>
-        <w:rPr>
-          <w:rFonts w:hint="eastAsia"/>
-        </w:rPr>
-        <w:t xml:space="preserve">ID </w:t>
+        <w:pStyle w:val="2"/>
+      </w:pPr>
+      <w:r>
+        <w:rPr>
+          <w:rFonts w:hint="eastAsia"/>
+        </w:rPr>
+        <w:t>独立模式</w:t>
       </w:r>
     </w:p>
     <w:p>
-      <w:pPr>
-        <w:pStyle w:val="Heading2"/>
-        <w:rPr>
-          <w:rFonts w:hint="eastAsia"/>
-        </w:rPr>
-      </w:pPr>
-      <w:r>
-        <w:rPr>
-          <w:rFonts w:hint="eastAsia"/>
-        </w:rPr>
-        <w:t>独立模式</w:t>
+      <w:r>
+        <w:rPr>
+          <w:rFonts w:hint="eastAsia"/>
+        </w:rPr>
+        <w:t>snapshot cs / cl</w:t>
+      </w:r>
+      <w:r>
+        <w:rPr>
+          <w:rFonts w:hint="eastAsia"/>
+        </w:rPr>
+        <w:t xml:space="preserve"> </w:t>
+      </w:r>
+      <w:r>
+        <w:rPr>
+          <w:rFonts w:hint="eastAsia"/>
+        </w:rPr>
+        <w:t>在单机上从</w:t>
+      </w:r>
+      <w:r>
+        <w:rPr>
+          <w:rFonts w:hint="eastAsia"/>
+        </w:rPr>
+        <w:t>DMS load cs id / cl id</w:t>
       </w:r>
     </w:p>
     <w:p>
       <w:pPr>
-        <w:rPr>
-          <w:rFonts w:hint="eastAsia"/>
-        </w:rPr>
-      </w:pPr>
-      <w:r>
-        <w:rPr>
-          <w:rFonts w:hint="eastAsia"/>
-        </w:rPr>
-        <w:t>snapshot cs / cl</w:t>
-      </w:r>
-      <w:r>
-        <w:rPr>
-          <w:rFonts w:hint="eastAsia"/>
-        </w:rPr>
-        <w:t xml:space="preserve"> </w:t>
-      </w:r>
-      <w:r>
-        <w:rPr>
-          <w:rFonts w:hint="eastAsia"/>
-        </w:rPr>
-        <w:t>在单机上从</w:t>
-      </w:r>
-      <w:r>
-        <w:rPr>
-          <w:rFonts w:hint="eastAsia"/>
-        </w:rPr>
-        <w:t>DMS load cs id / cl id</w:t>
+        <w:pStyle w:val="2"/>
+      </w:pPr>
+      <w:r>
+        <w:rPr>
+          <w:rFonts w:hint="eastAsia"/>
+        </w:rPr>
+        <w:t>旧版本升级</w:t>
       </w:r>
     </w:p>
     <w:p>
-      <w:pPr>
-        <w:pStyle w:val="Heading2"/>
-        <w:rPr>
-          <w:rFonts w:hint="eastAsia"/>
-        </w:rPr>
-      </w:pPr>
-      <w:r>
-        <w:rPr>
-          <w:rFonts w:hint="eastAsia"/>
-        </w:rPr>
-        <w:t>旧版本升级</w:t>
+      <w:r>
+        <w:rPr>
+          <w:rFonts w:hint="eastAsia"/>
+        </w:rPr>
+        <w:t>支持滚动升级（因为</w:t>
+      </w:r>
+      <w:r>
+        <w:rPr>
+          <w:rFonts w:hint="eastAsia"/>
+        </w:rPr>
+        <w:t>rename</w:t>
+      </w:r>
+      <w:r>
+        <w:rPr>
+          <w:rFonts w:hint="eastAsia"/>
+        </w:rPr>
+        <w:t>功能要在</w:t>
+      </w:r>
+      <w:r>
+        <w:rPr>
+          <w:rFonts w:hint="eastAsia"/>
+        </w:rPr>
+        <w:t>2.8</w:t>
+      </w:r>
+      <w:r>
+        <w:rPr>
+          <w:rFonts w:hint="eastAsia"/>
+        </w:rPr>
+        <w:t>上实现）。</w:t>
       </w:r>
     </w:p>
     <w:p>
@@ -12307,59 +11233,234 @@
         <w:rPr>
           <w:rFonts w:hint="eastAsia"/>
         </w:rPr>
-        <w:t>支持滚动升级（因为</w:t>
-      </w:r>
-      <w:r>
-        <w:rPr>
-          <w:rFonts w:hint="eastAsia"/>
-        </w:rPr>
-        <w:t>rename</w:t>
-      </w:r>
-      <w:r>
-        <w:rPr>
-          <w:rFonts w:hint="eastAsia"/>
-        </w:rPr>
-        <w:t>功能要在</w:t>
-      </w:r>
-      <w:r>
-        <w:rPr>
-          <w:rFonts w:hint="eastAsia"/>
-        </w:rPr>
-        <w:t>2.8</w:t>
-      </w:r>
-      <w:r>
-        <w:rPr>
-          <w:rFonts w:hint="eastAsia"/>
-        </w:rPr>
-        <w:t>上实现）。</w:t>
+        <w:t>必须先升级</w:t>
+      </w:r>
+      <w:r>
+        <w:rPr>
+          <w:rFonts w:hint="eastAsia"/>
+        </w:rPr>
+        <w:t>catalog</w:t>
+      </w:r>
+      <w:r>
+        <w:rPr>
+          <w:rFonts w:hint="eastAsia"/>
+        </w:rPr>
+        <w:t>再升级其他节点。</w:t>
+      </w:r>
+    </w:p>
+    <w:p/>
+    <w:p/>
+    <w:p/>
+    <w:p>
+      <w:r>
+        <w:rPr>
+          <w:rFonts w:hint="eastAsia"/>
+        </w:rPr>
+        <w:t xml:space="preserve">0420 </w:t>
+      </w:r>
+      <w:r>
+        <w:rPr>
+          <w:rFonts w:hint="eastAsia"/>
+        </w:rPr>
+        <w:t>讨论：</w:t>
       </w:r>
     </w:p>
     <w:p>
       <w:pPr>
-        <w:rPr>
-          <w:rFonts w:hint="eastAsia"/>
-        </w:rPr>
-      </w:pPr>
-      <w:r>
-        <w:rPr>
-          <w:rFonts w:hint="eastAsia"/>
-        </w:rPr>
-        <w:t>必须先升级</w:t>
-      </w:r>
-      <w:r>
-        <w:rPr>
-          <w:rFonts w:hint="eastAsia"/>
-        </w:rPr>
-        <w:t>catalog</w:t>
-      </w:r>
-      <w:r>
-        <w:rPr>
-          <w:rFonts w:hint="eastAsia"/>
-        </w:rPr>
-        <w:t>再升级其他节点。</w:t>
+        <w:pStyle w:val="aa"/>
+        <w:numPr>
+          <w:ilvl w:val="0"/>
+          <w:numId w:val="33"/>
+        </w:numPr>
+        <w:ind w:firstLineChars="0"/>
+      </w:pPr>
+      <w:r>
+        <w:t xml:space="preserve">ID </w:t>
+      </w:r>
+      <w:r>
+        <w:rPr>
+          <w:rFonts w:hint="eastAsia"/>
+        </w:rPr>
+        <w:t>生成机制</w:t>
       </w:r>
     </w:p>
-    <w:p/>
+    <w:p>
+      <w:pPr>
+        <w:pStyle w:val="aa"/>
+        <w:ind w:left="717" w:firstLineChars="0" w:firstLine="0"/>
+        <w:rPr>
+          <w:rFonts w:hint="eastAsia"/>
+        </w:rPr>
+      </w:pPr>
+      <w:r>
+        <w:rPr>
+          <w:rFonts w:hint="eastAsia"/>
+        </w:rPr>
+        <w:t>当前考虑的由</w:t>
+      </w:r>
+      <w:r>
+        <w:rPr>
+          <w:rFonts w:hint="eastAsia"/>
+        </w:rPr>
+        <w:t xml:space="preserve"> catalog </w:t>
+      </w:r>
+      <w:r>
+        <w:rPr>
+          <w:rFonts w:hint="eastAsia"/>
+        </w:rPr>
+        <w:t>生成序列化</w:t>
+      </w:r>
+      <w:r>
+        <w:rPr>
+          <w:rFonts w:hint="eastAsia"/>
+        </w:rPr>
+        <w:t xml:space="preserve"> id</w:t>
+      </w:r>
+      <w:r>
+        <w:rPr>
+          <w:rFonts w:hint="eastAsia"/>
+        </w:rPr>
+        <w:t>，怎么处理直连数据节点创建</w:t>
+      </w:r>
+      <w:r>
+        <w:rPr>
+          <w:rFonts w:hint="eastAsia"/>
+        </w:rPr>
+        <w:t xml:space="preserve"> cs/cl </w:t>
+      </w:r>
+      <w:r>
+        <w:rPr>
+          <w:rFonts w:hint="eastAsia"/>
+        </w:rPr>
+        <w:t>时的冲突问题？集群和单机环境下的</w:t>
+      </w:r>
+      <w:r>
+        <w:rPr>
+          <w:rFonts w:hint="eastAsia"/>
+        </w:rPr>
+        <w:t xml:space="preserve"> ID </w:t>
+      </w:r>
+      <w:r>
+        <w:rPr>
+          <w:rFonts w:hint="eastAsia"/>
+        </w:rPr>
+        <w:t>生成如何统一？</w:t>
+      </w:r>
+    </w:p>
+    <w:p>
+      <w:pPr>
+        <w:pStyle w:val="aa"/>
+        <w:numPr>
+          <w:ilvl w:val="0"/>
+          <w:numId w:val="33"/>
+        </w:numPr>
+        <w:ind w:firstLineChars="0"/>
+      </w:pPr>
+      <w:r>
+        <w:rPr>
+          <w:rFonts w:hint="eastAsia"/>
+        </w:rPr>
+        <w:t>补充升级</w:t>
+      </w:r>
+      <w:r>
+        <w:rPr>
+          <w:rFonts w:hint="eastAsia"/>
+        </w:rPr>
+        <w:t>流程，数据节点上的改名在什么时候进行？老的</w:t>
+      </w:r>
+      <w:r>
+        <w:rPr>
+          <w:rFonts w:hint="eastAsia"/>
+        </w:rPr>
+        <w:t xml:space="preserve"> cs/cl </w:t>
+      </w:r>
+      <w:r>
+        <w:rPr>
+          <w:rFonts w:hint="eastAsia"/>
+        </w:rPr>
+        <w:t>是否改名？</w:t>
+      </w:r>
+      <w:r>
+        <w:rPr>
+          <w:rFonts w:hint="eastAsia"/>
+        </w:rPr>
+        <w:t>c</w:t>
+      </w:r>
+      <w:r>
+        <w:t xml:space="preserve">s </w:t>
+      </w:r>
+      <w:r>
+        <w:rPr>
+          <w:rFonts w:hint="eastAsia"/>
+        </w:rPr>
+        <w:t>文件改名要</w:t>
+      </w:r>
+      <w:r>
+        <w:rPr>
+          <w:rFonts w:hint="eastAsia"/>
+        </w:rPr>
+        <w:t xml:space="preserve"> unload/load</w:t>
+      </w:r>
+      <w:r>
+        <w:rPr>
+          <w:rFonts w:hint="eastAsia"/>
+        </w:rPr>
+        <w:t>。</w:t>
+      </w:r>
+    </w:p>
+    <w:p>
+      <w:pPr>
+        <w:pStyle w:val="aa"/>
+        <w:numPr>
+          <w:ilvl w:val="0"/>
+          <w:numId w:val="33"/>
+        </w:numPr>
+        <w:ind w:firstLineChars="0"/>
+      </w:pPr>
+      <w:r>
+        <w:rPr>
+          <w:rFonts w:hint="eastAsia"/>
+        </w:rPr>
+        <w:t>数据节点上使用两个映射（名字</w:t>
+      </w:r>
+      <w:r>
+        <w:rPr>
+          <w:rFonts w:hint="eastAsia"/>
+        </w:rPr>
+        <w:t xml:space="preserve">-&gt;su </w:t>
+      </w:r>
+      <w:r>
+        <w:rPr>
+          <w:rFonts w:hint="eastAsia"/>
+        </w:rPr>
+        <w:t>及</w:t>
+      </w:r>
+      <w:r>
+        <w:rPr>
+          <w:rFonts w:hint="eastAsia"/>
+        </w:rPr>
+        <w:t xml:space="preserve"> id-&gt;su</w:t>
+      </w:r>
+      <w:r>
+        <w:rPr>
+          <w:rFonts w:hint="eastAsia"/>
+        </w:rPr>
+        <w:t>）会增加管理复杂度，可以考虑合并。</w:t>
+      </w:r>
+    </w:p>
+    <w:p>
+      <w:pPr>
+        <w:pStyle w:val="aa"/>
+        <w:numPr>
+          <w:ilvl w:val="0"/>
+          <w:numId w:val="33"/>
+        </w:numPr>
+        <w:ind w:firstLineChars="0"/>
+        <w:rPr>
+          <w:rFonts w:hint="eastAsia"/>
+        </w:rPr>
+      </w:pPr>
+    </w:p>
     <w:sectPr>
       <w:pgSz w:w="11906" w:h="16838"/>
       <w:pgMar w:top="1440" w:right="1800" w:bottom="1440" w:left="1800" w:header="851" w:footer="992" w:gutter="0"/>
@@ -12371,15 +11472,36 @@
 </file>
 
 <file path=word/comments.xml><?xml version="1.0" encoding="utf-8"?>
-<w:comments xmlns:ve="http://schemas.openxmlformats.org/markup-compatibility/2006" xmlns:o="urn:schemas-microsoft-com:office:office" xmlns:r="http://schemas.openxmlformats.org/officeDocument/2006/relationships" xmlns:m="http://schemas.openxmlformats.org/officeDocument/2006/math" xmlns:v="urn:schemas-microsoft-com:vml" xmlns:wp="http://schemas.openxmlformats.org/drawingml/2006/wordprocessingDrawing" xmlns:w10="urn:schemas-microsoft-com:office:word" xmlns:w="http://schemas.openxmlformats.org/wordprocessingml/2006/main" xmlns:wne="http://schemas.microsoft.com/office/word/2006/wordml">
-  <w:comment w:id="0" w:author="yuting" w:date="2018-04-19T16:18:00Z" w:initials="y">
+<w:comments xmlns:wpc="http://schemas.microsoft.com/office/word/2010/wordprocessingCanvas" xmlns:cx="http://schemas.microsoft.com/office/drawing/2014/chartex" xmlns:mc="http://schemas.openxmlformats.org/markup-compatibility/2006" xmlns:o="urn:schemas-microsoft-com:office:office" xmlns:r="http://schemas.openxmlformats.org/officeDocument/2006/relationships" xmlns:m="http://schemas.openxmlformats.org/officeDocument/2006/math" xmlns:v="urn:schemas-microsoft-com:vml" xmlns:wp14="http://schemas.microsoft.com/office/word/2010/wordprocessingDrawing" xmlns:wp="http://schemas.openxmlformats.org/drawingml/2006/wordprocessingDrawing" xmlns:w10="urn:schemas-microsoft-com:office:word" xmlns:w="http://schemas.openxmlformats.org/wordprocessingml/2006/main" xmlns:w14="http://schemas.microsoft.com/office/word/2010/wordml" xmlns:w15="http://schemas.microsoft.com/office/word/2012/wordml" xmlns:w16se="http://schemas.microsoft.com/office/word/2015/wordml/symex" xmlns:wpg="http://schemas.microsoft.com/office/word/2010/wordprocessingGroup" xmlns:wpi="http://schemas.microsoft.com/office/word/2010/wordprocessingInk" xmlns:wne="http://schemas.microsoft.com/office/word/2006/wordml" xmlns:wps="http://schemas.microsoft.com/office/word/2010/wordprocessingShape" mc:Ignorable="w14 w15 w16se wp14">
+  <w:comment w:id="0" w:author="yangshangde" w:date="2018-04-20T18:05:00Z" w:initials="y">
     <w:p>
       <w:pPr>
-        <w:pStyle w:val="CommentText"/>
-      </w:pPr>
-      <w:r>
-        <w:rPr>
-          <w:rStyle w:val="CommentReference"/>
+        <w:pStyle w:val="af1"/>
+      </w:pPr>
+      <w:r>
+        <w:rPr>
+          <w:rStyle w:val="af0"/>
+        </w:rPr>
+        <w:annotationRef/>
+      </w:r>
+      <w:r>
+        <w:rPr>
+          <w:rFonts w:hint="eastAsia"/>
+        </w:rPr>
+        <w:t>数据节点上创建集合前要加上创建集合空间。</w:t>
+      </w:r>
+      <w:bookmarkStart w:id="1" w:name="_GoBack"/>
+      <w:bookmarkEnd w:id="1"/>
+    </w:p>
+  </w:comment>
+  <w:comment w:id="2" w:author="yuting" w:date="2018-04-19T16:18:00Z" w:initials="y">
+    <w:p>
+      <w:pPr>
+        <w:pStyle w:val="af1"/>
+      </w:pPr>
+      <w:r>
+        <w:rPr>
+          <w:rStyle w:val="af0"/>
         </w:rPr>
         <w:annotationRef/>
       </w:r>
@@ -12412,16 +11534,23 @@
 </w:comments>
 </file>
 
+<file path=word/commentsExtended.xml><?xml version="1.0" encoding="utf-8"?>
+<w15:commentsEx xmlns:wpc="http://schemas.microsoft.com/office/word/2010/wordprocessingCanvas" xmlns:cx="http://schemas.microsoft.com/office/drawing/2014/chartex" xmlns:mc="http://schemas.openxmlformats.org/markup-compatibility/2006" xmlns:o="urn:schemas-microsoft-com:office:office" xmlns:r="http://schemas.openxmlformats.org/officeDocument/2006/relationships" xmlns:m="http://schemas.openxmlformats.org/officeDocument/2006/math" xmlns:v="urn:schemas-microsoft-com:vml" xmlns:wp14="http://schemas.microsoft.com/office/word/2010/wordprocessingDrawing" xmlns:wp="http://schemas.openxmlformats.org/drawingml/2006/wordprocessingDrawing" xmlns:w10="urn:schemas-microsoft-com:office:word" xmlns:w="http://schemas.openxmlformats.org/wordprocessingml/2006/main" xmlns:w14="http://schemas.microsoft.com/office/word/2010/wordml" xmlns:w15="http://schemas.microsoft.com/office/word/2012/wordml" xmlns:w16se="http://schemas.microsoft.com/office/word/2015/wordml/symex" xmlns:wpg="http://schemas.microsoft.com/office/word/2010/wordprocessingGroup" xmlns:wpi="http://schemas.microsoft.com/office/word/2010/wordprocessingInk" xmlns:wne="http://schemas.microsoft.com/office/word/2006/wordml" xmlns:wps="http://schemas.microsoft.com/office/word/2010/wordprocessingShape" mc:Ignorable="w14 w15 w16se wp14">
+  <w15:commentEx w15:paraId="708AED24" w15:done="0"/>
+  <w15:commentEx w15:paraId="7CBAC0E6" w15:done="0"/>
+</w15:commentsEx>
+</file>
+
 <file path=word/endnotes.xml><?xml version="1.0" encoding="utf-8"?>
-<w:endnotes xmlns:ve="http://schemas.openxmlformats.org/markup-compatibility/2006" xmlns:o="urn:schemas-microsoft-com:office:office" xmlns:r="http://schemas.openxmlformats.org/officeDocument/2006/relationships" xmlns:m="http://schemas.openxmlformats.org/officeDocument/2006/math" xmlns:v="urn:schemas-microsoft-com:vml" xmlns:wp="http://schemas.openxmlformats.org/drawingml/2006/wordprocessingDrawing" xmlns:w10="urn:schemas-microsoft-com:office:word" xmlns:w="http://schemas.openxmlformats.org/wordprocessingml/2006/main" xmlns:wne="http://schemas.microsoft.com/office/word/2006/wordml">
-  <w:endnote w:type="separator" w:id="0">
+<w:endnotes xmlns:wpc="http://schemas.microsoft.com/office/word/2010/wordprocessingCanvas" xmlns:cx="http://schemas.microsoft.com/office/drawing/2014/chartex" xmlns:mc="http://schemas.openxmlformats.org/markup-compatibility/2006" xmlns:o="urn:schemas-microsoft-com:office:office" xmlns:r="http://schemas.openxmlformats.org/officeDocument/2006/relationships" xmlns:m="http://schemas.openxmlformats.org/officeDocument/2006/math" xmlns:v="urn:schemas-microsoft-com:vml" xmlns:wp14="http://schemas.microsoft.com/office/word/2010/wordprocessingDrawing" xmlns:wp="http://schemas.openxmlformats.org/drawingml/2006/wordprocessingDrawing" xmlns:w10="urn:schemas-microsoft-com:office:word" xmlns:w="http://schemas.openxmlformats.org/wordprocessingml/2006/main" xmlns:w14="http://schemas.microsoft.com/office/word/2010/wordml" xmlns:w15="http://schemas.microsoft.com/office/word/2012/wordml" xmlns:w16se="http://schemas.microsoft.com/office/word/2015/wordml/symex" xmlns:wpg="http://schemas.microsoft.com/office/word/2010/wordprocessingGroup" xmlns:wpi="http://schemas.microsoft.com/office/word/2010/wordprocessingInk" xmlns:wne="http://schemas.microsoft.com/office/word/2006/wordml" xmlns:wps="http://schemas.microsoft.com/office/word/2010/wordprocessingShape" mc:Ignorable="w14 w15 w16se wp14">
+  <w:endnote w:type="separator" w:id="-1">
     <w:p>
       <w:r>
         <w:separator/>
       </w:r>
     </w:p>
   </w:endnote>
-  <w:endnote w:type="continuationSeparator" w:id="1">
+  <w:endnote w:type="continuationSeparator" w:id="0">
     <w:p>
       <w:r>
         <w:continuationSeparator/>
@@ -12432,15 +11561,15 @@
 </file>
 
 <file path=word/footnotes.xml><?xml version="1.0" encoding="utf-8"?>
-<w:footnotes xmlns:ve="http://schemas.openxmlformats.org/markup-compatibility/2006" xmlns:o="urn:schemas-microsoft-com:office:office" xmlns:r="http://schemas.openxmlformats.org/officeDocument/2006/relationships" xmlns:m="http://schemas.openxmlformats.org/officeDocument/2006/math" xmlns:v="urn:schemas-microsoft-com:vml" xmlns:wp="http://schemas.openxmlformats.org/drawingml/2006/wordprocessingDrawing" xmlns:w10="urn:schemas-microsoft-com:office:word" xmlns:w="http://schemas.openxmlformats.org/wordprocessingml/2006/main" xmlns:wne="http://schemas.microsoft.com/office/word/2006/wordml">
-  <w:footnote w:type="separator" w:id="0">
+<w:footnotes xmlns:wpc="http://schemas.microsoft.com/office/word/2010/wordprocessingCanvas" xmlns:cx="http://schemas.microsoft.com/office/drawing/2014/chartex" xmlns:mc="http://schemas.openxmlformats.org/markup-compatibility/2006" xmlns:o="urn:schemas-microsoft-com:office:office" xmlns:r="http://schemas.openxmlformats.org/officeDocument/2006/relationships" xmlns:m="http://schemas.openxmlformats.org/officeDocument/2006/math" xmlns:v="urn:schemas-microsoft-com:vml" xmlns:wp14="http://schemas.microsoft.com/office/word/2010/wordprocessingDrawing" xmlns:wp="http://schemas.openxmlformats.org/drawingml/2006/wordprocessingDrawing" xmlns:w10="urn:schemas-microsoft-com:office:word" xmlns:w="http://schemas.openxmlformats.org/wordprocessingml/2006/main" xmlns:w14="http://schemas.microsoft.com/office/word/2010/wordml" xmlns:w15="http://schemas.microsoft.com/office/word/2012/wordml" xmlns:w16se="http://schemas.microsoft.com/office/word/2015/wordml/symex" xmlns:wpg="http://schemas.microsoft.com/office/word/2010/wordprocessingGroup" xmlns:wpi="http://schemas.microsoft.com/office/word/2010/wordprocessingInk" xmlns:wne="http://schemas.microsoft.com/office/word/2006/wordml" xmlns:wps="http://schemas.microsoft.com/office/word/2010/wordprocessingShape" mc:Ignorable="w14 w15 w16se wp14">
+  <w:footnote w:type="separator" w:id="-1">
     <w:p>
       <w:r>
         <w:separator/>
       </w:r>
     </w:p>
   </w:footnote>
-  <w:footnote w:type="continuationSeparator" w:id="1">
+  <w:footnote w:type="continuationSeparator" w:id="0">
     <w:p>
       <w:r>
         <w:continuationSeparator/>
@@ -12451,8 +11580,8 @@
 </file>
 
 <file path=word/numbering.xml><?xml version="1.0" encoding="utf-8"?>
-<w:numbering xmlns:ve="http://schemas.openxmlformats.org/markup-compatibility/2006" xmlns:o="urn:schemas-microsoft-com:office:office" xmlns:r="http://schemas.openxmlformats.org/officeDocument/2006/relationships" xmlns:m="http://schemas.openxmlformats.org/officeDocument/2006/math" xmlns:v="urn:schemas-microsoft-com:vml" xmlns:wp="http://schemas.openxmlformats.org/drawingml/2006/wordprocessingDrawing" xmlns:w10="urn:schemas-microsoft-com:office:word" xmlns:w="http://schemas.openxmlformats.org/wordprocessingml/2006/main" xmlns:wne="http://schemas.microsoft.com/office/word/2006/wordml">
-  <w:abstractNum w:abstractNumId="0">
+<w:numbering xmlns:wpc="http://schemas.microsoft.com/office/word/2010/wordprocessingCanvas" xmlns:cx="http://schemas.microsoft.com/office/drawing/2014/chartex" xmlns:mc="http://schemas.openxmlformats.org/markup-compatibility/2006" xmlns:o="urn:schemas-microsoft-com:office:office" xmlns:r="http://schemas.openxmlformats.org/officeDocument/2006/relationships" xmlns:m="http://schemas.openxmlformats.org/officeDocument/2006/math" xmlns:v="urn:schemas-microsoft-com:vml" xmlns:wp14="http://schemas.microsoft.com/office/word/2010/wordprocessingDrawing" xmlns:wp="http://schemas.openxmlformats.org/drawingml/2006/wordprocessingDrawing" xmlns:w10="urn:schemas-microsoft-com:office:word" xmlns:w="http://schemas.openxmlformats.org/wordprocessingml/2006/main" xmlns:w14="http://schemas.microsoft.com/office/word/2010/wordml" xmlns:w15="http://schemas.microsoft.com/office/word/2012/wordml" xmlns:w16se="http://schemas.microsoft.com/office/word/2015/wordml/symex" xmlns:wpg="http://schemas.microsoft.com/office/word/2010/wordprocessingGroup" xmlns:wpi="http://schemas.microsoft.com/office/word/2010/wordprocessingInk" xmlns:wne="http://schemas.microsoft.com/office/word/2006/wordml" xmlns:wps="http://schemas.microsoft.com/office/word/2010/wordprocessingShape" mc:Ignorable="w14 w15 w16se wp14">
+  <w:abstractNum w:abstractNumId="0" w15:restartNumberingAfterBreak="0">
     <w:nsid w:val="036861F6"/>
     <w:multiLevelType w:val="hybridMultilevel"/>
     <w:tmpl w:val="E47AD51A"/>
@@ -12565,7 +11694,96 @@
       </w:rPr>
     </w:lvl>
   </w:abstractNum>
-  <w:abstractNum w:abstractNumId="1">
+  <w:abstractNum w:abstractNumId="1" w15:restartNumberingAfterBreak="0">
+    <w:nsid w:val="0FD87664"/>
+    <w:multiLevelType w:val="hybridMultilevel"/>
+    <w:tmpl w:val="7F1235BA"/>
+    <w:lvl w:ilvl="0" w:tplc="AC0858F0">
+      <w:start w:val="1"/>
+      <w:numFmt w:val="decimal"/>
+      <w:lvlText w:val="%1."/>
+      <w:lvlJc w:val="left"/>
+      <w:pPr>
+        <w:ind w:left="717" w:hanging="360"/>
+      </w:pPr>
+      <w:rPr>
+        <w:rFonts w:hint="default"/>
+      </w:rPr>
+    </w:lvl>
+    <w:lvl w:ilvl="1" w:tplc="04090019" w:tentative="1">
+      <w:start w:val="1"/>
+      <w:numFmt w:val="lowerLetter"/>
+      <w:lvlText w:val="%2."/>
+      <w:lvlJc w:val="left"/>
+      <w:pPr>
+        <w:ind w:left="1437" w:hanging="360"/>
+      </w:pPr>
+    </w:lvl>
+    <w:lvl w:ilvl="2" w:tplc="0409001B" w:tentative="1">
+      <w:start w:val="1"/>
+      <w:numFmt w:val="lowerRoman"/>
+      <w:lvlText w:val="%3."/>
+      <w:lvlJc w:val="right"/>
+      <w:pPr>
+        <w:ind w:left="2157" w:hanging="180"/>
+      </w:pPr>
+    </w:lvl>
+    <w:lvl w:ilvl="3" w:tplc="0409000F" w:tentative="1">
+      <w:start w:val="1"/>
+      <w:numFmt w:val="decimal"/>
+      <w:lvlText w:val="%4."/>
+      <w:lvlJc w:val="left"/>
+      <w:pPr>
+        <w:ind w:left="2877" w:hanging="360"/>
+      </w:pPr>
+    </w:lvl>
+    <w:lvl w:ilvl="4" w:tplc="04090019" w:tentative="1">
+      <w:start w:val="1"/>
+      <w:numFmt w:val="lowerLetter"/>
+      <w:lvlText w:val="%5."/>
+      <w:lvlJc w:val="left"/>
+      <w:pPr>
+        <w:ind w:left="3597" w:hanging="360"/>
+      </w:pPr>
+    </w:lvl>
+    <w:lvl w:ilvl="5" w:tplc="0409001B" w:tentative="1">
+      <w:start w:val="1"/>
+      <w:numFmt w:val="lowerRoman"/>
+      <w:lvlText w:val="%6."/>
+      <w:lvlJc w:val="right"/>
+      <w:pPr>
+        <w:ind w:left="4317" w:hanging="180"/>
+      </w:pPr>
+    </w:lvl>
+    <w:lvl w:ilvl="6" w:tplc="0409000F" w:tentative="1">
+      <w:start w:val="1"/>
+      <w:numFmt w:val="decimal"/>
+      <w:lvlText w:val="%7."/>
+      <w:lvlJc w:val="left"/>
+      <w:pPr>
+        <w:ind w:left="5037" w:hanging="360"/>
+      </w:pPr>
+    </w:lvl>
+    <w:lvl w:ilvl="7" w:tplc="04090019" w:tentative="1">
+      <w:start w:val="1"/>
+      <w:numFmt w:val="lowerLetter"/>
+      <w:lvlText w:val="%8."/>
+      <w:lvlJc w:val="left"/>
+      <w:pPr>
+        <w:ind w:left="5757" w:hanging="360"/>
+      </w:pPr>
+    </w:lvl>
+    <w:lvl w:ilvl="8" w:tplc="0409001B" w:tentative="1">
+      <w:start w:val="1"/>
+      <w:numFmt w:val="lowerRoman"/>
+      <w:lvlText w:val="%9."/>
+      <w:lvlJc w:val="right"/>
+      <w:pPr>
+        <w:ind w:left="6477" w:hanging="180"/>
+      </w:pPr>
+    </w:lvl>
+  </w:abstractNum>
+  <w:abstractNum w:abstractNumId="2" w15:restartNumberingAfterBreak="0">
     <w:nsid w:val="115529F2"/>
     <w:multiLevelType w:val="hybridMultilevel"/>
     <w:tmpl w:val="6E8A4272"/>
@@ -12678,7 +11896,7 @@
       </w:rPr>
     </w:lvl>
   </w:abstractNum>
-  <w:abstractNum w:abstractNumId="2">
+  <w:abstractNum w:abstractNumId="3" w15:restartNumberingAfterBreak="0">
     <w:nsid w:val="150A64BE"/>
     <w:multiLevelType w:val="hybridMultilevel"/>
     <w:tmpl w:val="E47AD51A"/>
@@ -12791,7 +12009,7 @@
       </w:rPr>
     </w:lvl>
   </w:abstractNum>
-  <w:abstractNum w:abstractNumId="3">
+  <w:abstractNum w:abstractNumId="4" w15:restartNumberingAfterBreak="0">
     <w:nsid w:val="196314AD"/>
     <w:multiLevelType w:val="hybridMultilevel"/>
     <w:tmpl w:val="E47AD51A"/>
@@ -12904,7 +12122,7 @@
       </w:rPr>
     </w:lvl>
   </w:abstractNum>
-  <w:abstractNum w:abstractNumId="4">
+  <w:abstractNum w:abstractNumId="5" w15:restartNumberingAfterBreak="0">
     <w:nsid w:val="1CE1124D"/>
     <w:multiLevelType w:val="hybridMultilevel"/>
     <w:tmpl w:val="2064F206"/>
@@ -12990,14 +12208,14 @@
       </w:pPr>
     </w:lvl>
   </w:abstractNum>
-  <w:abstractNum w:abstractNumId="5">
+  <w:abstractNum w:abstractNumId="6" w15:restartNumberingAfterBreak="0">
     <w:nsid w:val="22501AA3"/>
     <w:multiLevelType w:val="hybridMultilevel"/>
     <w:tmpl w:val="1B2A9E7A"/>
     <w:lvl w:ilvl="0" w:tplc="354870E4">
       <w:start w:val="1"/>
       <w:numFmt w:val="chineseCountingThousand"/>
-      <w:pStyle w:val="Heading2"/>
+      <w:pStyle w:val="2"/>
       <w:lvlText w:val="%1、"/>
       <w:lvlJc w:val="left"/>
       <w:pPr>
@@ -13077,7 +12295,7 @@
       </w:pPr>
     </w:lvl>
   </w:abstractNum>
-  <w:abstractNum w:abstractNumId="6">
+  <w:abstractNum w:abstractNumId="7" w15:restartNumberingAfterBreak="0">
     <w:nsid w:val="26635B51"/>
     <w:multiLevelType w:val="hybridMultilevel"/>
     <w:tmpl w:val="D2EE7C84"/>
@@ -13163,7 +12381,7 @@
       </w:pPr>
     </w:lvl>
   </w:abstractNum>
-  <w:abstractNum w:abstractNumId="7">
+  <w:abstractNum w:abstractNumId="8" w15:restartNumberingAfterBreak="0">
     <w:nsid w:val="2CD470F1"/>
     <w:multiLevelType w:val="hybridMultilevel"/>
     <w:tmpl w:val="41ACC6A4"/>
@@ -13276,7 +12494,7 @@
       </w:rPr>
     </w:lvl>
   </w:abstractNum>
-  <w:abstractNum w:abstractNumId="8">
+  <w:abstractNum w:abstractNumId="9" w15:restartNumberingAfterBreak="0">
     <w:nsid w:val="2DFB3FF3"/>
     <w:multiLevelType w:val="hybridMultilevel"/>
     <w:tmpl w:val="FFDE7A7C"/>
@@ -13389,7 +12607,7 @@
       </w:rPr>
     </w:lvl>
   </w:abstractNum>
-  <w:abstractNum w:abstractNumId="9">
+  <w:abstractNum w:abstractNumId="10" w15:restartNumberingAfterBreak="0">
     <w:nsid w:val="41FA563D"/>
     <w:multiLevelType w:val="hybridMultilevel"/>
     <w:tmpl w:val="87D20B1C"/>
@@ -13502,7 +12720,7 @@
       </w:rPr>
     </w:lvl>
   </w:abstractNum>
-  <w:abstractNum w:abstractNumId="10">
+  <w:abstractNum w:abstractNumId="11" w15:restartNumberingAfterBreak="0">
     <w:nsid w:val="4D2F5420"/>
     <w:multiLevelType w:val="hybridMultilevel"/>
     <w:tmpl w:val="EA2AF1F4"/>
@@ -13615,7 +12833,7 @@
       </w:rPr>
     </w:lvl>
   </w:abstractNum>
-  <w:abstractNum w:abstractNumId="11">
+  <w:abstractNum w:abstractNumId="12" w15:restartNumberingAfterBreak="0">
     <w:nsid w:val="514042F3"/>
     <w:multiLevelType w:val="hybridMultilevel"/>
     <w:tmpl w:val="FFDE7A7C"/>
@@ -13728,14 +12946,14 @@
       </w:rPr>
     </w:lvl>
   </w:abstractNum>
-  <w:abstractNum w:abstractNumId="12">
+  <w:abstractNum w:abstractNumId="13" w15:restartNumberingAfterBreak="0">
     <w:nsid w:val="589E00D2"/>
     <w:multiLevelType w:val="hybridMultilevel"/>
     <w:tmpl w:val="0B504C5A"/>
     <w:lvl w:ilvl="0" w:tplc="C4BE6AC0">
       <w:start w:val="1"/>
       <w:numFmt w:val="decimal"/>
-      <w:pStyle w:val="Heading3"/>
+      <w:pStyle w:val="3"/>
       <w:lvlText w:val="%1."/>
       <w:lvlJc w:val="left"/>
       <w:pPr>
@@ -13815,7 +13033,7 @@
       </w:pPr>
     </w:lvl>
   </w:abstractNum>
-  <w:abstractNum w:abstractNumId="13">
+  <w:abstractNum w:abstractNumId="14" w15:restartNumberingAfterBreak="0">
     <w:nsid w:val="58E10412"/>
     <w:multiLevelType w:val="hybridMultilevel"/>
     <w:tmpl w:val="1716E8B8"/>
@@ -13928,7 +13146,7 @@
       </w:rPr>
     </w:lvl>
   </w:abstractNum>
-  <w:abstractNum w:abstractNumId="14">
+  <w:abstractNum w:abstractNumId="15" w15:restartNumberingAfterBreak="0">
     <w:nsid w:val="5D39141F"/>
     <w:multiLevelType w:val="hybridMultilevel"/>
     <w:tmpl w:val="E47AD51A"/>
@@ -14041,7 +13259,7 @@
       </w:rPr>
     </w:lvl>
   </w:abstractNum>
-  <w:abstractNum w:abstractNumId="15">
+  <w:abstractNum w:abstractNumId="16" w15:restartNumberingAfterBreak="0">
     <w:nsid w:val="5DD74420"/>
     <w:multiLevelType w:val="hybridMultilevel"/>
     <w:tmpl w:val="E47AD51A"/>
@@ -14154,7 +13372,7 @@
       </w:rPr>
     </w:lvl>
   </w:abstractNum>
-  <w:abstractNum w:abstractNumId="16">
+  <w:abstractNum w:abstractNumId="17" w15:restartNumberingAfterBreak="0">
     <w:nsid w:val="5EEE0ECF"/>
     <w:multiLevelType w:val="hybridMultilevel"/>
     <w:tmpl w:val="E47AD51A"/>
@@ -14267,7 +13485,7 @@
       </w:rPr>
     </w:lvl>
   </w:abstractNum>
-  <w:abstractNum w:abstractNumId="17">
+  <w:abstractNum w:abstractNumId="18" w15:restartNumberingAfterBreak="0">
     <w:nsid w:val="60666E8A"/>
     <w:multiLevelType w:val="hybridMultilevel"/>
     <w:tmpl w:val="E47AD51A"/>
@@ -14380,7 +13598,7 @@
       </w:rPr>
     </w:lvl>
   </w:abstractNum>
-  <w:abstractNum w:abstractNumId="18">
+  <w:abstractNum w:abstractNumId="19" w15:restartNumberingAfterBreak="0">
     <w:nsid w:val="68891965"/>
     <w:multiLevelType w:val="hybridMultilevel"/>
     <w:tmpl w:val="8D568E74"/>
@@ -14493,7 +13711,7 @@
       </w:rPr>
     </w:lvl>
   </w:abstractNum>
-  <w:abstractNum w:abstractNumId="19">
+  <w:abstractNum w:abstractNumId="20" w15:restartNumberingAfterBreak="0">
     <w:nsid w:val="74CE4B37"/>
     <w:multiLevelType w:val="hybridMultilevel"/>
     <w:tmpl w:val="0078686A"/>
@@ -14579,7 +13797,7 @@
       </w:pPr>
     </w:lvl>
   </w:abstractNum>
-  <w:abstractNum w:abstractNumId="20">
+  <w:abstractNum w:abstractNumId="21" w15:restartNumberingAfterBreak="0">
     <w:nsid w:val="75D4256E"/>
     <w:multiLevelType w:val="hybridMultilevel"/>
     <w:tmpl w:val="E47AD51A"/>
@@ -14693,128 +13911,139 @@
     </w:lvl>
   </w:abstractNum>
   <w:num w:numId="1">
+    <w:abstractNumId w:val="6"/>
+  </w:num>
+  <w:num w:numId="2">
+    <w:abstractNumId w:val="13"/>
+  </w:num>
+  <w:num w:numId="3">
     <w:abstractNumId w:val="5"/>
   </w:num>
-  <w:num w:numId="2">
+  <w:num w:numId="4">
+    <w:abstractNumId w:val="20"/>
+  </w:num>
+  <w:num w:numId="5">
+    <w:abstractNumId w:val="10"/>
+  </w:num>
+  <w:num w:numId="6">
+    <w:abstractNumId w:val="13"/>
+  </w:num>
+  <w:num w:numId="7">
+    <w:abstractNumId w:val="11"/>
+  </w:num>
+  <w:num w:numId="8">
+    <w:abstractNumId w:val="3"/>
+  </w:num>
+  <w:num w:numId="9">
+    <w:abstractNumId w:val="7"/>
+  </w:num>
+  <w:num w:numId="10">
+    <w:abstractNumId w:val="8"/>
+  </w:num>
+  <w:num w:numId="11">
+    <w:abstractNumId w:val="17"/>
+  </w:num>
+  <w:num w:numId="12">
     <w:abstractNumId w:val="12"/>
   </w:num>
-  <w:num w:numId="3">
+  <w:num w:numId="13">
     <w:abstractNumId w:val="4"/>
   </w:num>
-  <w:num w:numId="4">
-    <w:abstractNumId w:val="19"/>
-  </w:num>
-  <w:num w:numId="5">
-    <w:abstractNumId w:val="9"/>
-  </w:num>
-  <w:num w:numId="6">
-    <w:abstractNumId w:val="12"/>
-  </w:num>
-  <w:num w:numId="7">
-    <w:abstractNumId w:val="10"/>
-  </w:num>
-  <w:num w:numId="8">
-    <w:abstractNumId w:val="2"/>
-  </w:num>
-  <w:num w:numId="9">
-    <w:abstractNumId w:val="6"/>
-  </w:num>
-  <w:num w:numId="10">
-    <w:abstractNumId w:val="7"/>
-  </w:num>
-  <w:num w:numId="11">
-    <w:abstractNumId w:val="16"/>
-  </w:num>
-  <w:num w:numId="12">
-    <w:abstractNumId w:val="11"/>
-  </w:num>
-  <w:num w:numId="13">
-    <w:abstractNumId w:val="3"/>
-  </w:num>
   <w:num w:numId="14">
-    <w:abstractNumId w:val="13"/>
+    <w:abstractNumId w:val="14"/>
   </w:num>
   <w:num w:numId="15">
-    <w:abstractNumId w:val="17"/>
+    <w:abstractNumId w:val="18"/>
   </w:num>
   <w:num w:numId="16">
     <w:abstractNumId w:val="0"/>
   </w:num>
   <w:num w:numId="17">
-    <w:abstractNumId w:val="20"/>
+    <w:abstractNumId w:val="21"/>
   </w:num>
   <w:num w:numId="18">
-    <w:abstractNumId w:val="18"/>
+    <w:abstractNumId w:val="19"/>
   </w:num>
   <w:num w:numId="19">
-    <w:abstractNumId w:val="14"/>
+    <w:abstractNumId w:val="15"/>
   </w:num>
   <w:num w:numId="20">
-    <w:abstractNumId w:val="8"/>
+    <w:abstractNumId w:val="9"/>
   </w:num>
   <w:num w:numId="21">
-    <w:abstractNumId w:val="1"/>
+    <w:abstractNumId w:val="2"/>
   </w:num>
   <w:num w:numId="22">
-    <w:abstractNumId w:val="15"/>
+    <w:abstractNumId w:val="16"/>
   </w:num>
   <w:num w:numId="23">
-    <w:abstractNumId w:val="12"/>
+    <w:abstractNumId w:val="13"/>
     <w:lvlOverride w:ilvl="0">
       <w:startOverride w:val="1"/>
     </w:lvlOverride>
   </w:num>
   <w:num w:numId="24">
-    <w:abstractNumId w:val="12"/>
+    <w:abstractNumId w:val="13"/>
   </w:num>
   <w:num w:numId="25">
-    <w:abstractNumId w:val="12"/>
+    <w:abstractNumId w:val="13"/>
   </w:num>
   <w:num w:numId="26">
-    <w:abstractNumId w:val="12"/>
+    <w:abstractNumId w:val="13"/>
   </w:num>
   <w:num w:numId="27">
-    <w:abstractNumId w:val="12"/>
+    <w:abstractNumId w:val="13"/>
     <w:lvlOverride w:ilvl="0">
       <w:startOverride w:val="1"/>
     </w:lvlOverride>
   </w:num>
   <w:num w:numId="28">
-    <w:abstractNumId w:val="12"/>
+    <w:abstractNumId w:val="13"/>
     <w:lvlOverride w:ilvl="0">
       <w:startOverride w:val="1"/>
     </w:lvlOverride>
   </w:num>
   <w:num w:numId="29">
-    <w:abstractNumId w:val="12"/>
+    <w:abstractNumId w:val="13"/>
     <w:lvlOverride w:ilvl="0">
       <w:startOverride w:val="1"/>
     </w:lvlOverride>
   </w:num>
   <w:num w:numId="30">
-    <w:abstractNumId w:val="12"/>
+    <w:abstractNumId w:val="13"/>
     <w:lvlOverride w:ilvl="0">
       <w:startOverride w:val="1"/>
     </w:lvlOverride>
   </w:num>
   <w:num w:numId="31">
-    <w:abstractNumId w:val="12"/>
+    <w:abstractNumId w:val="13"/>
     <w:lvlOverride w:ilvl="0">
       <w:startOverride w:val="1"/>
     </w:lvlOverride>
   </w:num>
   <w:num w:numId="32">
-    <w:abstractNumId w:val="12"/>
+    <w:abstractNumId w:val="13"/>
     <w:lvlOverride w:ilvl="0">
       <w:startOverride w:val="1"/>
     </w:lvlOverride>
+  </w:num>
+  <w:num w:numId="33">
+    <w:abstractNumId w:val="1"/>
   </w:num>
   <w:numIdMacAtCleanup w:val="10"/>
 </w:numbering>
 </file>
 
+<file path=word/people.xml><?xml version="1.0" encoding="utf-8"?>
+<w15:people xmlns:wpc="http://schemas.microsoft.com/office/word/2010/wordprocessingCanvas" xmlns:cx="http://schemas.microsoft.com/office/drawing/2014/chartex" xmlns:mc="http://schemas.openxmlformats.org/markup-compatibility/2006" xmlns:o="urn:schemas-microsoft-com:office:office" xmlns:r="http://schemas.openxmlformats.org/officeDocument/2006/relationships" xmlns:m="http://schemas.openxmlformats.org/officeDocument/2006/math" xmlns:v="urn:schemas-microsoft-com:vml" xmlns:wp14="http://schemas.microsoft.com/office/word/2010/wordprocessingDrawing" xmlns:wp="http://schemas.openxmlformats.org/drawingml/2006/wordprocessingDrawing" xmlns:w10="urn:schemas-microsoft-com:office:word" xmlns:w="http://schemas.openxmlformats.org/wordprocessingml/2006/main" xmlns:w14="http://schemas.microsoft.com/office/word/2010/wordml" xmlns:w15="http://schemas.microsoft.com/office/word/2012/wordml" xmlns:w16se="http://schemas.microsoft.com/office/word/2015/wordml/symex" xmlns:wpg="http://schemas.microsoft.com/office/word/2010/wordprocessingGroup" xmlns:wpi="http://schemas.microsoft.com/office/word/2010/wordprocessingInk" xmlns:wne="http://schemas.microsoft.com/office/word/2006/wordml" xmlns:wps="http://schemas.microsoft.com/office/word/2010/wordprocessingShape" mc:Ignorable="w14 w15 w16se wp14">
+  <w15:person w15:author="yangshangde">
+    <w15:presenceInfo w15:providerId="None" w15:userId="yangshangde"/>
+  </w15:person>
+</w15:people>
+</file>
+
 <file path=word/styles.xml><?xml version="1.0" encoding="utf-8"?>
-<w:styles xmlns:r="http://schemas.openxmlformats.org/officeDocument/2006/relationships" xmlns:w="http://schemas.openxmlformats.org/wordprocessingml/2006/main">
+<w:styles xmlns:mc="http://schemas.openxmlformats.org/markup-compatibility/2006" xmlns:r="http://schemas.openxmlformats.org/officeDocument/2006/relationships" xmlns:w="http://schemas.openxmlformats.org/wordprocessingml/2006/main" xmlns:w14="http://schemas.microsoft.com/office/word/2010/wordml" xmlns:w15="http://schemas.microsoft.com/office/word/2012/wordml" xmlns:w16se="http://schemas.microsoft.com/office/word/2015/wordml/symex" mc:Ignorable="w14 w15 w16se">
   <w:docDefaults>
     <w:rPrDefault>
       <w:rPr>
@@ -14832,146 +14061,380 @@
       </w:pPr>
     </w:pPrDefault>
   </w:docDefaults>
-  <w:latentStyles w:defLockedState="0" w:defUIPriority="99" w:defSemiHidden="1" w:defUnhideWhenUsed="1" w:defQFormat="0" w:count="267">
-    <w:lsdException w:name="Normal" w:semiHidden="0" w:uiPriority="0" w:unhideWhenUsed="0" w:qFormat="1"/>
-    <w:lsdException w:name="heading 1" w:semiHidden="0" w:uiPriority="9" w:unhideWhenUsed="0" w:qFormat="1"/>
-    <w:lsdException w:name="heading 2" w:uiPriority="9" w:qFormat="1"/>
-    <w:lsdException w:name="heading 3" w:uiPriority="9" w:qFormat="1"/>
-    <w:lsdException w:name="heading 4" w:uiPriority="9" w:qFormat="1"/>
-    <w:lsdException w:name="heading 5" w:uiPriority="9" w:qFormat="1"/>
-    <w:lsdException w:name="heading 6" w:uiPriority="9" w:qFormat="1"/>
-    <w:lsdException w:name="heading 7" w:uiPriority="9" w:qFormat="1"/>
-    <w:lsdException w:name="heading 8" w:uiPriority="9" w:qFormat="1"/>
-    <w:lsdException w:name="heading 9" w:uiPriority="9" w:qFormat="1"/>
-    <w:lsdException w:name="toc 1" w:uiPriority="39"/>
-    <w:lsdException w:name="toc 2" w:uiPriority="39"/>
-    <w:lsdException w:name="toc 3" w:uiPriority="39"/>
-    <w:lsdException w:name="toc 4" w:uiPriority="39"/>
-    <w:lsdException w:name="toc 5" w:uiPriority="39"/>
-    <w:lsdException w:name="toc 6" w:uiPriority="39"/>
-    <w:lsdException w:name="toc 7" w:uiPriority="39"/>
-    <w:lsdException w:name="toc 8" w:uiPriority="39"/>
-    <w:lsdException w:name="toc 9" w:uiPriority="39"/>
-    <w:lsdException w:name="caption" w:uiPriority="35" w:qFormat="1"/>
-    <w:lsdException w:name="Title" w:semiHidden="0" w:uiPriority="10" w:unhideWhenUsed="0" w:qFormat="1"/>
-    <w:lsdException w:name="Default Paragraph Font" w:uiPriority="1"/>
-    <w:lsdException w:name="Subtitle" w:semiHidden="0" w:uiPriority="11" w:unhideWhenUsed="0" w:qFormat="1"/>
-    <w:lsdException w:name="Strong" w:semiHidden="0" w:uiPriority="22" w:unhideWhenUsed="0" w:qFormat="1"/>
-    <w:lsdException w:name="Emphasis" w:semiHidden="0" w:uiPriority="20" w:unhideWhenUsed="0" w:qFormat="1"/>
-    <w:lsdException w:name="Table Grid" w:semiHidden="0" w:uiPriority="39" w:unhideWhenUsed="0"/>
-    <w:lsdException w:name="Placeholder Text" w:unhideWhenUsed="0"/>
-    <w:lsdException w:name="No Spacing" w:semiHidden="0" w:uiPriority="1" w:unhideWhenUsed="0" w:qFormat="1"/>
-    <w:lsdException w:name="Light Shading" w:semiHidden="0" w:uiPriority="60" w:unhideWhenUsed="0"/>
-    <w:lsdException w:name="Light List" w:semiHidden="0" w:uiPriority="61" w:unhideWhenUsed="0"/>
-    <w:lsdException w:name="Light Grid" w:semiHidden="0" w:uiPriority="62" w:unhideWhenUsed="0"/>
-    <w:lsdException w:name="Medium Shading 1" w:semiHidden="0" w:uiPriority="63" w:unhideWhenUsed="0"/>
-    <w:lsdException w:name="Medium Shading 2" w:semiHidden="0" w:uiPriority="64" w:unhideWhenUsed="0"/>
-    <w:lsdException w:name="Medium List 1" w:semiHidden="0" w:uiPriority="65" w:unhideWhenUsed="0"/>
-    <w:lsdException w:name="Medium List 2" w:semiHidden="0" w:uiPriority="66" w:unhideWhenUsed="0"/>
-    <w:lsdException w:name="Medium Grid 1" w:semiHidden="0" w:uiPriority="67" w:unhideWhenUsed="0"/>
-    <w:lsdException w:name="Medium Grid 2" w:semiHidden="0" w:uiPriority="68" w:unhideWhenUsed="0"/>
-    <w:lsdException w:name="Medium Grid 3" w:semiHidden="0" w:uiPriority="69" w:unhideWhenUsed="0"/>
-    <w:lsdException w:name="Dark List" w:semiHidden="0" w:uiPriority="70" w:unhideWhenUsed="0"/>
-    <w:lsdException w:name="Colorful Shading" w:semiHidden="0" w:uiPriority="71" w:unhideWhenUsed="0"/>
-    <w:lsdException w:name="Colorful List" w:semiHidden="0" w:uiPriority="72" w:unhideWhenUsed="0"/>
-    <w:lsdException w:name="Colorful Grid" w:semiHidden="0" w:uiPriority="73" w:unhideWhenUsed="0"/>
-    <w:lsdException w:name="Light Shading Accent 1" w:semiHidden="0" w:uiPriority="60" w:unhideWhenUsed="0"/>
-    <w:lsdException w:name="Light List Accent 1" w:semiHidden="0" w:uiPriority="61" w:unhideWhenUsed="0"/>
-    <w:lsdException w:name="Light Grid Accent 1" w:semiHidden="0" w:uiPriority="62" w:unhideWhenUsed="0"/>
-    <w:lsdException w:name="Medium Shading 1 Accent 1" w:semiHidden="0" w:uiPriority="63" w:unhideWhenUsed="0"/>
-    <w:lsdException w:name="Medium Shading 2 Accent 1" w:semiHidden="0" w:uiPriority="64" w:unhideWhenUsed="0"/>
-    <w:lsdException w:name="Medium List 1 Accent 1" w:semiHidden="0" w:uiPriority="65" w:unhideWhenUsed="0"/>
-    <w:lsdException w:name="Revision" w:unhideWhenUsed="0"/>
-    <w:lsdException w:name="List Paragraph" w:semiHidden="0" w:uiPriority="34" w:unhideWhenUsed="0" w:qFormat="1"/>
-    <w:lsdException w:name="Quote" w:semiHidden="0" w:uiPriority="29" w:unhideWhenUsed="0" w:qFormat="1"/>
-    <w:lsdException w:name="Intense Quote" w:semiHidden="0" w:uiPriority="30" w:unhideWhenUsed="0" w:qFormat="1"/>
-    <w:lsdException w:name="Medium List 2 Accent 1" w:semiHidden="0" w:uiPriority="66" w:unhideWhenUsed="0"/>
-    <w:lsdException w:name="Medium Grid 1 Accent 1" w:semiHidden="0" w:uiPriority="67" w:unhideWhenUsed="0"/>
-    <w:lsdException w:name="Medium Grid 2 Accent 1" w:semiHidden="0" w:uiPriority="68" w:unhideWhenUsed="0"/>
-    <w:lsdException w:name="Medium Grid 3 Accent 1" w:semiHidden="0" w:uiPriority="69" w:unhideWhenUsed="0"/>
-    <w:lsdException w:name="Dark List Accent 1" w:semiHidden="0" w:uiPriority="70" w:unhideWhenUsed="0"/>
-    <w:lsdException w:name="Colorful Shading Accent 1" w:semiHidden="0" w:uiPriority="71" w:unhideWhenUsed="0"/>
-    <w:lsdException w:name="Colorful List Accent 1" w:semiHidden="0" w:uiPriority="72" w:unhideWhenUsed="0"/>
-    <w:lsdException w:name="Colorful Grid Accent 1" w:semiHidden="0" w:uiPriority="73" w:unhideWhenUsed="0"/>
-    <w:lsdException w:name="Light Shading Accent 2" w:semiHidden="0" w:uiPriority="60" w:unhideWhenUsed="0"/>
-    <w:lsdException w:name="Light List Accent 2" w:semiHidden="0" w:uiPriority="61" w:unhideWhenUsed="0"/>
-    <w:lsdException w:name="Light Grid Accent 2" w:semiHidden="0" w:uiPriority="62" w:unhideWhenUsed="0"/>
-    <w:lsdException w:name="Medium Shading 1 Accent 2" w:semiHidden="0" w:uiPriority="63" w:unhideWhenUsed="0"/>
-    <w:lsdException w:name="Medium Shading 2 Accent 2" w:semiHidden="0" w:uiPriority="64" w:unhideWhenUsed="0"/>
-    <w:lsdException w:name="Medium List 1 Accent 2" w:semiHidden="0" w:uiPriority="65" w:unhideWhenUsed="0"/>
-    <w:lsdException w:name="Medium List 2 Accent 2" w:semiHidden="0" w:uiPriority="66" w:unhideWhenUsed="0"/>
-    <w:lsdException w:name="Medium Grid 1 Accent 2" w:semiHidden="0" w:uiPriority="67" w:unhideWhenUsed="0"/>
-    <w:lsdException w:name="Medium Grid 2 Accent 2" w:semiHidden="0" w:uiPriority="68" w:unhideWhenUsed="0"/>
-    <w:lsdException w:name="Medium Grid 3 Accent 2" w:semiHidden="0" w:uiPriority="69" w:unhideWhenUsed="0"/>
-    <w:lsdException w:name="Dark List Accent 2" w:semiHidden="0" w:uiPriority="70" w:unhideWhenUsed="0"/>
-    <w:lsdException w:name="Colorful Shading Accent 2" w:semiHidden="0" w:uiPriority="71" w:unhideWhenUsed="0"/>
-    <w:lsdException w:name="Colorful List Accent 2" w:semiHidden="0" w:uiPriority="72" w:unhideWhenUsed="0"/>
-    <w:lsdException w:name="Colorful Grid Accent 2" w:semiHidden="0" w:uiPriority="73" w:unhideWhenUsed="0"/>
-    <w:lsdException w:name="Light Shading Accent 3" w:semiHidden="0" w:uiPriority="60" w:unhideWhenUsed="0"/>
-    <w:lsdException w:name="Light List Accent 3" w:semiHidden="0" w:uiPriority="61" w:unhideWhenUsed="0"/>
-    <w:lsdException w:name="Light Grid Accent 3" w:semiHidden="0" w:uiPriority="62" w:unhideWhenUsed="0"/>
-    <w:lsdException w:name="Medium Shading 1 Accent 3" w:semiHidden="0" w:uiPriority="63" w:unhideWhenUsed="0"/>
-    <w:lsdException w:name="Medium Shading 2 Accent 3" w:semiHidden="0" w:uiPriority="64" w:unhideWhenUsed="0"/>
-    <w:lsdException w:name="Medium List 1 Accent 3" w:semiHidden="0" w:uiPriority="65" w:unhideWhenUsed="0"/>
-    <w:lsdException w:name="Medium List 2 Accent 3" w:semiHidden="0" w:uiPriority="66" w:unhideWhenUsed="0"/>
-    <w:lsdException w:name="Medium Grid 1 Accent 3" w:semiHidden="0" w:uiPriority="67" w:unhideWhenUsed="0"/>
-    <w:lsdException w:name="Medium Grid 2 Accent 3" w:semiHidden="0" w:uiPriority="68" w:unhideWhenUsed="0"/>
-    <w:lsdException w:name="Medium Grid 3 Accent 3" w:semiHidden="0" w:uiPriority="69" w:unhideWhenUsed="0"/>
-    <w:lsdException w:name="Dark List Accent 3" w:semiHidden="0" w:uiPriority="70" w:unhideWhenUsed="0"/>
-    <w:lsdException w:name="Colorful Shading Accent 3" w:semiHidden="0" w:uiPriority="71" w:unhideWhenUsed="0"/>
-    <w:lsdException w:name="Colorful List Accent 3" w:semiHidden="0" w:uiPriority="72" w:unhideWhenUsed="0"/>
-    <w:lsdException w:name="Colorful Grid Accent 3" w:semiHidden="0" w:uiPriority="73" w:unhideWhenUsed="0"/>
-    <w:lsdException w:name="Light Shading Accent 4" w:semiHidden="0" w:uiPriority="60" w:unhideWhenUsed="0"/>
-    <w:lsdException w:name="Light List Accent 4" w:semiHidden="0" w:uiPriority="61" w:unhideWhenUsed="0"/>
-    <w:lsdException w:name="Light Grid Accent 4" w:semiHidden="0" w:uiPriority="62" w:unhideWhenUsed="0"/>
-    <w:lsdException w:name="Medium Shading 1 Accent 4" w:semiHidden="0" w:uiPriority="63" w:unhideWhenUsed="0"/>
-    <w:lsdException w:name="Medium Shading 2 Accent 4" w:semiHidden="0" w:uiPriority="64" w:unhideWhenUsed="0"/>
-    <w:lsdException w:name="Medium List 1 Accent 4" w:semiHidden="0" w:uiPriority="65" w:unhideWhenUsed="0"/>
-    <w:lsdException w:name="Medium List 2 Accent 4" w:semiHidden="0" w:uiPriority="66" w:unhideWhenUsed="0"/>
-    <w:lsdException w:name="Medium Grid 1 Accent 4" w:semiHidden="0" w:uiPriority="67" w:unhideWhenUsed="0"/>
-    <w:lsdException w:name="Medium Grid 2 Accent 4" w:semiHidden="0" w:uiPriority="68" w:unhideWhenUsed="0"/>
-    <w:lsdException w:name="Medium Grid 3 Accent 4" w:semiHidden="0" w:uiPriority="69" w:unhideWhenUsed="0"/>
-    <w:lsdException w:name="Dark List Accent 4" w:semiHidden="0" w:uiPriority="70" w:unhideWhenUsed="0"/>
-    <w:lsdException w:name="Colorful Shading Accent 4" w:semiHidden="0" w:uiPriority="71" w:unhideWhenUsed="0"/>
-    <w:lsdException w:name="Colorful List Accent 4" w:semiHidden="0" w:uiPriority="72" w:unhideWhenUsed="0"/>
-    <w:lsdException w:name="Colorful Grid Accent 4" w:semiHidden="0" w:uiPriority="73" w:unhideWhenUsed="0"/>
-    <w:lsdException w:name="Light Shading Accent 5" w:semiHidden="0" w:uiPriority="60" w:unhideWhenUsed="0"/>
-    <w:lsdException w:name="Light List Accent 5" w:semiHidden="0" w:uiPriority="61" w:unhideWhenUsed="0"/>
-    <w:lsdException w:name="Light Grid Accent 5" w:semiHidden="0" w:uiPriority="62" w:unhideWhenUsed="0"/>
-    <w:lsdException w:name="Medium Shading 1 Accent 5" w:semiHidden="0" w:uiPriority="63" w:unhideWhenUsed="0"/>
-    <w:lsdException w:name="Medium Shading 2 Accent 5" w:semiHidden="0" w:uiPriority="64" w:unhideWhenUsed="0"/>
-    <w:lsdException w:name="Medium List 1 Accent 5" w:semiHidden="0" w:uiPriority="65" w:unhideWhenUsed="0"/>
-    <w:lsdException w:name="Medium List 2 Accent 5" w:semiHidden="0" w:uiPriority="66" w:unhideWhenUsed="0"/>
-    <w:lsdException w:name="Medium Grid 1 Accent 5" w:semiHidden="0" w:uiPriority="67" w:unhideWhenUsed="0"/>
-    <w:lsdException w:name="Medium Grid 2 Accent 5" w:semiHidden="0" w:uiPriority="68" w:unhideWhenUsed="0"/>
-    <w:lsdException w:name="Medium Grid 3 Accent 5" w:semiHidden="0" w:uiPriority="69" w:unhideWhenUsed="0"/>
-    <w:lsdException w:name="Dark List Accent 5" w:semiHidden="0" w:uiPriority="70" w:unhideWhenUsed="0"/>
-    <w:lsdException w:name="Colorful Shading Accent 5" w:semiHidden="0" w:uiPriority="71" w:unhideWhenUsed="0"/>
-    <w:lsdException w:name="Colorful List Accent 5" w:semiHidden="0" w:uiPriority="72" w:unhideWhenUsed="0"/>
-    <w:lsdException w:name="Colorful Grid Accent 5" w:semiHidden="0" w:uiPriority="73" w:unhideWhenUsed="0"/>
-    <w:lsdException w:name="Light Shading Accent 6" w:semiHidden="0" w:uiPriority="60" w:unhideWhenUsed="0"/>
-    <w:lsdException w:name="Light List Accent 6" w:semiHidden="0" w:uiPriority="61" w:unhideWhenUsed="0"/>
-    <w:lsdException w:name="Light Grid Accent 6" w:semiHidden="0" w:uiPriority="62" w:unhideWhenUsed="0"/>
-    <w:lsdException w:name="Medium Shading 1 Accent 6" w:semiHidden="0" w:uiPriority="63" w:unhideWhenUsed="0"/>
-    <w:lsdException w:name="Medium Shading 2 Accent 6" w:semiHidden="0" w:uiPriority="64" w:unhideWhenUsed="0"/>
-    <w:lsdException w:name="Medium List 1 Accent 6" w:semiHidden="0" w:uiPriority="65" w:unhideWhenUsed="0"/>
-    <w:lsdException w:name="Medium List 2 Accent 6" w:semiHidden="0" w:uiPriority="66" w:unhideWhenUsed="0"/>
-    <w:lsdException w:name="Medium Grid 1 Accent 6" w:semiHidden="0" w:uiPriority="67" w:unhideWhenUsed="0"/>
-    <w:lsdException w:name="Medium Grid 2 Accent 6" w:semiHidden="0" w:uiPriority="68" w:unhideWhenUsed="0"/>
-    <w:lsdException w:name="Medium Grid 3 Accent 6" w:semiHidden="0" w:uiPriority="69" w:unhideWhenUsed="0"/>
-    <w:lsdException w:name="Dark List Accent 6" w:semiHidden="0" w:uiPriority="70" w:unhideWhenUsed="0"/>
-    <w:lsdException w:name="Colorful Shading Accent 6" w:semiHidden="0" w:uiPriority="71" w:unhideWhenUsed="0"/>
-    <w:lsdException w:name="Colorful List Accent 6" w:semiHidden="0" w:uiPriority="72" w:unhideWhenUsed="0"/>
-    <w:lsdException w:name="Colorful Grid Accent 6" w:semiHidden="0" w:uiPriority="73" w:unhideWhenUsed="0"/>
-    <w:lsdException w:name="Subtle Emphasis" w:semiHidden="0" w:uiPriority="19" w:unhideWhenUsed="0" w:qFormat="1"/>
-    <w:lsdException w:name="Intense Emphasis" w:semiHidden="0" w:uiPriority="21" w:unhideWhenUsed="0" w:qFormat="1"/>
-    <w:lsdException w:name="Subtle Reference" w:semiHidden="0" w:uiPriority="31" w:unhideWhenUsed="0" w:qFormat="1"/>
-    <w:lsdException w:name="Intense Reference" w:semiHidden="0" w:uiPriority="32" w:unhideWhenUsed="0" w:qFormat="1"/>
-    <w:lsdException w:name="Book Title" w:semiHidden="0" w:uiPriority="33" w:unhideWhenUsed="0" w:qFormat="1"/>
-    <w:lsdException w:name="Bibliography" w:uiPriority="37"/>
-    <w:lsdException w:name="TOC Heading" w:uiPriority="39" w:qFormat="1"/>
+  <w:latentStyles w:defLockedState="0" w:defUIPriority="99" w:defSemiHidden="0" w:defUnhideWhenUsed="0" w:defQFormat="0" w:count="371">
+    <w:lsdException w:name="Normal" w:uiPriority="0" w:qFormat="1"/>
+    <w:lsdException w:name="heading 1" w:uiPriority="9" w:qFormat="1"/>
+    <w:lsdException w:name="heading 2" w:semiHidden="1" w:uiPriority="9" w:unhideWhenUsed="1" w:qFormat="1"/>
+    <w:lsdException w:name="heading 3" w:semiHidden="1" w:uiPriority="9" w:unhideWhenUsed="1" w:qFormat="1"/>
+    <w:lsdException w:name="heading 4" w:semiHidden="1" w:uiPriority="9" w:unhideWhenUsed="1" w:qFormat="1"/>
+    <w:lsdException w:name="heading 5" w:semiHidden="1" w:uiPriority="9" w:unhideWhenUsed="1" w:qFormat="1"/>
+    <w:lsdException w:name="heading 6" w:semiHidden="1" w:uiPriority="9" w:unhideWhenUsed="1" w:qFormat="1"/>
+    <w:lsdException w:name="heading 7" w:semiHidden="1" w:uiPriority="9" w:unhideWhenUsed="1" w:qFormat="1"/>
+    <w:lsdException w:name="heading 8" w:semiHidden="1" w:uiPriority="9" w:unhideWhenUsed="1" w:qFormat="1"/>
+    <w:lsdException w:name="heading 9" w:semiHidden="1" w:uiPriority="9" w:unhideWhenUsed="1" w:qFormat="1"/>
+    <w:lsdException w:name="index 1" w:semiHidden="1" w:unhideWhenUsed="1"/>
+    <w:lsdException w:name="index 2" w:semiHidden="1" w:unhideWhenUsed="1"/>
+    <w:lsdException w:name="index 3" w:semiHidden="1" w:unhideWhenUsed="1"/>
+    <w:lsdException w:name="index 4" w:semiHidden="1" w:unhideWhenUsed="1"/>
+    <w:lsdException w:name="index 5" w:semiHidden="1" w:unhideWhenUsed="1"/>
+    <w:lsdException w:name="index 6" w:semiHidden="1" w:unhideWhenUsed="1"/>
+    <w:lsdException w:name="index 7" w:semiHidden="1" w:unhideWhenUsed="1"/>
+    <w:lsdException w:name="index 8" w:semiHidden="1" w:unhideWhenUsed="1"/>
+    <w:lsdException w:name="index 9" w:semiHidden="1" w:unhideWhenUsed="1"/>
+    <w:lsdException w:name="toc 1" w:semiHidden="1" w:uiPriority="39" w:unhideWhenUsed="1"/>
+    <w:lsdException w:name="toc 2" w:semiHidden="1" w:uiPriority="39" w:unhideWhenUsed="1"/>
+    <w:lsdException w:name="toc 3" w:semiHidden="1" w:uiPriority="39" w:unhideWhenUsed="1"/>
+    <w:lsdException w:name="toc 4" w:semiHidden="1" w:uiPriority="39" w:unhideWhenUsed="1"/>
+    <w:lsdException w:name="toc 5" w:semiHidden="1" w:uiPriority="39" w:unhideWhenUsed="1"/>
+    <w:lsdException w:name="toc 6" w:semiHidden="1" w:uiPriority="39" w:unhideWhenUsed="1"/>
+    <w:lsdException w:name="toc 7" w:semiHidden="1" w:uiPriority="39" w:unhideWhenUsed="1"/>
+    <w:lsdException w:name="toc 8" w:semiHidden="1" w:uiPriority="39" w:unhideWhenUsed="1"/>
+    <w:lsdException w:name="toc 9" w:semiHidden="1" w:uiPriority="39" w:unhideWhenUsed="1"/>
+    <w:lsdException w:name="Normal Indent" w:semiHidden="1" w:unhideWhenUsed="1"/>
+    <w:lsdException w:name="footnote text" w:semiHidden="1" w:unhideWhenUsed="1"/>
+    <w:lsdException w:name="annotation text" w:semiHidden="1" w:unhideWhenUsed="1"/>
+    <w:lsdException w:name="header" w:semiHidden="1" w:unhideWhenUsed="1"/>
+    <w:lsdException w:name="footer" w:semiHidden="1" w:unhideWhenUsed="1"/>
+    <w:lsdException w:name="index heading" w:semiHidden="1" w:unhideWhenUsed="1"/>
+    <w:lsdException w:name="caption" w:semiHidden="1" w:uiPriority="35" w:unhideWhenUsed="1" w:qFormat="1"/>
+    <w:lsdException w:name="table of figures" w:semiHidden="1" w:unhideWhenUsed="1"/>
+    <w:lsdException w:name="envelope address" w:semiHidden="1" w:unhideWhenUsed="1"/>
+    <w:lsdException w:name="envelope return" w:semiHidden="1" w:unhideWhenUsed="1"/>
+    <w:lsdException w:name="footnote reference" w:semiHidden="1" w:unhideWhenUsed="1"/>
+    <w:lsdException w:name="annotation reference" w:semiHidden="1" w:unhideWhenUsed="1"/>
+    <w:lsdException w:name="line number" w:semiHidden="1" w:unhideWhenUsed="1"/>
+    <w:lsdException w:name="page number" w:semiHidden="1" w:unhideWhenUsed="1"/>
+    <w:lsdException w:name="endnote reference" w:semiHidden="1" w:unhideWhenUsed="1"/>
+    <w:lsdException w:name="endnote text" w:semiHidden="1" w:unhideWhenUsed="1"/>
+    <w:lsdException w:name="table of authorities" w:semiHidden="1" w:unhideWhenUsed="1"/>
+    <w:lsdException w:name="macro" w:semiHidden="1" w:unhideWhenUsed="1"/>
+    <w:lsdException w:name="toa heading" w:semiHidden="1" w:unhideWhenUsed="1"/>
+    <w:lsdException w:name="List" w:semiHidden="1" w:unhideWhenUsed="1"/>
+    <w:lsdException w:name="List Bullet" w:semiHidden="1" w:unhideWhenUsed="1"/>
+    <w:lsdException w:name="List Number" w:semiHidden="1" w:unhideWhenUsed="1"/>
+    <w:lsdException w:name="List 2" w:semiHidden="1" w:unhideWhenUsed="1"/>
+    <w:lsdException w:name="List 3" w:semiHidden="1" w:unhideWhenUsed="1"/>
+    <w:lsdException w:name="List 4" w:semiHidden="1" w:unhideWhenUsed="1"/>
+    <w:lsdException w:name="List 5" w:semiHidden="1" w:unhideWhenUsed="1"/>
+    <w:lsdException w:name="List Bullet 2" w:semiHidden="1" w:unhideWhenUsed="1"/>
+    <w:lsdException w:name="List Bullet 3" w:semiHidden="1" w:unhideWhenUsed="1"/>
+    <w:lsdException w:name="List Bullet 4" w:semiHidden="1" w:unhideWhenUsed="1"/>
+    <w:lsdException w:name="List Bullet 5" w:semiHidden="1" w:unhideWhenUsed="1"/>
+    <w:lsdException w:name="List Number 2" w:semiHidden="1" w:unhideWhenUsed="1"/>
+    <w:lsdException w:name="List Number 3" w:semiHidden="1" w:unhideWhenUsed="1"/>
+    <w:lsdException w:name="List Number 4" w:semiHidden="1" w:unhideWhenUsed="1"/>
+    <w:lsdException w:name="List Number 5" w:semiHidden="1" w:unhideWhenUsed="1"/>
+    <w:lsdException w:name="Title" w:uiPriority="10" w:qFormat="1"/>
+    <w:lsdException w:name="Closing" w:semiHidden="1" w:unhideWhenUsed="1"/>
+    <w:lsdException w:name="Signature" w:semiHidden="1" w:unhideWhenUsed="1"/>
+    <w:lsdException w:name="Default Paragraph Font" w:semiHidden="1" w:uiPriority="1" w:unhideWhenUsed="1"/>
+    <w:lsdException w:name="Body Text" w:semiHidden="1" w:unhideWhenUsed="1"/>
+    <w:lsdException w:name="Body Text Indent" w:semiHidden="1" w:unhideWhenUsed="1"/>
+    <w:lsdException w:name="List Continue" w:semiHidden="1" w:unhideWhenUsed="1"/>
+    <w:lsdException w:name="List Continue 2" w:semiHidden="1" w:unhideWhenUsed="1"/>
+    <w:lsdException w:name="List Continue 3" w:semiHidden="1" w:unhideWhenUsed="1"/>
+    <w:lsdException w:name="List Continue 4" w:semiHidden="1" w:unhideWhenUsed="1"/>
+    <w:lsdException w:name="List Continue 5" w:semiHidden="1" w:unhideWhenUsed="1"/>
+    <w:lsdException w:name="Message Header" w:semiHidden="1" w:unhideWhenUsed="1"/>
+    <w:lsdException w:name="Subtitle" w:uiPriority="11" w:qFormat="1"/>
+    <w:lsdException w:name="Salutation" w:semiHidden="1" w:unhideWhenUsed="1"/>
+    <w:lsdException w:name="Date" w:semiHidden="1" w:unhideWhenUsed="1"/>
+    <w:lsdException w:name="Body Text First Indent" w:semiHidden="1" w:unhideWhenUsed="1"/>
+    <w:lsdException w:name="Body Text First Indent 2" w:semiHidden="1" w:unhideWhenUsed="1"/>
+    <w:lsdException w:name="Note Heading" w:semiHidden="1" w:unhideWhenUsed="1"/>
+    <w:lsdException w:name="Body Text 2" w:semiHidden="1" w:unhideWhenUsed="1"/>
+    <w:lsdException w:name="Body Text 3" w:semiHidden="1" w:unhideWhenUsed="1"/>
+    <w:lsdException w:name="Body Text Indent 2" w:semiHidden="1" w:unhideWhenUsed="1"/>
+    <w:lsdException w:name="Body Text Indent 3" w:semiHidden="1" w:unhideWhenUsed="1"/>
+    <w:lsdException w:name="Block Text" w:semiHidden="1" w:unhideWhenUsed="1"/>
+    <w:lsdException w:name="Hyperlink" w:semiHidden="1" w:unhideWhenUsed="1"/>
+    <w:lsdException w:name="FollowedHyperlink" w:semiHidden="1" w:unhideWhenUsed="1"/>
+    <w:lsdException w:name="Strong" w:uiPriority="22" w:qFormat="1"/>
+    <w:lsdException w:name="Emphasis" w:uiPriority="20" w:qFormat="1"/>
+    <w:lsdException w:name="Document Map" w:semiHidden="1" w:unhideWhenUsed="1"/>
+    <w:lsdException w:name="Plain Text" w:semiHidden="1" w:unhideWhenUsed="1"/>
+    <w:lsdException w:name="E-mail Signature" w:semiHidden="1" w:unhideWhenUsed="1"/>
+    <w:lsdException w:name="HTML Top of Form" w:semiHidden="1" w:unhideWhenUsed="1"/>
+    <w:lsdException w:name="HTML Bottom of Form" w:semiHidden="1" w:unhideWhenUsed="1"/>
+    <w:lsdException w:name="Normal (Web)" w:semiHidden="1" w:unhideWhenUsed="1"/>
+    <w:lsdException w:name="HTML Acronym" w:semiHidden="1" w:unhideWhenUsed="1"/>
+    <w:lsdException w:name="HTML Address" w:semiHidden="1" w:unhideWhenUsed="1"/>
+    <w:lsdException w:name="HTML Cite" w:semiHidden="1" w:unhideWhenUsed="1"/>
+    <w:lsdException w:name="HTML Code" w:semiHidden="1" w:unhideWhenUsed="1"/>
+    <w:lsdException w:name="HTML Definition" w:semiHidden="1" w:unhideWhenUsed="1"/>
+    <w:lsdException w:name="HTML Keyboard" w:semiHidden="1" w:unhideWhenUsed="1"/>
+    <w:lsdException w:name="HTML Preformatted" w:semiHidden="1" w:unhideWhenUsed="1"/>
+    <w:lsdException w:name="HTML Sample" w:semiHidden="1" w:unhideWhenUsed="1"/>
+    <w:lsdException w:name="HTML Typewriter" w:semiHidden="1" w:unhideWhenUsed="1"/>
+    <w:lsdException w:name="HTML Variable" w:semiHidden="1" w:unhideWhenUsed="1"/>
+    <w:lsdException w:name="Normal Table" w:semiHidden="1" w:unhideWhenUsed="1"/>
+    <w:lsdException w:name="annotation subject" w:semiHidden="1" w:unhideWhenUsed="1"/>
+    <w:lsdException w:name="No List" w:semiHidden="1" w:unhideWhenUsed="1"/>
+    <w:lsdException w:name="Outline List 1" w:semiHidden="1" w:unhideWhenUsed="1"/>
+    <w:lsdException w:name="Outline List 2" w:semiHidden="1" w:unhideWhenUsed="1"/>
+    <w:lsdException w:name="Outline List 3" w:semiHidden="1" w:unhideWhenUsed="1"/>
+    <w:lsdException w:name="Table Simple 1" w:semiHidden="1" w:unhideWhenUsed="1"/>
+    <w:lsdException w:name="Table Simple 2" w:semiHidden="1" w:unhideWhenUsed="1"/>
+    <w:lsdException w:name="Table Simple 3" w:semiHidden="1" w:unhideWhenUsed="1"/>
+    <w:lsdException w:name="Table Classic 1" w:semiHidden="1" w:unhideWhenUsed="1"/>
+    <w:lsdException w:name="Table Classic 2" w:semiHidden="1" w:unhideWhenUsed="1"/>
+    <w:lsdException w:name="Table Classic 3" w:semiHidden="1" w:unhideWhenUsed="1"/>
+    <w:lsdException w:name="Table Classic 4" w:semiHidden="1" w:unhideWhenUsed="1"/>
+    <w:lsdException w:name="Table Colorful 1" w:semiHidden="1" w:unhideWhenUsed="1"/>
+    <w:lsdException w:name="Table Colorful 2" w:semiHidden="1" w:unhideWhenUsed="1"/>
+    <w:lsdException w:name="Table Colorful 3" w:semiHidden="1" w:unhideWhenUsed="1"/>
+    <w:lsdException w:name="Table Columns 1" w:semiHidden="1" w:unhideWhenUsed="1"/>
+    <w:lsdException w:name="Table Columns 2" w:semiHidden="1" w:unhideWhenUsed="1"/>
+    <w:lsdException w:name="Table Columns 3" w:semiHidden="1" w:unhideWhenUsed="1"/>
+    <w:lsdException w:name="Table Columns 4" w:semiHidden="1" w:unhideWhenUsed="1"/>
+    <w:lsdException w:name="Table Columns 5" w:semiHidden="1" w:unhideWhenUsed="1"/>
+    <w:lsdException w:name="Table Grid 1" w:semiHidden="1" w:unhideWhenUsed="1"/>
+    <w:lsdException w:name="Table Grid 2" w:semiHidden="1" w:unhideWhenUsed="1"/>
+    <w:lsdException w:name="Table Grid 3" w:semiHidden="1" w:unhideWhenUsed="1"/>
+    <w:lsdException w:name="Table Grid 4" w:semiHidden="1" w:unhideWhenUsed="1"/>
+    <w:lsdException w:name="Table Grid 5" w:semiHidden="1" w:unhideWhenUsed="1"/>
+    <w:lsdException w:name="Table Grid 6" w:semiHidden="1" w:unhideWhenUsed="1"/>
+    <w:lsdException w:name="Table Grid 7" w:semiHidden="1" w:unhideWhenUsed="1"/>
+    <w:lsdException w:name="Table Grid 8" w:semiHidden="1" w:unhideWhenUsed="1"/>
+    <w:lsdException w:name="Table List 1" w:semiHidden="1" w:unhideWhenUsed="1"/>
+    <w:lsdException w:name="Table List 2" w:semiHidden="1" w:unhideWhenUsed="1"/>
+    <w:lsdException w:name="Table List 3" w:semiHidden="1" w:unhideWhenUsed="1"/>
+    <w:lsdException w:name="Table List 4" w:semiHidden="1" w:unhideWhenUsed="1"/>
+    <w:lsdException w:name="Table List 5" w:semiHidden="1" w:unhideWhenUsed="1"/>
+    <w:lsdException w:name="Table List 6" w:semiHidden="1" w:unhideWhenUsed="1"/>
+    <w:lsdException w:name="Table List 7" w:semiHidden="1" w:unhideWhenUsed="1"/>
+    <w:lsdException w:name="Table List 8" w:semiHidden="1" w:unhideWhenUsed="1"/>
+    <w:lsdException w:name="Table 3D effects 1" w:semiHidden="1" w:unhideWhenUsed="1"/>
+    <w:lsdException w:name="Table 3D effects 2" w:semiHidden="1" w:unhideWhenUsed="1"/>
+    <w:lsdException w:name="Table 3D effects 3" w:semiHidden="1" w:unhideWhenUsed="1"/>
+    <w:lsdException w:name="Table Contemporary" w:semiHidden="1" w:unhideWhenUsed="1"/>
+    <w:lsdException w:name="Table Elegant" w:semiHidden="1" w:unhideWhenUsed="1"/>
+    <w:lsdException w:name="Table Professional" w:semiHidden="1" w:unhideWhenUsed="1"/>
+    <w:lsdException w:name="Table Subtle 1" w:semiHidden="1" w:unhideWhenUsed="1"/>
+    <w:lsdException w:name="Table Subtle 2" w:semiHidden="1" w:unhideWhenUsed="1"/>
+    <w:lsdException w:name="Table Web 1" w:semiHidden="1" w:unhideWhenUsed="1"/>
+    <w:lsdException w:name="Table Web 2" w:semiHidden="1" w:unhideWhenUsed="1"/>
+    <w:lsdException w:name="Table Web 3" w:semiHidden="1" w:unhideWhenUsed="1"/>
+    <w:lsdException w:name="Balloon Text" w:semiHidden="1" w:unhideWhenUsed="1"/>
+    <w:lsdException w:name="Table Grid" w:uiPriority="39"/>
+    <w:lsdException w:name="Table Theme" w:semiHidden="1" w:unhideWhenUsed="1"/>
+    <w:lsdException w:name="Placeholder Text" w:semiHidden="1"/>
+    <w:lsdException w:name="No Spacing" w:uiPriority="1" w:qFormat="1"/>
+    <w:lsdException w:name="Light Shading" w:uiPriority="60"/>
+    <w:lsdException w:name="Light List" w:uiPriority="61"/>
+    <w:lsdException w:name="Light Grid" w:uiPriority="62"/>
+    <w:lsdException w:name="Medium Shading 1" w:uiPriority="63"/>
+    <w:lsdException w:name="Medium Shading 2" w:uiPriority="64"/>
+    <w:lsdException w:name="Medium List 1" w:uiPriority="65"/>
+    <w:lsdException w:name="Medium List 2" w:uiPriority="66"/>
+    <w:lsdException w:name="Medium Grid 1" w:uiPriority="67"/>
+    <w:lsdException w:name="Medium Grid 2" w:uiPriority="68"/>
+    <w:lsdException w:name="Medium Grid 3" w:uiPriority="69"/>
+    <w:lsdException w:name="Dark List" w:uiPriority="70"/>
+    <w:lsdException w:name="Colorful Shading" w:uiPriority="71"/>
+    <w:lsdException w:name="Colorful List" w:uiPriority="72"/>
+    <w:lsdException w:name="Colorful Grid" w:uiPriority="73"/>
+    <w:lsdException w:name="Light Shading Accent 1" w:uiPriority="60"/>
+    <w:lsdException w:name="Light List Accent 1" w:uiPriority="61"/>
+    <w:lsdException w:name="Light Grid Accent 1" w:uiPriority="62"/>
+    <w:lsdException w:name="Medium Shading 1 Accent 1" w:uiPriority="63"/>
+    <w:lsdException w:name="Medium Shading 2 Accent 1" w:uiPriority="64"/>
+    <w:lsdException w:name="Medium List 1 Accent 1" w:uiPriority="65"/>
+    <w:lsdException w:name="Revision" w:semiHidden="1"/>
+    <w:lsdException w:name="List Paragraph" w:uiPriority="34" w:qFormat="1"/>
+    <w:lsdException w:name="Quote" w:uiPriority="29" w:qFormat="1"/>
+    <w:lsdException w:name="Intense Quote" w:uiPriority="30" w:qFormat="1"/>
+    <w:lsdException w:name="Medium List 2 Accent 1" w:uiPriority="66"/>
+    <w:lsdException w:name="Medium Grid 1 Accent 1" w:uiPriority="67"/>
+    <w:lsdException w:name="Medium Grid 2 Accent 1" w:uiPriority="68"/>
+    <w:lsdException w:name="Medium Grid 3 Accent 1" w:uiPriority="69"/>
+    <w:lsdException w:name="Dark List Accent 1" w:uiPriority="70"/>
+    <w:lsdException w:name="Colorful Shading Accent 1" w:uiPriority="71"/>
+    <w:lsdException w:name="Colorful List Accent 1" w:uiPriority="72"/>
+    <w:lsdException w:name="Colorful Grid Accent 1" w:uiPriority="73"/>
+    <w:lsdException w:name="Light Shading Accent 2" w:uiPriority="60"/>
+    <w:lsdException w:name="Light List Accent 2" w:uiPriority="61"/>
+    <w:lsdException w:name="Light Grid Accent 2" w:uiPriority="62"/>
+    <w:lsdException w:name="Medium Shading 1 Accent 2" w:uiPriority="63"/>
+    <w:lsdException w:name="Medium Shading 2 Accent 2" w:uiPriority="64"/>
+    <w:lsdException w:name="Medium List 1 Accent 2" w:uiPriority="65"/>
+    <w:lsdException w:name="Medium List 2 Accent 2" w:uiPriority="66"/>
+    <w:lsdException w:name="Medium Grid 1 Accent 2" w:uiPriority="67"/>
+    <w:lsdException w:name="Medium Grid 2 Accent 2" w:uiPriority="68"/>
+    <w:lsdException w:name="Medium Grid 3 Accent 2" w:uiPriority="69"/>
+    <w:lsdException w:name="Dark List Accent 2" w:uiPriority="70"/>
+    <w:lsdException w:name="Colorful Shading Accent 2" w:uiPriority="71"/>
+    <w:lsdException w:name="Colorful List Accent 2" w:uiPriority="72"/>
+    <w:lsdException w:name="Colorful Grid Accent 2" w:uiPriority="73"/>
+    <w:lsdException w:name="Light Shading Accent 3" w:uiPriority="60"/>
+    <w:lsdException w:name="Light List Accent 3" w:uiPriority="61"/>
+    <w:lsdException w:name="Light Grid Accent 3" w:uiPriority="62"/>
+    <w:lsdException w:name="Medium Shading 1 Accent 3" w:uiPriority="63"/>
+    <w:lsdException w:name="Medium Shading 2 Accent 3" w:uiPriority="64"/>
+    <w:lsdException w:name="Medium List 1 Accent 3" w:uiPriority="65"/>
+    <w:lsdException w:name="Medium List 2 Accent 3" w:uiPriority="66"/>
+    <w:lsdException w:name="Medium Grid 1 Accent 3" w:uiPriority="67"/>
+    <w:lsdException w:name="Medium Grid 2 Accent 3" w:uiPriority="68"/>
+    <w:lsdException w:name="Medium Grid 3 Accent 3" w:uiPriority="69"/>
+    <w:lsdException w:name="Dark List Accent 3" w:uiPriority="70"/>
+    <w:lsdException w:name="Colorful Shading Accent 3" w:uiPriority="71"/>
+    <w:lsdException w:name="Colorful List Accent 3" w:uiPriority="72"/>
+    <w:lsdException w:name="Colorful Grid Accent 3" w:uiPriority="73"/>
+    <w:lsdException w:name="Light Shading Accent 4" w:uiPriority="60"/>
+    <w:lsdException w:name="Light List Accent 4" w:uiPriority="61"/>
+    <w:lsdException w:name="Light Grid Accent 4" w:uiPriority="62"/>
+    <w:lsdException w:name="Medium Shading 1 Accent 4" w:uiPriority="63"/>
+    <w:lsdException w:name="Medium Shading 2 Accent 4" w:uiPriority="64"/>
+    <w:lsdException w:name="Medium List 1 Accent 4" w:uiPriority="65"/>
+    <w:lsdException w:name="Medium List 2 Accent 4" w:uiPriority="66"/>
+    <w:lsdException w:name="Medium Grid 1 Accent 4" w:uiPriority="67"/>
+    <w:lsdException w:name="Medium Grid 2 Accent 4" w:uiPriority="68"/>
+    <w:lsdException w:name="Medium Grid 3 Accent 4" w:uiPriority="69"/>
+    <w:lsdException w:name="Dark List Accent 4" w:uiPriority="70"/>
+    <w:lsdException w:name="Colorful Shading Accent 4" w:uiPriority="71"/>
+    <w:lsdException w:name="Colorful List Accent 4" w:uiPriority="72"/>
+    <w:lsdException w:name="Colorful Grid Accent 4" w:uiPriority="73"/>
+    <w:lsdException w:name="Light Shading Accent 5" w:uiPriority="60"/>
+    <w:lsdException w:name="Light List Accent 5" w:uiPriority="61"/>
+    <w:lsdException w:name="Light Grid Accent 5" w:uiPriority="62"/>
+    <w:lsdException w:name="Medium Shading 1 Accent 5" w:uiPriority="63"/>
+    <w:lsdException w:name="Medium Shading 2 Accent 5" w:uiPriority="64"/>
+    <w:lsdException w:name="Medium List 1 Accent 5" w:uiPriority="65"/>
+    <w:lsdException w:name="Medium List 2 Accent 5" w:uiPriority="66"/>
+    <w:lsdException w:name="Medium Grid 1 Accent 5" w:uiPriority="67"/>
+    <w:lsdException w:name="Medium Grid 2 Accent 5" w:uiPriority="68"/>
+    <w:lsdException w:name="Medium Grid 3 Accent 5" w:uiPriority="69"/>
+    <w:lsdException w:name="Dark List Accent 5" w:uiPriority="70"/>
+    <w:lsdException w:name="Colorful Shading Accent 5" w:uiPriority="71"/>
+    <w:lsdException w:name="Colorful List Accent 5" w:uiPriority="72"/>
+    <w:lsdException w:name="Colorful Grid Accent 5" w:uiPriority="73"/>
+    <w:lsdException w:name="Light Shading Accent 6" w:uiPriority="60"/>
+    <w:lsdException w:name="Light List Accent 6" w:uiPriority="61"/>
+    <w:lsdException w:name="Light Grid Accent 6" w:uiPriority="62"/>
+    <w:lsdException w:name="Medium Shading 1 Accent 6" w:uiPriority="63"/>
+    <w:lsdException w:name="Medium Shading 2 Accent 6" w:uiPriority="64"/>
+    <w:lsdException w:name="Medium List 1 Accent 6" w:uiPriority="65"/>
+    <w:lsdException w:name="Medium List 2 Accent 6" w:uiPriority="66"/>
+    <w:lsdException w:name="Medium Grid 1 Accent 6" w:uiPriority="67"/>
+    <w:lsdException w:name="Medium Grid 2 Accent 6" w:uiPriority="68"/>
+    <w:lsdException w:name="Medium Grid 3 Accent 6" w:uiPriority="69"/>
+    <w:lsdException w:name="Dark List Accent 6" w:uiPriority="70"/>
+    <w:lsdException w:name="Colorful Shading Accent 6" w:uiPriority="71"/>
+    <w:lsdException w:name="Colorful List Accent 6" w:uiPriority="72"/>
+    <w:lsdException w:name="Colorful Grid Accent 6" w:uiPriority="73"/>
+    <w:lsdException w:name="Subtle Emphasis" w:uiPriority="19" w:qFormat="1"/>
+    <w:lsdException w:name="Intense Emphasis" w:uiPriority="21" w:qFormat="1"/>
+    <w:lsdException w:name="Subtle Reference" w:uiPriority="31" w:qFormat="1"/>
+    <w:lsdException w:name="Intense Reference" w:uiPriority="32" w:qFormat="1"/>
+    <w:lsdException w:name="Book Title" w:uiPriority="33" w:qFormat="1"/>
+    <w:lsdException w:name="Bibliography" w:semiHidden="1" w:uiPriority="37" w:unhideWhenUsed="1"/>
+    <w:lsdException w:name="TOC Heading" w:semiHidden="1" w:uiPriority="39" w:unhideWhenUsed="1" w:qFormat="1"/>
+    <w:lsdException w:name="Plain Table 1" w:uiPriority="41"/>
+    <w:lsdException w:name="Plain Table 2" w:uiPriority="42"/>
+    <w:lsdException w:name="Plain Table 3" w:uiPriority="43"/>
+    <w:lsdException w:name="Plain Table 4" w:uiPriority="44"/>
+    <w:lsdException w:name="Plain Table 5" w:uiPriority="45"/>
+    <w:lsdException w:name="Grid Table Light" w:uiPriority="40"/>
+    <w:lsdException w:name="Grid Table 1 Light" w:uiPriority="46"/>
+    <w:lsdException w:name="Grid Table 2" w:uiPriority="47"/>
+    <w:lsdException w:name="Grid Table 3" w:uiPriority="48"/>
+    <w:lsdException w:name="Grid Table 4" w:uiPriority="49"/>
+    <w:lsdException w:name="Grid Table 5 Dark" w:uiPriority="50"/>
+    <w:lsdException w:name="Grid Table 6 Colorful" w:uiPriority="51"/>
+    <w:lsdException w:name="Grid Table 7 Colorful" w:uiPriority="52"/>
+    <w:lsdException w:name="Grid Table 1 Light Accent 1" w:uiPriority="46"/>
+    <w:lsdException w:name="Grid Table 2 Accent 1" w:uiPriority="47"/>
+    <w:lsdException w:name="Grid Table 3 Accent 1" w:uiPriority="48"/>
+    <w:lsdException w:name="Grid Table 4 Accent 1" w:uiPriority="49"/>
+    <w:lsdException w:name="Grid Table 5 Dark Accent 1" w:uiPriority="50"/>
+    <w:lsdException w:name="Grid Table 6 Colorful Accent 1" w:uiPriority="51"/>
+    <w:lsdException w:name="Grid Table 7 Colorful Accent 1" w:uiPriority="52"/>
+    <w:lsdException w:name="Grid Table 1 Light Accent 2" w:uiPriority="46"/>
+    <w:lsdException w:name="Grid Table 2 Accent 2" w:uiPriority="47"/>
+    <w:lsdException w:name="Grid Table 3 Accent 2" w:uiPriority="48"/>
+    <w:lsdException w:name="Grid Table 4 Accent 2" w:uiPriority="49"/>
+    <w:lsdException w:name="Grid Table 5 Dark Accent 2" w:uiPriority="50"/>
+    <w:lsdException w:name="Grid Table 6 Colorful Accent 2" w:uiPriority="51"/>
+    <w:lsdException w:name="Grid Table 7 Colorful Accent 2" w:uiPriority="52"/>
+    <w:lsdException w:name="Grid Table 1 Light Accent 3" w:uiPriority="46"/>
+    <w:lsdException w:name="Grid Table 2 Accent 3" w:uiPriority="47"/>
+    <w:lsdException w:name="Grid Table 3 Accent 3" w:uiPriority="48"/>
+    <w:lsdException w:name="Grid Table 4 Accent 3" w:uiPriority="49"/>
+    <w:lsdException w:name="Grid Table 5 Dark Accent 3" w:uiPriority="50"/>
+    <w:lsdException w:name="Grid Table 6 Colorful Accent 3" w:uiPriority="51"/>
+    <w:lsdException w:name="Grid Table 7 Colorful Accent 3" w:uiPriority="52"/>
+    <w:lsdException w:name="Grid Table 1 Light Accent 4" w:uiPriority="46"/>
+    <w:lsdException w:name="Grid Table 2 Accent 4" w:uiPriority="47"/>
+    <w:lsdException w:name="Grid Table 3 Accent 4" w:uiPriority="48"/>
+    <w:lsdException w:name="Grid Table 4 Accent 4" w:uiPriority="49"/>
+    <w:lsdException w:name="Grid Table 5 Dark Accent 4" w:uiPriority="50"/>
+    <w:lsdException w:name="Grid Table 6 Colorful Accent 4" w:uiPriority="51"/>
+    <w:lsdException w:name="Grid Table 7 Colorful Accent 4" w:uiPriority="52"/>
+    <w:lsdException w:name="Grid Table 1 Light Accent 5" w:uiPriority="46"/>
+    <w:lsdException w:name="Grid Table 2 Accent 5" w:uiPriority="47"/>
+    <w:lsdException w:name="Grid Table 3 Accent 5" w:uiPriority="48"/>
+    <w:lsdException w:name="Grid Table 4 Accent 5" w:uiPriority="49"/>
+    <w:lsdException w:name="Grid Table 5 Dark Accent 5" w:uiPriority="50"/>
+    <w:lsdException w:name="Grid Table 6 Colorful Accent 5" w:uiPriority="51"/>
+    <w:lsdException w:name="Grid Table 7 Colorful Accent 5" w:uiPriority="52"/>
+    <w:lsdException w:name="Grid Table 1 Light Accent 6" w:uiPriority="46"/>
+    <w:lsdException w:name="Grid Table 2 Accent 6" w:uiPriority="47"/>
+    <w:lsdException w:name="Grid Table 3 Accent 6" w:uiPriority="48"/>
+    <w:lsdException w:name="Grid Table 4 Accent 6" w:uiPriority="49"/>
+    <w:lsdException w:name="Grid Table 5 Dark Accent 6" w:uiPriority="50"/>
+    <w:lsdException w:name="Grid Table 6 Colorful Accent 6" w:uiPriority="51"/>
+    <w:lsdException w:name="Grid Table 7 Colorful Accent 6" w:uiPriority="52"/>
+    <w:lsdException w:name="List Table 1 Light" w:uiPriority="46"/>
+    <w:lsdException w:name="List Table 2" w:uiPriority="47"/>
+    <w:lsdException w:name="List Table 3" w:uiPriority="48"/>
+    <w:lsdException w:name="List Table 4" w:uiPriority="49"/>
+    <w:lsdException w:name="List Table 5 Dark" w:uiPriority="50"/>
+    <w:lsdException w:name="List Table 6 Colorful" w:uiPriority="51"/>
+    <w:lsdException w:name="List Table 7 Colorful" w:uiPriority="52"/>
+    <w:lsdException w:name="List Table 1 Light Accent 1" w:uiPriority="46"/>
+    <w:lsdException w:name="List Table 2 Accent 1" w:uiPriority="47"/>
+    <w:lsdException w:name="List Table 3 Accent 1" w:uiPriority="48"/>
+    <w:lsdException w:name="List Table 4 Accent 1" w:uiPriority="49"/>
+    <w:lsdException w:name="List Table 5 Dark Accent 1" w:uiPriority="50"/>
+    <w:lsdException w:name="List Table 6 Colorful Accent 1" w:uiPriority="51"/>
+    <w:lsdException w:name="List Table 7 Colorful Accent 1" w:uiPriority="52"/>
+    <w:lsdException w:name="List Table 1 Light Accent 2" w:uiPriority="46"/>
+    <w:lsdException w:name="List Table 2 Accent 2" w:uiPriority="47"/>
+    <w:lsdException w:name="List Table 3 Accent 2" w:uiPriority="48"/>
+    <w:lsdException w:name="List Table 4 Accent 2" w:uiPriority="49"/>
+    <w:lsdException w:name="List Table 5 Dark Accent 2" w:uiPriority="50"/>
+    <w:lsdException w:name="List Table 6 Colorful Accent 2" w:uiPriority="51"/>
+    <w:lsdException w:name="List Table 7 Colorful Accent 2" w:uiPriority="52"/>
+    <w:lsdException w:name="List Table 1 Light Accent 3" w:uiPriority="46"/>
+    <w:lsdException w:name="List Table 2 Accent 3" w:uiPriority="47"/>
+    <w:lsdException w:name="List Table 3 Accent 3" w:uiPriority="48"/>
+    <w:lsdException w:name="List Table 4 Accent 3" w:uiPriority="49"/>
+    <w:lsdException w:name="List Table 5 Dark Accent 3" w:uiPriority="50"/>
+    <w:lsdException w:name="List Table 6 Colorful Accent 3" w:uiPriority="51"/>
+    <w:lsdException w:name="List Table 7 Colorful Accent 3" w:uiPriority="52"/>
+    <w:lsdException w:name="List Table 1 Light Accent 4" w:uiPriority="46"/>
+    <w:lsdException w:name="List Table 2 Accent 4" w:uiPriority="47"/>
+    <w:lsdException w:name="List Table 3 Accent 4" w:uiPriority="48"/>
+    <w:lsdException w:name="List Table 4 Accent 4" w:uiPriority="49"/>
+    <w:lsdException w:name="List Table 5 Dark Accent 4" w:uiPriority="50"/>
+    <w:lsdException w:name="List Table 6 Colorful Accent 4" w:uiPriority="51"/>
+    <w:lsdException w:name="List Table 7 Colorful Accent 4" w:uiPriority="52"/>
+    <w:lsdException w:name="List Table 1 Light Accent 5" w:uiPriority="46"/>
+    <w:lsdException w:name="List Table 2 Accent 5" w:uiPriority="47"/>
+    <w:lsdException w:name="List Table 3 Accent 5" w:uiPriority="48"/>
+    <w:lsdException w:name="List Table 4 Accent 5" w:uiPriority="49"/>
+    <w:lsdException w:name="List Table 5 Dark Accent 5" w:uiPriority="50"/>
+    <w:lsdException w:name="List Table 6 Colorful Accent 5" w:uiPriority="51"/>
+    <w:lsdException w:name="List Table 7 Colorful Accent 5" w:uiPriority="52"/>
+    <w:lsdException w:name="List Table 1 Light Accent 6" w:uiPriority="46"/>
+    <w:lsdException w:name="List Table 2 Accent 6" w:uiPriority="47"/>
+    <w:lsdException w:name="List Table 3 Accent 6" w:uiPriority="48"/>
+    <w:lsdException w:name="List Table 4 Accent 6" w:uiPriority="49"/>
+    <w:lsdException w:name="List Table 5 Dark Accent 6" w:uiPriority="50"/>
+    <w:lsdException w:name="List Table 6 Colorful Accent 6" w:uiPriority="51"/>
+    <w:lsdException w:name="List Table 7 Colorful Accent 6" w:uiPriority="52"/>
   </w:latentStyles>
-  <w:style w:type="paragraph" w:default="1" w:styleId="Normal">
+  <w:style w:type="paragraph" w:default="1" w:styleId="a">
     <w:name w:val="Normal"/>
     <w:qFormat/>
     <w:rsid w:val="009B35DD"/>
@@ -14979,11 +14442,11 @@
       <w:widowControl w:val="0"/>
     </w:pPr>
   </w:style>
-  <w:style w:type="paragraph" w:styleId="Heading1">
+  <w:style w:type="paragraph" w:styleId="1">
     <w:name w:val="heading 1"/>
-    <w:basedOn w:val="Normal"/>
-    <w:next w:val="Normal"/>
-    <w:link w:val="Heading1Char"/>
+    <w:basedOn w:val="a"/>
+    <w:next w:val="a"/>
+    <w:link w:val="10"/>
     <w:uiPriority w:val="9"/>
     <w:qFormat/>
     <w:rsid w:val="004B1D72"/>
@@ -15001,11 +14464,11 @@
       <w:szCs w:val="44"/>
     </w:rPr>
   </w:style>
-  <w:style w:type="paragraph" w:styleId="Heading2">
+  <w:style w:type="paragraph" w:styleId="2">
     <w:name w:val="heading 2"/>
-    <w:basedOn w:val="Normal"/>
-    <w:next w:val="Normal"/>
-    <w:link w:val="Heading2Char"/>
+    <w:basedOn w:val="a"/>
+    <w:next w:val="a"/>
+    <w:link w:val="20"/>
     <w:uiPriority w:val="9"/>
     <w:unhideWhenUsed/>
     <w:qFormat/>
@@ -15027,11 +14490,11 @@
       <w:szCs w:val="32"/>
     </w:rPr>
   </w:style>
-  <w:style w:type="paragraph" w:styleId="Heading3">
+  <w:style w:type="paragraph" w:styleId="3">
     <w:name w:val="heading 3"/>
-    <w:basedOn w:val="Normal"/>
-    <w:next w:val="Normal"/>
-    <w:link w:val="Heading3Char"/>
+    <w:basedOn w:val="a"/>
+    <w:next w:val="a"/>
+    <w:link w:val="30"/>
     <w:uiPriority w:val="9"/>
     <w:unhideWhenUsed/>
     <w:qFormat/>
@@ -15052,11 +14515,11 @@
       <w:szCs w:val="32"/>
     </w:rPr>
   </w:style>
-  <w:style w:type="paragraph" w:styleId="Heading4">
+  <w:style w:type="paragraph" w:styleId="4">
     <w:name w:val="heading 4"/>
-    <w:basedOn w:val="Normal"/>
-    <w:next w:val="Normal"/>
-    <w:link w:val="Heading4Char"/>
+    <w:basedOn w:val="a"/>
+    <w:next w:val="a"/>
+    <w:link w:val="40"/>
     <w:uiPriority w:val="9"/>
     <w:unhideWhenUsed/>
     <w:qFormat/>
@@ -15075,11 +14538,11 @@
       <w:szCs w:val="28"/>
     </w:rPr>
   </w:style>
-  <w:style w:type="paragraph" w:styleId="Heading5">
+  <w:style w:type="paragraph" w:styleId="5">
     <w:name w:val="heading 5"/>
-    <w:basedOn w:val="Normal"/>
-    <w:next w:val="Normal"/>
-    <w:link w:val="Heading5Char"/>
+    <w:basedOn w:val="a"/>
+    <w:next w:val="a"/>
+    <w:link w:val="50"/>
     <w:uiPriority w:val="9"/>
     <w:unhideWhenUsed/>
     <w:qFormat/>
@@ -15097,18 +14560,17 @@
       <w:szCs w:val="28"/>
     </w:rPr>
   </w:style>
-  <w:style w:type="character" w:default="1" w:styleId="DefaultParagraphFont">
+  <w:style w:type="character" w:default="1" w:styleId="a0">
     <w:name w:val="Default Paragraph Font"/>
     <w:uiPriority w:val="1"/>
     <w:semiHidden/>
     <w:unhideWhenUsed/>
   </w:style>
-  <w:style w:type="table" w:default="1" w:styleId="TableNormal">
+  <w:style w:type="table" w:default="1" w:styleId="a1">
     <w:name w:val="Normal Table"/>
     <w:uiPriority w:val="99"/>
     <w:semiHidden/>
     <w:unhideWhenUsed/>
-    <w:qFormat/>
     <w:tblPr>
       <w:tblInd w:w="0" w:type="dxa"/>
       <w:tblCellMar>
@@ -15119,16 +14581,16 @@
       </w:tblCellMar>
     </w:tblPr>
   </w:style>
-  <w:style w:type="numbering" w:default="1" w:styleId="NoList">
+  <w:style w:type="numbering" w:default="1" w:styleId="a2">
     <w:name w:val="No List"/>
     <w:uiPriority w:val="99"/>
     <w:semiHidden/>
     <w:unhideWhenUsed/>
   </w:style>
-  <w:style w:type="paragraph" w:styleId="Header">
+  <w:style w:type="paragraph" w:styleId="a3">
     <w:name w:val="header"/>
-    <w:basedOn w:val="Normal"/>
-    <w:link w:val="HeaderChar"/>
+    <w:basedOn w:val="a"/>
+    <w:link w:val="a4"/>
     <w:uiPriority w:val="99"/>
     <w:semiHidden/>
     <w:unhideWhenUsed/>
@@ -15149,10 +14611,10 @@
       <w:szCs w:val="18"/>
     </w:rPr>
   </w:style>
-  <w:style w:type="character" w:customStyle="1" w:styleId="HeaderChar">
-    <w:name w:val="Header Char"/>
-    <w:basedOn w:val="DefaultParagraphFont"/>
-    <w:link w:val="Header"/>
+  <w:style w:type="character" w:customStyle="1" w:styleId="a4">
+    <w:name w:val="页眉 字符"/>
+    <w:basedOn w:val="a0"/>
+    <w:link w:val="a3"/>
     <w:uiPriority w:val="99"/>
     <w:semiHidden/>
     <w:rsid w:val="00210B6B"/>
@@ -15161,10 +14623,10 @@
       <w:szCs w:val="18"/>
     </w:rPr>
   </w:style>
-  <w:style w:type="paragraph" w:styleId="Footer">
+  <w:style w:type="paragraph" w:styleId="a5">
     <w:name w:val="footer"/>
-    <w:basedOn w:val="Normal"/>
-    <w:link w:val="FooterChar"/>
+    <w:basedOn w:val="a"/>
+    <w:link w:val="a6"/>
     <w:uiPriority w:val="99"/>
     <w:semiHidden/>
     <w:unhideWhenUsed/>
@@ -15182,10 +14644,10 @@
       <w:szCs w:val="18"/>
     </w:rPr>
   </w:style>
-  <w:style w:type="character" w:customStyle="1" w:styleId="FooterChar">
-    <w:name w:val="Footer Char"/>
-    <w:basedOn w:val="DefaultParagraphFont"/>
-    <w:link w:val="Footer"/>
+  <w:style w:type="character" w:customStyle="1" w:styleId="a6">
+    <w:name w:val="页脚 字符"/>
+    <w:basedOn w:val="a0"/>
+    <w:link w:val="a5"/>
     <w:uiPriority w:val="99"/>
     <w:semiHidden/>
     <w:rsid w:val="00210B6B"/>
@@ -15194,10 +14656,10 @@
       <w:szCs w:val="18"/>
     </w:rPr>
   </w:style>
-  <w:style w:type="character" w:customStyle="1" w:styleId="Heading1Char">
-    <w:name w:val="Heading 1 Char"/>
-    <w:basedOn w:val="DefaultParagraphFont"/>
-    <w:link w:val="Heading1"/>
+  <w:style w:type="character" w:customStyle="1" w:styleId="10">
+    <w:name w:val="标题 1 字符"/>
+    <w:basedOn w:val="a0"/>
+    <w:link w:val="1"/>
     <w:uiPriority w:val="9"/>
     <w:rsid w:val="004B1D72"/>
     <w:rPr>
@@ -15208,10 +14670,10 @@
       <w:szCs w:val="44"/>
     </w:rPr>
   </w:style>
-  <w:style w:type="character" w:customStyle="1" w:styleId="Heading2Char">
-    <w:name w:val="Heading 2 Char"/>
-    <w:basedOn w:val="DefaultParagraphFont"/>
-    <w:link w:val="Heading2"/>
+  <w:style w:type="character" w:customStyle="1" w:styleId="20">
+    <w:name w:val="标题 2 字符"/>
+    <w:basedOn w:val="a0"/>
+    <w:link w:val="2"/>
     <w:uiPriority w:val="9"/>
     <w:rsid w:val="004B1D72"/>
     <w:rPr>
@@ -15222,10 +14684,10 @@
       <w:szCs w:val="32"/>
     </w:rPr>
   </w:style>
-  <w:style w:type="character" w:customStyle="1" w:styleId="Heading3Char">
-    <w:name w:val="Heading 3 Char"/>
-    <w:basedOn w:val="DefaultParagraphFont"/>
-    <w:link w:val="Heading3"/>
+  <w:style w:type="character" w:customStyle="1" w:styleId="30">
+    <w:name w:val="标题 3 字符"/>
+    <w:basedOn w:val="a0"/>
+    <w:link w:val="3"/>
     <w:uiPriority w:val="9"/>
     <w:rsid w:val="004B1D72"/>
     <w:rPr>
@@ -15235,10 +14697,10 @@
       <w:szCs w:val="32"/>
     </w:rPr>
   </w:style>
-  <w:style w:type="character" w:customStyle="1" w:styleId="Heading4Char">
-    <w:name w:val="Heading 4 Char"/>
-    <w:basedOn w:val="DefaultParagraphFont"/>
-    <w:link w:val="Heading4"/>
+  <w:style w:type="character" w:customStyle="1" w:styleId="40">
+    <w:name w:val="标题 4 字符"/>
+    <w:basedOn w:val="a0"/>
+    <w:link w:val="4"/>
     <w:uiPriority w:val="9"/>
     <w:rsid w:val="004B1D72"/>
     <w:rPr>
@@ -15249,10 +14711,10 @@
       <w:szCs w:val="28"/>
     </w:rPr>
   </w:style>
-  <w:style w:type="paragraph" w:styleId="DocumentMap">
+  <w:style w:type="paragraph" w:styleId="a7">
     <w:name w:val="Document Map"/>
-    <w:basedOn w:val="Normal"/>
-    <w:link w:val="DocumentMapChar"/>
+    <w:basedOn w:val="a"/>
+    <w:link w:val="a8"/>
     <w:uiPriority w:val="99"/>
     <w:semiHidden/>
     <w:unhideWhenUsed/>
@@ -15263,10 +14725,10 @@
       <w:szCs w:val="16"/>
     </w:rPr>
   </w:style>
-  <w:style w:type="character" w:customStyle="1" w:styleId="DocumentMapChar">
-    <w:name w:val="Document Map Char"/>
-    <w:basedOn w:val="DefaultParagraphFont"/>
-    <w:link w:val="DocumentMap"/>
+  <w:style w:type="character" w:customStyle="1" w:styleId="a8">
+    <w:name w:val="文档结构图 字符"/>
+    <w:basedOn w:val="a0"/>
+    <w:link w:val="a7"/>
     <w:uiPriority w:val="99"/>
     <w:semiHidden/>
     <w:rsid w:val="004B1D72"/>
@@ -15276,13 +14738,12 @@
       <w:szCs w:val="16"/>
     </w:rPr>
   </w:style>
-  <w:style w:type="table" w:styleId="TableGrid">
+  <w:style w:type="table" w:styleId="a9">
     <w:name w:val="Table Grid"/>
-    <w:basedOn w:val="TableNormal"/>
+    <w:basedOn w:val="a1"/>
     <w:uiPriority w:val="39"/>
     <w:rsid w:val="00FD27D2"/>
     <w:tblPr>
-      <w:tblInd w:w="0" w:type="dxa"/>
       <w:tblBorders>
         <w:top w:val="single" w:sz="4" w:space="0" w:color="000000" w:themeColor="text1"/>
         <w:left w:val="single" w:sz="4" w:space="0" w:color="000000" w:themeColor="text1"/>
@@ -15291,17 +14752,11 @@
         <w:insideH w:val="single" w:sz="4" w:space="0" w:color="000000" w:themeColor="text1"/>
         <w:insideV w:val="single" w:sz="4" w:space="0" w:color="000000" w:themeColor="text1"/>
       </w:tblBorders>
-      <w:tblCellMar>
-        <w:top w:w="0" w:type="dxa"/>
-        <w:left w:w="108" w:type="dxa"/>
-        <w:bottom w:w="0" w:type="dxa"/>
-        <w:right w:w="108" w:type="dxa"/>
-      </w:tblCellMar>
     </w:tblPr>
   </w:style>
-  <w:style w:type="paragraph" w:styleId="ListParagraph">
+  <w:style w:type="paragraph" w:styleId="aa">
     <w:name w:val="List Paragraph"/>
-    <w:basedOn w:val="Normal"/>
+    <w:basedOn w:val="a"/>
     <w:uiPriority w:val="34"/>
     <w:qFormat/>
     <w:rsid w:val="006E7F0B"/>
@@ -15309,11 +14764,11 @@
       <w:ind w:firstLineChars="200" w:firstLine="420"/>
     </w:pPr>
   </w:style>
-  <w:style w:type="paragraph" w:styleId="Title">
+  <w:style w:type="paragraph" w:styleId="ab">
     <w:name w:val="Title"/>
-    <w:basedOn w:val="Normal"/>
-    <w:next w:val="Normal"/>
-    <w:link w:val="TitleChar"/>
+    <w:basedOn w:val="a"/>
+    <w:next w:val="a"/>
+    <w:link w:val="ac"/>
     <w:uiPriority w:val="10"/>
     <w:qFormat/>
     <w:rsid w:val="002B0E83"/>
@@ -15330,10 +14785,10 @@
       <w:szCs w:val="32"/>
     </w:rPr>
   </w:style>
-  <w:style w:type="character" w:customStyle="1" w:styleId="TitleChar">
-    <w:name w:val="Title Char"/>
-    <w:basedOn w:val="DefaultParagraphFont"/>
-    <w:link w:val="Title"/>
+  <w:style w:type="character" w:customStyle="1" w:styleId="ac">
+    <w:name w:val="标题 字符"/>
+    <w:basedOn w:val="a0"/>
+    <w:link w:val="ab"/>
     <w:uiPriority w:val="10"/>
     <w:rsid w:val="002B0E83"/>
     <w:rPr>
@@ -15344,9 +14799,9 @@
       <w:szCs w:val="32"/>
     </w:rPr>
   </w:style>
-  <w:style w:type="character" w:styleId="Hyperlink">
+  <w:style w:type="character" w:styleId="ad">
     <w:name w:val="Hyperlink"/>
-    <w:basedOn w:val="DefaultParagraphFont"/>
+    <w:basedOn w:val="a0"/>
     <w:uiPriority w:val="99"/>
     <w:unhideWhenUsed/>
     <w:rsid w:val="00AD49D0"/>
@@ -15355,10 +14810,10 @@
       <w:u w:val="single"/>
     </w:rPr>
   </w:style>
-  <w:style w:type="paragraph" w:styleId="BalloonText">
+  <w:style w:type="paragraph" w:styleId="ae">
     <w:name w:val="Balloon Text"/>
-    <w:basedOn w:val="Normal"/>
-    <w:link w:val="BalloonTextChar"/>
+    <w:basedOn w:val="a"/>
+    <w:link w:val="af"/>
     <w:uiPriority w:val="99"/>
     <w:semiHidden/>
     <w:unhideWhenUsed/>
@@ -15368,10 +14823,10 @@
       <w:szCs w:val="16"/>
     </w:rPr>
   </w:style>
-  <w:style w:type="character" w:customStyle="1" w:styleId="BalloonTextChar">
-    <w:name w:val="Balloon Text Char"/>
-    <w:basedOn w:val="DefaultParagraphFont"/>
-    <w:link w:val="BalloonText"/>
+  <w:style w:type="character" w:customStyle="1" w:styleId="af">
+    <w:name w:val="批注框文本 字符"/>
+    <w:basedOn w:val="a0"/>
+    <w:link w:val="ae"/>
     <w:uiPriority w:val="99"/>
     <w:semiHidden/>
     <w:rsid w:val="006647FD"/>
@@ -15380,9 +14835,9 @@
       <w:szCs w:val="16"/>
     </w:rPr>
   </w:style>
-  <w:style w:type="character" w:styleId="CommentReference">
+  <w:style w:type="character" w:styleId="af0">
     <w:name w:val="annotation reference"/>
-    <w:basedOn w:val="DefaultParagraphFont"/>
+    <w:basedOn w:val="a0"/>
     <w:uiPriority w:val="99"/>
     <w:semiHidden/>
     <w:unhideWhenUsed/>
@@ -15392,10 +14847,10 @@
       <w:szCs w:val="21"/>
     </w:rPr>
   </w:style>
-  <w:style w:type="paragraph" w:styleId="CommentText">
+  <w:style w:type="paragraph" w:styleId="af1">
     <w:name w:val="annotation text"/>
-    <w:basedOn w:val="Normal"/>
-    <w:link w:val="CommentTextChar"/>
+    <w:basedOn w:val="a"/>
+    <w:link w:val="af2"/>
     <w:uiPriority w:val="99"/>
     <w:semiHidden/>
     <w:unhideWhenUsed/>
@@ -15404,19 +14859,19 @@
       <w:jc w:val="left"/>
     </w:pPr>
   </w:style>
-  <w:style w:type="character" w:customStyle="1" w:styleId="CommentTextChar">
-    <w:name w:val="Comment Text Char"/>
-    <w:basedOn w:val="DefaultParagraphFont"/>
-    <w:link w:val="CommentText"/>
+  <w:style w:type="character" w:customStyle="1" w:styleId="af2">
+    <w:name w:val="批注文字 字符"/>
+    <w:basedOn w:val="a0"/>
+    <w:link w:val="af1"/>
     <w:uiPriority w:val="99"/>
     <w:semiHidden/>
     <w:rsid w:val="00D35FDD"/>
   </w:style>
-  <w:style w:type="paragraph" w:styleId="CommentSubject">
+  <w:style w:type="paragraph" w:styleId="af3">
     <w:name w:val="annotation subject"/>
-    <w:basedOn w:val="CommentText"/>
-    <w:next w:val="CommentText"/>
-    <w:link w:val="CommentSubjectChar"/>
+    <w:basedOn w:val="af1"/>
+    <w:next w:val="af1"/>
+    <w:link w:val="af4"/>
     <w:uiPriority w:val="99"/>
     <w:semiHidden/>
     <w:unhideWhenUsed/>
@@ -15426,10 +14881,10 @@
       <w:bCs/>
     </w:rPr>
   </w:style>
-  <w:style w:type="character" w:customStyle="1" w:styleId="CommentSubjectChar">
-    <w:name w:val="Comment Subject Char"/>
-    <w:basedOn w:val="CommentTextChar"/>
-    <w:link w:val="CommentSubject"/>
+  <w:style w:type="character" w:customStyle="1" w:styleId="af4">
+    <w:name w:val="批注主题 字符"/>
+    <w:basedOn w:val="af2"/>
+    <w:link w:val="af3"/>
     <w:uiPriority w:val="99"/>
     <w:semiHidden/>
     <w:rsid w:val="00D35FDD"/>
@@ -15438,10 +14893,10 @@
       <w:bCs/>
     </w:rPr>
   </w:style>
-  <w:style w:type="character" w:customStyle="1" w:styleId="Heading5Char">
-    <w:name w:val="Heading 5 Char"/>
-    <w:basedOn w:val="DefaultParagraphFont"/>
-    <w:link w:val="Heading5"/>
+  <w:style w:type="character" w:customStyle="1" w:styleId="50">
+    <w:name w:val="标题 5 字符"/>
+    <w:basedOn w:val="a0"/>
+    <w:link w:val="5"/>
     <w:uiPriority w:val="9"/>
     <w:rsid w:val="003D5BCD"/>
     <w:rPr>
@@ -15451,9 +14906,9 @@
       <w:szCs w:val="28"/>
     </w:rPr>
   </w:style>
-  <w:style w:type="character" w:styleId="IntenseEmphasis">
+  <w:style w:type="character" w:styleId="af5">
     <w:name w:val="Intense Emphasis"/>
-    <w:basedOn w:val="DefaultParagraphFont"/>
+    <w:basedOn w:val="a0"/>
     <w:uiPriority w:val="21"/>
     <w:qFormat/>
     <w:rsid w:val="00FE21C1"/>
@@ -15467,13 +14922,13 @@
   </w:style>
   <w:style w:type="character" w:customStyle="1" w:styleId="apple-converted-space">
     <w:name w:val="apple-converted-space"/>
-    <w:basedOn w:val="DefaultParagraphFont"/>
+    <w:basedOn w:val="a0"/>
     <w:rsid w:val="00494825"/>
   </w:style>
-  <w:style w:type="paragraph" w:styleId="HTMLPreformatted">
+  <w:style w:type="paragraph" w:styleId="HTML">
     <w:name w:val="HTML Preformatted"/>
-    <w:basedOn w:val="Normal"/>
-    <w:link w:val="HTMLPreformattedChar"/>
+    <w:basedOn w:val="a"/>
+    <w:link w:val="HTML0"/>
     <w:uiPriority w:val="99"/>
     <w:unhideWhenUsed/>
     <w:rsid w:val="00A41EE9"/>
@@ -15507,10 +14962,10 @@
       <w:szCs w:val="24"/>
     </w:rPr>
   </w:style>
-  <w:style w:type="character" w:customStyle="1" w:styleId="HTMLPreformattedChar">
-    <w:name w:val="HTML Preformatted Char"/>
-    <w:basedOn w:val="DefaultParagraphFont"/>
-    <w:link w:val="HTMLPreformatted"/>
+  <w:style w:type="character" w:customStyle="1" w:styleId="HTML0">
+    <w:name w:val="HTML 预设格式 字符"/>
+    <w:basedOn w:val="a0"/>
+    <w:link w:val="HTML"/>
     <w:uiPriority w:val="99"/>
     <w:rsid w:val="00A41EE9"/>
     <w:rPr>
@@ -15520,9 +14975,9 @@
       <w:szCs w:val="24"/>
     </w:rPr>
   </w:style>
-  <w:style w:type="character" w:styleId="Emphasis">
+  <w:style w:type="character" w:styleId="af6">
     <w:name w:val="Emphasis"/>
-    <w:basedOn w:val="DefaultParagraphFont"/>
+    <w:basedOn w:val="a0"/>
     <w:uiPriority w:val="20"/>
     <w:qFormat/>
     <w:rsid w:val="00D470F4"/>
@@ -15542,7 +14997,7 @@
         <a:sysClr val="windowText" lastClr="000000"/>
       </a:dk1>
       <a:lt1>
-        <a:sysClr val="window" lastClr="CCE8CF"/>
+        <a:sysClr val="window" lastClr="FFFFFF"/>
       </a:lt1>
       <a:dk2>
         <a:srgbClr val="1F497D"/>
@@ -15822,7 +15277,7 @@
 </file>
 
 <file path=customXml/itemProps1.xml><?xml version="1.0" encoding="utf-8"?>
-<ds:datastoreItem xmlns:ds="http://schemas.openxmlformats.org/officeDocument/2006/customXml" ds:itemID="{6F128433-6504-4F26-86DF-2D573DADF4F7}">
+<ds:datastoreItem xmlns:ds="http://schemas.openxmlformats.org/officeDocument/2006/customXml" ds:itemID="{AC47A0DD-D638-47C2-8278-F496B68FD705}">
   <ds:schemaRefs>
     <ds:schemaRef ds:uri="http://schemas.openxmlformats.org/officeDocument/2006/bibliography"/>
   </ds:schemaRefs>

--- a/internal_doc/03.开发设计/rename/cs cl操作流程分析.docx
+++ b/internal_doc/03.开发设计/rename/cs cl操作流程分析.docx
@@ -5,18 +5,30 @@
     <w:p>
       <w:pPr>
         <w:pStyle w:val="ab"/>
-      </w:pPr>
-      <w:r>
-        <w:rPr>
-          <w:rFonts w:hint="eastAsia"/>
-        </w:rPr>
-        <w:t>cs/cl</w:t>
-      </w:r>
-      <w:r>
-        <w:rPr>
-          <w:rFonts w:hint="eastAsia"/>
-        </w:rPr>
-        <w:t>操作流程分析</w:t>
+        <w:rPr>
+          <w:rFonts w:hint="eastAsia"/>
+        </w:rPr>
+      </w:pPr>
+      <w:r>
+        <w:rPr>
+          <w:rFonts w:hint="eastAsia"/>
+        </w:rPr>
+        <w:t>集合空间、</w:t>
+      </w:r>
+      <w:r>
+        <w:t>集合添加</w:t>
+      </w:r>
+      <w:r>
+        <w:t xml:space="preserve"> </w:t>
+      </w:r>
+      <w:r>
+        <w:rPr>
+          <w:rFonts w:hint="eastAsia"/>
+        </w:rPr>
+        <w:t>唯一</w:t>
+      </w:r>
+      <w:r>
+        <w:t>ID</w:t>
       </w:r>
     </w:p>
     <w:tbl>
@@ -128,18 +140,4173 @@
         <w:rPr>
           <w:rFonts w:hint="eastAsia"/>
         </w:rPr>
-        <w:t>CS</w:t>
-      </w:r>
-      <w:r>
-        <w:rPr>
-          <w:rFonts w:hint="eastAsia"/>
-        </w:rPr>
-        <w:t>操作流程</w:t>
+        <w:t>整体</w:t>
+      </w:r>
+      <w:r>
+        <w:t>方案</w:t>
       </w:r>
     </w:p>
     <w:p>
       <w:pPr>
         <w:pStyle w:val="3"/>
+        <w:rPr>
+          <w:rFonts w:hint="eastAsia"/>
+        </w:rPr>
+      </w:pPr>
+      <w:r>
+        <w:rPr>
+          <w:rFonts w:hint="eastAsia"/>
+        </w:rPr>
+        <w:t>集群</w:t>
+      </w:r>
+    </w:p>
+    <w:p>
+      <w:pPr>
+        <w:pStyle w:val="aa"/>
+        <w:numPr>
+          <w:ilvl w:val="0"/>
+          <w:numId w:val="34"/>
+        </w:numPr>
+        <w:ind w:firstLineChars="0"/>
+      </w:pPr>
+      <w:r>
+        <w:rPr>
+          <w:rFonts w:hint="eastAsia"/>
+        </w:rPr>
+        <w:t>创建</w:t>
+      </w:r>
+      <w:r>
+        <w:t>CS</w:t>
+      </w:r>
+      <w:r>
+        <w:rPr>
+          <w:rFonts w:hint="eastAsia"/>
+        </w:rPr>
+        <w:t>：</w:t>
+      </w:r>
+      <w:r>
+        <w:t>在</w:t>
+      </w:r>
+      <w:r>
+        <w:t>catalog</w:t>
+      </w:r>
+      <w:r>
+        <w:t>上面生成唯一</w:t>
+      </w:r>
+      <w:r>
+        <w:t>ID</w:t>
+      </w:r>
+      <w:r>
+        <w:t>，</w:t>
+      </w:r>
+      <w:r>
+        <w:t>data</w:t>
+      </w:r>
+      <w:r>
+        <w:rPr>
+          <w:rFonts w:hint="eastAsia"/>
+        </w:rPr>
+        <w:t>节点也</w:t>
+      </w:r>
+      <w:r>
+        <w:t>存储这个</w:t>
+      </w:r>
+      <w:r>
+        <w:t>ID</w:t>
+      </w:r>
+      <w:r>
+        <w:t>。</w:t>
+      </w:r>
+    </w:p>
+    <w:p>
+      <w:pPr>
+        <w:pStyle w:val="aa"/>
+        <w:numPr>
+          <w:ilvl w:val="0"/>
+          <w:numId w:val="34"/>
+        </w:numPr>
+        <w:ind w:firstLineChars="0"/>
+      </w:pPr>
+      <w:r>
+        <w:rPr>
+          <w:rFonts w:hint="eastAsia"/>
+        </w:rPr>
+        <w:t>涉及</w:t>
+      </w:r>
+      <w:r>
+        <w:t>到</w:t>
+      </w:r>
+      <w:r>
+        <w:t>CS</w:t>
+      </w:r>
+      <w:r>
+        <w:t>的操作</w:t>
+      </w:r>
+      <w:r>
+        <w:rPr>
+          <w:rFonts w:hint="eastAsia"/>
+        </w:rPr>
+        <w:t>时</w:t>
+      </w:r>
+      <w:r>
+        <w:t>，</w:t>
+      </w:r>
+      <w:r>
+        <w:rPr>
+          <w:rFonts w:hint="eastAsia"/>
+        </w:rPr>
+        <w:t>都用</w:t>
+      </w:r>
+      <w:r>
+        <w:t>ID</w:t>
+      </w:r>
+      <w:r>
+        <w:t>去查找，而不是用</w:t>
+      </w:r>
+      <w:r>
+        <w:t>NAME</w:t>
+      </w:r>
+      <w:r>
+        <w:t>。</w:t>
+      </w:r>
+    </w:p>
+    <w:p>
+      <w:pPr>
+        <w:pStyle w:val="aa"/>
+        <w:numPr>
+          <w:ilvl w:val="0"/>
+          <w:numId w:val="34"/>
+        </w:numPr>
+        <w:ind w:firstLineChars="0"/>
+      </w:pPr>
+      <w:r>
+        <w:t>CL</w:t>
+      </w:r>
+      <w:r>
+        <w:t>同</w:t>
+      </w:r>
+      <w:r>
+        <w:t>CS</w:t>
+      </w:r>
+      <w:r>
+        <w:t>。</w:t>
+      </w:r>
+    </w:p>
+    <w:p>
+      <w:pPr>
+        <w:pStyle w:val="aa"/>
+        <w:numPr>
+          <w:ilvl w:val="0"/>
+          <w:numId w:val="34"/>
+        </w:numPr>
+        <w:ind w:firstLineChars="0"/>
+      </w:pPr>
+      <w:r>
+        <w:t>Catalog</w:t>
+      </w:r>
+      <w:r>
+        <w:rPr>
+          <w:rFonts w:hint="eastAsia"/>
+        </w:rPr>
+        <w:t>上</w:t>
+      </w:r>
+      <w:r>
+        <w:t>，从</w:t>
+      </w:r>
+      <w:r>
+        <w:rPr>
+          <w:rFonts w:hint="eastAsia"/>
+        </w:rPr>
+        <w:t>1</w:t>
+      </w:r>
+      <w:r>
+        <w:rPr>
+          <w:rFonts w:hint="eastAsia"/>
+        </w:rPr>
+        <w:t>开始往上</w:t>
+      </w:r>
+      <w:r>
+        <w:t>递增</w:t>
+      </w:r>
+      <w:r>
+        <w:rPr>
+          <w:rFonts w:hint="eastAsia"/>
+        </w:rPr>
+        <w:t>，并</w:t>
+      </w:r>
+      <w:r>
+        <w:t>在</w:t>
+      </w:r>
+      <w:r>
+        <w:rPr>
+          <w:rFonts w:hint="eastAsia"/>
+        </w:rPr>
+        <w:t>系统</w:t>
+      </w:r>
+      <w:r>
+        <w:t>表</w:t>
+      </w:r>
+      <w:r>
+        <w:t>SYSINFO.SYSDCBASE</w:t>
+      </w:r>
+      <w:r>
+        <w:rPr>
+          <w:rFonts w:hint="eastAsia"/>
+        </w:rPr>
+        <w:t>上面</w:t>
+      </w:r>
+      <w:r>
+        <w:t>存储当前最大的</w:t>
+      </w:r>
+      <w:r>
+        <w:t>ID</w:t>
+      </w:r>
+      <w:r>
+        <w:rPr>
+          <w:rFonts w:hint="eastAsia"/>
+        </w:rPr>
+        <w:t>。</w:t>
+      </w:r>
+      <w:r>
+        <w:rPr>
+          <w:rFonts w:hint="eastAsia"/>
+        </w:rPr>
+        <w:t>当</w:t>
+      </w:r>
+      <w:r>
+        <w:t>catalog</w:t>
+      </w:r>
+      <w:r>
+        <w:rPr>
+          <w:rFonts w:hint="eastAsia"/>
+        </w:rPr>
+        <w:t>节点</w:t>
+      </w:r>
+      <w:r>
+        <w:t>重启</w:t>
+      </w:r>
+      <w:r>
+        <w:rPr>
+          <w:rFonts w:hint="eastAsia"/>
+        </w:rPr>
+        <w:t>后</w:t>
+      </w:r>
+      <w:r>
+        <w:t>，</w:t>
+      </w:r>
+      <w:r>
+        <w:rPr>
+          <w:rFonts w:hint="eastAsia"/>
+        </w:rPr>
+        <w:t>创建</w:t>
+      </w:r>
+      <w:r>
+        <w:t>CS</w:t>
+      </w:r>
+      <w:r>
+        <w:t>时，只需要</w:t>
+      </w:r>
+      <w:r>
+        <w:rPr>
+          <w:rFonts w:hint="eastAsia"/>
+        </w:rPr>
+        <w:t>从</w:t>
+      </w:r>
+      <w:r>
+        <w:t>SYSINFO.SYSDCBASE</w:t>
+      </w:r>
+      <w:r>
+        <w:rPr>
+          <w:rFonts w:hint="eastAsia"/>
+        </w:rPr>
+        <w:t>拿到</w:t>
+      </w:r>
+      <w:r>
+        <w:t>当前最大的</w:t>
+      </w:r>
+      <w:r>
+        <w:t>ID</w:t>
+      </w:r>
+      <w:r>
+        <w:rPr>
+          <w:rFonts w:hint="eastAsia"/>
+        </w:rPr>
+        <w:t>。</w:t>
+      </w:r>
+    </w:p>
+    <w:p>
+      <w:pPr>
+        <w:pStyle w:val="aa"/>
+        <w:numPr>
+          <w:ilvl w:val="0"/>
+          <w:numId w:val="34"/>
+        </w:numPr>
+        <w:ind w:firstLineChars="0"/>
+      </w:pPr>
+      <w:r>
+        <w:rPr>
+          <w:rFonts w:hint="eastAsia"/>
+        </w:rPr>
+        <w:t>在</w:t>
+      </w:r>
+      <w:r>
+        <w:t>Data</w:t>
+      </w:r>
+      <w:r>
+        <w:rPr>
+          <w:rFonts w:hint="eastAsia"/>
+        </w:rPr>
+        <w:t>上面</w:t>
+      </w:r>
+      <w:r>
+        <w:t>，</w:t>
+      </w:r>
+      <w:r>
+        <w:t>CS ID</w:t>
+      </w:r>
+      <w:r>
+        <w:rPr>
+          <w:rFonts w:hint="eastAsia"/>
+        </w:rPr>
+        <w:t>存放</w:t>
+      </w:r>
+      <w:r>
+        <w:t>在</w:t>
+      </w:r>
+      <w:r>
+        <w:t>CS</w:t>
+      </w:r>
+      <w:r>
+        <w:t>文件</w:t>
+      </w:r>
+      <w:r>
+        <w:rPr>
+          <w:rFonts w:hint="eastAsia"/>
+        </w:rPr>
+        <w:t>的</w:t>
+      </w:r>
+      <w:r>
+        <w:t>存储单元头，</w:t>
+      </w:r>
+      <w:r>
+        <w:rPr>
+          <w:rFonts w:hint="eastAsia"/>
+        </w:rPr>
+        <w:t>CL</w:t>
+      </w:r>
+      <w:r>
+        <w:t xml:space="preserve"> ID</w:t>
+      </w:r>
+      <w:r>
+        <w:t>存放</w:t>
+      </w:r>
+      <w:r>
+        <w:rPr>
+          <w:rFonts w:hint="eastAsia"/>
+        </w:rPr>
+        <w:t>在</w:t>
+      </w:r>
+      <w:r>
+        <w:t>MB</w:t>
+      </w:r>
+      <w:r>
+        <w:t>中。</w:t>
+      </w:r>
+    </w:p>
+    <w:p>
+      <w:pPr>
+        <w:ind w:left="0"/>
+      </w:pPr>
+    </w:p>
+    <w:p>
+      <w:pPr>
+        <w:pStyle w:val="3"/>
+      </w:pPr>
+      <w:r>
+        <w:rPr>
+          <w:rFonts w:hint="eastAsia"/>
+        </w:rPr>
+        <w:t>单机</w:t>
+      </w:r>
+    </w:p>
+    <w:p>
+      <w:pPr>
+        <w:pStyle w:val="aa"/>
+        <w:numPr>
+          <w:ilvl w:val="0"/>
+          <w:numId w:val="35"/>
+        </w:numPr>
+        <w:ind w:firstLineChars="0"/>
+      </w:pPr>
+      <w:r>
+        <w:rPr>
+          <w:rFonts w:hint="eastAsia"/>
+        </w:rPr>
+        <w:t>创建</w:t>
+      </w:r>
+      <w:r>
+        <w:rPr>
+          <w:rFonts w:hint="eastAsia"/>
+        </w:rPr>
+        <w:t>CS</w:t>
+      </w:r>
+      <w:r>
+        <w:rPr>
+          <w:rFonts w:hint="eastAsia"/>
+        </w:rPr>
+        <w:t>、</w:t>
+      </w:r>
+      <w:r>
+        <w:t>CL</w:t>
+      </w:r>
+      <w:r>
+        <w:t>，不</w:t>
+      </w:r>
+      <w:r>
+        <w:rPr>
+          <w:rFonts w:hint="eastAsia"/>
+        </w:rPr>
+        <w:t>生成</w:t>
+      </w:r>
+      <w:r>
+        <w:t>ID</w:t>
+      </w:r>
+      <w:r>
+        <w:t>（</w:t>
+      </w:r>
+      <w:r>
+        <w:rPr>
+          <w:rFonts w:hint="eastAsia"/>
+        </w:rPr>
+        <w:t>ID</w:t>
+      </w:r>
+      <w:r>
+        <w:t>始终</w:t>
+      </w:r>
+      <w:r>
+        <w:rPr>
+          <w:rFonts w:hint="eastAsia"/>
+        </w:rPr>
+        <w:t>为</w:t>
+      </w:r>
+      <w:r>
+        <w:rPr>
+          <w:rFonts w:hint="eastAsia"/>
+        </w:rPr>
+        <w:t>0</w:t>
+      </w:r>
+      <w:r>
+        <w:t>）</w:t>
+      </w:r>
+      <w:r>
+        <w:rPr>
+          <w:rFonts w:hint="eastAsia"/>
+        </w:rPr>
+        <w:t>。</w:t>
+      </w:r>
+    </w:p>
+    <w:p>
+      <w:pPr>
+        <w:pStyle w:val="aa"/>
+        <w:numPr>
+          <w:ilvl w:val="0"/>
+          <w:numId w:val="35"/>
+        </w:numPr>
+        <w:ind w:firstLineChars="0"/>
+      </w:pPr>
+      <w:r>
+        <w:rPr>
+          <w:rFonts w:hint="eastAsia"/>
+        </w:rPr>
+        <w:t>当</w:t>
+      </w:r>
+      <w:r>
+        <w:t>用户</w:t>
+      </w:r>
+      <w:r>
+        <w:rPr>
+          <w:rFonts w:hint="eastAsia"/>
+        </w:rPr>
+        <w:t>直连</w:t>
+      </w:r>
+      <w:r>
+        <w:t>数据节点，创建</w:t>
+      </w:r>
+      <w:r>
+        <w:t>CS</w:t>
+      </w:r>
+      <w:r>
+        <w:rPr>
+          <w:rFonts w:hint="eastAsia"/>
+        </w:rPr>
+        <w:t>、</w:t>
+      </w:r>
+      <w:r>
+        <w:t>CL</w:t>
+      </w:r>
+      <w:r>
+        <w:t>时，</w:t>
+      </w:r>
+      <w:r>
+        <w:rPr>
+          <w:rFonts w:hint="eastAsia"/>
+        </w:rPr>
+        <w:t>ID</w:t>
+      </w:r>
+      <w:r>
+        <w:t>为</w:t>
+      </w:r>
+      <w:r>
+        <w:rPr>
+          <w:rFonts w:hint="eastAsia"/>
+        </w:rPr>
+        <w:t>0</w:t>
+      </w:r>
+      <w:r>
+        <w:rPr>
+          <w:rFonts w:hint="eastAsia"/>
+        </w:rPr>
+        <w:t>。当</w:t>
+      </w:r>
+      <w:r>
+        <w:t>集群创建一个同名</w:t>
+      </w:r>
+      <w:r>
+        <w:t>CS</w:t>
+      </w:r>
+      <w:r>
+        <w:rPr>
+          <w:rFonts w:hint="eastAsia"/>
+        </w:rPr>
+        <w:t>时</w:t>
+      </w:r>
+      <w:r>
+        <w:t>，检测到</w:t>
+      </w:r>
+      <w:r>
+        <w:rPr>
+          <w:rFonts w:hint="eastAsia"/>
+        </w:rPr>
+        <w:t>数据</w:t>
+      </w:r>
+      <w:r>
+        <w:t>节点上有一个同名</w:t>
+      </w:r>
+      <w:r>
+        <w:rPr>
+          <w:rFonts w:hint="eastAsia"/>
+        </w:rPr>
+        <w:t>且</w:t>
+      </w:r>
+      <w:r>
+        <w:rPr>
+          <w:rFonts w:hint="eastAsia"/>
+        </w:rPr>
+        <w:t>ID</w:t>
+      </w:r>
+      <w:r>
+        <w:t>为</w:t>
+      </w:r>
+      <w:r>
+        <w:t>0</w:t>
+      </w:r>
+      <w:r>
+        <w:rPr>
+          <w:rFonts w:hint="eastAsia"/>
+        </w:rPr>
+        <w:t>的</w:t>
+      </w:r>
+      <w:r>
+        <w:t>CS</w:t>
+      </w:r>
+      <w:r>
+        <w:t>，则重用该</w:t>
+      </w:r>
+      <w:r>
+        <w:t>CS</w:t>
+      </w:r>
+      <w:r>
+        <w:rPr>
+          <w:rFonts w:hint="eastAsia"/>
+        </w:rPr>
+        <w:t>。</w:t>
+      </w:r>
+    </w:p>
+    <w:p>
+      <w:pPr>
+        <w:pStyle w:val="3"/>
+        <w:rPr>
+          <w:rFonts w:hint="eastAsia"/>
+        </w:rPr>
+      </w:pPr>
+      <w:r>
+        <w:rPr>
+          <w:rFonts w:hint="eastAsia"/>
+        </w:rPr>
+        <w:t>编目信息</w:t>
+      </w:r>
+    </w:p>
+    <w:p>
+      <w:pPr>
+        <w:ind w:left="0"/>
+        <w:rPr>
+          <w:rFonts w:hint="eastAsia"/>
+        </w:rPr>
+      </w:pPr>
+      <w:r>
+        <w:rPr>
+          <w:rFonts w:hint="eastAsia"/>
+        </w:rPr>
+        <w:t>创建</w:t>
+      </w:r>
+      <w:r>
+        <w:t>了集合</w:t>
+      </w:r>
+      <w:r>
+        <w:t>yt.yt</w:t>
+      </w:r>
+    </w:p>
+    <w:tbl>
+      <w:tblPr>
+        <w:tblStyle w:val="a9"/>
+        <w:tblW w:w="0" w:type="auto"/>
+        <w:tblLook w:val="04A0" w:firstRow="1" w:lastRow="0" w:firstColumn="1" w:lastColumn="0" w:noHBand="0" w:noVBand="1"/>
+      </w:tblPr>
+      <w:tblGrid>
+        <w:gridCol w:w="8522"/>
+      </w:tblGrid>
+      <w:tr>
+        <w:tc>
+          <w:tcPr>
+            <w:tcW w:w="8522" w:type="dxa"/>
+          </w:tcPr>
+          <w:p>
+            <w:pPr>
+              <w:ind w:left="0"/>
+              <w:rPr>
+                <w:rFonts w:hint="eastAsia"/>
+              </w:rPr>
+            </w:pPr>
+            <w:r>
+              <w:rPr>
+                <w:rFonts w:hint="eastAsia"/>
+              </w:rPr>
+              <w:t>C</w:t>
+            </w:r>
+            <w:r>
+              <w:t>S</w:t>
+            </w:r>
+            <w:r>
+              <w:rPr>
+                <w:rFonts w:hint="eastAsia"/>
+              </w:rPr>
+              <w:t>的编目</w:t>
+            </w:r>
+            <w:r>
+              <w:t>信息：</w:t>
+            </w:r>
+          </w:p>
+        </w:tc>
+      </w:tr>
+      <w:tr>
+        <w:tc>
+          <w:tcPr>
+            <w:tcW w:w="8522" w:type="dxa"/>
+          </w:tcPr>
+          <w:p>
+            <w:pPr>
+              <w:ind w:left="0"/>
+            </w:pPr>
+            <w:r>
+              <w:t>{</w:t>
+            </w:r>
+          </w:p>
+          <w:p>
+            <w:pPr>
+              <w:ind w:left="0"/>
+            </w:pPr>
+            <w:r>
+              <w:t xml:space="preserve">  "Collection": [</w:t>
+            </w:r>
+          </w:p>
+          <w:p>
+            <w:pPr>
+              <w:ind w:left="0"/>
+            </w:pPr>
+            <w:r>
+              <w:t xml:space="preserve">    {</w:t>
+            </w:r>
+          </w:p>
+          <w:p>
+            <w:pPr>
+              <w:ind w:left="0"/>
+            </w:pPr>
+            <w:r>
+              <w:t xml:space="preserve">      "Name": "yt"</w:t>
+            </w:r>
+          </w:p>
+          <w:p>
+            <w:pPr>
+              <w:ind w:left="0"/>
+            </w:pPr>
+            <w:r>
+              <w:t xml:space="preserve">    }</w:t>
+            </w:r>
+          </w:p>
+          <w:p>
+            <w:pPr>
+              <w:ind w:left="0"/>
+            </w:pPr>
+            <w:r>
+              <w:t xml:space="preserve">  ],</w:t>
+            </w:r>
+          </w:p>
+          <w:p>
+            <w:pPr>
+              <w:ind w:left="0"/>
+            </w:pPr>
+            <w:r>
+              <w:t xml:space="preserve">  "LobPageSize": 262144,</w:t>
+            </w:r>
+          </w:p>
+          <w:p>
+            <w:pPr>
+              <w:ind w:left="0"/>
+            </w:pPr>
+            <w:r>
+              <w:t xml:space="preserve">  "Name": "yt",</w:t>
+            </w:r>
+          </w:p>
+          <w:p>
+            <w:pPr>
+              <w:ind w:left="0"/>
+              <w:rPr>
+                <w:rFonts w:hint="eastAsia"/>
+                <w:color w:val="E36C0A" w:themeColor="accent6" w:themeShade="BF"/>
+              </w:rPr>
+            </w:pPr>
+            <w:r>
+              <w:t xml:space="preserve">  </w:t>
+            </w:r>
+            <w:r>
+              <w:rPr>
+                <w:color w:val="E36C0A" w:themeColor="accent6" w:themeShade="BF"/>
+              </w:rPr>
+              <w:t>“ID”</w:t>
+            </w:r>
+            <w:r>
+              <w:rPr>
+                <w:color w:val="E36C0A" w:themeColor="accent6" w:themeShade="BF"/>
+              </w:rPr>
+              <w:t>: 95</w:t>
+            </w:r>
+            <w:r>
+              <w:rPr>
+                <w:color w:val="E36C0A" w:themeColor="accent6" w:themeShade="BF"/>
+              </w:rPr>
+              <w:t xml:space="preserve">     </w:t>
+            </w:r>
+            <w:r>
+              <w:rPr>
+                <w:color w:val="E36C0A" w:themeColor="accent6" w:themeShade="BF"/>
+              </w:rPr>
+              <w:t xml:space="preserve">               </w:t>
+            </w:r>
+            <w:r>
+              <w:rPr>
+                <w:color w:val="E36C0A" w:themeColor="accent6" w:themeShade="BF"/>
+              </w:rPr>
+              <w:t>//</w:t>
+            </w:r>
+            <w:r>
+              <w:rPr>
+                <w:rFonts w:hint="eastAsia"/>
+                <w:color w:val="E36C0A" w:themeColor="accent6" w:themeShade="BF"/>
+              </w:rPr>
+              <w:t>新增</w:t>
+            </w:r>
+            <w:r>
+              <w:rPr>
+                <w:color w:val="E36C0A" w:themeColor="accent6" w:themeShade="BF"/>
+              </w:rPr>
+              <w:t>字段</w:t>
+            </w:r>
+          </w:p>
+          <w:p>
+            <w:pPr>
+              <w:ind w:left="0"/>
+            </w:pPr>
+            <w:r>
+              <w:t xml:space="preserve">  "PageSize": 65536,</w:t>
+            </w:r>
+          </w:p>
+          <w:p>
+            <w:pPr>
+              <w:ind w:left="0"/>
+            </w:pPr>
+            <w:r>
+              <w:t xml:space="preserve">  "Type": 0,</w:t>
+            </w:r>
+          </w:p>
+          <w:p>
+            <w:pPr>
+              <w:ind w:left="0"/>
+            </w:pPr>
+            <w:r>
+              <w:lastRenderedPageBreak/>
+              <w:t xml:space="preserve">  "_id": {</w:t>
+            </w:r>
+          </w:p>
+          <w:p>
+            <w:pPr>
+              <w:ind w:left="0"/>
+            </w:pPr>
+            <w:r>
+              <w:t xml:space="preserve">    "$oid": "5ade98ff918fa5ddfda6f81e"</w:t>
+            </w:r>
+          </w:p>
+          <w:p>
+            <w:pPr>
+              <w:ind w:left="0"/>
+            </w:pPr>
+            <w:r>
+              <w:t xml:space="preserve">  }</w:t>
+            </w:r>
+          </w:p>
+          <w:p>
+            <w:pPr>
+              <w:ind w:left="0"/>
+              <w:rPr>
+                <w:rFonts w:hint="eastAsia"/>
+              </w:rPr>
+            </w:pPr>
+            <w:r>
+              <w:t>}</w:t>
+            </w:r>
+          </w:p>
+        </w:tc>
+      </w:tr>
+    </w:tbl>
+    <w:p>
+      <w:pPr>
+        <w:ind w:left="0"/>
+      </w:pPr>
+    </w:p>
+    <w:tbl>
+      <w:tblPr>
+        <w:tblStyle w:val="a9"/>
+        <w:tblW w:w="0" w:type="auto"/>
+        <w:tblLook w:val="04A0" w:firstRow="1" w:lastRow="0" w:firstColumn="1" w:lastColumn="0" w:noHBand="0" w:noVBand="1"/>
+      </w:tblPr>
+      <w:tblGrid>
+        <w:gridCol w:w="8522"/>
+      </w:tblGrid>
+      <w:tr>
+        <w:tc>
+          <w:tcPr>
+            <w:tcW w:w="8522" w:type="dxa"/>
+          </w:tcPr>
+          <w:p>
+            <w:pPr>
+              <w:ind w:left="0"/>
+              <w:rPr>
+                <w:rFonts w:hint="eastAsia"/>
+              </w:rPr>
+            </w:pPr>
+            <w:r>
+              <w:rPr>
+                <w:rFonts w:hint="eastAsia"/>
+              </w:rPr>
+              <w:t>C</w:t>
+            </w:r>
+            <w:r>
+              <w:t>L</w:t>
+            </w:r>
+            <w:r>
+              <w:rPr>
+                <w:rFonts w:hint="eastAsia"/>
+              </w:rPr>
+              <w:t>的编目</w:t>
+            </w:r>
+            <w:r>
+              <w:t>信息：</w:t>
+            </w:r>
+          </w:p>
+        </w:tc>
+      </w:tr>
+      <w:tr>
+        <w:tc>
+          <w:tcPr>
+            <w:tcW w:w="8522" w:type="dxa"/>
+          </w:tcPr>
+          <w:p>
+            <w:pPr>
+              <w:ind w:left="0"/>
+            </w:pPr>
+            <w:r>
+              <w:t>{</w:t>
+            </w:r>
+          </w:p>
+          <w:p>
+            <w:pPr>
+              <w:ind w:left="0"/>
+            </w:pPr>
+            <w:r>
+              <w:t xml:space="preserve">  "_id": {</w:t>
+            </w:r>
+          </w:p>
+          <w:p>
+            <w:pPr>
+              <w:ind w:left="0"/>
+            </w:pPr>
+            <w:r>
+              <w:t xml:space="preserve">    "$oid": "5ade98ff918fa5ddfda6f81f"</w:t>
+            </w:r>
+          </w:p>
+          <w:p>
+            <w:pPr>
+              <w:ind w:left="0"/>
+            </w:pPr>
+            <w:r>
+              <w:t xml:space="preserve">  },</w:t>
+            </w:r>
+          </w:p>
+          <w:p>
+            <w:pPr>
+              <w:ind w:left="0"/>
+            </w:pPr>
+            <w:r>
+              <w:t xml:space="preserve">  "Name": "yt.yt",</w:t>
+            </w:r>
+          </w:p>
+          <w:p>
+            <w:pPr>
+              <w:ind w:left="0"/>
+              <w:rPr>
+                <w:rFonts w:hint="eastAsia"/>
+                <w:color w:val="E36C0A" w:themeColor="accent6" w:themeShade="BF"/>
+              </w:rPr>
+            </w:pPr>
+            <w:r>
+              <w:t xml:space="preserve">  </w:t>
+            </w:r>
+            <w:r>
+              <w:rPr>
+                <w:color w:val="E36C0A" w:themeColor="accent6" w:themeShade="BF"/>
+              </w:rPr>
+              <w:t>“ID”: 12345,</w:t>
+            </w:r>
+            <w:r>
+              <w:rPr>
+                <w:color w:val="E36C0A" w:themeColor="accent6" w:themeShade="BF"/>
+              </w:rPr>
+              <w:t xml:space="preserve">      </w:t>
+            </w:r>
+            <w:r>
+              <w:rPr>
+                <w:color w:val="E36C0A" w:themeColor="accent6" w:themeShade="BF"/>
+              </w:rPr>
+              <w:t xml:space="preserve">           </w:t>
+            </w:r>
+            <w:r>
+              <w:rPr>
+                <w:color w:val="E36C0A" w:themeColor="accent6" w:themeShade="BF"/>
+              </w:rPr>
+              <w:t>//</w:t>
+            </w:r>
+            <w:r>
+              <w:rPr>
+                <w:rFonts w:hint="eastAsia"/>
+                <w:color w:val="E36C0A" w:themeColor="accent6" w:themeShade="BF"/>
+              </w:rPr>
+              <w:t>新增</w:t>
+            </w:r>
+            <w:r>
+              <w:rPr>
+                <w:color w:val="E36C0A" w:themeColor="accent6" w:themeShade="BF"/>
+              </w:rPr>
+              <w:t>字段</w:t>
+            </w:r>
+          </w:p>
+          <w:p>
+            <w:pPr>
+              <w:ind w:left="0"/>
+            </w:pPr>
+            <w:r>
+              <w:t xml:space="preserve">  "Version": 2,</w:t>
+            </w:r>
+          </w:p>
+          <w:p>
+            <w:pPr>
+              <w:ind w:left="0"/>
+            </w:pPr>
+            <w:r>
+              <w:t xml:space="preserve">  "Attribute": 0,</w:t>
+            </w:r>
+          </w:p>
+          <w:p>
+            <w:pPr>
+              <w:ind w:left="0"/>
+            </w:pPr>
+            <w:r>
+              <w:t xml:space="preserve">  "AttributeDesc": "",</w:t>
+            </w:r>
+          </w:p>
+          <w:p>
+            <w:pPr>
+              <w:ind w:left="0"/>
+            </w:pPr>
+            <w:r>
+              <w:t xml:space="preserve">  "CataInfo": [</w:t>
+            </w:r>
+          </w:p>
+          <w:p>
+            <w:pPr>
+              <w:ind w:left="0"/>
+            </w:pPr>
+            <w:r>
+              <w:t xml:space="preserve">    {</w:t>
+            </w:r>
+          </w:p>
+          <w:p>
+            <w:pPr>
+              <w:ind w:left="0"/>
+            </w:pPr>
+            <w:r>
+              <w:t xml:space="preserve">      "GroupID": 1001,</w:t>
+            </w:r>
+          </w:p>
+          <w:p>
+            <w:pPr>
+              <w:ind w:left="0"/>
+            </w:pPr>
+            <w:r>
+              <w:t xml:space="preserve">      "GroupName": "db2"</w:t>
+            </w:r>
+          </w:p>
+          <w:p>
+            <w:pPr>
+              <w:ind w:left="0"/>
+            </w:pPr>
+            <w:r>
+              <w:t xml:space="preserve">    }</w:t>
+            </w:r>
+          </w:p>
+          <w:p>
+            <w:pPr>
+              <w:ind w:left="0"/>
+            </w:pPr>
+            <w:r>
+              <w:t xml:space="preserve">  ]</w:t>
+            </w:r>
+          </w:p>
+          <w:p>
+            <w:pPr>
+              <w:ind w:left="0"/>
+            </w:pPr>
+            <w:r>
+              <w:t>}</w:t>
+            </w:r>
+          </w:p>
+        </w:tc>
+      </w:tr>
+    </w:tbl>
+    <w:p>
+      <w:pPr>
+        <w:ind w:left="0"/>
+      </w:pPr>
+    </w:p>
+    <w:p>
+      <w:pPr>
+        <w:pStyle w:val="3"/>
+      </w:pPr>
+      <w:r>
+        <w:rPr>
+          <w:rFonts w:hint="eastAsia"/>
+        </w:rPr>
+        <w:t>数据</w:t>
+      </w:r>
+      <w:r>
+        <w:t>节点缓存</w:t>
+      </w:r>
+    </w:p>
+    <w:p>
+      <w:pPr>
+        <w:ind w:left="0"/>
+      </w:pPr>
+      <w:r>
+        <w:rPr>
+          <w:rFonts w:hint="eastAsia"/>
+        </w:rPr>
+        <w:t>例子：</w:t>
+      </w:r>
+      <w:r>
+        <w:t>存在集合空间</w:t>
+      </w:r>
+      <w:r>
+        <w:rPr>
+          <w:rFonts w:hint="eastAsia"/>
+        </w:rPr>
+        <w:t>foo</w:t>
+      </w:r>
+      <w:r>
+        <w:t>1</w:t>
+      </w:r>
+      <w:r>
+        <w:t>，</w:t>
+      </w:r>
+      <w:r>
+        <w:t>foo2</w:t>
+      </w:r>
+      <w:r>
+        <w:t>，</w:t>
+      </w:r>
+      <w:r>
+        <w:t>foo3</w:t>
+      </w:r>
+      <w:r>
+        <w:rPr>
+          <w:rFonts w:hint="eastAsia"/>
+        </w:rPr>
+        <w:t>，</w:t>
+      </w:r>
+      <w:r>
+        <w:t>分别对应</w:t>
+      </w:r>
+      <w:r>
+        <w:t>suID</w:t>
+      </w:r>
+      <w:r>
+        <w:t>为</w:t>
+      </w:r>
+      <w:r>
+        <w:rPr>
+          <w:rFonts w:hint="eastAsia"/>
+        </w:rPr>
+        <w:t>12</w:t>
+      </w:r>
+      <w:r>
+        <w:rPr>
+          <w:rFonts w:hint="eastAsia"/>
+        </w:rPr>
+        <w:t>，</w:t>
+      </w:r>
+      <w:r>
+        <w:rPr>
+          <w:rFonts w:hint="eastAsia"/>
+        </w:rPr>
+        <w:t>13</w:t>
+      </w:r>
+      <w:r>
+        <w:rPr>
+          <w:rFonts w:hint="eastAsia"/>
+        </w:rPr>
+        <w:t>，</w:t>
+      </w:r>
+      <w:r>
+        <w:rPr>
+          <w:rFonts w:hint="eastAsia"/>
+        </w:rPr>
+        <w:t>15</w:t>
+      </w:r>
+      <w:r>
+        <w:rPr>
+          <w:rFonts w:hint="eastAsia"/>
+        </w:rPr>
+        <w:t>。</w:t>
+      </w:r>
+    </w:p>
+    <w:p>
+      <w:pPr>
+        <w:ind w:left="0"/>
+      </w:pPr>
+    </w:p>
+    <w:p>
+      <w:pPr>
+        <w:ind w:left="0"/>
+        <w:rPr>
+          <w:rFonts w:hint="eastAsia"/>
+        </w:rPr>
+      </w:pPr>
+      <w:r>
+        <w:t>c</w:t>
+      </w:r>
+      <w:r>
+        <w:rPr>
+          <w:rFonts w:hint="eastAsia"/>
+        </w:rPr>
+        <w:t>scb</w:t>
+      </w:r>
+      <w:r>
+        <w:t>NameMap</w:t>
+      </w:r>
+    </w:p>
+    <w:tbl>
+      <w:tblPr>
+        <w:tblStyle w:val="a9"/>
+        <w:tblW w:w="0" w:type="auto"/>
+        <w:tblLook w:val="04A0" w:firstRow="1" w:lastRow="0" w:firstColumn="1" w:lastColumn="0" w:noHBand="0" w:noVBand="1"/>
+      </w:tblPr>
+      <w:tblGrid>
+        <w:gridCol w:w="4261"/>
+        <w:gridCol w:w="4261"/>
+      </w:tblGrid>
+      <w:tr>
+        <w:tc>
+          <w:tcPr>
+            <w:tcW w:w="4261" w:type="dxa"/>
+            <w:shd w:val="clear" w:color="auto" w:fill="B6DDE8" w:themeFill="accent5" w:themeFillTint="66"/>
+          </w:tcPr>
+          <w:p>
+            <w:pPr>
+              <w:ind w:left="0"/>
+              <w:rPr>
+                <w:rFonts w:hint="eastAsia"/>
+              </w:rPr>
+            </w:pPr>
+            <w:r>
+              <w:t>cs n</w:t>
+            </w:r>
+            <w:r>
+              <w:rPr>
+                <w:rFonts w:hint="eastAsia"/>
+              </w:rPr>
+              <w:t>ame</w:t>
+            </w:r>
+          </w:p>
+        </w:tc>
+        <w:tc>
+          <w:tcPr>
+            <w:tcW w:w="4261" w:type="dxa"/>
+            <w:shd w:val="clear" w:color="auto" w:fill="B6DDE8" w:themeFill="accent5" w:themeFillTint="66"/>
+          </w:tcPr>
+          <w:p>
+            <w:pPr>
+              <w:ind w:left="0"/>
+              <w:rPr>
+                <w:rFonts w:hint="eastAsia"/>
+              </w:rPr>
+            </w:pPr>
+            <w:r>
+              <w:rPr>
+                <w:rFonts w:hint="eastAsia"/>
+              </w:rPr>
+              <w:t>suID</w:t>
+            </w:r>
+          </w:p>
+        </w:tc>
+      </w:tr>
+      <w:tr>
+        <w:tc>
+          <w:tcPr>
+            <w:tcW w:w="4261" w:type="dxa"/>
+          </w:tcPr>
+          <w:p>
+            <w:pPr>
+              <w:ind w:left="0"/>
+              <w:rPr>
+                <w:rFonts w:hint="eastAsia"/>
+              </w:rPr>
+            </w:pPr>
+            <w:r>
+              <w:t>f</w:t>
+            </w:r>
+            <w:r>
+              <w:rPr>
+                <w:rFonts w:hint="eastAsia"/>
+              </w:rPr>
+              <w:t>oo</w:t>
+            </w:r>
+            <w:r>
+              <w:t>1</w:t>
+            </w:r>
+          </w:p>
+        </w:tc>
+        <w:tc>
+          <w:tcPr>
+            <w:tcW w:w="4261" w:type="dxa"/>
+          </w:tcPr>
+          <w:p>
+            <w:pPr>
+              <w:ind w:left="0"/>
+              <w:rPr>
+                <w:rFonts w:hint="eastAsia"/>
+              </w:rPr>
+            </w:pPr>
+            <w:r>
+              <w:rPr>
+                <w:rFonts w:hint="eastAsia"/>
+              </w:rPr>
+              <w:t>1</w:t>
+            </w:r>
+          </w:p>
+        </w:tc>
+      </w:tr>
+      <w:tr>
+        <w:tc>
+          <w:tcPr>
+            <w:tcW w:w="4261" w:type="dxa"/>
+          </w:tcPr>
+          <w:p>
+            <w:pPr>
+              <w:ind w:left="0"/>
+              <w:rPr>
+                <w:rFonts w:hint="eastAsia"/>
+              </w:rPr>
+            </w:pPr>
+            <w:r>
+              <w:t>foo2</w:t>
+            </w:r>
+          </w:p>
+        </w:tc>
+        <w:tc>
+          <w:tcPr>
+            <w:tcW w:w="4261" w:type="dxa"/>
+          </w:tcPr>
+          <w:p>
+            <w:pPr>
+              <w:ind w:left="0"/>
+              <w:rPr>
+                <w:rFonts w:hint="eastAsia"/>
+              </w:rPr>
+            </w:pPr>
+            <w:r>
+              <w:rPr>
+                <w:rFonts w:hint="eastAsia"/>
+              </w:rPr>
+              <w:t>2</w:t>
+            </w:r>
+          </w:p>
+        </w:tc>
+      </w:tr>
+      <w:tr>
+        <w:tc>
+          <w:tcPr>
+            <w:tcW w:w="4261" w:type="dxa"/>
+          </w:tcPr>
+          <w:p>
+            <w:pPr>
+              <w:ind w:left="0"/>
+              <w:rPr>
+                <w:rFonts w:hint="eastAsia"/>
+              </w:rPr>
+            </w:pPr>
+            <w:r>
+              <w:t>f</w:t>
+            </w:r>
+            <w:r>
+              <w:rPr>
+                <w:rFonts w:hint="eastAsia"/>
+              </w:rPr>
+              <w:t>oo3</w:t>
+            </w:r>
+          </w:p>
+        </w:tc>
+        <w:tc>
+          <w:tcPr>
+            <w:tcW w:w="4261" w:type="dxa"/>
+          </w:tcPr>
+          <w:p>
+            <w:pPr>
+              <w:ind w:left="0"/>
+              <w:rPr>
+                <w:rFonts w:hint="eastAsia"/>
+              </w:rPr>
+            </w:pPr>
+            <w:r>
+              <w:rPr>
+                <w:rFonts w:hint="eastAsia"/>
+              </w:rPr>
+              <w:t>4</w:t>
+            </w:r>
+          </w:p>
+        </w:tc>
+      </w:tr>
+    </w:tbl>
+    <w:p>
+      <w:pPr>
+        <w:ind w:left="0"/>
+      </w:pPr>
+      <w:r>
+        <w:rPr>
+          <w:rFonts w:hint="eastAsia"/>
+        </w:rPr>
+        <w:t>cscbVec</w:t>
+      </w:r>
+    </w:p>
+    <w:tbl>
+      <w:tblPr>
+        <w:tblStyle w:val="a9"/>
+        <w:tblW w:w="0" w:type="auto"/>
+        <w:tblLook w:val="04A0" w:firstRow="1" w:lastRow="0" w:firstColumn="1" w:lastColumn="0" w:noHBand="0" w:noVBand="1"/>
+      </w:tblPr>
+      <w:tblGrid>
+        <w:gridCol w:w="4261"/>
+        <w:gridCol w:w="4261"/>
+      </w:tblGrid>
+      <w:tr>
+        <w:tc>
+          <w:tcPr>
+            <w:tcW w:w="4261" w:type="dxa"/>
+            <w:shd w:val="clear" w:color="auto" w:fill="B6DDE8" w:themeFill="accent5" w:themeFillTint="66"/>
+          </w:tcPr>
+          <w:p>
+            <w:pPr>
+              <w:ind w:left="0"/>
+              <w:rPr>
+                <w:rFonts w:hint="eastAsia"/>
+              </w:rPr>
+            </w:pPr>
+            <w:r>
+              <w:t>V</w:t>
+            </w:r>
+            <w:r>
+              <w:rPr>
+                <w:rFonts w:hint="eastAsia"/>
+              </w:rPr>
+              <w:t>ector</w:t>
+            </w:r>
+            <w:r>
+              <w:rPr>
+                <w:rFonts w:hint="eastAsia"/>
+              </w:rPr>
+              <w:t>下标</w:t>
+            </w:r>
+          </w:p>
+        </w:tc>
+        <w:tc>
+          <w:tcPr>
+            <w:tcW w:w="4261" w:type="dxa"/>
+            <w:shd w:val="clear" w:color="auto" w:fill="B6DDE8" w:themeFill="accent5" w:themeFillTint="66"/>
+          </w:tcPr>
+          <w:p>
+            <w:pPr>
+              <w:ind w:left="0"/>
+              <w:rPr>
+                <w:rFonts w:hint="eastAsia"/>
+              </w:rPr>
+            </w:pPr>
+            <w:r>
+              <w:rPr>
+                <w:rFonts w:hint="eastAsia"/>
+              </w:rPr>
+              <w:t>SU</w:t>
+            </w:r>
+            <w:r>
+              <w:t>地址</w:t>
+            </w:r>
+          </w:p>
+        </w:tc>
+      </w:tr>
+      <w:tr>
+        <w:tc>
+          <w:tcPr>
+            <w:tcW w:w="4261" w:type="dxa"/>
+          </w:tcPr>
+          <w:p>
+            <w:pPr>
+              <w:ind w:left="0"/>
+              <w:rPr>
+                <w:rFonts w:hint="eastAsia"/>
+              </w:rPr>
+            </w:pPr>
+            <w:r>
+              <w:rPr>
+                <w:rFonts w:hint="eastAsia"/>
+              </w:rPr>
+              <w:t>1</w:t>
+            </w:r>
+          </w:p>
+        </w:tc>
+        <w:tc>
+          <w:tcPr>
+            <w:tcW w:w="4261" w:type="dxa"/>
+          </w:tcPr>
+          <w:p>
+            <w:pPr>
+              <w:ind w:left="0"/>
+              <w:rPr>
+                <w:rFonts w:hint="eastAsia"/>
+              </w:rPr>
+            </w:pPr>
+            <w:r>
+              <w:rPr>
+                <w:rFonts w:hint="eastAsia"/>
+              </w:rPr>
+              <w:t>0</w:t>
+            </w:r>
+            <w:r>
+              <w:t>xfffffeff</w:t>
+            </w:r>
+          </w:p>
+        </w:tc>
+      </w:tr>
+      <w:tr>
+        <w:tc>
+          <w:tcPr>
+            <w:tcW w:w="4261" w:type="dxa"/>
+          </w:tcPr>
+          <w:p>
+            <w:pPr>
+              <w:ind w:left="0"/>
+              <w:rPr>
+                <w:rFonts w:hint="eastAsia"/>
+              </w:rPr>
+            </w:pPr>
+            <w:r>
+              <w:rPr>
+                <w:rFonts w:hint="eastAsia"/>
+              </w:rPr>
+              <w:t>2</w:t>
+            </w:r>
+          </w:p>
+        </w:tc>
+        <w:tc>
+          <w:tcPr>
+            <w:tcW w:w="4261" w:type="dxa"/>
+          </w:tcPr>
+          <w:p>
+            <w:pPr>
+              <w:ind w:left="0"/>
+              <w:rPr>
+                <w:rFonts w:hint="eastAsia"/>
+              </w:rPr>
+            </w:pPr>
+            <w:r>
+              <w:rPr>
+                <w:rFonts w:hint="eastAsia"/>
+              </w:rPr>
+              <w:t>0</w:t>
+            </w:r>
+            <w:r>
+              <w:t>xfaafffff</w:t>
+            </w:r>
+          </w:p>
+        </w:tc>
+      </w:tr>
+      <w:tr>
+        <w:tc>
+          <w:tcPr>
+            <w:tcW w:w="4261" w:type="dxa"/>
+          </w:tcPr>
+          <w:p>
+            <w:pPr>
+              <w:ind w:left="0"/>
+              <w:rPr>
+                <w:rFonts w:hint="eastAsia"/>
+              </w:rPr>
+            </w:pPr>
+            <w:r>
+              <w:rPr>
+                <w:rFonts w:hint="eastAsia"/>
+              </w:rPr>
+              <w:t>3</w:t>
+            </w:r>
+          </w:p>
+        </w:tc>
+        <w:tc>
+          <w:tcPr>
+            <w:tcW w:w="4261" w:type="dxa"/>
+          </w:tcPr>
+          <w:p>
+            <w:pPr>
+              <w:ind w:left="0"/>
+              <w:rPr>
+                <w:rFonts w:hint="eastAsia"/>
+              </w:rPr>
+            </w:pPr>
+          </w:p>
+        </w:tc>
+      </w:tr>
+      <w:tr>
+        <w:tc>
+          <w:tcPr>
+            <w:tcW w:w="4261" w:type="dxa"/>
+          </w:tcPr>
+          <w:p>
+            <w:pPr>
+              <w:ind w:left="0"/>
+              <w:rPr>
+                <w:rFonts w:hint="eastAsia"/>
+              </w:rPr>
+            </w:pPr>
+            <w:r>
+              <w:rPr>
+                <w:rFonts w:hint="eastAsia"/>
+              </w:rPr>
+              <w:t>4</w:t>
+            </w:r>
+          </w:p>
+        </w:tc>
+        <w:tc>
+          <w:tcPr>
+            <w:tcW w:w="4261" w:type="dxa"/>
+          </w:tcPr>
+          <w:p>
+            <w:pPr>
+              <w:ind w:left="0"/>
+              <w:rPr>
+                <w:rFonts w:hint="eastAsia"/>
+              </w:rPr>
+            </w:pPr>
+            <w:r>
+              <w:rPr>
+                <w:rFonts w:hint="eastAsia"/>
+              </w:rPr>
+              <w:t>0</w:t>
+            </w:r>
+            <w:r>
+              <w:t>xfafffbff</w:t>
+            </w:r>
+          </w:p>
+        </w:tc>
+      </w:tr>
+      <w:tr>
+        <w:tc>
+          <w:tcPr>
+            <w:tcW w:w="4261" w:type="dxa"/>
+          </w:tcPr>
+          <w:p>
+            <w:pPr>
+              <w:ind w:left="0"/>
+              <w:rPr>
+                <w:rFonts w:hint="eastAsia"/>
+              </w:rPr>
+            </w:pPr>
+            <w:r>
+              <w:rPr>
+                <w:rFonts w:hint="eastAsia"/>
+              </w:rPr>
+              <w:t>5</w:t>
+            </w:r>
+          </w:p>
+        </w:tc>
+        <w:tc>
+          <w:tcPr>
+            <w:tcW w:w="4261" w:type="dxa"/>
+          </w:tcPr>
+          <w:p>
+            <w:pPr>
+              <w:ind w:left="0"/>
+              <w:rPr>
+                <w:rFonts w:hint="eastAsia"/>
+              </w:rPr>
+            </w:pPr>
+          </w:p>
+        </w:tc>
+      </w:tr>
+      <w:tr>
+        <w:tc>
+          <w:tcPr>
+            <w:tcW w:w="4261" w:type="dxa"/>
+          </w:tcPr>
+          <w:p>
+            <w:pPr>
+              <w:ind w:left="0"/>
+              <w:rPr>
+                <w:rFonts w:hint="eastAsia"/>
+              </w:rPr>
+            </w:pPr>
+            <w:r>
+              <w:rPr>
+                <w:rFonts w:hint="eastAsia"/>
+              </w:rPr>
+              <w:t>……</w:t>
+            </w:r>
+          </w:p>
+        </w:tc>
+        <w:tc>
+          <w:tcPr>
+            <w:tcW w:w="4261" w:type="dxa"/>
+          </w:tcPr>
+          <w:p>
+            <w:pPr>
+              <w:ind w:left="0"/>
+              <w:rPr>
+                <w:rFonts w:hint="eastAsia"/>
+              </w:rPr>
+            </w:pPr>
+          </w:p>
+        </w:tc>
+      </w:tr>
+    </w:tbl>
+    <w:p>
+      <w:pPr>
+        <w:ind w:left="0"/>
+        <w:rPr>
+          <w:rFonts w:hint="eastAsia"/>
+        </w:rPr>
+      </w:pPr>
+      <w:r>
+        <w:rPr>
+          <w:rFonts w:hint="eastAsia"/>
+        </w:rPr>
+        <w:t>新增</w:t>
+      </w:r>
+      <w:r>
+        <w:t>：</w:t>
+      </w:r>
+      <w:r>
+        <w:t>cscbIdMap</w:t>
+      </w:r>
+    </w:p>
+    <w:tbl>
+      <w:tblPr>
+        <w:tblStyle w:val="a9"/>
+        <w:tblW w:w="0" w:type="auto"/>
+        <w:tblLook w:val="04A0" w:firstRow="1" w:lastRow="0" w:firstColumn="1" w:lastColumn="0" w:noHBand="0" w:noVBand="1"/>
+      </w:tblPr>
+      <w:tblGrid>
+        <w:gridCol w:w="4261"/>
+        <w:gridCol w:w="4261"/>
+      </w:tblGrid>
+      <w:tr>
+        <w:tc>
+          <w:tcPr>
+            <w:tcW w:w="4261" w:type="dxa"/>
+            <w:shd w:val="clear" w:color="auto" w:fill="B6DDE8" w:themeFill="accent5" w:themeFillTint="66"/>
+          </w:tcPr>
+          <w:p>
+            <w:pPr>
+              <w:ind w:left="0"/>
+            </w:pPr>
+            <w:r>
+              <w:t>cs id</w:t>
+            </w:r>
+          </w:p>
+        </w:tc>
+        <w:tc>
+          <w:tcPr>
+            <w:tcW w:w="4261" w:type="dxa"/>
+            <w:shd w:val="clear" w:color="auto" w:fill="B6DDE8" w:themeFill="accent5" w:themeFillTint="66"/>
+          </w:tcPr>
+          <w:p>
+            <w:pPr>
+              <w:ind w:left="0"/>
+              <w:rPr>
+                <w:rFonts w:hint="eastAsia"/>
+              </w:rPr>
+            </w:pPr>
+            <w:r>
+              <w:rPr>
+                <w:rFonts w:hint="eastAsia"/>
+              </w:rPr>
+              <w:t>suID</w:t>
+            </w:r>
+          </w:p>
+        </w:tc>
+      </w:tr>
+      <w:tr>
+        <w:tc>
+          <w:tcPr>
+            <w:tcW w:w="4261" w:type="dxa"/>
+          </w:tcPr>
+          <w:p>
+            <w:pPr>
+              <w:ind w:left="0"/>
+              <w:rPr>
+                <w:rFonts w:hint="eastAsia"/>
+              </w:rPr>
+            </w:pPr>
+            <w:r>
+              <w:lastRenderedPageBreak/>
+              <w:t>12</w:t>
+            </w:r>
+          </w:p>
+        </w:tc>
+        <w:tc>
+          <w:tcPr>
+            <w:tcW w:w="4261" w:type="dxa"/>
+          </w:tcPr>
+          <w:p>
+            <w:pPr>
+              <w:ind w:left="0"/>
+              <w:rPr>
+                <w:rFonts w:hint="eastAsia"/>
+              </w:rPr>
+            </w:pPr>
+            <w:r>
+              <w:rPr>
+                <w:rFonts w:hint="eastAsia"/>
+              </w:rPr>
+              <w:t>1</w:t>
+            </w:r>
+          </w:p>
+        </w:tc>
+      </w:tr>
+      <w:tr>
+        <w:tc>
+          <w:tcPr>
+            <w:tcW w:w="4261" w:type="dxa"/>
+          </w:tcPr>
+          <w:p>
+            <w:pPr>
+              <w:ind w:left="0"/>
+              <w:rPr>
+                <w:rFonts w:hint="eastAsia"/>
+              </w:rPr>
+            </w:pPr>
+            <w:r>
+              <w:t>13</w:t>
+            </w:r>
+          </w:p>
+        </w:tc>
+        <w:tc>
+          <w:tcPr>
+            <w:tcW w:w="4261" w:type="dxa"/>
+          </w:tcPr>
+          <w:p>
+            <w:pPr>
+              <w:ind w:left="0"/>
+              <w:rPr>
+                <w:rFonts w:hint="eastAsia"/>
+              </w:rPr>
+            </w:pPr>
+            <w:r>
+              <w:rPr>
+                <w:rFonts w:hint="eastAsia"/>
+              </w:rPr>
+              <w:t>2</w:t>
+            </w:r>
+          </w:p>
+        </w:tc>
+      </w:tr>
+      <w:tr>
+        <w:tc>
+          <w:tcPr>
+            <w:tcW w:w="4261" w:type="dxa"/>
+          </w:tcPr>
+          <w:p>
+            <w:pPr>
+              <w:ind w:left="0"/>
+              <w:rPr>
+                <w:rFonts w:hint="eastAsia"/>
+              </w:rPr>
+            </w:pPr>
+            <w:r>
+              <w:t>15</w:t>
+            </w:r>
+          </w:p>
+        </w:tc>
+        <w:tc>
+          <w:tcPr>
+            <w:tcW w:w="4261" w:type="dxa"/>
+          </w:tcPr>
+          <w:p>
+            <w:pPr>
+              <w:ind w:left="0"/>
+              <w:rPr>
+                <w:rFonts w:hint="eastAsia"/>
+              </w:rPr>
+            </w:pPr>
+            <w:r>
+              <w:rPr>
+                <w:rFonts w:hint="eastAsia"/>
+              </w:rPr>
+              <w:t>4</w:t>
+            </w:r>
+          </w:p>
+        </w:tc>
+      </w:tr>
+    </w:tbl>
+    <w:p>
+      <w:pPr>
+        <w:ind w:left="0"/>
+        <w:rPr>
+          <w:rFonts w:hint="eastAsia"/>
+        </w:rPr>
+      </w:pPr>
+    </w:p>
+    <w:p>
+      <w:pPr>
+        <w:ind w:left="0"/>
+        <w:rPr>
+          <w:rFonts w:hint="eastAsia"/>
+        </w:rPr>
+      </w:pPr>
+      <w:r>
+        <w:rPr>
+          <w:rFonts w:hint="eastAsia"/>
+        </w:rPr>
+        <w:t>例子：</w:t>
+      </w:r>
+      <w:r>
+        <w:t>存在集合</w:t>
+      </w:r>
+      <w:r>
+        <w:rPr>
+          <w:rFonts w:hint="eastAsia"/>
+        </w:rPr>
+        <w:t>foo</w:t>
+      </w:r>
+      <w:r>
+        <w:t>1</w:t>
+      </w:r>
+      <w:r>
+        <w:rPr>
+          <w:rFonts w:hint="eastAsia"/>
+        </w:rPr>
+        <w:t>.bar1</w:t>
+      </w:r>
+      <w:r>
+        <w:t>，</w:t>
+      </w:r>
+      <w:r>
+        <w:t>foo2</w:t>
+      </w:r>
+      <w:r>
+        <w:t>.bar2</w:t>
+      </w:r>
+      <w:r>
+        <w:t>，</w:t>
+      </w:r>
+      <w:r>
+        <w:t>foo3</w:t>
+      </w:r>
+      <w:r>
+        <w:t>.bar3</w:t>
+      </w:r>
+      <w:r>
+        <w:rPr>
+          <w:rFonts w:hint="eastAsia"/>
+        </w:rPr>
+        <w:t>，</w:t>
+      </w:r>
+      <w:r>
+        <w:t>分别对应</w:t>
+      </w:r>
+      <w:r>
+        <w:rPr>
+          <w:rFonts w:hint="eastAsia"/>
+        </w:rPr>
+        <w:t>cl</w:t>
+      </w:r>
+      <w:r>
+        <w:t xml:space="preserve"> id</w:t>
+      </w:r>
+      <w:r>
+        <w:rPr>
+          <w:rFonts w:hint="eastAsia"/>
+        </w:rPr>
+        <w:t>值</w:t>
+      </w:r>
+      <w:r>
+        <w:t>为</w:t>
+      </w:r>
+      <w:r>
+        <w:rPr>
+          <w:rFonts w:hint="eastAsia"/>
+        </w:rPr>
+        <w:t>12</w:t>
+      </w:r>
+      <w:r>
+        <w:rPr>
+          <w:rFonts w:hint="eastAsia"/>
+        </w:rPr>
+        <w:t>，</w:t>
+      </w:r>
+      <w:r>
+        <w:rPr>
+          <w:rFonts w:hint="eastAsia"/>
+        </w:rPr>
+        <w:t>13</w:t>
+      </w:r>
+      <w:r>
+        <w:rPr>
+          <w:rFonts w:hint="eastAsia"/>
+        </w:rPr>
+        <w:t>，</w:t>
+      </w:r>
+      <w:r>
+        <w:rPr>
+          <w:rFonts w:hint="eastAsia"/>
+        </w:rPr>
+        <w:t>15</w:t>
+      </w:r>
+      <w:r>
+        <w:rPr>
+          <w:rFonts w:hint="eastAsia"/>
+        </w:rPr>
+        <w:t>，</w:t>
+      </w:r>
+      <w:r>
+        <w:t>分别对应</w:t>
+      </w:r>
+      <w:r>
+        <w:t>hash</w:t>
+      </w:r>
+      <w:r>
+        <w:t>值为</w:t>
+      </w:r>
+      <w:r>
+        <w:t>711827103</w:t>
+      </w:r>
+      <w:r>
+        <w:t>，</w:t>
+      </w:r>
+      <w:r>
+        <w:t>256657654</w:t>
+      </w:r>
+      <w:r>
+        <w:t>，</w:t>
+      </w:r>
+      <w:r>
+        <w:t>325476578</w:t>
+      </w:r>
+      <w:r>
+        <w:t>。</w:t>
+      </w:r>
+    </w:p>
+    <w:p>
+      <w:pPr>
+        <w:ind w:left="0"/>
+        <w:rPr>
+          <w:rFonts w:hint="eastAsia"/>
+        </w:rPr>
+      </w:pPr>
+    </w:p>
+    <w:p>
+      <w:pPr>
+        <w:ind w:left="0"/>
+      </w:pPr>
+      <w:r>
+        <w:rPr>
+          <w:rFonts w:hint="eastAsia"/>
+        </w:rPr>
+        <w:t>mapCatalog</w:t>
+      </w:r>
+    </w:p>
+    <w:tbl>
+      <w:tblPr>
+        <w:tblStyle w:val="a9"/>
+        <w:tblW w:w="0" w:type="auto"/>
+        <w:tblLook w:val="04A0" w:firstRow="1" w:lastRow="0" w:firstColumn="1" w:lastColumn="0" w:noHBand="0" w:noVBand="1"/>
+      </w:tblPr>
+      <w:tblGrid>
+        <w:gridCol w:w="4261"/>
+        <w:gridCol w:w="4261"/>
+      </w:tblGrid>
+      <w:tr>
+        <w:tc>
+          <w:tcPr>
+            <w:tcW w:w="4261" w:type="dxa"/>
+            <w:shd w:val="clear" w:color="auto" w:fill="B6DDE8" w:themeFill="accent5" w:themeFillTint="66"/>
+          </w:tcPr>
+          <w:p>
+            <w:pPr>
+              <w:ind w:left="0"/>
+              <w:rPr>
+                <w:rFonts w:hint="eastAsia"/>
+              </w:rPr>
+            </w:pPr>
+            <w:r>
+              <w:t>c</w:t>
+            </w:r>
+            <w:r>
+              <w:rPr>
+                <w:rFonts w:hint="eastAsia"/>
+              </w:rPr>
+              <w:t xml:space="preserve">l </w:t>
+            </w:r>
+            <w:r>
+              <w:t xml:space="preserve">name </w:t>
+            </w:r>
+            <w:r>
+              <w:rPr>
+                <w:rFonts w:hint="eastAsia"/>
+              </w:rPr>
+              <w:t>的</w:t>
+            </w:r>
+            <w:r>
+              <w:t>hash</w:t>
+            </w:r>
+            <w:r>
+              <w:rPr>
+                <w:rFonts w:hint="eastAsia"/>
+              </w:rPr>
+              <w:t>值</w:t>
+            </w:r>
+          </w:p>
+        </w:tc>
+        <w:tc>
+          <w:tcPr>
+            <w:tcW w:w="4261" w:type="dxa"/>
+            <w:shd w:val="clear" w:color="auto" w:fill="B6DDE8" w:themeFill="accent5" w:themeFillTint="66"/>
+          </w:tcPr>
+          <w:p>
+            <w:pPr>
+              <w:ind w:left="0"/>
+              <w:rPr>
+                <w:rFonts w:hint="eastAsia"/>
+              </w:rPr>
+            </w:pPr>
+            <w:r>
+              <w:t>clsCatalogSet</w:t>
+            </w:r>
+            <w:r>
+              <w:rPr>
+                <w:rFonts w:hint="eastAsia"/>
+              </w:rPr>
+              <w:t>（详细</w:t>
+            </w:r>
+            <w:r>
+              <w:t>的编目信息</w:t>
+            </w:r>
+            <w:r>
+              <w:rPr>
+                <w:rFonts w:hint="eastAsia"/>
+              </w:rPr>
+              <w:t>）</w:t>
+            </w:r>
+          </w:p>
+        </w:tc>
+      </w:tr>
+      <w:tr>
+        <w:tc>
+          <w:tcPr>
+            <w:tcW w:w="4261" w:type="dxa"/>
+          </w:tcPr>
+          <w:p>
+            <w:pPr>
+              <w:ind w:left="0"/>
+              <w:rPr>
+                <w:rFonts w:hint="eastAsia"/>
+              </w:rPr>
+            </w:pPr>
+            <w:r>
+              <w:t>711827103</w:t>
+            </w:r>
+          </w:p>
+        </w:tc>
+        <w:tc>
+          <w:tcPr>
+            <w:tcW w:w="4261" w:type="dxa"/>
+          </w:tcPr>
+          <w:p>
+            <w:pPr>
+              <w:ind w:left="0"/>
+              <w:rPr>
+                <w:rFonts w:hint="eastAsia"/>
+              </w:rPr>
+            </w:pPr>
+            <w:r>
+              <w:t>(</w:t>
+            </w:r>
+            <w:r>
+              <w:rPr>
+                <w:rFonts w:hint="eastAsia"/>
+              </w:rPr>
+              <w:t>略</w:t>
+            </w:r>
+            <w:r>
+              <w:t>)</w:t>
+            </w:r>
+          </w:p>
+        </w:tc>
+      </w:tr>
+      <w:tr>
+        <w:tc>
+          <w:tcPr>
+            <w:tcW w:w="4261" w:type="dxa"/>
+          </w:tcPr>
+          <w:p>
+            <w:pPr>
+              <w:ind w:left="0"/>
+              <w:rPr>
+                <w:rFonts w:hint="eastAsia"/>
+              </w:rPr>
+            </w:pPr>
+            <w:r>
+              <w:t>256657654</w:t>
+            </w:r>
+          </w:p>
+        </w:tc>
+        <w:tc>
+          <w:tcPr>
+            <w:tcW w:w="4261" w:type="dxa"/>
+          </w:tcPr>
+          <w:p>
+            <w:pPr>
+              <w:ind w:left="0"/>
+              <w:rPr>
+                <w:rFonts w:hint="eastAsia"/>
+              </w:rPr>
+            </w:pPr>
+            <w:r>
+              <w:t>(</w:t>
+            </w:r>
+            <w:r>
+              <w:rPr>
+                <w:rFonts w:hint="eastAsia"/>
+              </w:rPr>
+              <w:t>略</w:t>
+            </w:r>
+            <w:r>
+              <w:t>)</w:t>
+            </w:r>
+          </w:p>
+        </w:tc>
+      </w:tr>
+      <w:tr>
+        <w:tc>
+          <w:tcPr>
+            <w:tcW w:w="4261" w:type="dxa"/>
+          </w:tcPr>
+          <w:p>
+            <w:pPr>
+              <w:ind w:left="0"/>
+              <w:rPr>
+                <w:rFonts w:hint="eastAsia"/>
+              </w:rPr>
+            </w:pPr>
+            <w:r>
+              <w:t>325476578</w:t>
+            </w:r>
+          </w:p>
+        </w:tc>
+        <w:tc>
+          <w:tcPr>
+            <w:tcW w:w="4261" w:type="dxa"/>
+          </w:tcPr>
+          <w:p>
+            <w:pPr>
+              <w:ind w:left="0"/>
+              <w:rPr>
+                <w:rFonts w:hint="eastAsia"/>
+              </w:rPr>
+            </w:pPr>
+            <w:r>
+              <w:t>(</w:t>
+            </w:r>
+            <w:r>
+              <w:rPr>
+                <w:rFonts w:hint="eastAsia"/>
+              </w:rPr>
+              <w:t>略</w:t>
+            </w:r>
+            <w:r>
+              <w:t>)</w:t>
+            </w:r>
+          </w:p>
+        </w:tc>
+      </w:tr>
+    </w:tbl>
+    <w:p>
+      <w:pPr>
+        <w:ind w:left="0"/>
+      </w:pPr>
+      <w:r>
+        <w:rPr>
+          <w:rFonts w:hint="eastAsia"/>
+        </w:rPr>
+        <w:t>新增</w:t>
+      </w:r>
+      <w:r>
+        <w:t>mapIdCatalog</w:t>
+      </w:r>
+    </w:p>
+    <w:tbl>
+      <w:tblPr>
+        <w:tblStyle w:val="a9"/>
+        <w:tblW w:w="0" w:type="auto"/>
+        <w:tblLook w:val="04A0" w:firstRow="1" w:lastRow="0" w:firstColumn="1" w:lastColumn="0" w:noHBand="0" w:noVBand="1"/>
+      </w:tblPr>
+      <w:tblGrid>
+        <w:gridCol w:w="4261"/>
+        <w:gridCol w:w="4261"/>
+      </w:tblGrid>
+      <w:tr>
+        <w:tc>
+          <w:tcPr>
+            <w:tcW w:w="4261" w:type="dxa"/>
+            <w:shd w:val="clear" w:color="auto" w:fill="B6DDE8" w:themeFill="accent5" w:themeFillTint="66"/>
+          </w:tcPr>
+          <w:p>
+            <w:pPr>
+              <w:ind w:left="0"/>
+              <w:rPr>
+                <w:rFonts w:hint="eastAsia"/>
+              </w:rPr>
+            </w:pPr>
+            <w:r>
+              <w:t>c</w:t>
+            </w:r>
+            <w:r>
+              <w:rPr>
+                <w:rFonts w:hint="eastAsia"/>
+              </w:rPr>
+              <w:t xml:space="preserve">l </w:t>
+            </w:r>
+            <w:r>
+              <w:t>id</w:t>
+            </w:r>
+          </w:p>
+        </w:tc>
+        <w:tc>
+          <w:tcPr>
+            <w:tcW w:w="4261" w:type="dxa"/>
+            <w:shd w:val="clear" w:color="auto" w:fill="B6DDE8" w:themeFill="accent5" w:themeFillTint="66"/>
+          </w:tcPr>
+          <w:p>
+            <w:pPr>
+              <w:ind w:left="0"/>
+              <w:rPr>
+                <w:rFonts w:hint="eastAsia"/>
+              </w:rPr>
+            </w:pPr>
+            <w:r>
+              <w:t>clsCatalogSet</w:t>
+            </w:r>
+            <w:r>
+              <w:rPr>
+                <w:rFonts w:hint="eastAsia"/>
+              </w:rPr>
+              <w:t>（详细</w:t>
+            </w:r>
+            <w:r>
+              <w:t>的编目信息</w:t>
+            </w:r>
+            <w:r>
+              <w:rPr>
+                <w:rFonts w:hint="eastAsia"/>
+              </w:rPr>
+              <w:t>）</w:t>
+            </w:r>
+          </w:p>
+        </w:tc>
+      </w:tr>
+      <w:tr>
+        <w:tc>
+          <w:tcPr>
+            <w:tcW w:w="4261" w:type="dxa"/>
+          </w:tcPr>
+          <w:p>
+            <w:pPr>
+              <w:ind w:left="0"/>
+              <w:rPr>
+                <w:rFonts w:hint="eastAsia"/>
+              </w:rPr>
+            </w:pPr>
+            <w:r>
+              <w:t>12</w:t>
+            </w:r>
+          </w:p>
+        </w:tc>
+        <w:tc>
+          <w:tcPr>
+            <w:tcW w:w="4261" w:type="dxa"/>
+          </w:tcPr>
+          <w:p>
+            <w:pPr>
+              <w:ind w:left="0"/>
+              <w:rPr>
+                <w:rFonts w:hint="eastAsia"/>
+              </w:rPr>
+            </w:pPr>
+            <w:r>
+              <w:t>(</w:t>
+            </w:r>
+            <w:r>
+              <w:rPr>
+                <w:rFonts w:hint="eastAsia"/>
+              </w:rPr>
+              <w:t>略</w:t>
+            </w:r>
+            <w:r>
+              <w:t>)</w:t>
+            </w:r>
+          </w:p>
+        </w:tc>
+      </w:tr>
+      <w:tr>
+        <w:tc>
+          <w:tcPr>
+            <w:tcW w:w="4261" w:type="dxa"/>
+          </w:tcPr>
+          <w:p>
+            <w:pPr>
+              <w:ind w:left="0"/>
+              <w:rPr>
+                <w:rFonts w:hint="eastAsia"/>
+              </w:rPr>
+            </w:pPr>
+            <w:r>
+              <w:t>13</w:t>
+            </w:r>
+          </w:p>
+        </w:tc>
+        <w:tc>
+          <w:tcPr>
+            <w:tcW w:w="4261" w:type="dxa"/>
+          </w:tcPr>
+          <w:p>
+            <w:pPr>
+              <w:ind w:left="0"/>
+              <w:rPr>
+                <w:rFonts w:hint="eastAsia"/>
+              </w:rPr>
+            </w:pPr>
+            <w:r>
+              <w:t>(</w:t>
+            </w:r>
+            <w:r>
+              <w:rPr>
+                <w:rFonts w:hint="eastAsia"/>
+              </w:rPr>
+              <w:t>略</w:t>
+            </w:r>
+            <w:r>
+              <w:t>)</w:t>
+            </w:r>
+          </w:p>
+        </w:tc>
+      </w:tr>
+      <w:tr>
+        <w:tc>
+          <w:tcPr>
+            <w:tcW w:w="4261" w:type="dxa"/>
+          </w:tcPr>
+          <w:p>
+            <w:pPr>
+              <w:ind w:left="0"/>
+              <w:rPr>
+                <w:rFonts w:hint="eastAsia"/>
+              </w:rPr>
+            </w:pPr>
+            <w:r>
+              <w:t>15</w:t>
+            </w:r>
+          </w:p>
+        </w:tc>
+        <w:tc>
+          <w:tcPr>
+            <w:tcW w:w="4261" w:type="dxa"/>
+          </w:tcPr>
+          <w:p>
+            <w:pPr>
+              <w:ind w:left="0"/>
+              <w:rPr>
+                <w:rFonts w:hint="eastAsia"/>
+              </w:rPr>
+            </w:pPr>
+            <w:r>
+              <w:t>(</w:t>
+            </w:r>
+            <w:r>
+              <w:rPr>
+                <w:rFonts w:hint="eastAsia"/>
+              </w:rPr>
+              <w:t>略</w:t>
+            </w:r>
+            <w:r>
+              <w:t>)</w:t>
+            </w:r>
+          </w:p>
+        </w:tc>
+      </w:tr>
+    </w:tbl>
+    <w:p>
+      <w:pPr>
+        <w:pStyle w:val="3"/>
+      </w:pPr>
+      <w:r>
+        <w:rPr>
+          <w:rFonts w:hint="eastAsia"/>
+        </w:rPr>
+        <w:t>协调</w:t>
+      </w:r>
+      <w:r>
+        <w:t>节点缓存</w:t>
+      </w:r>
+    </w:p>
+    <w:p>
+      <w:pPr>
+        <w:ind w:left="0"/>
+        <w:rPr>
+          <w:rFonts w:hint="eastAsia"/>
+        </w:rPr>
+      </w:pPr>
+      <w:r>
+        <w:rPr>
+          <w:rFonts w:hint="eastAsia"/>
+        </w:rPr>
+        <w:t>例子：</w:t>
+      </w:r>
+      <w:r>
+        <w:t>存在集合</w:t>
+      </w:r>
+      <w:r>
+        <w:rPr>
+          <w:rFonts w:hint="eastAsia"/>
+        </w:rPr>
+        <w:t>foo</w:t>
+      </w:r>
+      <w:r>
+        <w:t>1</w:t>
+      </w:r>
+      <w:r>
+        <w:rPr>
+          <w:rFonts w:hint="eastAsia"/>
+        </w:rPr>
+        <w:t>.bar1</w:t>
+      </w:r>
+      <w:r>
+        <w:t>，</w:t>
+      </w:r>
+      <w:r>
+        <w:t>foo2.bar2</w:t>
+      </w:r>
+      <w:r>
+        <w:t>，</w:t>
+      </w:r>
+      <w:r>
+        <w:t>foo3.bar3</w:t>
+      </w:r>
+      <w:r>
+        <w:rPr>
+          <w:rFonts w:hint="eastAsia"/>
+        </w:rPr>
+        <w:t>，</w:t>
+      </w:r>
+      <w:r>
+        <w:t>分别对应</w:t>
+      </w:r>
+      <w:r>
+        <w:rPr>
+          <w:rFonts w:hint="eastAsia"/>
+        </w:rPr>
+        <w:t>cl</w:t>
+      </w:r>
+      <w:r>
+        <w:t xml:space="preserve"> id</w:t>
+      </w:r>
+      <w:r>
+        <w:rPr>
+          <w:rFonts w:hint="eastAsia"/>
+        </w:rPr>
+        <w:t>值</w:t>
+      </w:r>
+      <w:r>
+        <w:t>为</w:t>
+      </w:r>
+      <w:r>
+        <w:rPr>
+          <w:rFonts w:hint="eastAsia"/>
+        </w:rPr>
+        <w:t>12</w:t>
+      </w:r>
+      <w:r>
+        <w:rPr>
+          <w:rFonts w:hint="eastAsia"/>
+        </w:rPr>
+        <w:t>，</w:t>
+      </w:r>
+      <w:r>
+        <w:rPr>
+          <w:rFonts w:hint="eastAsia"/>
+        </w:rPr>
+        <w:t>13</w:t>
+      </w:r>
+      <w:r>
+        <w:rPr>
+          <w:rFonts w:hint="eastAsia"/>
+        </w:rPr>
+        <w:t>，</w:t>
+      </w:r>
+      <w:r>
+        <w:rPr>
+          <w:rFonts w:hint="eastAsia"/>
+        </w:rPr>
+        <w:t>15</w:t>
+      </w:r>
+    </w:p>
+    <w:p>
+      <w:pPr>
+        <w:ind w:left="0"/>
+      </w:pPr>
+      <w:r>
+        <w:rPr>
+          <w:rFonts w:hint="eastAsia"/>
+        </w:rPr>
+        <w:t>mapCataInfo</w:t>
+      </w:r>
+    </w:p>
+    <w:tbl>
+      <w:tblPr>
+        <w:tblStyle w:val="a9"/>
+        <w:tblW w:w="0" w:type="auto"/>
+        <w:tblLook w:val="04A0" w:firstRow="1" w:lastRow="0" w:firstColumn="1" w:lastColumn="0" w:noHBand="0" w:noVBand="1"/>
+      </w:tblPr>
+      <w:tblGrid>
+        <w:gridCol w:w="4261"/>
+        <w:gridCol w:w="4261"/>
+      </w:tblGrid>
+      <w:tr>
+        <w:tc>
+          <w:tcPr>
+            <w:tcW w:w="4261" w:type="dxa"/>
+            <w:shd w:val="clear" w:color="auto" w:fill="B6DDE8" w:themeFill="accent5" w:themeFillTint="66"/>
+          </w:tcPr>
+          <w:p>
+            <w:pPr>
+              <w:ind w:left="0"/>
+              <w:rPr>
+                <w:rFonts w:hint="eastAsia"/>
+              </w:rPr>
+            </w:pPr>
+            <w:r>
+              <w:t>c</w:t>
+            </w:r>
+            <w:r>
+              <w:rPr>
+                <w:rFonts w:hint="eastAsia"/>
+              </w:rPr>
+              <w:t xml:space="preserve">l </w:t>
+            </w:r>
+            <w:r>
+              <w:t>name</w:t>
+            </w:r>
+          </w:p>
+        </w:tc>
+        <w:tc>
+          <w:tcPr>
+            <w:tcW w:w="4261" w:type="dxa"/>
+            <w:shd w:val="clear" w:color="auto" w:fill="B6DDE8" w:themeFill="accent5" w:themeFillTint="66"/>
+          </w:tcPr>
+          <w:p>
+            <w:pPr>
+              <w:ind w:left="0"/>
+              <w:rPr>
+                <w:rFonts w:hint="eastAsia"/>
+              </w:rPr>
+            </w:pPr>
+            <w:r>
+              <w:t>CoordCataInfoPtr</w:t>
+            </w:r>
+            <w:r>
+              <w:rPr>
+                <w:rFonts w:hint="eastAsia"/>
+              </w:rPr>
+              <w:t>（详细</w:t>
+            </w:r>
+            <w:r>
+              <w:t>的编目信息</w:t>
+            </w:r>
+            <w:r>
+              <w:rPr>
+                <w:rFonts w:hint="eastAsia"/>
+              </w:rPr>
+              <w:t>）</w:t>
+            </w:r>
+          </w:p>
+        </w:tc>
+      </w:tr>
+      <w:tr>
+        <w:tc>
+          <w:tcPr>
+            <w:tcW w:w="4261" w:type="dxa"/>
+          </w:tcPr>
+          <w:p>
+            <w:pPr>
+              <w:ind w:left="0"/>
+              <w:rPr>
+                <w:rFonts w:hint="eastAsia"/>
+              </w:rPr>
+            </w:pPr>
+            <w:r>
+              <w:rPr>
+                <w:rFonts w:hint="eastAsia"/>
+              </w:rPr>
+              <w:t>foo</w:t>
+            </w:r>
+            <w:r>
+              <w:t>1</w:t>
+            </w:r>
+            <w:r>
+              <w:rPr>
+                <w:rFonts w:hint="eastAsia"/>
+              </w:rPr>
+              <w:t>.bar1</w:t>
+            </w:r>
+          </w:p>
+        </w:tc>
+        <w:tc>
+          <w:tcPr>
+            <w:tcW w:w="4261" w:type="dxa"/>
+          </w:tcPr>
+          <w:p>
+            <w:pPr>
+              <w:ind w:left="0"/>
+              <w:rPr>
+                <w:rFonts w:hint="eastAsia"/>
+              </w:rPr>
+            </w:pPr>
+            <w:r>
+              <w:t>(</w:t>
+            </w:r>
+            <w:r>
+              <w:rPr>
+                <w:rFonts w:hint="eastAsia"/>
+              </w:rPr>
+              <w:t>略</w:t>
+            </w:r>
+            <w:r>
+              <w:t>)</w:t>
+            </w:r>
+          </w:p>
+        </w:tc>
+      </w:tr>
+      <w:tr>
+        <w:tc>
+          <w:tcPr>
+            <w:tcW w:w="4261" w:type="dxa"/>
+          </w:tcPr>
+          <w:p>
+            <w:pPr>
+              <w:ind w:left="0"/>
+              <w:rPr>
+                <w:rFonts w:hint="eastAsia"/>
+              </w:rPr>
+            </w:pPr>
+            <w:r>
+              <w:t>F</w:t>
+            </w:r>
+            <w:r>
+              <w:rPr>
+                <w:rFonts w:hint="eastAsia"/>
+              </w:rPr>
+              <w:t>oo</w:t>
+            </w:r>
+            <w:r>
+              <w:t>2</w:t>
+            </w:r>
+            <w:r>
+              <w:rPr>
+                <w:rFonts w:hint="eastAsia"/>
+              </w:rPr>
+              <w:t>.bar2</w:t>
+            </w:r>
+          </w:p>
+        </w:tc>
+        <w:tc>
+          <w:tcPr>
+            <w:tcW w:w="4261" w:type="dxa"/>
+          </w:tcPr>
+          <w:p>
+            <w:pPr>
+              <w:ind w:left="0"/>
+              <w:rPr>
+                <w:rFonts w:hint="eastAsia"/>
+              </w:rPr>
+            </w:pPr>
+            <w:r>
+              <w:t>(</w:t>
+            </w:r>
+            <w:r>
+              <w:rPr>
+                <w:rFonts w:hint="eastAsia"/>
+              </w:rPr>
+              <w:t>略</w:t>
+            </w:r>
+            <w:r>
+              <w:t>)</w:t>
+            </w:r>
+          </w:p>
+        </w:tc>
+      </w:tr>
+      <w:tr>
+        <w:tc>
+          <w:tcPr>
+            <w:tcW w:w="4261" w:type="dxa"/>
+          </w:tcPr>
+          <w:p>
+            <w:pPr>
+              <w:ind w:left="0"/>
+              <w:rPr>
+                <w:rFonts w:hint="eastAsia"/>
+              </w:rPr>
+            </w:pPr>
+            <w:r>
+              <w:t>F</w:t>
+            </w:r>
+            <w:r>
+              <w:rPr>
+                <w:rFonts w:hint="eastAsia"/>
+              </w:rPr>
+              <w:t>oo</w:t>
+            </w:r>
+            <w:r>
+              <w:t>3</w:t>
+            </w:r>
+            <w:r>
+              <w:rPr>
+                <w:rFonts w:hint="eastAsia"/>
+              </w:rPr>
+              <w:t>.bar3</w:t>
+            </w:r>
+          </w:p>
+        </w:tc>
+        <w:tc>
+          <w:tcPr>
+            <w:tcW w:w="4261" w:type="dxa"/>
+          </w:tcPr>
+          <w:p>
+            <w:pPr>
+              <w:ind w:left="0"/>
+              <w:rPr>
+                <w:rFonts w:hint="eastAsia"/>
+              </w:rPr>
+            </w:pPr>
+            <w:r>
+              <w:t>(</w:t>
+            </w:r>
+            <w:r>
+              <w:rPr>
+                <w:rFonts w:hint="eastAsia"/>
+              </w:rPr>
+              <w:t>略</w:t>
+            </w:r>
+            <w:r>
+              <w:t>)</w:t>
+            </w:r>
+          </w:p>
+        </w:tc>
+      </w:tr>
+    </w:tbl>
+    <w:p>
+      <w:pPr>
+        <w:ind w:left="0"/>
+      </w:pPr>
+      <w:r>
+        <w:rPr>
+          <w:rFonts w:hint="eastAsia"/>
+        </w:rPr>
+        <w:t>新增</w:t>
+      </w:r>
+      <w:r>
+        <w:rPr>
+          <w:rFonts w:hint="eastAsia"/>
+        </w:rPr>
+        <w:t>map</w:t>
+      </w:r>
+      <w:r>
+        <w:t>Id</w:t>
+      </w:r>
+      <w:r>
+        <w:rPr>
+          <w:rFonts w:hint="eastAsia"/>
+        </w:rPr>
+        <w:t>CataInfo</w:t>
+      </w:r>
+    </w:p>
+    <w:tbl>
+      <w:tblPr>
+        <w:tblStyle w:val="a9"/>
+        <w:tblW w:w="0" w:type="auto"/>
+        <w:tblLook w:val="04A0" w:firstRow="1" w:lastRow="0" w:firstColumn="1" w:lastColumn="0" w:noHBand="0" w:noVBand="1"/>
+      </w:tblPr>
+      <w:tblGrid>
+        <w:gridCol w:w="4261"/>
+        <w:gridCol w:w="4261"/>
+      </w:tblGrid>
+      <w:tr>
+        <w:tc>
+          <w:tcPr>
+            <w:tcW w:w="4261" w:type="dxa"/>
+            <w:shd w:val="clear" w:color="auto" w:fill="B6DDE8" w:themeFill="accent5" w:themeFillTint="66"/>
+          </w:tcPr>
+          <w:p>
+            <w:pPr>
+              <w:ind w:left="0"/>
+              <w:rPr>
+                <w:rFonts w:hint="eastAsia"/>
+              </w:rPr>
+            </w:pPr>
+            <w:r>
+              <w:t>c</w:t>
+            </w:r>
+            <w:r>
+              <w:rPr>
+                <w:rFonts w:hint="eastAsia"/>
+              </w:rPr>
+              <w:t xml:space="preserve">l </w:t>
+            </w:r>
+            <w:r>
+              <w:t>id</w:t>
+            </w:r>
+          </w:p>
+        </w:tc>
+        <w:tc>
+          <w:tcPr>
+            <w:tcW w:w="4261" w:type="dxa"/>
+            <w:shd w:val="clear" w:color="auto" w:fill="B6DDE8" w:themeFill="accent5" w:themeFillTint="66"/>
+          </w:tcPr>
+          <w:p>
+            <w:pPr>
+              <w:ind w:left="0"/>
+              <w:rPr>
+                <w:rFonts w:hint="eastAsia"/>
+              </w:rPr>
+            </w:pPr>
+            <w:r>
+              <w:t>CoordCataInfoPtr</w:t>
+            </w:r>
+            <w:r>
+              <w:rPr>
+                <w:rFonts w:hint="eastAsia"/>
+              </w:rPr>
+              <w:t>（详细</w:t>
+            </w:r>
+            <w:r>
+              <w:t>的编目信息</w:t>
+            </w:r>
+            <w:r>
+              <w:rPr>
+                <w:rFonts w:hint="eastAsia"/>
+              </w:rPr>
+              <w:t>）</w:t>
+            </w:r>
+          </w:p>
+        </w:tc>
+      </w:tr>
+      <w:tr>
+        <w:tc>
+          <w:tcPr>
+            <w:tcW w:w="4261" w:type="dxa"/>
+          </w:tcPr>
+          <w:p>
+            <w:pPr>
+              <w:ind w:left="0"/>
+              <w:rPr>
+                <w:rFonts w:hint="eastAsia"/>
+              </w:rPr>
+            </w:pPr>
+            <w:r>
+              <w:rPr>
+                <w:rFonts w:hint="eastAsia"/>
+              </w:rPr>
+              <w:t>12</w:t>
+            </w:r>
+          </w:p>
+        </w:tc>
+        <w:tc>
+          <w:tcPr>
+            <w:tcW w:w="4261" w:type="dxa"/>
+          </w:tcPr>
+          <w:p>
+            <w:pPr>
+              <w:ind w:left="0"/>
+              <w:rPr>
+                <w:rFonts w:hint="eastAsia"/>
+              </w:rPr>
+            </w:pPr>
+            <w:r>
+              <w:t>(</w:t>
+            </w:r>
+            <w:r>
+              <w:rPr>
+                <w:rFonts w:hint="eastAsia"/>
+              </w:rPr>
+              <w:t>略</w:t>
+            </w:r>
+            <w:r>
+              <w:t>)</w:t>
+            </w:r>
+          </w:p>
+        </w:tc>
+      </w:tr>
+      <w:tr>
+        <w:tc>
+          <w:tcPr>
+            <w:tcW w:w="4261" w:type="dxa"/>
+          </w:tcPr>
+          <w:p>
+            <w:pPr>
+              <w:ind w:left="0"/>
+              <w:rPr>
+                <w:rFonts w:hint="eastAsia"/>
+              </w:rPr>
+            </w:pPr>
+            <w:r>
+              <w:t>13</w:t>
+            </w:r>
+          </w:p>
+        </w:tc>
+        <w:tc>
+          <w:tcPr>
+            <w:tcW w:w="4261" w:type="dxa"/>
+          </w:tcPr>
+          <w:p>
+            <w:pPr>
+              <w:ind w:left="0"/>
+              <w:rPr>
+                <w:rFonts w:hint="eastAsia"/>
+              </w:rPr>
+            </w:pPr>
+            <w:r>
+              <w:t>(</w:t>
+            </w:r>
+            <w:r>
+              <w:rPr>
+                <w:rFonts w:hint="eastAsia"/>
+              </w:rPr>
+              <w:t>略</w:t>
+            </w:r>
+            <w:r>
+              <w:t>)</w:t>
+            </w:r>
+          </w:p>
+        </w:tc>
+      </w:tr>
+      <w:tr>
+        <w:tc>
+          <w:tcPr>
+            <w:tcW w:w="4261" w:type="dxa"/>
+          </w:tcPr>
+          <w:p>
+            <w:pPr>
+              <w:ind w:left="0"/>
+              <w:rPr>
+                <w:rFonts w:hint="eastAsia"/>
+              </w:rPr>
+            </w:pPr>
+            <w:r>
+              <w:t>15</w:t>
+            </w:r>
+          </w:p>
+        </w:tc>
+        <w:tc>
+          <w:tcPr>
+            <w:tcW w:w="4261" w:type="dxa"/>
+          </w:tcPr>
+          <w:p>
+            <w:pPr>
+              <w:ind w:left="0"/>
+              <w:rPr>
+                <w:rFonts w:hint="eastAsia"/>
+              </w:rPr>
+            </w:pPr>
+            <w:r>
+              <w:t>(</w:t>
+            </w:r>
+            <w:r>
+              <w:rPr>
+                <w:rFonts w:hint="eastAsia"/>
+              </w:rPr>
+              <w:t>略</w:t>
+            </w:r>
+            <w:r>
+              <w:t>)</w:t>
+            </w:r>
+          </w:p>
+        </w:tc>
+      </w:tr>
+    </w:tbl>
+    <w:p>
+      <w:pPr>
+        <w:pStyle w:val="3"/>
+      </w:pPr>
+      <w:r>
+        <w:rPr>
+          <w:rFonts w:hint="eastAsia"/>
+        </w:rPr>
+        <w:t>消息结构</w:t>
+      </w:r>
+    </w:p>
+    <w:tbl>
+      <w:tblPr>
+        <w:tblStyle w:val="a9"/>
+        <w:tblW w:w="8165" w:type="dxa"/>
+        <w:tblInd w:w="567" w:type="dxa"/>
+        <w:tblLook w:val="04A0" w:firstRow="1" w:lastRow="0" w:firstColumn="1" w:lastColumn="0" w:noHBand="0" w:noVBand="1"/>
+      </w:tblPr>
+      <w:tblGrid>
+        <w:gridCol w:w="8165"/>
+      </w:tblGrid>
+      <w:tr>
+        <w:tc>
+          <w:tcPr>
+            <w:tcW w:w="8165" w:type="dxa"/>
+          </w:tcPr>
+          <w:p>
+            <w:pPr>
+              <w:ind w:left="0"/>
+            </w:pPr>
+            <w:r>
+              <w:rPr>
+                <w:rFonts w:hint="eastAsia"/>
+              </w:rPr>
+              <w:t>消息结构</w:t>
+            </w:r>
+            <w:r>
+              <w:t>MsgOpQuery</w:t>
+            </w:r>
+          </w:p>
+        </w:tc>
+      </w:tr>
+      <w:tr>
+        <w:tc>
+          <w:tcPr>
+            <w:tcW w:w="8165" w:type="dxa"/>
+          </w:tcPr>
+          <w:p>
+            <w:pPr>
+              <w:ind w:left="0"/>
+            </w:pPr>
+            <w:r>
+              <w:t xml:space="preserve">MsgHeader header </w:t>
+            </w:r>
+          </w:p>
+          <w:p>
+            <w:pPr>
+              <w:ind w:left="0"/>
+            </w:pPr>
+            <w:r>
+              <w:t xml:space="preserve">INT32     version </w:t>
+            </w:r>
+          </w:p>
+          <w:p>
+            <w:pPr>
+              <w:ind w:left="0"/>
+            </w:pPr>
+            <w:r>
+              <w:t xml:space="preserve">SINT16    w </w:t>
+            </w:r>
+          </w:p>
+          <w:p>
+            <w:pPr>
+              <w:ind w:left="0"/>
+            </w:pPr>
+            <w:r>
+              <w:t xml:space="preserve">SINT16    padding </w:t>
+            </w:r>
+          </w:p>
+          <w:p>
+            <w:pPr>
+              <w:ind w:left="0"/>
+            </w:pPr>
+            <w:r>
+              <w:t xml:space="preserve">SINT32    flags </w:t>
+            </w:r>
+          </w:p>
+          <w:p>
+            <w:pPr>
+              <w:ind w:left="0"/>
+            </w:pPr>
+            <w:r>
+              <w:t xml:space="preserve">SINT32    nameLength  </w:t>
+            </w:r>
+            <w:r>
+              <w:rPr>
+                <w:rFonts w:hint="eastAsia"/>
+              </w:rPr>
+              <w:t xml:space="preserve">  </w:t>
+            </w:r>
+            <w:r>
+              <w:rPr>
+                <w:rFonts w:hint="eastAsia"/>
+                <w:color w:val="E36C0A" w:themeColor="accent6" w:themeShade="BF"/>
+              </w:rPr>
+              <w:t>//name</w:t>
+            </w:r>
+            <w:r>
+              <w:rPr>
+                <w:rFonts w:hint="eastAsia"/>
+                <w:color w:val="E36C0A" w:themeColor="accent6" w:themeShade="BF"/>
+              </w:rPr>
+              <w:t>加上</w:t>
+            </w:r>
+            <w:r>
+              <w:rPr>
+                <w:rFonts w:hint="eastAsia"/>
+                <w:color w:val="E36C0A" w:themeColor="accent6" w:themeShade="BF"/>
+              </w:rPr>
+              <w:t>id</w:t>
+            </w:r>
+            <w:r>
+              <w:rPr>
+                <w:rFonts w:hint="eastAsia"/>
+                <w:color w:val="E36C0A" w:themeColor="accent6" w:themeShade="BF"/>
+              </w:rPr>
+              <w:t>的长度</w:t>
+            </w:r>
+          </w:p>
+          <w:p>
+            <w:pPr>
+              <w:ind w:left="0"/>
+            </w:pPr>
+            <w:r>
+              <w:t xml:space="preserve">SINT64    numToSkip </w:t>
+            </w:r>
+          </w:p>
+          <w:p>
+            <w:pPr>
+              <w:ind w:left="0"/>
+            </w:pPr>
+            <w:r>
+              <w:lastRenderedPageBreak/>
+              <w:t>SINT64    numToReturn</w:t>
+            </w:r>
+          </w:p>
+          <w:p>
+            <w:pPr>
+              <w:ind w:left="0"/>
+            </w:pPr>
+            <w:r>
+              <w:t xml:space="preserve">CHAR     name[1] </w:t>
+            </w:r>
+            <w:r>
+              <w:rPr>
+                <w:rFonts w:hint="eastAsia"/>
+              </w:rPr>
+              <w:t xml:space="preserve">      </w:t>
+            </w:r>
+            <w:r>
+              <w:rPr>
+                <w:rFonts w:hint="eastAsia"/>
+                <w:color w:val="E36C0A" w:themeColor="accent6" w:themeShade="BF"/>
+              </w:rPr>
+              <w:t>//</w:t>
+            </w:r>
+            <w:r>
+              <w:rPr>
+                <w:color w:val="E36C0A" w:themeColor="accent6" w:themeShade="BF"/>
+              </w:rPr>
+              <w:t xml:space="preserve"> </w:t>
+            </w:r>
+            <w:r>
+              <w:rPr>
+                <w:rFonts w:hint="eastAsia"/>
+                <w:color w:val="E36C0A" w:themeColor="accent6" w:themeShade="BF"/>
+              </w:rPr>
+              <w:t>cs</w:t>
+            </w:r>
+            <w:r>
+              <w:rPr>
+                <w:rFonts w:hint="eastAsia"/>
+                <w:color w:val="E36C0A" w:themeColor="accent6" w:themeShade="BF"/>
+              </w:rPr>
+              <w:t>name</w:t>
+            </w:r>
+            <w:r>
+              <w:rPr>
+                <w:rFonts w:hint="eastAsia"/>
+                <w:color w:val="E36C0A" w:themeColor="accent6" w:themeShade="BF"/>
+              </w:rPr>
+              <w:t xml:space="preserve"> </w:t>
+            </w:r>
+            <w:r>
+              <w:rPr>
+                <w:rFonts w:hint="eastAsia"/>
+                <w:color w:val="E36C0A" w:themeColor="accent6" w:themeShade="BF"/>
+              </w:rPr>
+              <w:t>+</w:t>
+            </w:r>
+            <w:r>
+              <w:rPr>
+                <w:rFonts w:hint="eastAsia"/>
+                <w:color w:val="E36C0A" w:themeColor="accent6" w:themeShade="BF"/>
+              </w:rPr>
+              <w:t xml:space="preserve"> </w:t>
+            </w:r>
+            <w:r>
+              <w:rPr>
+                <w:color w:val="E36C0A" w:themeColor="accent6" w:themeShade="BF"/>
+              </w:rPr>
+              <w:t>‘</w:t>
+            </w:r>
+            <w:r>
+              <w:rPr>
+                <w:rFonts w:hint="eastAsia"/>
+                <w:color w:val="E36C0A" w:themeColor="accent6" w:themeShade="BF"/>
+              </w:rPr>
+              <w:t>\0</w:t>
+            </w:r>
+            <w:r>
+              <w:rPr>
+                <w:color w:val="E36C0A" w:themeColor="accent6" w:themeShade="BF"/>
+              </w:rPr>
+              <w:t>’</w:t>
+            </w:r>
+            <w:r>
+              <w:rPr>
+                <w:rFonts w:hint="eastAsia"/>
+                <w:color w:val="E36C0A" w:themeColor="accent6" w:themeShade="BF"/>
+              </w:rPr>
+              <w:t xml:space="preserve"> </w:t>
+            </w:r>
+            <w:r>
+              <w:rPr>
+                <w:rFonts w:hint="eastAsia"/>
+                <w:color w:val="E36C0A" w:themeColor="accent6" w:themeShade="BF"/>
+              </w:rPr>
+              <w:t>+</w:t>
+            </w:r>
+            <w:r>
+              <w:rPr>
+                <w:rFonts w:hint="eastAsia"/>
+                <w:color w:val="E36C0A" w:themeColor="accent6" w:themeShade="BF"/>
+              </w:rPr>
+              <w:t xml:space="preserve"> cs</w:t>
+            </w:r>
+            <w:r>
+              <w:rPr>
+                <w:rFonts w:hint="eastAsia"/>
+                <w:color w:val="E36C0A" w:themeColor="accent6" w:themeShade="BF"/>
+              </w:rPr>
+              <w:t>id</w:t>
+            </w:r>
+            <w:r>
+              <w:rPr>
+                <w:rFonts w:hint="eastAsia"/>
+                <w:color w:val="E36C0A" w:themeColor="accent6" w:themeShade="BF"/>
+              </w:rPr>
+              <w:t xml:space="preserve"> </w:t>
+            </w:r>
+            <w:r>
+              <w:rPr>
+                <w:rFonts w:hint="eastAsia"/>
+                <w:color w:val="E36C0A" w:themeColor="accent6" w:themeShade="BF"/>
+              </w:rPr>
+              <w:t>或者</w:t>
+            </w:r>
+            <w:r>
+              <w:rPr>
+                <w:rFonts w:hint="eastAsia"/>
+                <w:color w:val="E36C0A" w:themeColor="accent6" w:themeShade="BF"/>
+              </w:rPr>
+              <w:t xml:space="preserve"> cs</w:t>
+            </w:r>
+            <w:r>
+              <w:rPr>
+                <w:rFonts w:hint="eastAsia"/>
+                <w:color w:val="E36C0A" w:themeColor="accent6" w:themeShade="BF"/>
+              </w:rPr>
+              <w:t>name</w:t>
+            </w:r>
+            <w:r>
+              <w:rPr>
+                <w:rFonts w:hint="eastAsia"/>
+                <w:color w:val="E36C0A" w:themeColor="accent6" w:themeShade="BF"/>
+              </w:rPr>
+              <w:t xml:space="preserve">.clname </w:t>
+            </w:r>
+            <w:r>
+              <w:rPr>
+                <w:rFonts w:hint="eastAsia"/>
+                <w:color w:val="E36C0A" w:themeColor="accent6" w:themeShade="BF"/>
+              </w:rPr>
+              <w:t>+</w:t>
+            </w:r>
+            <w:r>
+              <w:rPr>
+                <w:rFonts w:hint="eastAsia"/>
+                <w:color w:val="E36C0A" w:themeColor="accent6" w:themeShade="BF"/>
+              </w:rPr>
+              <w:t xml:space="preserve"> </w:t>
+            </w:r>
+            <w:r>
+              <w:rPr>
+                <w:color w:val="E36C0A" w:themeColor="accent6" w:themeShade="BF"/>
+              </w:rPr>
+              <w:t>’</w:t>
+            </w:r>
+            <w:r>
+              <w:rPr>
+                <w:rFonts w:hint="eastAsia"/>
+                <w:color w:val="E36C0A" w:themeColor="accent6" w:themeShade="BF"/>
+              </w:rPr>
+              <w:t>\0</w:t>
+            </w:r>
+            <w:r>
+              <w:rPr>
+                <w:color w:val="E36C0A" w:themeColor="accent6" w:themeShade="BF"/>
+              </w:rPr>
+              <w:t>’</w:t>
+            </w:r>
+            <w:r>
+              <w:rPr>
+                <w:rFonts w:hint="eastAsia"/>
+                <w:color w:val="E36C0A" w:themeColor="accent6" w:themeShade="BF"/>
+              </w:rPr>
+              <w:t xml:space="preserve"> </w:t>
+            </w:r>
+            <w:r>
+              <w:rPr>
+                <w:rFonts w:hint="eastAsia"/>
+                <w:color w:val="E36C0A" w:themeColor="accent6" w:themeShade="BF"/>
+              </w:rPr>
+              <w:t>+</w:t>
+            </w:r>
+            <w:r>
+              <w:rPr>
+                <w:rFonts w:hint="eastAsia"/>
+                <w:color w:val="E36C0A" w:themeColor="accent6" w:themeShade="BF"/>
+              </w:rPr>
+              <w:t xml:space="preserve"> clid</w:t>
+            </w:r>
+          </w:p>
+        </w:tc>
+      </w:tr>
+    </w:tbl>
+    <w:p>
+      <w:pPr>
+        <w:rPr>
+          <w:rFonts w:hint="eastAsia"/>
+        </w:rPr>
+      </w:pPr>
+    </w:p>
+    <w:p>
+      <w:pPr>
+        <w:pStyle w:val="3"/>
+      </w:pPr>
+      <w:r>
+        <w:rPr>
+          <w:rFonts w:hint="eastAsia"/>
+        </w:rPr>
+        <w:t>升级</w:t>
+      </w:r>
+    </w:p>
+    <w:p>
+      <w:pPr>
+        <w:ind w:left="0" w:firstLine="357"/>
+      </w:pPr>
+      <w:r>
+        <w:rPr>
+          <w:rFonts w:hint="eastAsia"/>
+        </w:rPr>
+        <w:t>支持滚动升级（因为</w:t>
+      </w:r>
+      <w:bookmarkStart w:id="0" w:name="_GoBack"/>
+      <w:bookmarkEnd w:id="0"/>
+      <w:r>
+        <w:rPr>
+          <w:rFonts w:hint="eastAsia"/>
+        </w:rPr>
+        <w:t>rename</w:t>
+      </w:r>
+      <w:r>
+        <w:rPr>
+          <w:rFonts w:hint="eastAsia"/>
+        </w:rPr>
+        <w:t>功能要在</w:t>
+      </w:r>
+      <w:r>
+        <w:rPr>
+          <w:rFonts w:hint="eastAsia"/>
+        </w:rPr>
+        <w:t>2.8</w:t>
+      </w:r>
+      <w:r>
+        <w:rPr>
+          <w:rFonts w:hint="eastAsia"/>
+        </w:rPr>
+        <w:t>上实现）。</w:t>
+      </w:r>
+    </w:p>
+    <w:p>
+      <w:pPr>
+        <w:ind w:left="0" w:firstLine="357"/>
+        <w:rPr>
+          <w:rFonts w:hint="eastAsia"/>
+        </w:rPr>
+      </w:pPr>
+      <w:r>
+        <w:rPr>
+          <w:rFonts w:hint="eastAsia"/>
+        </w:rPr>
+        <w:t>必须先升级</w:t>
+      </w:r>
+      <w:r>
+        <w:rPr>
+          <w:rFonts w:hint="eastAsia"/>
+        </w:rPr>
+        <w:t>catalog</w:t>
+      </w:r>
+      <w:r>
+        <w:rPr>
+          <w:rFonts w:hint="eastAsia"/>
+        </w:rPr>
+        <w:t>再升级其他节点。</w:t>
+      </w:r>
+      <w:proofErr w:type="gramStart"/>
+      <w:r>
+        <w:rPr>
+          <w:rFonts w:hint="eastAsia"/>
+        </w:rPr>
+        <w:t>否则</w:t>
+      </w:r>
+      <w:r>
+        <w:rPr>
+          <w:rFonts w:hint="eastAsia"/>
+        </w:rPr>
+        <w:t>新</w:t>
+      </w:r>
+      <w:proofErr w:type="gramEnd"/>
+      <w:r>
+        <w:rPr>
+          <w:rFonts w:hint="eastAsia"/>
+        </w:rPr>
+        <w:t>data</w:t>
+      </w:r>
+      <w:r>
+        <w:t>向旧</w:t>
+      </w:r>
+      <w:r>
+        <w:t>catalog</w:t>
+      </w:r>
+      <w:r>
+        <w:t>查询</w:t>
+      </w:r>
+      <w:r>
+        <w:rPr>
+          <w:rFonts w:hint="eastAsia"/>
+        </w:rPr>
+        <w:t>cs</w:t>
+      </w:r>
+      <w:r>
+        <w:t xml:space="preserve"> id</w:t>
+      </w:r>
+      <w:r>
+        <w:rPr>
+          <w:rFonts w:hint="eastAsia"/>
+        </w:rPr>
+        <w:t>时</w:t>
+      </w:r>
+      <w:r>
+        <w:t>，旧</w:t>
+      </w:r>
+      <w:r>
+        <w:t>catalog</w:t>
+      </w:r>
+      <w:r>
+        <w:rPr>
+          <w:rFonts w:hint="eastAsia"/>
+        </w:rPr>
+        <w:t>查询</w:t>
+      </w:r>
+      <w:r>
+        <w:t>不到任何数据</w:t>
+      </w:r>
+      <w:r>
+        <w:rPr>
+          <w:rFonts w:hint="eastAsia"/>
+        </w:rPr>
+        <w:t>。（</w:t>
+      </w:r>
+      <w:r>
+        <w:rPr>
+          <w:rFonts w:hint="eastAsia"/>
+          <w:color w:val="FF0000"/>
+        </w:rPr>
+        <w:t>在</w:t>
+      </w:r>
+      <w:r>
+        <w:rPr>
+          <w:color w:val="FF0000"/>
+        </w:rPr>
+        <w:t>升级编目节点时，</w:t>
+      </w:r>
+      <w:r>
+        <w:rPr>
+          <w:rFonts w:hint="eastAsia"/>
+          <w:color w:val="FF0000"/>
+        </w:rPr>
+        <w:t>貌似</w:t>
+      </w:r>
+      <w:r>
+        <w:rPr>
+          <w:color w:val="FF0000"/>
+        </w:rPr>
+        <w:t>业务还是会中</w:t>
+      </w:r>
+      <w:r>
+        <w:rPr>
+          <w:rFonts w:hint="eastAsia"/>
+          <w:color w:val="FF0000"/>
+        </w:rPr>
+        <w:t>断</w:t>
+      </w:r>
+      <w:r>
+        <w:rPr>
+          <w:rFonts w:hint="eastAsia"/>
+        </w:rPr>
+        <w:t>）</w:t>
+      </w:r>
+    </w:p>
+    <w:p>
+      <w:pPr>
+        <w:ind w:left="0" w:firstLine="357"/>
+        <w:rPr>
+          <w:rFonts w:hint="eastAsia"/>
+        </w:rPr>
+      </w:pPr>
+    </w:p>
+    <w:p>
+      <w:pPr>
+        <w:ind w:left="0"/>
+      </w:pPr>
+      <w:r>
+        <w:t>C</w:t>
+      </w:r>
+      <w:r>
+        <w:rPr>
+          <w:rFonts w:hint="eastAsia"/>
+        </w:rPr>
+        <w:t>ata</w:t>
+      </w:r>
+      <w:r>
+        <w:t>log</w:t>
+      </w:r>
+      <w:r>
+        <w:rPr>
+          <w:rFonts w:hint="eastAsia"/>
+        </w:rPr>
+        <w:t>升级</w:t>
+      </w:r>
+      <w:r>
+        <w:t>：</w:t>
+      </w:r>
+    </w:p>
+    <w:p>
+      <w:pPr>
+        <w:ind w:left="0"/>
+        <w:rPr>
+          <w:rFonts w:hint="eastAsia"/>
+        </w:rPr>
+      </w:pPr>
+      <w:r>
+        <w:rPr>
+          <w:rFonts w:hint="eastAsia"/>
+        </w:rPr>
+        <w:t>升级</w:t>
+      </w:r>
+      <w:r>
+        <w:t>完成后，如果</w:t>
+      </w:r>
+      <w:r>
+        <w:rPr>
+          <w:rFonts w:hint="eastAsia"/>
+        </w:rPr>
+        <w:t>升成</w:t>
+      </w:r>
+      <w:r>
+        <w:t>主节点，</w:t>
+      </w:r>
+      <w:r>
+        <w:rPr>
+          <w:rFonts w:hint="eastAsia"/>
+        </w:rPr>
+        <w:t>发现</w:t>
+      </w:r>
+      <w:r>
+        <w:rPr>
+          <w:rFonts w:hint="eastAsia"/>
+        </w:rPr>
+        <w:t>SYSCOLLECTIONS</w:t>
+      </w:r>
+      <w:r>
+        <w:rPr>
+          <w:rFonts w:hint="eastAsia"/>
+        </w:rPr>
+        <w:t>中</w:t>
+      </w:r>
+      <w:r>
+        <w:t>没有</w:t>
+      </w:r>
+      <w:r>
+        <w:rPr>
+          <w:rFonts w:hint="eastAsia"/>
+        </w:rPr>
+        <w:t>ID</w:t>
+      </w:r>
+      <w:r>
+        <w:t>，</w:t>
+      </w:r>
+      <w:r>
+        <w:rPr>
+          <w:rFonts w:hint="eastAsia"/>
+        </w:rPr>
+        <w:t>则按照</w:t>
+      </w:r>
+      <w:r>
+        <w:t>一定的顺序，为</w:t>
+      </w:r>
+      <w:r>
+        <w:rPr>
+          <w:rFonts w:hint="eastAsia"/>
+        </w:rPr>
+        <w:t>每个</w:t>
+      </w:r>
+      <w:r>
+        <w:t>CS/CL</w:t>
+      </w:r>
+      <w:r>
+        <w:rPr>
+          <w:rFonts w:hint="eastAsia"/>
+        </w:rPr>
+        <w:t>生成</w:t>
+      </w:r>
+      <w:r>
+        <w:t>id</w:t>
+      </w:r>
+      <w:r>
+        <w:rPr>
+          <w:rFonts w:hint="eastAsia"/>
+        </w:rPr>
+        <w:t>。这个</w:t>
+      </w:r>
+      <w:r>
+        <w:t>顺序是</w:t>
+      </w:r>
+      <w:r>
+        <w:rPr>
+          <w:rFonts w:hint="eastAsia"/>
+        </w:rPr>
+        <w:t>按</w:t>
+      </w:r>
+      <w:r>
+        <w:t>_id</w:t>
+      </w:r>
+      <w:r>
+        <w:rPr>
+          <w:rFonts w:hint="eastAsia"/>
+        </w:rPr>
+        <w:t>升序</w:t>
+      </w:r>
+      <w:r>
+        <w:t>。通过</w:t>
+      </w:r>
+      <w:r>
+        <w:rPr>
+          <w:rFonts w:hint="eastAsia"/>
+        </w:rPr>
+        <w:t>日志同步</w:t>
+      </w:r>
+      <w:r>
+        <w:t>到其他</w:t>
+      </w:r>
+      <w:r>
+        <w:rPr>
+          <w:rFonts w:hint="eastAsia"/>
+        </w:rPr>
+        <w:t>备</w:t>
+      </w:r>
+      <w:r>
+        <w:t>节点。</w:t>
+      </w:r>
+    </w:p>
+    <w:p>
+      <w:pPr>
+        <w:ind w:left="0"/>
+      </w:pPr>
+    </w:p>
+    <w:p>
+      <w:pPr>
+        <w:ind w:left="0"/>
+        <w:rPr>
+          <w:rFonts w:hint="eastAsia"/>
+        </w:rPr>
+      </w:pPr>
+      <w:r>
+        <w:rPr>
+          <w:rFonts w:hint="eastAsia"/>
+        </w:rPr>
+        <w:t>Data</w:t>
+      </w:r>
+      <w:r>
+        <w:t>升级</w:t>
+      </w:r>
+      <w:r>
+        <w:rPr>
+          <w:rFonts w:hint="eastAsia"/>
+        </w:rPr>
+        <w:t>：</w:t>
+      </w:r>
+    </w:p>
+    <w:p>
+      <w:pPr>
+        <w:pStyle w:val="aa"/>
+        <w:numPr>
+          <w:ilvl w:val="0"/>
+          <w:numId w:val="42"/>
+        </w:numPr>
+        <w:ind w:firstLineChars="0"/>
+        <w:rPr>
+          <w:rFonts w:hint="eastAsia"/>
+        </w:rPr>
+      </w:pPr>
+      <w:r>
+        <w:t>L</w:t>
+      </w:r>
+      <w:r>
+        <w:rPr>
+          <w:rFonts w:hint="eastAsia"/>
+        </w:rPr>
+        <w:t>oad</w:t>
+      </w:r>
+      <w:r>
+        <w:t xml:space="preserve"> cs</w:t>
+      </w:r>
+    </w:p>
+    <w:p>
+      <w:pPr>
+        <w:pStyle w:val="aa"/>
+        <w:numPr>
+          <w:ilvl w:val="0"/>
+          <w:numId w:val="42"/>
+        </w:numPr>
+        <w:ind w:firstLineChars="0"/>
+      </w:pPr>
+      <w:r>
+        <w:rPr>
+          <w:rFonts w:hint="eastAsia"/>
+        </w:rPr>
+        <w:t>向</w:t>
+      </w:r>
+      <w:r>
+        <w:t>编目节点</w:t>
+      </w:r>
+      <w:r>
+        <w:rPr>
+          <w:rFonts w:hint="eastAsia"/>
+        </w:rPr>
+        <w:t>注册</w:t>
+      </w:r>
+      <w:r>
+        <w:rPr>
+          <w:rFonts w:hint="eastAsia"/>
+        </w:rPr>
+        <w:t>，</w:t>
+      </w:r>
+      <w:r>
+        <w:t>拿到节点</w:t>
+      </w:r>
+      <w:r>
+        <w:t>ID</w:t>
+      </w:r>
+    </w:p>
+    <w:p>
+      <w:pPr>
+        <w:pStyle w:val="aa"/>
+        <w:numPr>
+          <w:ilvl w:val="0"/>
+          <w:numId w:val="42"/>
+        </w:numPr>
+        <w:ind w:firstLineChars="0"/>
+      </w:pPr>
+      <w:r>
+        <w:rPr>
+          <w:rFonts w:hint="eastAsia"/>
+        </w:rPr>
+        <w:t>向</w:t>
+      </w:r>
+      <w:r>
+        <w:t>编目节点</w:t>
+      </w:r>
+      <w:r>
+        <w:rPr>
+          <w:rFonts w:hint="eastAsia"/>
+        </w:rPr>
+        <w:t>请求</w:t>
+      </w:r>
+      <w:r>
+        <w:t>cs</w:t>
+      </w:r>
+      <w:r>
+        <w:rPr>
+          <w:rFonts w:hint="eastAsia"/>
+        </w:rPr>
+        <w:t>信息，</w:t>
+      </w:r>
+      <w:r>
+        <w:rPr>
+          <w:rFonts w:hint="eastAsia"/>
+        </w:rPr>
+        <w:t>请求</w:t>
+      </w:r>
+      <w:r>
+        <w:t>cl</w:t>
+      </w:r>
+      <w:r>
+        <w:rPr>
+          <w:rFonts w:hint="eastAsia"/>
+        </w:rPr>
+        <w:t>信息</w:t>
+      </w:r>
+      <w:r>
+        <w:t>，</w:t>
+      </w:r>
+      <w:r>
+        <w:t>更新数据节点的</w:t>
+      </w:r>
+      <w:r>
+        <w:rPr>
+          <w:rFonts w:hint="eastAsia"/>
+        </w:rPr>
+        <w:t>缓存</w:t>
+      </w:r>
+    </w:p>
+    <w:p>
+      <w:pPr>
+        <w:pStyle w:val="aa"/>
+        <w:numPr>
+          <w:ilvl w:val="0"/>
+          <w:numId w:val="42"/>
+        </w:numPr>
+        <w:ind w:firstLineChars="0"/>
+        <w:rPr>
+          <w:rFonts w:hint="eastAsia"/>
+        </w:rPr>
+      </w:pPr>
+      <w:r>
+        <w:rPr>
+          <w:rFonts w:hint="eastAsia"/>
+        </w:rPr>
+        <w:t>把</w:t>
+      </w:r>
+      <w:r>
+        <w:rPr>
+          <w:rFonts w:hint="eastAsia"/>
+        </w:rPr>
+        <w:t>cs</w:t>
+      </w:r>
+      <w:r>
+        <w:t xml:space="preserve"> id</w:t>
+      </w:r>
+      <w:r>
+        <w:rPr>
+          <w:rFonts w:hint="eastAsia"/>
+        </w:rPr>
+        <w:t>、</w:t>
+      </w:r>
+      <w:r>
+        <w:t>cl id</w:t>
+      </w:r>
+      <w:r>
+        <w:rPr>
+          <w:rFonts w:hint="eastAsia"/>
+        </w:rPr>
+        <w:t>写入</w:t>
+      </w:r>
+      <w:r>
+        <w:t>cs</w:t>
+      </w:r>
+      <w:r>
+        <w:t>文件</w:t>
+      </w:r>
+    </w:p>
+    <w:p>
+      <w:pPr>
+        <w:ind w:left="0"/>
+      </w:pPr>
+      <w:r>
+        <w:rPr>
+          <w:rFonts w:hint="eastAsia"/>
+        </w:rPr>
+        <w:t>备注</w:t>
+      </w:r>
+      <w:r>
+        <w:t>：</w:t>
+      </w:r>
+    </w:p>
+    <w:p>
+      <w:pPr>
+        <w:ind w:left="0"/>
+        <w:rPr>
+          <w:rFonts w:hint="eastAsia"/>
+        </w:rPr>
+      </w:pPr>
+      <w:r>
+        <w:rPr>
+          <w:rFonts w:hint="eastAsia"/>
+        </w:rPr>
+        <w:t>请求</w:t>
+      </w:r>
+      <w:r>
+        <w:t>消息</w:t>
+      </w:r>
+      <w:r>
+        <w:rPr>
+          <w:rFonts w:hint="eastAsia"/>
+        </w:rPr>
+        <w:t>为</w:t>
+      </w:r>
+      <w:r>
+        <w:t>MSG_CAT_QUERY_SPACEINFO_REQ</w:t>
+      </w:r>
+      <w:r>
+        <w:rPr>
+          <w:rFonts w:hint="eastAsia"/>
+        </w:rPr>
+        <w:t xml:space="preserve"> </w:t>
+      </w:r>
+      <w:r>
+        <w:t>MSG_CAT_QUERY_CATALOG_REQ</w:t>
+      </w:r>
+    </w:p>
+    <w:p>
+      <w:pPr>
+        <w:pStyle w:val="3"/>
+      </w:pPr>
+      <w:r>
+        <w:rPr>
+          <w:rFonts w:hint="eastAsia"/>
+        </w:rPr>
+        <w:t>节点同步</w:t>
+      </w:r>
+    </w:p>
+    <w:p>
+      <w:pPr>
+        <w:ind w:left="0"/>
+      </w:pPr>
+      <w:r>
+        <w:rPr>
+          <w:rFonts w:hint="eastAsia"/>
+        </w:rPr>
+        <w:t>DPS</w:t>
+      </w:r>
+      <w:r>
+        <w:rPr>
+          <w:rFonts w:hint="eastAsia"/>
+        </w:rPr>
+        <w:t>日志新增字段</w:t>
+      </w:r>
+      <w:r>
+        <w:t>DPS_LOG_PUBLIC_</w:t>
+      </w:r>
+      <w:r>
+        <w:rPr>
+          <w:rFonts w:hint="eastAsia"/>
+        </w:rPr>
+        <w:t>CLID</w:t>
+      </w:r>
+    </w:p>
+    <w:p>
+      <w:pPr>
+        <w:ind w:left="0"/>
+      </w:pPr>
+      <w:r>
+        <w:rPr>
+          <w:rFonts w:hint="eastAsia"/>
+        </w:rPr>
+        <w:t>create/drop/rename cs</w:t>
+      </w:r>
+      <w:r>
+        <w:rPr>
+          <w:rFonts w:hint="eastAsia"/>
+        </w:rPr>
+        <w:t>新增字段</w:t>
+      </w:r>
+      <w:r>
+        <w:t>DPS_LOG_CSCRT_CS</w:t>
+      </w:r>
+      <w:r>
+        <w:rPr>
+          <w:rFonts w:hint="eastAsia"/>
+        </w:rPr>
+        <w:t xml:space="preserve">ID </w:t>
+      </w:r>
+    </w:p>
+    <w:p>
+      <w:pPr>
+        <w:ind w:left="0"/>
+        <w:rPr>
+          <w:rFonts w:hint="eastAsia"/>
+        </w:rPr>
+      </w:pPr>
+      <w:r>
+        <w:rPr>
+          <w:rFonts w:hint="eastAsia"/>
+        </w:rPr>
+        <w:t>日志</w:t>
+      </w:r>
+      <w:r>
+        <w:t>重放</w:t>
+      </w:r>
+      <w:r>
+        <w:rPr>
+          <w:rFonts w:hint="eastAsia"/>
+        </w:rPr>
+        <w:t>时</w:t>
+      </w:r>
+      <w:r>
+        <w:t>，先判断</w:t>
+      </w:r>
+      <w:r>
+        <w:rPr>
+          <w:rFonts w:hint="eastAsia"/>
+        </w:rPr>
+        <w:t>是否</w:t>
+      </w:r>
+      <w:r>
+        <w:t>有</w:t>
+      </w:r>
+      <w:r>
+        <w:t>id</w:t>
+      </w:r>
+      <w:r>
+        <w:rPr>
+          <w:rFonts w:hint="eastAsia"/>
+        </w:rPr>
+        <w:t>，</w:t>
+      </w:r>
+      <w:r>
+        <w:t>如果有，按照</w:t>
+      </w:r>
+      <w:r>
+        <w:t>id</w:t>
+      </w:r>
+      <w:r>
+        <w:t>重放。如果</w:t>
+      </w:r>
+      <w:r>
+        <w:rPr>
+          <w:rFonts w:hint="eastAsia"/>
+        </w:rPr>
+        <w:t>没有</w:t>
+      </w:r>
+      <w:r>
+        <w:t>，按照</w:t>
+      </w:r>
+      <w:r>
+        <w:t>name</w:t>
+      </w:r>
+      <w:r>
+        <w:t>重放</w:t>
+      </w:r>
+      <w:r>
+        <w:rPr>
+          <w:rFonts w:hint="eastAsia"/>
+        </w:rPr>
+        <w:t>。</w:t>
+      </w:r>
+    </w:p>
+    <w:p>
+      <w:pPr>
+        <w:pStyle w:val="2"/>
+      </w:pPr>
+      <w:r>
+        <w:rPr>
+          <w:rFonts w:hint="eastAsia"/>
+        </w:rPr>
+        <w:lastRenderedPageBreak/>
+        <w:t>CS</w:t>
+      </w:r>
+      <w:r>
+        <w:rPr>
+          <w:rFonts w:hint="eastAsia"/>
+        </w:rPr>
+        <w:t>操作流程</w:t>
+      </w:r>
+    </w:p>
+    <w:p>
+      <w:pPr>
+        <w:pStyle w:val="3"/>
+        <w:numPr>
+          <w:ilvl w:val="0"/>
+          <w:numId w:val="40"/>
+        </w:numPr>
       </w:pPr>
       <w:r>
         <w:rPr>
@@ -2017,19 +6184,27 @@
         <w:rPr>
           <w:rFonts w:hint="eastAsia"/>
         </w:rPr>
-        <w:t xml:space="preserve"> DD</w:t>
-      </w:r>
-      <w:r>
-        <w:rPr>
-          <w:rFonts w:hint="eastAsia"/>
-        </w:rPr>
-        <w:t>L</w:t>
-      </w:r>
-      <w:r>
-        <w:rPr>
-          <w:rFonts w:hint="eastAsia"/>
-        </w:rPr>
-        <w:t>操作流程</w:t>
+        <w:t xml:space="preserve"> </w:t>
+      </w:r>
+      <w:proofErr w:type="gramStart"/>
+      <w:r>
+        <w:rPr>
+          <w:rFonts w:hint="eastAsia"/>
+        </w:rPr>
+        <w:t>表</w:t>
+      </w:r>
+      <w:r>
+        <w:rPr>
+          <w:rFonts w:hint="eastAsia"/>
+        </w:rPr>
+        <w:t>操作</w:t>
+      </w:r>
+      <w:proofErr w:type="gramEnd"/>
+      <w:r>
+        <w:rPr>
+          <w:rFonts w:hint="eastAsia"/>
+        </w:rPr>
+        <w:t>流程</w:t>
       </w:r>
     </w:p>
     <w:p>
@@ -2048,7 +6223,7 @@
       </w:r>
     </w:p>
     <w:p>
-      <w:commentRangeStart w:id="0"/>
+      <w:commentRangeStart w:id="1"/>
       <w:r>
         <w:rPr>
           <w:noProof/>
@@ -2099,12 +6274,12 @@
           </wp:inline>
         </w:drawing>
       </w:r>
-      <w:commentRangeEnd w:id="0"/>
+      <w:commentRangeEnd w:id="1"/>
       <w:r>
         <w:rPr>
           <w:rStyle w:val="af0"/>
         </w:rPr>
-        <w:commentReference w:id="0"/>
+        <w:commentReference w:id="1"/>
       </w:r>
     </w:p>
     <w:tbl>
@@ -4258,8 +8433,16 @@
               <w:rPr>
                 <w:rFonts w:hint="eastAsia"/>
               </w:rPr>
-              <w:t>，子表</w:t>
-            </w:r>
+              <w:t>，</w:t>
+            </w:r>
+            <w:proofErr w:type="gramStart"/>
+            <w:r>
+              <w:rPr>
+                <w:rFonts w:hint="eastAsia"/>
+              </w:rPr>
+              <w:t>子表</w:t>
+            </w:r>
+            <w:proofErr w:type="gramEnd"/>
             <w:r>
               <w:rPr>
                 <w:rFonts w:hint="eastAsia"/>
@@ -4592,7 +8775,15 @@
     </w:p>
     <w:p>
       <w:r>
-        <w:t xml:space="preserve">      "SubCLName": "subcs.subcl",</w:t>
+        <w:t xml:space="preserve">      "SubCLName": "</w:t>
+      </w:r>
+      <w:proofErr w:type="gramStart"/>
+      <w:r>
+        <w:t>subcs.subcl</w:t>
+      </w:r>
+      <w:proofErr w:type="gramEnd"/>
+      <w:r>
+        <w:t>",</w:t>
       </w:r>
     </w:p>
     <w:p>
@@ -4727,7 +8918,15 @@
     </w:p>
     <w:p>
       <w:r>
-        <w:t xml:space="preserve">  "Name": "maincs.maincl",</w:t>
+        <w:t xml:space="preserve">  "Name": "</w:t>
+      </w:r>
+      <w:proofErr w:type="gramStart"/>
+      <w:r>
+        <w:t>maincs.maincl</w:t>
+      </w:r>
+      <w:proofErr w:type="gramEnd"/>
+      <w:r>
+        <w:t>",</w:t>
       </w:r>
     </w:p>
     <w:p>
@@ -4747,11 +8946,19 @@
       </w:r>
     </w:p>
     <w:p>
-      <w:r>
-        <w:rPr>
-          <w:rFonts w:hint="eastAsia"/>
-        </w:rPr>
-        <w:t>子表编目信息：</w:t>
+      <w:proofErr w:type="gramStart"/>
+      <w:r>
+        <w:rPr>
+          <w:rFonts w:hint="eastAsia"/>
+        </w:rPr>
+        <w:t>子表编目</w:t>
+      </w:r>
+      <w:proofErr w:type="gramEnd"/>
+      <w:r>
+        <w:rPr>
+          <w:rFonts w:hint="eastAsia"/>
+        </w:rPr>
+        <w:t>信息：</w:t>
       </w:r>
     </w:p>
     <w:p>
@@ -4858,7 +9065,15 @@
     </w:p>
     <w:p>
       <w:r>
-        <w:t xml:space="preserve">  "MainCLName": "maincs.maincl",</w:t>
+        <w:t xml:space="preserve">  "MainCLName": "</w:t>
+      </w:r>
+      <w:proofErr w:type="gramStart"/>
+      <w:r>
+        <w:t>maincs.maincl</w:t>
+      </w:r>
+      <w:proofErr w:type="gramEnd"/>
+      <w:r>
+        <w:t>",</w:t>
       </w:r>
     </w:p>
     <w:p>
@@ -4922,7 +9137,15 @@
     </w:p>
     <w:p>
       <w:r>
-        <w:t xml:space="preserve">  "Name": "subcs.subcl",</w:t>
+        <w:t xml:space="preserve">  "Name": "</w:t>
+      </w:r>
+      <w:proofErr w:type="gramStart"/>
+      <w:r>
+        <w:t>subcs.subcl</w:t>
+      </w:r>
+      <w:proofErr w:type="gramEnd"/>
+      <w:r>
+        <w:t>",</w:t>
       </w:r>
     </w:p>
     <w:p>
@@ -5254,8 +9477,16 @@
               <w:rPr>
                 <w:rFonts w:hint="eastAsia"/>
               </w:rPr>
-              <w:t>，子表</w:t>
-            </w:r>
+              <w:t>，</w:t>
+            </w:r>
+            <w:proofErr w:type="gramStart"/>
+            <w:r>
+              <w:rPr>
+                <w:rFonts w:hint="eastAsia"/>
+              </w:rPr>
+              <w:t>子表</w:t>
+            </w:r>
+            <w:proofErr w:type="gramEnd"/>
             <w:r>
               <w:rPr>
                 <w:rFonts w:hint="eastAsia"/>
@@ -6179,12 +10410,14 @@
       </w:r>
     </w:p>
     <w:p>
+      <w:proofErr w:type="gramStart"/>
       <w:r>
         <w:rPr>
           <w:rFonts w:hint="eastAsia"/>
         </w:rPr>
         <w:t>没有回滚流程</w:t>
       </w:r>
+      <w:proofErr w:type="gramEnd"/>
     </w:p>
     <w:p/>
     <w:p>
@@ -6275,12 +10508,14 @@
       </w:r>
     </w:p>
     <w:p>
+      <w:proofErr w:type="gramStart"/>
       <w:r>
         <w:rPr>
           <w:rFonts w:hint="eastAsia"/>
         </w:rPr>
         <w:t>没有回滚流程</w:t>
       </w:r>
+      <w:proofErr w:type="gramEnd"/>
     </w:p>
     <w:p/>
     <w:p>
@@ -6395,12 +10630,14 @@
       </w:r>
     </w:p>
     <w:p>
+      <w:proofErr w:type="gramStart"/>
       <w:r>
         <w:rPr>
           <w:rFonts w:hint="eastAsia"/>
         </w:rPr>
         <w:t>没有回滚流程</w:t>
       </w:r>
+      <w:proofErr w:type="gramEnd"/>
     </w:p>
     <w:p/>
     <w:p>
@@ -8562,13 +12799,19 @@
         <w:rPr>
           <w:rFonts w:hint="eastAsia"/>
         </w:rPr>
-        <w:t>CL DML</w:t>
-      </w:r>
-      <w:r>
-        <w:rPr>
-          <w:rFonts w:hint="eastAsia"/>
-        </w:rPr>
-        <w:t>操作流程</w:t>
+        <w:t xml:space="preserve">CL </w:t>
+      </w:r>
+      <w:r>
+        <w:rPr>
+          <w:rFonts w:hint="eastAsia"/>
+        </w:rPr>
+        <w:t>增删改查</w:t>
+      </w:r>
+      <w:r>
+        <w:rPr>
+          <w:rFonts w:hint="eastAsia"/>
+        </w:rPr>
+        <w:t>流程</w:t>
       </w:r>
     </w:p>
     <w:p>
@@ -10738,391 +14981,26 @@
         </w:tc>
       </w:tr>
     </w:tbl>
-    <w:p/>
     <w:p>
       <w:pPr>
-        <w:pStyle w:val="2"/>
-      </w:pPr>
-      <w:r>
-        <w:rPr>
-          <w:rFonts w:hint="eastAsia"/>
-        </w:rPr>
-        <w:t>消息结构</w:t>
-      </w:r>
-    </w:p>
-    <w:tbl>
-      <w:tblPr>
-        <w:tblStyle w:val="a9"/>
-        <w:tblW w:w="8165" w:type="dxa"/>
-        <w:tblInd w:w="567" w:type="dxa"/>
-        <w:tblLook w:val="04A0" w:firstRow="1" w:lastRow="0" w:firstColumn="1" w:lastColumn="0" w:noHBand="0" w:noVBand="1"/>
-      </w:tblPr>
-      <w:tblGrid>
-        <w:gridCol w:w="8165"/>
-      </w:tblGrid>
-      <w:tr>
-        <w:tc>
-          <w:tcPr>
-            <w:tcW w:w="8165" w:type="dxa"/>
-          </w:tcPr>
-          <w:p>
-            <w:pPr>
-              <w:ind w:left="0"/>
-            </w:pPr>
-            <w:r>
-              <w:rPr>
-                <w:rFonts w:hint="eastAsia"/>
-              </w:rPr>
-              <w:t>消息结构</w:t>
-            </w:r>
-            <w:r>
-              <w:t>MsgOpQuery</w:t>
-            </w:r>
-          </w:p>
-        </w:tc>
-      </w:tr>
-      <w:tr>
-        <w:tc>
-          <w:tcPr>
-            <w:tcW w:w="8165" w:type="dxa"/>
-          </w:tcPr>
-          <w:p>
-            <w:pPr>
-              <w:ind w:left="0"/>
-            </w:pPr>
-            <w:r>
-              <w:t xml:space="preserve">MsgHeader header </w:t>
-            </w:r>
-          </w:p>
-          <w:p>
-            <w:pPr>
-              <w:ind w:left="0"/>
-            </w:pPr>
-            <w:r>
-              <w:t xml:space="preserve">INT32     version </w:t>
-            </w:r>
-          </w:p>
-          <w:p>
-            <w:pPr>
-              <w:ind w:left="0"/>
-            </w:pPr>
-            <w:r>
-              <w:t xml:space="preserve">SINT16    w </w:t>
-            </w:r>
-          </w:p>
-          <w:p>
-            <w:pPr>
-              <w:ind w:left="0"/>
-            </w:pPr>
-            <w:r>
-              <w:t xml:space="preserve">SINT16    padding </w:t>
-            </w:r>
-          </w:p>
-          <w:p>
-            <w:pPr>
-              <w:ind w:left="0"/>
-            </w:pPr>
-            <w:r>
-              <w:t xml:space="preserve">SINT32    flags </w:t>
-            </w:r>
-          </w:p>
-          <w:p>
-            <w:pPr>
-              <w:ind w:left="0"/>
-            </w:pPr>
-            <w:r>
-              <w:t xml:space="preserve">SINT32    nameLength </w:t>
-            </w:r>
-            <w:r>
-              <w:t xml:space="preserve"> </w:t>
-            </w:r>
-            <w:r>
-              <w:rPr>
-                <w:rFonts w:hint="eastAsia"/>
-              </w:rPr>
-              <w:t xml:space="preserve">  </w:t>
-            </w:r>
-            <w:r>
-              <w:rPr>
-                <w:rFonts w:hint="eastAsia"/>
-                <w:color w:val="E36C0A" w:themeColor="accent6" w:themeShade="BF"/>
-              </w:rPr>
-              <w:t>//name</w:t>
-            </w:r>
-            <w:r>
-              <w:rPr>
-                <w:rFonts w:hint="eastAsia"/>
-                <w:color w:val="E36C0A" w:themeColor="accent6" w:themeShade="BF"/>
-              </w:rPr>
-              <w:t>加上</w:t>
-            </w:r>
-            <w:r>
-              <w:rPr>
-                <w:rFonts w:hint="eastAsia"/>
-                <w:color w:val="E36C0A" w:themeColor="accent6" w:themeShade="BF"/>
-              </w:rPr>
-              <w:t>id</w:t>
-            </w:r>
-            <w:r>
-              <w:rPr>
-                <w:rFonts w:hint="eastAsia"/>
-                <w:color w:val="E36C0A" w:themeColor="accent6" w:themeShade="BF"/>
-              </w:rPr>
-              <w:t>的长度</w:t>
-            </w:r>
-          </w:p>
-          <w:p>
-            <w:pPr>
-              <w:ind w:left="0"/>
-            </w:pPr>
-            <w:r>
-              <w:t xml:space="preserve">SINT64    numToSkip </w:t>
-            </w:r>
-          </w:p>
-          <w:p>
-            <w:pPr>
-              <w:ind w:left="0"/>
-            </w:pPr>
-            <w:r>
-              <w:t>SINT64    numToReturn</w:t>
-            </w:r>
-          </w:p>
-          <w:p>
-            <w:pPr>
-              <w:ind w:left="0"/>
-            </w:pPr>
-            <w:r>
-              <w:t xml:space="preserve">CHAR     name[1] </w:t>
-            </w:r>
-            <w:r>
-              <w:rPr>
-                <w:rFonts w:hint="eastAsia"/>
-              </w:rPr>
-              <w:t xml:space="preserve">      </w:t>
-            </w:r>
-            <w:r>
-              <w:rPr>
-                <w:rFonts w:hint="eastAsia"/>
-                <w:color w:val="E36C0A" w:themeColor="accent6" w:themeShade="BF"/>
-              </w:rPr>
-              <w:t>//</w:t>
-            </w:r>
-            <w:r>
-              <w:rPr>
-                <w:rFonts w:hint="eastAsia"/>
-                <w:color w:val="E36C0A" w:themeColor="accent6" w:themeShade="BF"/>
-              </w:rPr>
-              <w:t>cs</w:t>
-            </w:r>
-            <w:r>
-              <w:rPr>
-                <w:rFonts w:hint="eastAsia"/>
-                <w:color w:val="E36C0A" w:themeColor="accent6" w:themeShade="BF"/>
-              </w:rPr>
-              <w:t>name</w:t>
-            </w:r>
-            <w:r>
-              <w:rPr>
-                <w:rFonts w:hint="eastAsia"/>
-                <w:color w:val="E36C0A" w:themeColor="accent6" w:themeShade="BF"/>
-              </w:rPr>
-              <w:t xml:space="preserve"> </w:t>
-            </w:r>
-            <w:r>
-              <w:rPr>
-                <w:rFonts w:hint="eastAsia"/>
-                <w:color w:val="E36C0A" w:themeColor="accent6" w:themeShade="BF"/>
-              </w:rPr>
-              <w:t>+</w:t>
-            </w:r>
-            <w:r>
-              <w:rPr>
-                <w:rFonts w:hint="eastAsia"/>
-                <w:color w:val="E36C0A" w:themeColor="accent6" w:themeShade="BF"/>
-              </w:rPr>
-              <w:t xml:space="preserve"> </w:t>
-            </w:r>
-            <w:r>
-              <w:rPr>
-                <w:color w:val="E36C0A" w:themeColor="accent6" w:themeShade="BF"/>
-              </w:rPr>
-              <w:t>’</w:t>
-            </w:r>
-            <w:r>
-              <w:rPr>
-                <w:rFonts w:hint="eastAsia"/>
-                <w:color w:val="E36C0A" w:themeColor="accent6" w:themeShade="BF"/>
-              </w:rPr>
-              <w:t>\0</w:t>
-            </w:r>
-            <w:r>
-              <w:rPr>
-                <w:color w:val="E36C0A" w:themeColor="accent6" w:themeShade="BF"/>
-              </w:rPr>
-              <w:t>’</w:t>
-            </w:r>
-            <w:r>
-              <w:rPr>
-                <w:rFonts w:hint="eastAsia"/>
-                <w:color w:val="E36C0A" w:themeColor="accent6" w:themeShade="BF"/>
-              </w:rPr>
-              <w:t xml:space="preserve"> </w:t>
-            </w:r>
-            <w:r>
-              <w:rPr>
-                <w:rFonts w:hint="eastAsia"/>
-                <w:color w:val="E36C0A" w:themeColor="accent6" w:themeShade="BF"/>
-              </w:rPr>
-              <w:t>+</w:t>
-            </w:r>
-            <w:r>
-              <w:rPr>
-                <w:rFonts w:hint="eastAsia"/>
-                <w:color w:val="E36C0A" w:themeColor="accent6" w:themeShade="BF"/>
-              </w:rPr>
-              <w:t xml:space="preserve"> cs</w:t>
-            </w:r>
-            <w:r>
-              <w:rPr>
-                <w:rFonts w:hint="eastAsia"/>
-                <w:color w:val="E36C0A" w:themeColor="accent6" w:themeShade="BF"/>
-              </w:rPr>
-              <w:t>id</w:t>
-            </w:r>
-            <w:r>
-              <w:rPr>
-                <w:rFonts w:hint="eastAsia"/>
-                <w:color w:val="E36C0A" w:themeColor="accent6" w:themeShade="BF"/>
-              </w:rPr>
-              <w:t xml:space="preserve"> </w:t>
-            </w:r>
-            <w:r>
-              <w:rPr>
-                <w:rFonts w:hint="eastAsia"/>
-                <w:color w:val="E36C0A" w:themeColor="accent6" w:themeShade="BF"/>
-              </w:rPr>
-              <w:t>或者</w:t>
-            </w:r>
-            <w:r>
-              <w:rPr>
-                <w:rFonts w:hint="eastAsia"/>
-                <w:color w:val="E36C0A" w:themeColor="accent6" w:themeShade="BF"/>
-              </w:rPr>
-              <w:t xml:space="preserve"> cs</w:t>
-            </w:r>
-            <w:r>
-              <w:rPr>
-                <w:rFonts w:hint="eastAsia"/>
-                <w:color w:val="E36C0A" w:themeColor="accent6" w:themeShade="BF"/>
-              </w:rPr>
-              <w:t>name</w:t>
-            </w:r>
-            <w:r>
-              <w:rPr>
-                <w:rFonts w:hint="eastAsia"/>
-                <w:color w:val="E36C0A" w:themeColor="accent6" w:themeShade="BF"/>
-              </w:rPr>
-              <w:t xml:space="preserve">.clname </w:t>
-            </w:r>
-            <w:r>
-              <w:rPr>
-                <w:rFonts w:hint="eastAsia"/>
-                <w:color w:val="E36C0A" w:themeColor="accent6" w:themeShade="BF"/>
-              </w:rPr>
-              <w:t>+</w:t>
-            </w:r>
-            <w:r>
-              <w:rPr>
-                <w:rFonts w:hint="eastAsia"/>
-                <w:color w:val="E36C0A" w:themeColor="accent6" w:themeShade="BF"/>
-              </w:rPr>
-              <w:t xml:space="preserve"> </w:t>
-            </w:r>
-            <w:r>
-              <w:rPr>
-                <w:color w:val="E36C0A" w:themeColor="accent6" w:themeShade="BF"/>
-              </w:rPr>
-              <w:t>’</w:t>
-            </w:r>
-            <w:r>
-              <w:rPr>
-                <w:rFonts w:hint="eastAsia"/>
-                <w:color w:val="E36C0A" w:themeColor="accent6" w:themeShade="BF"/>
-              </w:rPr>
-              <w:t>\0</w:t>
-            </w:r>
-            <w:r>
-              <w:rPr>
-                <w:color w:val="E36C0A" w:themeColor="accent6" w:themeShade="BF"/>
-              </w:rPr>
-              <w:t>’</w:t>
-            </w:r>
-            <w:r>
-              <w:rPr>
-                <w:rFonts w:hint="eastAsia"/>
-                <w:color w:val="E36C0A" w:themeColor="accent6" w:themeShade="BF"/>
-              </w:rPr>
-              <w:t xml:space="preserve"> </w:t>
-            </w:r>
-            <w:r>
-              <w:rPr>
-                <w:rFonts w:hint="eastAsia"/>
-                <w:color w:val="E36C0A" w:themeColor="accent6" w:themeShade="BF"/>
-              </w:rPr>
-              <w:t>+</w:t>
-            </w:r>
-            <w:r>
-              <w:rPr>
-                <w:rFonts w:hint="eastAsia"/>
-                <w:color w:val="E36C0A" w:themeColor="accent6" w:themeShade="BF"/>
-              </w:rPr>
-              <w:t xml:space="preserve"> </w:t>
-            </w:r>
-            <w:r>
-              <w:rPr>
-                <w:rFonts w:hint="eastAsia"/>
-                <w:color w:val="E36C0A" w:themeColor="accent6" w:themeShade="BF"/>
-              </w:rPr>
-              <w:t>clid</w:t>
-            </w:r>
-          </w:p>
-        </w:tc>
-      </w:tr>
-    </w:tbl>
-    <w:p/>
-    <w:p>
-      <w:pPr>
-        <w:pStyle w:val="2"/>
-      </w:pPr>
-      <w:r>
-        <w:rPr>
-          <w:rFonts w:hint="eastAsia"/>
-        </w:rPr>
-        <w:lastRenderedPageBreak/>
-        <w:t>节点同步</w:t>
-      </w:r>
+        <w:ind w:left="0"/>
+        <w:rPr>
+          <w:rFonts w:hint="eastAsia"/>
+        </w:rPr>
+      </w:pPr>
     </w:p>
     <w:p>
-      <w:r>
-        <w:rPr>
-          <w:rFonts w:hint="eastAsia"/>
-        </w:rPr>
-        <w:t>DPS</w:t>
-      </w:r>
-      <w:r>
-        <w:rPr>
-          <w:rFonts w:hint="eastAsia"/>
-        </w:rPr>
-        <w:t>日志新增字段</w:t>
-      </w:r>
-      <w:r>
-        <w:t>DPS_LOG_PUBLIC_</w:t>
-      </w:r>
-      <w:r>
-        <w:rPr>
-          <w:rFonts w:hint="eastAsia"/>
-        </w:rPr>
-        <w:t>CLID</w:t>
+      <w:pPr>
+        <w:pStyle w:val="2"/>
+      </w:pPr>
+      <w:r>
+        <w:rPr>
+          <w:rFonts w:hint="eastAsia"/>
+        </w:rPr>
+        <w:t>其他</w:t>
+      </w:r>
+      <w:r>
+        <w:t>操作</w:t>
       </w:r>
     </w:p>
     <w:p>
@@ -11130,40 +15008,6 @@
         <w:rPr>
           <w:rFonts w:hint="eastAsia"/>
         </w:rPr>
-        <w:t>create/drop/rename cs</w:t>
-      </w:r>
-      <w:r>
-        <w:rPr>
-          <w:rFonts w:hint="eastAsia"/>
-        </w:rPr>
-        <w:t>新增字段</w:t>
-      </w:r>
-      <w:r>
-        <w:t>DPS_LOG_CSCRT_CS</w:t>
-      </w:r>
-      <w:r>
-        <w:rPr>
-          <w:rFonts w:hint="eastAsia"/>
-        </w:rPr>
-        <w:t xml:space="preserve">ID </w:t>
-      </w:r>
-    </w:p>
-    <w:p>
-      <w:pPr>
-        <w:pStyle w:val="2"/>
-      </w:pPr>
-      <w:r>
-        <w:rPr>
-          <w:rFonts w:hint="eastAsia"/>
-        </w:rPr>
-        <w:t>独立模式</w:t>
-      </w:r>
-    </w:p>
-    <w:p>
-      <w:r>
-        <w:rPr>
-          <w:rFonts w:hint="eastAsia"/>
-        </w:rPr>
         <w:t>snapshot cs / cl</w:t>
       </w:r>
       <w:r>
@@ -11183,69 +15027,6 @@
           <w:rFonts w:hint="eastAsia"/>
         </w:rPr>
         <w:t>DMS load cs id / cl id</w:t>
-      </w:r>
-    </w:p>
-    <w:p>
-      <w:pPr>
-        <w:pStyle w:val="2"/>
-      </w:pPr>
-      <w:r>
-        <w:rPr>
-          <w:rFonts w:hint="eastAsia"/>
-        </w:rPr>
-        <w:t>旧版本升级</w:t>
-      </w:r>
-    </w:p>
-    <w:p>
-      <w:r>
-        <w:rPr>
-          <w:rFonts w:hint="eastAsia"/>
-        </w:rPr>
-        <w:t>支持滚动升级（因为</w:t>
-      </w:r>
-      <w:r>
-        <w:rPr>
-          <w:rFonts w:hint="eastAsia"/>
-        </w:rPr>
-        <w:t>rename</w:t>
-      </w:r>
-      <w:r>
-        <w:rPr>
-          <w:rFonts w:hint="eastAsia"/>
-        </w:rPr>
-        <w:t>功能要在</w:t>
-      </w:r>
-      <w:r>
-        <w:rPr>
-          <w:rFonts w:hint="eastAsia"/>
-        </w:rPr>
-        <w:t>2.8</w:t>
-      </w:r>
-      <w:r>
-        <w:rPr>
-          <w:rFonts w:hint="eastAsia"/>
-        </w:rPr>
-        <w:t>上实现）。</w:t>
-      </w:r>
-    </w:p>
-    <w:p>
-      <w:r>
-        <w:rPr>
-          <w:rFonts w:hint="eastAsia"/>
-        </w:rPr>
-        <w:t>必须先升级</w:t>
-      </w:r>
-      <w:r>
-        <w:rPr>
-          <w:rFonts w:hint="eastAsia"/>
-        </w:rPr>
-        <w:t>catalog</w:t>
-      </w:r>
-      <w:r>
-        <w:rPr>
-          <w:rFonts w:hint="eastAsia"/>
-        </w:rPr>
-        <w:t>再升级其他节点。</w:t>
       </w:r>
     </w:p>
     <w:p/>
@@ -11288,9 +15069,6 @@
       <w:pPr>
         <w:pStyle w:val="aa"/>
         <w:ind w:left="717" w:firstLineChars="0" w:firstLine="0"/>
-        <w:rPr>
-          <w:rFonts w:hint="eastAsia"/>
-        </w:rPr>
       </w:pPr>
       <w:r>
         <w:rPr>
@@ -11451,11 +15229,7 @@
     <w:p>
       <w:pPr>
         <w:pStyle w:val="aa"/>
-        <w:numPr>
-          <w:ilvl w:val="0"/>
-          <w:numId w:val="33"/>
-        </w:numPr>
-        <w:ind w:firstLineChars="0"/>
+        <w:ind w:left="717" w:firstLineChars="0" w:firstLine="0"/>
         <w:rPr>
           <w:rFonts w:hint="eastAsia"/>
         </w:rPr>
@@ -11473,7 +15247,7 @@
 
 <file path=word/comments.xml><?xml version="1.0" encoding="utf-8"?>
 <w:comments xmlns:wpc="http://schemas.microsoft.com/office/word/2010/wordprocessingCanvas" xmlns:cx="http://schemas.microsoft.com/office/drawing/2014/chartex" xmlns:mc="http://schemas.openxmlformats.org/markup-compatibility/2006" xmlns:o="urn:schemas-microsoft-com:office:office" xmlns:r="http://schemas.openxmlformats.org/officeDocument/2006/relationships" xmlns:m="http://schemas.openxmlformats.org/officeDocument/2006/math" xmlns:v="urn:schemas-microsoft-com:vml" xmlns:wp14="http://schemas.microsoft.com/office/word/2010/wordprocessingDrawing" xmlns:wp="http://schemas.openxmlformats.org/drawingml/2006/wordprocessingDrawing" xmlns:w10="urn:schemas-microsoft-com:office:word" xmlns:w="http://schemas.openxmlformats.org/wordprocessingml/2006/main" xmlns:w14="http://schemas.microsoft.com/office/word/2010/wordml" xmlns:w15="http://schemas.microsoft.com/office/word/2012/wordml" xmlns:w16se="http://schemas.microsoft.com/office/word/2015/wordml/symex" xmlns:wpg="http://schemas.microsoft.com/office/word/2010/wordprocessingGroup" xmlns:wpi="http://schemas.microsoft.com/office/word/2010/wordprocessingInk" xmlns:wne="http://schemas.microsoft.com/office/word/2006/wordml" xmlns:wps="http://schemas.microsoft.com/office/word/2010/wordprocessingShape" mc:Ignorable="w14 w15 w16se wp14">
-  <w:comment w:id="0" w:author="yangshangde" w:date="2018-04-20T18:05:00Z" w:initials="y">
+  <w:comment w:id="1" w:author="yangshangde" w:date="2018-04-20T18:05:00Z" w:initials="y">
     <w:p>
       <w:pPr>
         <w:pStyle w:val="af1"/>
@@ -11490,8 +15264,6 @@
         </w:rPr>
         <w:t>数据节点上创建集合前要加上创建集合空间。</w:t>
       </w:r>
-      <w:bookmarkStart w:id="1" w:name="_GoBack"/>
-      <w:bookmarkEnd w:id="1"/>
     </w:p>
   </w:comment>
   <w:comment w:id="2" w:author="yuting" w:date="2018-04-19T16:18:00Z" w:initials="y">
@@ -12721,6 +16493,119 @@
     </w:lvl>
   </w:abstractNum>
   <w:abstractNum w:abstractNumId="11" w15:restartNumberingAfterBreak="0">
+    <w:nsid w:val="481D448A"/>
+    <w:multiLevelType w:val="hybridMultilevel"/>
+    <w:tmpl w:val="B1D6082A"/>
+    <w:lvl w:ilvl="0" w:tplc="0409000B">
+      <w:start w:val="1"/>
+      <w:numFmt w:val="bullet"/>
+      <w:lvlText w:val=""/>
+      <w:lvlJc w:val="left"/>
+      <w:pPr>
+        <w:ind w:left="420" w:hanging="420"/>
+      </w:pPr>
+      <w:rPr>
+        <w:rFonts w:ascii="Wingdings" w:hAnsi="Wingdings" w:hint="default"/>
+      </w:rPr>
+    </w:lvl>
+    <w:lvl w:ilvl="1" w:tplc="04090003" w:tentative="1">
+      <w:start w:val="1"/>
+      <w:numFmt w:val="bullet"/>
+      <w:lvlText w:val=""/>
+      <w:lvlJc w:val="left"/>
+      <w:pPr>
+        <w:ind w:left="840" w:hanging="420"/>
+      </w:pPr>
+      <w:rPr>
+        <w:rFonts w:ascii="Wingdings" w:hAnsi="Wingdings" w:hint="default"/>
+      </w:rPr>
+    </w:lvl>
+    <w:lvl w:ilvl="2" w:tplc="04090005" w:tentative="1">
+      <w:start w:val="1"/>
+      <w:numFmt w:val="bullet"/>
+      <w:lvlText w:val=""/>
+      <w:lvlJc w:val="left"/>
+      <w:pPr>
+        <w:ind w:left="1260" w:hanging="420"/>
+      </w:pPr>
+      <w:rPr>
+        <w:rFonts w:ascii="Wingdings" w:hAnsi="Wingdings" w:hint="default"/>
+      </w:rPr>
+    </w:lvl>
+    <w:lvl w:ilvl="3" w:tplc="04090001" w:tentative="1">
+      <w:start w:val="1"/>
+      <w:numFmt w:val="bullet"/>
+      <w:lvlText w:val=""/>
+      <w:lvlJc w:val="left"/>
+      <w:pPr>
+        <w:ind w:left="1680" w:hanging="420"/>
+      </w:pPr>
+      <w:rPr>
+        <w:rFonts w:ascii="Wingdings" w:hAnsi="Wingdings" w:hint="default"/>
+      </w:rPr>
+    </w:lvl>
+    <w:lvl w:ilvl="4" w:tplc="04090003" w:tentative="1">
+      <w:start w:val="1"/>
+      <w:numFmt w:val="bullet"/>
+      <w:lvlText w:val=""/>
+      <w:lvlJc w:val="left"/>
+      <w:pPr>
+        <w:ind w:left="2100" w:hanging="420"/>
+      </w:pPr>
+      <w:rPr>
+        <w:rFonts w:ascii="Wingdings" w:hAnsi="Wingdings" w:hint="default"/>
+      </w:rPr>
+    </w:lvl>
+    <w:lvl w:ilvl="5" w:tplc="04090005" w:tentative="1">
+      <w:start w:val="1"/>
+      <w:numFmt w:val="bullet"/>
+      <w:lvlText w:val=""/>
+      <w:lvlJc w:val="left"/>
+      <w:pPr>
+        <w:ind w:left="2520" w:hanging="420"/>
+      </w:pPr>
+      <w:rPr>
+        <w:rFonts w:ascii="Wingdings" w:hAnsi="Wingdings" w:hint="default"/>
+      </w:rPr>
+    </w:lvl>
+    <w:lvl w:ilvl="6" w:tplc="04090001" w:tentative="1">
+      <w:start w:val="1"/>
+      <w:numFmt w:val="bullet"/>
+      <w:lvlText w:val=""/>
+      <w:lvlJc w:val="left"/>
+      <w:pPr>
+        <w:ind w:left="2940" w:hanging="420"/>
+      </w:pPr>
+      <w:rPr>
+        <w:rFonts w:ascii="Wingdings" w:hAnsi="Wingdings" w:hint="default"/>
+      </w:rPr>
+    </w:lvl>
+    <w:lvl w:ilvl="7" w:tplc="04090003" w:tentative="1">
+      <w:start w:val="1"/>
+      <w:numFmt w:val="bullet"/>
+      <w:lvlText w:val=""/>
+      <w:lvlJc w:val="left"/>
+      <w:pPr>
+        <w:ind w:left="3360" w:hanging="420"/>
+      </w:pPr>
+      <w:rPr>
+        <w:rFonts w:ascii="Wingdings" w:hAnsi="Wingdings" w:hint="default"/>
+      </w:rPr>
+    </w:lvl>
+    <w:lvl w:ilvl="8" w:tplc="04090005" w:tentative="1">
+      <w:start w:val="1"/>
+      <w:numFmt w:val="bullet"/>
+      <w:lvlText w:val=""/>
+      <w:lvlJc w:val="left"/>
+      <w:pPr>
+        <w:ind w:left="3780" w:hanging="420"/>
+      </w:pPr>
+      <w:rPr>
+        <w:rFonts w:ascii="Wingdings" w:hAnsi="Wingdings" w:hint="default"/>
+      </w:rPr>
+    </w:lvl>
+  </w:abstractNum>
+  <w:abstractNum w:abstractNumId="12" w15:restartNumberingAfterBreak="0">
     <w:nsid w:val="4D2F5420"/>
     <w:multiLevelType w:val="hybridMultilevel"/>
     <w:tmpl w:val="EA2AF1F4"/>
@@ -12833,7 +16718,7 @@
       </w:rPr>
     </w:lvl>
   </w:abstractNum>
-  <w:abstractNum w:abstractNumId="12" w15:restartNumberingAfterBreak="0">
+  <w:abstractNum w:abstractNumId="13" w15:restartNumberingAfterBreak="0">
     <w:nsid w:val="514042F3"/>
     <w:multiLevelType w:val="hybridMultilevel"/>
     <w:tmpl w:val="FFDE7A7C"/>
@@ -12946,10 +16831,10 @@
       </w:rPr>
     </w:lvl>
   </w:abstractNum>
-  <w:abstractNum w:abstractNumId="13" w15:restartNumberingAfterBreak="0">
+  <w:abstractNum w:abstractNumId="14" w15:restartNumberingAfterBreak="0">
     <w:nsid w:val="589E00D2"/>
     <w:multiLevelType w:val="hybridMultilevel"/>
-    <w:tmpl w:val="0B504C5A"/>
+    <w:tmpl w:val="F364E91E"/>
     <w:lvl w:ilvl="0" w:tplc="C4BE6AC0">
       <w:start w:val="1"/>
       <w:numFmt w:val="decimal"/>
@@ -13033,7 +16918,7 @@
       </w:pPr>
     </w:lvl>
   </w:abstractNum>
-  <w:abstractNum w:abstractNumId="14" w15:restartNumberingAfterBreak="0">
+  <w:abstractNum w:abstractNumId="15" w15:restartNumberingAfterBreak="0">
     <w:nsid w:val="58E10412"/>
     <w:multiLevelType w:val="hybridMultilevel"/>
     <w:tmpl w:val="1716E8B8"/>
@@ -13146,7 +17031,7 @@
       </w:rPr>
     </w:lvl>
   </w:abstractNum>
-  <w:abstractNum w:abstractNumId="15" w15:restartNumberingAfterBreak="0">
+  <w:abstractNum w:abstractNumId="16" w15:restartNumberingAfterBreak="0">
     <w:nsid w:val="5D39141F"/>
     <w:multiLevelType w:val="hybridMultilevel"/>
     <w:tmpl w:val="E47AD51A"/>
@@ -13259,7 +17144,120 @@
       </w:rPr>
     </w:lvl>
   </w:abstractNum>
-  <w:abstractNum w:abstractNumId="16" w15:restartNumberingAfterBreak="0">
+  <w:abstractNum w:abstractNumId="17" w15:restartNumberingAfterBreak="0">
+    <w:nsid w:val="5D676FF2"/>
+    <w:multiLevelType w:val="hybridMultilevel"/>
+    <w:tmpl w:val="B07ADD86"/>
+    <w:lvl w:ilvl="0" w:tplc="0409000B">
+      <w:start w:val="1"/>
+      <w:numFmt w:val="bullet"/>
+      <w:lvlText w:val=""/>
+      <w:lvlJc w:val="left"/>
+      <w:pPr>
+        <w:ind w:left="420" w:hanging="420"/>
+      </w:pPr>
+      <w:rPr>
+        <w:rFonts w:ascii="Wingdings" w:hAnsi="Wingdings" w:hint="default"/>
+      </w:rPr>
+    </w:lvl>
+    <w:lvl w:ilvl="1" w:tplc="04090003" w:tentative="1">
+      <w:start w:val="1"/>
+      <w:numFmt w:val="bullet"/>
+      <w:lvlText w:val=""/>
+      <w:lvlJc w:val="left"/>
+      <w:pPr>
+        <w:ind w:left="840" w:hanging="420"/>
+      </w:pPr>
+      <w:rPr>
+        <w:rFonts w:ascii="Wingdings" w:hAnsi="Wingdings" w:hint="default"/>
+      </w:rPr>
+    </w:lvl>
+    <w:lvl w:ilvl="2" w:tplc="04090005" w:tentative="1">
+      <w:start w:val="1"/>
+      <w:numFmt w:val="bullet"/>
+      <w:lvlText w:val=""/>
+      <w:lvlJc w:val="left"/>
+      <w:pPr>
+        <w:ind w:left="1260" w:hanging="420"/>
+      </w:pPr>
+      <w:rPr>
+        <w:rFonts w:ascii="Wingdings" w:hAnsi="Wingdings" w:hint="default"/>
+      </w:rPr>
+    </w:lvl>
+    <w:lvl w:ilvl="3" w:tplc="04090001" w:tentative="1">
+      <w:start w:val="1"/>
+      <w:numFmt w:val="bullet"/>
+      <w:lvlText w:val=""/>
+      <w:lvlJc w:val="left"/>
+      <w:pPr>
+        <w:ind w:left="1680" w:hanging="420"/>
+      </w:pPr>
+      <w:rPr>
+        <w:rFonts w:ascii="Wingdings" w:hAnsi="Wingdings" w:hint="default"/>
+      </w:rPr>
+    </w:lvl>
+    <w:lvl w:ilvl="4" w:tplc="04090003" w:tentative="1">
+      <w:start w:val="1"/>
+      <w:numFmt w:val="bullet"/>
+      <w:lvlText w:val=""/>
+      <w:lvlJc w:val="left"/>
+      <w:pPr>
+        <w:ind w:left="2100" w:hanging="420"/>
+      </w:pPr>
+      <w:rPr>
+        <w:rFonts w:ascii="Wingdings" w:hAnsi="Wingdings" w:hint="default"/>
+      </w:rPr>
+    </w:lvl>
+    <w:lvl w:ilvl="5" w:tplc="04090005" w:tentative="1">
+      <w:start w:val="1"/>
+      <w:numFmt w:val="bullet"/>
+      <w:lvlText w:val=""/>
+      <w:lvlJc w:val="left"/>
+      <w:pPr>
+        <w:ind w:left="2520" w:hanging="420"/>
+      </w:pPr>
+      <w:rPr>
+        <w:rFonts w:ascii="Wingdings" w:hAnsi="Wingdings" w:hint="default"/>
+      </w:rPr>
+    </w:lvl>
+    <w:lvl w:ilvl="6" w:tplc="04090001" w:tentative="1">
+      <w:start w:val="1"/>
+      <w:numFmt w:val="bullet"/>
+      <w:lvlText w:val=""/>
+      <w:lvlJc w:val="left"/>
+      <w:pPr>
+        <w:ind w:left="2940" w:hanging="420"/>
+      </w:pPr>
+      <w:rPr>
+        <w:rFonts w:ascii="Wingdings" w:hAnsi="Wingdings" w:hint="default"/>
+      </w:rPr>
+    </w:lvl>
+    <w:lvl w:ilvl="7" w:tplc="04090003" w:tentative="1">
+      <w:start w:val="1"/>
+      <w:numFmt w:val="bullet"/>
+      <w:lvlText w:val=""/>
+      <w:lvlJc w:val="left"/>
+      <w:pPr>
+        <w:ind w:left="3360" w:hanging="420"/>
+      </w:pPr>
+      <w:rPr>
+        <w:rFonts w:ascii="Wingdings" w:hAnsi="Wingdings" w:hint="default"/>
+      </w:rPr>
+    </w:lvl>
+    <w:lvl w:ilvl="8" w:tplc="04090005" w:tentative="1">
+      <w:start w:val="1"/>
+      <w:numFmt w:val="bullet"/>
+      <w:lvlText w:val=""/>
+      <w:lvlJc w:val="left"/>
+      <w:pPr>
+        <w:ind w:left="3780" w:hanging="420"/>
+      </w:pPr>
+      <w:rPr>
+        <w:rFonts w:ascii="Wingdings" w:hAnsi="Wingdings" w:hint="default"/>
+      </w:rPr>
+    </w:lvl>
+  </w:abstractNum>
+  <w:abstractNum w:abstractNumId="18" w15:restartNumberingAfterBreak="0">
     <w:nsid w:val="5DD74420"/>
     <w:multiLevelType w:val="hybridMultilevel"/>
     <w:tmpl w:val="E47AD51A"/>
@@ -13372,7 +17370,7 @@
       </w:rPr>
     </w:lvl>
   </w:abstractNum>
-  <w:abstractNum w:abstractNumId="17" w15:restartNumberingAfterBreak="0">
+  <w:abstractNum w:abstractNumId="19" w15:restartNumberingAfterBreak="0">
     <w:nsid w:val="5EEE0ECF"/>
     <w:multiLevelType w:val="hybridMultilevel"/>
     <w:tmpl w:val="E47AD51A"/>
@@ -13485,7 +17483,7 @@
       </w:rPr>
     </w:lvl>
   </w:abstractNum>
-  <w:abstractNum w:abstractNumId="18" w15:restartNumberingAfterBreak="0">
+  <w:abstractNum w:abstractNumId="20" w15:restartNumberingAfterBreak="0">
     <w:nsid w:val="60666E8A"/>
     <w:multiLevelType w:val="hybridMultilevel"/>
     <w:tmpl w:val="E47AD51A"/>
@@ -13598,7 +17596,7 @@
       </w:rPr>
     </w:lvl>
   </w:abstractNum>
-  <w:abstractNum w:abstractNumId="19" w15:restartNumberingAfterBreak="0">
+  <w:abstractNum w:abstractNumId="21" w15:restartNumberingAfterBreak="0">
     <w:nsid w:val="68891965"/>
     <w:multiLevelType w:val="hybridMultilevel"/>
     <w:tmpl w:val="8D568E74"/>
@@ -13711,7 +17709,120 @@
       </w:rPr>
     </w:lvl>
   </w:abstractNum>
-  <w:abstractNum w:abstractNumId="20" w15:restartNumberingAfterBreak="0">
+  <w:abstractNum w:abstractNumId="22" w15:restartNumberingAfterBreak="0">
+    <w:nsid w:val="74361789"/>
+    <w:multiLevelType w:val="hybridMultilevel"/>
+    <w:tmpl w:val="2BA24E38"/>
+    <w:lvl w:ilvl="0" w:tplc="0409000B">
+      <w:start w:val="1"/>
+      <w:numFmt w:val="bullet"/>
+      <w:lvlText w:val=""/>
+      <w:lvlJc w:val="left"/>
+      <w:pPr>
+        <w:ind w:left="420" w:hanging="420"/>
+      </w:pPr>
+      <w:rPr>
+        <w:rFonts w:ascii="Wingdings" w:hAnsi="Wingdings" w:hint="default"/>
+      </w:rPr>
+    </w:lvl>
+    <w:lvl w:ilvl="1" w:tplc="04090003" w:tentative="1">
+      <w:start w:val="1"/>
+      <w:numFmt w:val="bullet"/>
+      <w:lvlText w:val=""/>
+      <w:lvlJc w:val="left"/>
+      <w:pPr>
+        <w:ind w:left="840" w:hanging="420"/>
+      </w:pPr>
+      <w:rPr>
+        <w:rFonts w:ascii="Wingdings" w:hAnsi="Wingdings" w:hint="default"/>
+      </w:rPr>
+    </w:lvl>
+    <w:lvl w:ilvl="2" w:tplc="04090005" w:tentative="1">
+      <w:start w:val="1"/>
+      <w:numFmt w:val="bullet"/>
+      <w:lvlText w:val=""/>
+      <w:lvlJc w:val="left"/>
+      <w:pPr>
+        <w:ind w:left="1260" w:hanging="420"/>
+      </w:pPr>
+      <w:rPr>
+        <w:rFonts w:ascii="Wingdings" w:hAnsi="Wingdings" w:hint="default"/>
+      </w:rPr>
+    </w:lvl>
+    <w:lvl w:ilvl="3" w:tplc="04090001" w:tentative="1">
+      <w:start w:val="1"/>
+      <w:numFmt w:val="bullet"/>
+      <w:lvlText w:val=""/>
+      <w:lvlJc w:val="left"/>
+      <w:pPr>
+        <w:ind w:left="1680" w:hanging="420"/>
+      </w:pPr>
+      <w:rPr>
+        <w:rFonts w:ascii="Wingdings" w:hAnsi="Wingdings" w:hint="default"/>
+      </w:rPr>
+    </w:lvl>
+    <w:lvl w:ilvl="4" w:tplc="04090003" w:tentative="1">
+      <w:start w:val="1"/>
+      <w:numFmt w:val="bullet"/>
+      <w:lvlText w:val=""/>
+      <w:lvlJc w:val="left"/>
+      <w:pPr>
+        <w:ind w:left="2100" w:hanging="420"/>
+      </w:pPr>
+      <w:rPr>
+        <w:rFonts w:ascii="Wingdings" w:hAnsi="Wingdings" w:hint="default"/>
+      </w:rPr>
+    </w:lvl>
+    <w:lvl w:ilvl="5" w:tplc="04090005" w:tentative="1">
+      <w:start w:val="1"/>
+      <w:numFmt w:val="bullet"/>
+      <w:lvlText w:val=""/>
+      <w:lvlJc w:val="left"/>
+      <w:pPr>
+        <w:ind w:left="2520" w:hanging="420"/>
+      </w:pPr>
+      <w:rPr>
+        <w:rFonts w:ascii="Wingdings" w:hAnsi="Wingdings" w:hint="default"/>
+      </w:rPr>
+    </w:lvl>
+    <w:lvl w:ilvl="6" w:tplc="04090001" w:tentative="1">
+      <w:start w:val="1"/>
+      <w:numFmt w:val="bullet"/>
+      <w:lvlText w:val=""/>
+      <w:lvlJc w:val="left"/>
+      <w:pPr>
+        <w:ind w:left="2940" w:hanging="420"/>
+      </w:pPr>
+      <w:rPr>
+        <w:rFonts w:ascii="Wingdings" w:hAnsi="Wingdings" w:hint="default"/>
+      </w:rPr>
+    </w:lvl>
+    <w:lvl w:ilvl="7" w:tplc="04090003" w:tentative="1">
+      <w:start w:val="1"/>
+      <w:numFmt w:val="bullet"/>
+      <w:lvlText w:val=""/>
+      <w:lvlJc w:val="left"/>
+      <w:pPr>
+        <w:ind w:left="3360" w:hanging="420"/>
+      </w:pPr>
+      <w:rPr>
+        <w:rFonts w:ascii="Wingdings" w:hAnsi="Wingdings" w:hint="default"/>
+      </w:rPr>
+    </w:lvl>
+    <w:lvl w:ilvl="8" w:tplc="04090005" w:tentative="1">
+      <w:start w:val="1"/>
+      <w:numFmt w:val="bullet"/>
+      <w:lvlText w:val=""/>
+      <w:lvlJc w:val="left"/>
+      <w:pPr>
+        <w:ind w:left="3780" w:hanging="420"/>
+      </w:pPr>
+      <w:rPr>
+        <w:rFonts w:ascii="Wingdings" w:hAnsi="Wingdings" w:hint="default"/>
+      </w:rPr>
+    </w:lvl>
+  </w:abstractNum>
+  <w:abstractNum w:abstractNumId="23" w15:restartNumberingAfterBreak="0">
     <w:nsid w:val="74CE4B37"/>
     <w:multiLevelType w:val="hybridMultilevel"/>
     <w:tmpl w:val="0078686A"/>
@@ -13797,7 +17908,7 @@
       </w:pPr>
     </w:lvl>
   </w:abstractNum>
-  <w:abstractNum w:abstractNumId="21" w15:restartNumberingAfterBreak="0">
+  <w:abstractNum w:abstractNumId="24" w15:restartNumberingAfterBreak="0">
     <w:nsid w:val="75D4256E"/>
     <w:multiLevelType w:val="hybridMultilevel"/>
     <w:tmpl w:val="E47AD51A"/>
@@ -13904,6 +18015,119 @@
       <w:lvlJc w:val="left"/>
       <w:pPr>
         <w:ind w:left="4137" w:hanging="420"/>
+      </w:pPr>
+      <w:rPr>
+        <w:rFonts w:ascii="Wingdings" w:hAnsi="Wingdings" w:hint="default"/>
+      </w:rPr>
+    </w:lvl>
+  </w:abstractNum>
+  <w:abstractNum w:abstractNumId="25" w15:restartNumberingAfterBreak="0">
+    <w:nsid w:val="762B1250"/>
+    <w:multiLevelType w:val="hybridMultilevel"/>
+    <w:tmpl w:val="5B927CEA"/>
+    <w:lvl w:ilvl="0" w:tplc="0409000B">
+      <w:start w:val="1"/>
+      <w:numFmt w:val="bullet"/>
+      <w:lvlText w:val=""/>
+      <w:lvlJc w:val="left"/>
+      <w:pPr>
+        <w:ind w:left="420" w:hanging="420"/>
+      </w:pPr>
+      <w:rPr>
+        <w:rFonts w:ascii="Wingdings" w:hAnsi="Wingdings" w:hint="default"/>
+      </w:rPr>
+    </w:lvl>
+    <w:lvl w:ilvl="1" w:tplc="04090003" w:tentative="1">
+      <w:start w:val="1"/>
+      <w:numFmt w:val="bullet"/>
+      <w:lvlText w:val=""/>
+      <w:lvlJc w:val="left"/>
+      <w:pPr>
+        <w:ind w:left="840" w:hanging="420"/>
+      </w:pPr>
+      <w:rPr>
+        <w:rFonts w:ascii="Wingdings" w:hAnsi="Wingdings" w:hint="default"/>
+      </w:rPr>
+    </w:lvl>
+    <w:lvl w:ilvl="2" w:tplc="04090005" w:tentative="1">
+      <w:start w:val="1"/>
+      <w:numFmt w:val="bullet"/>
+      <w:lvlText w:val=""/>
+      <w:lvlJc w:val="left"/>
+      <w:pPr>
+        <w:ind w:left="1260" w:hanging="420"/>
+      </w:pPr>
+      <w:rPr>
+        <w:rFonts w:ascii="Wingdings" w:hAnsi="Wingdings" w:hint="default"/>
+      </w:rPr>
+    </w:lvl>
+    <w:lvl w:ilvl="3" w:tplc="04090001" w:tentative="1">
+      <w:start w:val="1"/>
+      <w:numFmt w:val="bullet"/>
+      <w:lvlText w:val=""/>
+      <w:lvlJc w:val="left"/>
+      <w:pPr>
+        <w:ind w:left="1680" w:hanging="420"/>
+      </w:pPr>
+      <w:rPr>
+        <w:rFonts w:ascii="Wingdings" w:hAnsi="Wingdings" w:hint="default"/>
+      </w:rPr>
+    </w:lvl>
+    <w:lvl w:ilvl="4" w:tplc="04090003" w:tentative="1">
+      <w:start w:val="1"/>
+      <w:numFmt w:val="bullet"/>
+      <w:lvlText w:val=""/>
+      <w:lvlJc w:val="left"/>
+      <w:pPr>
+        <w:ind w:left="2100" w:hanging="420"/>
+      </w:pPr>
+      <w:rPr>
+        <w:rFonts w:ascii="Wingdings" w:hAnsi="Wingdings" w:hint="default"/>
+      </w:rPr>
+    </w:lvl>
+    <w:lvl w:ilvl="5" w:tplc="04090005" w:tentative="1">
+      <w:start w:val="1"/>
+      <w:numFmt w:val="bullet"/>
+      <w:lvlText w:val=""/>
+      <w:lvlJc w:val="left"/>
+      <w:pPr>
+        <w:ind w:left="2520" w:hanging="420"/>
+      </w:pPr>
+      <w:rPr>
+        <w:rFonts w:ascii="Wingdings" w:hAnsi="Wingdings" w:hint="default"/>
+      </w:rPr>
+    </w:lvl>
+    <w:lvl w:ilvl="6" w:tplc="04090001" w:tentative="1">
+      <w:start w:val="1"/>
+      <w:numFmt w:val="bullet"/>
+      <w:lvlText w:val=""/>
+      <w:lvlJc w:val="left"/>
+      <w:pPr>
+        <w:ind w:left="2940" w:hanging="420"/>
+      </w:pPr>
+      <w:rPr>
+        <w:rFonts w:ascii="Wingdings" w:hAnsi="Wingdings" w:hint="default"/>
+      </w:rPr>
+    </w:lvl>
+    <w:lvl w:ilvl="7" w:tplc="04090003" w:tentative="1">
+      <w:start w:val="1"/>
+      <w:numFmt w:val="bullet"/>
+      <w:lvlText w:val=""/>
+      <w:lvlJc w:val="left"/>
+      <w:pPr>
+        <w:ind w:left="3360" w:hanging="420"/>
+      </w:pPr>
+      <w:rPr>
+        <w:rFonts w:ascii="Wingdings" w:hAnsi="Wingdings" w:hint="default"/>
+      </w:rPr>
+    </w:lvl>
+    <w:lvl w:ilvl="8" w:tplc="04090005" w:tentative="1">
+      <w:start w:val="1"/>
+      <w:numFmt w:val="bullet"/>
+      <w:lvlText w:val=""/>
+      <w:lvlJc w:val="left"/>
+      <w:pPr>
+        <w:ind w:left="3780" w:hanging="420"/>
       </w:pPr>
       <w:rPr>
         <w:rFonts w:ascii="Wingdings" w:hAnsi="Wingdings" w:hint="default"/>
@@ -13914,22 +18138,22 @@
     <w:abstractNumId w:val="6"/>
   </w:num>
   <w:num w:numId="2">
-    <w:abstractNumId w:val="13"/>
+    <w:abstractNumId w:val="14"/>
   </w:num>
   <w:num w:numId="3">
     <w:abstractNumId w:val="5"/>
   </w:num>
   <w:num w:numId="4">
-    <w:abstractNumId w:val="20"/>
+    <w:abstractNumId w:val="23"/>
   </w:num>
   <w:num w:numId="5">
     <w:abstractNumId w:val="10"/>
   </w:num>
   <w:num w:numId="6">
-    <w:abstractNumId w:val="13"/>
+    <w:abstractNumId w:val="14"/>
   </w:num>
   <w:num w:numId="7">
-    <w:abstractNumId w:val="11"/>
+    <w:abstractNumId w:val="12"/>
   </w:num>
   <w:num w:numId="8">
     <w:abstractNumId w:val="3"/>
@@ -13941,31 +18165,31 @@
     <w:abstractNumId w:val="8"/>
   </w:num>
   <w:num w:numId="11">
-    <w:abstractNumId w:val="17"/>
+    <w:abstractNumId w:val="19"/>
   </w:num>
   <w:num w:numId="12">
-    <w:abstractNumId w:val="12"/>
+    <w:abstractNumId w:val="13"/>
   </w:num>
   <w:num w:numId="13">
     <w:abstractNumId w:val="4"/>
   </w:num>
   <w:num w:numId="14">
-    <w:abstractNumId w:val="14"/>
+    <w:abstractNumId w:val="15"/>
   </w:num>
   <w:num w:numId="15">
-    <w:abstractNumId w:val="18"/>
+    <w:abstractNumId w:val="20"/>
   </w:num>
   <w:num w:numId="16">
     <w:abstractNumId w:val="0"/>
   </w:num>
   <w:num w:numId="17">
+    <w:abstractNumId w:val="24"/>
+  </w:num>
+  <w:num w:numId="18">
     <w:abstractNumId w:val="21"/>
   </w:num>
-  <w:num w:numId="18">
-    <w:abstractNumId w:val="19"/>
-  </w:num>
   <w:num w:numId="19">
-    <w:abstractNumId w:val="15"/>
+    <w:abstractNumId w:val="16"/>
   </w:num>
   <w:num w:numId="20">
     <w:abstractNumId w:val="9"/>
@@ -13974,61 +18198,109 @@
     <w:abstractNumId w:val="2"/>
   </w:num>
   <w:num w:numId="22">
-    <w:abstractNumId w:val="16"/>
+    <w:abstractNumId w:val="18"/>
   </w:num>
   <w:num w:numId="23">
-    <w:abstractNumId w:val="13"/>
+    <w:abstractNumId w:val="14"/>
     <w:lvlOverride w:ilvl="0">
       <w:startOverride w:val="1"/>
     </w:lvlOverride>
   </w:num>
   <w:num w:numId="24">
-    <w:abstractNumId w:val="13"/>
+    <w:abstractNumId w:val="14"/>
   </w:num>
   <w:num w:numId="25">
-    <w:abstractNumId w:val="13"/>
+    <w:abstractNumId w:val="14"/>
   </w:num>
   <w:num w:numId="26">
-    <w:abstractNumId w:val="13"/>
+    <w:abstractNumId w:val="14"/>
   </w:num>
   <w:num w:numId="27">
-    <w:abstractNumId w:val="13"/>
+    <w:abstractNumId w:val="14"/>
     <w:lvlOverride w:ilvl="0">
       <w:startOverride w:val="1"/>
     </w:lvlOverride>
   </w:num>
   <w:num w:numId="28">
-    <w:abstractNumId w:val="13"/>
+    <w:abstractNumId w:val="14"/>
     <w:lvlOverride w:ilvl="0">
       <w:startOverride w:val="1"/>
     </w:lvlOverride>
   </w:num>
   <w:num w:numId="29">
-    <w:abstractNumId w:val="13"/>
+    <w:abstractNumId w:val="14"/>
     <w:lvlOverride w:ilvl="0">
       <w:startOverride w:val="1"/>
     </w:lvlOverride>
   </w:num>
   <w:num w:numId="30">
-    <w:abstractNumId w:val="13"/>
+    <w:abstractNumId w:val="14"/>
     <w:lvlOverride w:ilvl="0">
       <w:startOverride w:val="1"/>
     </w:lvlOverride>
   </w:num>
   <w:num w:numId="31">
-    <w:abstractNumId w:val="13"/>
+    <w:abstractNumId w:val="14"/>
     <w:lvlOverride w:ilvl="0">
       <w:startOverride w:val="1"/>
     </w:lvlOverride>
   </w:num>
   <w:num w:numId="32">
-    <w:abstractNumId w:val="13"/>
+    <w:abstractNumId w:val="14"/>
     <w:lvlOverride w:ilvl="0">
       <w:startOverride w:val="1"/>
     </w:lvlOverride>
   </w:num>
   <w:num w:numId="33">
     <w:abstractNumId w:val="1"/>
+  </w:num>
+  <w:num w:numId="34">
+    <w:abstractNumId w:val="17"/>
+  </w:num>
+  <w:num w:numId="35">
+    <w:abstractNumId w:val="22"/>
+  </w:num>
+  <w:num w:numId="36">
+    <w:abstractNumId w:val="14"/>
+    <w:lvlOverride w:ilvl="0">
+      <w:startOverride w:val="1"/>
+    </w:lvlOverride>
+  </w:num>
+  <w:num w:numId="37">
+    <w:abstractNumId w:val="14"/>
+    <w:lvlOverride w:ilvl="0">
+      <w:startOverride w:val="1"/>
+    </w:lvlOverride>
+  </w:num>
+  <w:num w:numId="38">
+    <w:abstractNumId w:val="14"/>
+    <w:lvlOverride w:ilvl="0">
+      <w:startOverride w:val="1"/>
+    </w:lvlOverride>
+  </w:num>
+  <w:num w:numId="39">
+    <w:abstractNumId w:val="14"/>
+    <w:lvlOverride w:ilvl="0">
+      <w:startOverride w:val="1"/>
+    </w:lvlOverride>
+  </w:num>
+  <w:num w:numId="40">
+    <w:abstractNumId w:val="14"/>
+    <w:lvlOverride w:ilvl="0">
+      <w:startOverride w:val="1"/>
+    </w:lvlOverride>
+  </w:num>
+  <w:num w:numId="41">
+    <w:abstractNumId w:val="11"/>
+  </w:num>
+  <w:num w:numId="42">
+    <w:abstractNumId w:val="25"/>
+  </w:num>
+  <w:num w:numId="43">
+    <w:abstractNumId w:val="14"/>
+    <w:lvlOverride w:ilvl="0">
+      <w:startOverride w:val="1"/>
+    </w:lvlOverride>
   </w:num>
   <w:numIdMacAtCleanup w:val="10"/>
 </w:numbering>
@@ -15277,7 +19549,7 @@
 </file>
 
 <file path=customXml/itemProps1.xml><?xml version="1.0" encoding="utf-8"?>
-<ds:datastoreItem xmlns:ds="http://schemas.openxmlformats.org/officeDocument/2006/customXml" ds:itemID="{AC47A0DD-D638-47C2-8278-F496B68FD705}">
+<ds:datastoreItem xmlns:ds="http://schemas.openxmlformats.org/officeDocument/2006/customXml" ds:itemID="{57690553-D073-470C-BC91-B74779E1C2F2}">
   <ds:schemaRefs>
     <ds:schemaRef ds:uri="http://schemas.openxmlformats.org/officeDocument/2006/bibliography"/>
   </ds:schemaRefs>

--- a/internal_doc/03.开发设计/rename/cs cl操作流程分析.docx
+++ b/internal_doc/03.开发设计/rename/cs cl操作流程分析.docx
@@ -5,9 +5,6 @@
     <w:p>
       <w:pPr>
         <w:pStyle w:val="ab"/>
-        <w:rPr>
-          <w:rFonts w:hint="eastAsia"/>
-        </w:rPr>
       </w:pPr>
       <w:r>
         <w:rPr>
@@ -149,9 +146,6 @@
     <w:p>
       <w:pPr>
         <w:pStyle w:val="3"/>
-        <w:rPr>
-          <w:rFonts w:hint="eastAsia"/>
-        </w:rPr>
       </w:pPr>
       <w:r>
         <w:rPr>
@@ -735,9 +729,6 @@
     <w:p>
       <w:pPr>
         <w:pStyle w:val="3"/>
-        <w:rPr>
-          <w:rFonts w:hint="eastAsia"/>
-        </w:rPr>
       </w:pPr>
       <w:r>
         <w:rPr>
@@ -749,9 +740,6 @@
     <w:p>
       <w:pPr>
         <w:ind w:left="0"/>
-        <w:rPr>
-          <w:rFonts w:hint="eastAsia"/>
-        </w:rPr>
       </w:pPr>
       <w:r>
         <w:rPr>
@@ -783,9 +771,6 @@
           <w:p>
             <w:pPr>
               <w:ind w:left="0"/>
-              <w:rPr>
-                <w:rFonts w:hint="eastAsia"/>
-              </w:rPr>
             </w:pPr>
             <w:r>
               <w:rPr>
@@ -881,7 +866,6 @@
             <w:pPr>
               <w:ind w:left="0"/>
               <w:rPr>
-                <w:rFonts w:hint="eastAsia"/>
                 <w:color w:val="E36C0A" w:themeColor="accent6" w:themeShade="BF"/>
               </w:rPr>
             </w:pPr>
@@ -898,25 +882,7 @@
               <w:rPr>
                 <w:color w:val="E36C0A" w:themeColor="accent6" w:themeShade="BF"/>
               </w:rPr>
-              <w:t>: 95</w:t>
-            </w:r>
-            <w:r>
-              <w:rPr>
-                <w:color w:val="E36C0A" w:themeColor="accent6" w:themeShade="BF"/>
-              </w:rPr>
-              <w:t xml:space="preserve">     </w:t>
-            </w:r>
-            <w:r>
-              <w:rPr>
-                <w:color w:val="E36C0A" w:themeColor="accent6" w:themeShade="BF"/>
-              </w:rPr>
-              <w:t xml:space="preserve">               </w:t>
-            </w:r>
-            <w:r>
-              <w:rPr>
-                <w:color w:val="E36C0A" w:themeColor="accent6" w:themeShade="BF"/>
-              </w:rPr>
-              <w:t>//</w:t>
+              <w:t>: 95                    //</w:t>
             </w:r>
             <w:r>
               <w:rPr>
@@ -976,9 +942,6 @@
           <w:p>
             <w:pPr>
               <w:ind w:left="0"/>
-              <w:rPr>
-                <w:rFonts w:hint="eastAsia"/>
-              </w:rPr>
             </w:pPr>
             <w:r>
               <w:t>}</w:t>
@@ -1009,9 +972,6 @@
           <w:p>
             <w:pPr>
               <w:ind w:left="0"/>
-              <w:rPr>
-                <w:rFonts w:hint="eastAsia"/>
-              </w:rPr>
             </w:pPr>
             <w:r>
               <w:rPr>
@@ -1083,7 +1043,6 @@
             <w:pPr>
               <w:ind w:left="0"/>
               <w:rPr>
-                <w:rFonts w:hint="eastAsia"/>
                 <w:color w:val="E36C0A" w:themeColor="accent6" w:themeShade="BF"/>
               </w:rPr>
             </w:pPr>
@@ -1100,31 +1059,19 @@
               <w:rPr>
                 <w:color w:val="E36C0A" w:themeColor="accent6" w:themeShade="BF"/>
               </w:rPr>
-              <w:t xml:space="preserve">      </w:t>
-            </w:r>
-            <w:r>
-              <w:rPr>
+              <w:t xml:space="preserve">                 //</w:t>
+            </w:r>
+            <w:r>
+              <w:rPr>
+                <w:rFonts w:hint="eastAsia"/>
                 <w:color w:val="E36C0A" w:themeColor="accent6" w:themeShade="BF"/>
               </w:rPr>
-              <w:t xml:space="preserve">           </w:t>
+              <w:t>新增</w:t>
             </w:r>
             <w:r>
               <w:rPr>
                 <w:color w:val="E36C0A" w:themeColor="accent6" w:themeShade="BF"/>
               </w:rPr>
-              <w:t>//</w:t>
-            </w:r>
-            <w:r>
-              <w:rPr>
-                <w:rFonts w:hint="eastAsia"/>
-                <w:color w:val="E36C0A" w:themeColor="accent6" w:themeShade="BF"/>
-              </w:rPr>
-              <w:t>新增</w:t>
-            </w:r>
-            <w:r>
-              <w:rPr>
-                <w:color w:val="E36C0A" w:themeColor="accent6" w:themeShade="BF"/>
-              </w:rPr>
               <w:t>字段</w:t>
             </w:r>
           </w:p>
@@ -1324,10 +1271,8 @@
     <w:p>
       <w:pPr>
         <w:ind w:left="0"/>
-        <w:rPr>
-          <w:rFonts w:hint="eastAsia"/>
-        </w:rPr>
-      </w:pPr>
+      </w:pPr>
+      <w:commentRangeStart w:id="0"/>
       <w:r>
         <w:t>c</w:t>
       </w:r>
@@ -1339,6 +1284,13 @@
       </w:r>
       <w:r>
         <w:t>NameMap</w:t>
+      </w:r>
+      <w:commentRangeEnd w:id="0"/>
+      <w:r>
+        <w:rPr>
+          <w:rStyle w:val="af0"/>
+        </w:rPr>
+        <w:commentReference w:id="0"/>
       </w:r>
     </w:p>
     <w:tbl>
@@ -1360,9 +1312,6 @@
           <w:p>
             <w:pPr>
               <w:ind w:left="0"/>
-              <w:rPr>
-                <w:rFonts w:hint="eastAsia"/>
-              </w:rPr>
             </w:pPr>
             <w:r>
               <w:t>cs n</w:t>
@@ -1383,9 +1332,6 @@
           <w:p>
             <w:pPr>
               <w:ind w:left="0"/>
-              <w:rPr>
-                <w:rFonts w:hint="eastAsia"/>
-              </w:rPr>
             </w:pPr>
             <w:r>
               <w:rPr>
@@ -1404,9 +1350,6 @@
           <w:p>
             <w:pPr>
               <w:ind w:left="0"/>
-              <w:rPr>
-                <w:rFonts w:hint="eastAsia"/>
-              </w:rPr>
             </w:pPr>
             <w:r>
               <w:t>f</w:t>
@@ -1429,9 +1372,6 @@
           <w:p>
             <w:pPr>
               <w:ind w:left="0"/>
-              <w:rPr>
-                <w:rFonts w:hint="eastAsia"/>
-              </w:rPr>
             </w:pPr>
             <w:r>
               <w:rPr>
@@ -1450,9 +1390,6 @@
           <w:p>
             <w:pPr>
               <w:ind w:left="0"/>
-              <w:rPr>
-                <w:rFonts w:hint="eastAsia"/>
-              </w:rPr>
             </w:pPr>
             <w:r>
               <w:t>foo2</w:t>
@@ -1466,9 +1403,6 @@
           <w:p>
             <w:pPr>
               <w:ind w:left="0"/>
-              <w:rPr>
-                <w:rFonts w:hint="eastAsia"/>
-              </w:rPr>
             </w:pPr>
             <w:r>
               <w:rPr>
@@ -1487,9 +1421,6 @@
           <w:p>
             <w:pPr>
               <w:ind w:left="0"/>
-              <w:rPr>
-                <w:rFonts w:hint="eastAsia"/>
-              </w:rPr>
             </w:pPr>
             <w:r>
               <w:t>f</w:t>
@@ -1509,9 +1440,6 @@
           <w:p>
             <w:pPr>
               <w:ind w:left="0"/>
-              <w:rPr>
-                <w:rFonts w:hint="eastAsia"/>
-              </w:rPr>
             </w:pPr>
             <w:r>
               <w:rPr>
@@ -1553,9 +1481,6 @@
           <w:p>
             <w:pPr>
               <w:ind w:left="0"/>
-              <w:rPr>
-                <w:rFonts w:hint="eastAsia"/>
-              </w:rPr>
             </w:pPr>
             <w:r>
               <w:t>V</w:t>
@@ -1582,9 +1507,6 @@
           <w:p>
             <w:pPr>
               <w:ind w:left="0"/>
-              <w:rPr>
-                <w:rFonts w:hint="eastAsia"/>
-              </w:rPr>
             </w:pPr>
             <w:r>
               <w:rPr>
@@ -1606,9 +1528,6 @@
           <w:p>
             <w:pPr>
               <w:ind w:left="0"/>
-              <w:rPr>
-                <w:rFonts w:hint="eastAsia"/>
-              </w:rPr>
             </w:pPr>
             <w:r>
               <w:rPr>
@@ -1625,9 +1544,6 @@
           <w:p>
             <w:pPr>
               <w:ind w:left="0"/>
-              <w:rPr>
-                <w:rFonts w:hint="eastAsia"/>
-              </w:rPr>
             </w:pPr>
             <w:r>
               <w:rPr>
@@ -1649,9 +1565,6 @@
           <w:p>
             <w:pPr>
               <w:ind w:left="0"/>
-              <w:rPr>
-                <w:rFonts w:hint="eastAsia"/>
-              </w:rPr>
             </w:pPr>
             <w:r>
               <w:rPr>
@@ -1668,9 +1581,6 @@
           <w:p>
             <w:pPr>
               <w:ind w:left="0"/>
-              <w:rPr>
-                <w:rFonts w:hint="eastAsia"/>
-              </w:rPr>
             </w:pPr>
             <w:r>
               <w:rPr>
@@ -1692,9 +1602,6 @@
           <w:p>
             <w:pPr>
               <w:ind w:left="0"/>
-              <w:rPr>
-                <w:rFonts w:hint="eastAsia"/>
-              </w:rPr>
             </w:pPr>
             <w:r>
               <w:rPr>
@@ -1711,9 +1618,6 @@
           <w:p>
             <w:pPr>
               <w:ind w:left="0"/>
-              <w:rPr>
-                <w:rFonts w:hint="eastAsia"/>
-              </w:rPr>
             </w:pPr>
           </w:p>
         </w:tc>
@@ -1726,9 +1630,6 @@
           <w:p>
             <w:pPr>
               <w:ind w:left="0"/>
-              <w:rPr>
-                <w:rFonts w:hint="eastAsia"/>
-              </w:rPr>
             </w:pPr>
             <w:r>
               <w:rPr>
@@ -1745,9 +1646,6 @@
           <w:p>
             <w:pPr>
               <w:ind w:left="0"/>
-              <w:rPr>
-                <w:rFonts w:hint="eastAsia"/>
-              </w:rPr>
             </w:pPr>
             <w:r>
               <w:rPr>
@@ -1769,9 +1667,6 @@
           <w:p>
             <w:pPr>
               <w:ind w:left="0"/>
-              <w:rPr>
-                <w:rFonts w:hint="eastAsia"/>
-              </w:rPr>
             </w:pPr>
             <w:r>
               <w:rPr>
@@ -1788,9 +1683,6 @@
           <w:p>
             <w:pPr>
               <w:ind w:left="0"/>
-              <w:rPr>
-                <w:rFonts w:hint="eastAsia"/>
-              </w:rPr>
             </w:pPr>
           </w:p>
         </w:tc>
@@ -1803,9 +1695,6 @@
           <w:p>
             <w:pPr>
               <w:ind w:left="0"/>
-              <w:rPr>
-                <w:rFonts w:hint="eastAsia"/>
-              </w:rPr>
             </w:pPr>
             <w:r>
               <w:rPr>
@@ -1822,9 +1711,6 @@
           <w:p>
             <w:pPr>
               <w:ind w:left="0"/>
-              <w:rPr>
-                <w:rFonts w:hint="eastAsia"/>
-              </w:rPr>
             </w:pPr>
           </w:p>
         </w:tc>
@@ -1833,9 +1719,6 @@
     <w:p>
       <w:pPr>
         <w:ind w:left="0"/>
-        <w:rPr>
-          <w:rFonts w:hint="eastAsia"/>
-        </w:rPr>
       </w:pPr>
       <w:r>
         <w:rPr>
@@ -1883,9 +1766,6 @@
           <w:p>
             <w:pPr>
               <w:ind w:left="0"/>
-              <w:rPr>
-                <w:rFonts w:hint="eastAsia"/>
-              </w:rPr>
             </w:pPr>
             <w:r>
               <w:rPr>
@@ -1904,9 +1784,6 @@
           <w:p>
             <w:pPr>
               <w:ind w:left="0"/>
-              <w:rPr>
-                <w:rFonts w:hint="eastAsia"/>
-              </w:rPr>
             </w:pPr>
             <w:r>
               <w:lastRenderedPageBreak/>
@@ -1921,9 +1798,6 @@
           <w:p>
             <w:pPr>
               <w:ind w:left="0"/>
-              <w:rPr>
-                <w:rFonts w:hint="eastAsia"/>
-              </w:rPr>
             </w:pPr>
             <w:r>
               <w:rPr>
@@ -1942,9 +1816,6 @@
           <w:p>
             <w:pPr>
               <w:ind w:left="0"/>
-              <w:rPr>
-                <w:rFonts w:hint="eastAsia"/>
-              </w:rPr>
             </w:pPr>
             <w:r>
               <w:t>13</w:t>
@@ -1958,9 +1829,6 @@
           <w:p>
             <w:pPr>
               <w:ind w:left="0"/>
-              <w:rPr>
-                <w:rFonts w:hint="eastAsia"/>
-              </w:rPr>
             </w:pPr>
             <w:r>
               <w:rPr>
@@ -1979,9 +1847,6 @@
           <w:p>
             <w:pPr>
               <w:ind w:left="0"/>
-              <w:rPr>
-                <w:rFonts w:hint="eastAsia"/>
-              </w:rPr>
             </w:pPr>
             <w:r>
               <w:t>15</w:t>
@@ -1995,9 +1860,6 @@
           <w:p>
             <w:pPr>
               <w:ind w:left="0"/>
-              <w:rPr>
-                <w:rFonts w:hint="eastAsia"/>
-              </w:rPr>
             </w:pPr>
             <w:r>
               <w:rPr>
@@ -2012,17 +1874,11 @@
     <w:p>
       <w:pPr>
         <w:ind w:left="0"/>
-        <w:rPr>
-          <w:rFonts w:hint="eastAsia"/>
-        </w:rPr>
       </w:pPr>
     </w:p>
     <w:p>
       <w:pPr>
         <w:ind w:left="0"/>
-        <w:rPr>
-          <w:rFonts w:hint="eastAsia"/>
-        </w:rPr>
       </w:pPr>
       <w:r>
         <w:rPr>
@@ -2052,19 +1908,13 @@
         <w:t>，</w:t>
       </w:r>
       <w:r>
-        <w:t>foo2</w:t>
-      </w:r>
-      <w:r>
-        <w:t>.bar2</w:t>
+        <w:t>foo2.bar2</w:t>
       </w:r>
       <w:r>
         <w:t>，</w:t>
       </w:r>
       <w:r>
-        <w:t>foo3</w:t>
-      </w:r>
-      <w:r>
-        <w:t>.bar3</w:t>
+        <w:t>foo3.bar3</w:t>
       </w:r>
       <w:r>
         <w:rPr>
@@ -2160,9 +2010,6 @@
     <w:p>
       <w:pPr>
         <w:ind w:left="0"/>
-        <w:rPr>
-          <w:rFonts w:hint="eastAsia"/>
-        </w:rPr>
       </w:pPr>
     </w:p>
     <w:p>
@@ -2195,9 +2042,6 @@
           <w:p>
             <w:pPr>
               <w:ind w:left="0"/>
-              <w:rPr>
-                <w:rFonts w:hint="eastAsia"/>
-              </w:rPr>
             </w:pPr>
             <w:r>
               <w:t>c</w:t>
@@ -2236,9 +2080,6 @@
           <w:p>
             <w:pPr>
               <w:ind w:left="0"/>
-              <w:rPr>
-                <w:rFonts w:hint="eastAsia"/>
-              </w:rPr>
             </w:pPr>
             <w:r>
               <w:t>clsCatalogSet</w:t>
@@ -2269,9 +2110,6 @@
           <w:p>
             <w:pPr>
               <w:ind w:left="0"/>
-              <w:rPr>
-                <w:rFonts w:hint="eastAsia"/>
-              </w:rPr>
             </w:pPr>
             <w:r>
               <w:t>711827103</w:t>
@@ -2285,9 +2123,6 @@
           <w:p>
             <w:pPr>
               <w:ind w:left="0"/>
-              <w:rPr>
-                <w:rFonts w:hint="eastAsia"/>
-              </w:rPr>
             </w:pPr>
             <w:r>
               <w:t>(</w:t>
@@ -2312,9 +2147,6 @@
           <w:p>
             <w:pPr>
               <w:ind w:left="0"/>
-              <w:rPr>
-                <w:rFonts w:hint="eastAsia"/>
-              </w:rPr>
             </w:pPr>
             <w:r>
               <w:t>256657654</w:t>
@@ -2328,9 +2160,6 @@
           <w:p>
             <w:pPr>
               <w:ind w:left="0"/>
-              <w:rPr>
-                <w:rFonts w:hint="eastAsia"/>
-              </w:rPr>
             </w:pPr>
             <w:r>
               <w:t>(</w:t>
@@ -2355,9 +2184,6 @@
           <w:p>
             <w:pPr>
               <w:ind w:left="0"/>
-              <w:rPr>
-                <w:rFonts w:hint="eastAsia"/>
-              </w:rPr>
             </w:pPr>
             <w:r>
               <w:t>325476578</w:t>
@@ -2371,9 +2197,6 @@
           <w:p>
             <w:pPr>
               <w:ind w:left="0"/>
-              <w:rPr>
-                <w:rFonts w:hint="eastAsia"/>
-              </w:rPr>
             </w:pPr>
             <w:r>
               <w:t>(</w:t>
@@ -2424,9 +2247,6 @@
           <w:p>
             <w:pPr>
               <w:ind w:left="0"/>
-              <w:rPr>
-                <w:rFonts w:hint="eastAsia"/>
-              </w:rPr>
             </w:pPr>
             <w:r>
               <w:t>c</w:t>
@@ -2450,9 +2270,6 @@
           <w:p>
             <w:pPr>
               <w:ind w:left="0"/>
-              <w:rPr>
-                <w:rFonts w:hint="eastAsia"/>
-              </w:rPr>
             </w:pPr>
             <w:r>
               <w:t>clsCatalogSet</w:t>
@@ -2483,9 +2300,6 @@
           <w:p>
             <w:pPr>
               <w:ind w:left="0"/>
-              <w:rPr>
-                <w:rFonts w:hint="eastAsia"/>
-              </w:rPr>
             </w:pPr>
             <w:r>
               <w:t>12</w:t>
@@ -2499,9 +2313,6 @@
           <w:p>
             <w:pPr>
               <w:ind w:left="0"/>
-              <w:rPr>
-                <w:rFonts w:hint="eastAsia"/>
-              </w:rPr>
             </w:pPr>
             <w:r>
               <w:t>(</w:t>
@@ -2526,9 +2337,6 @@
           <w:p>
             <w:pPr>
               <w:ind w:left="0"/>
-              <w:rPr>
-                <w:rFonts w:hint="eastAsia"/>
-              </w:rPr>
             </w:pPr>
             <w:r>
               <w:t>13</w:t>
@@ -2542,9 +2350,6 @@
           <w:p>
             <w:pPr>
               <w:ind w:left="0"/>
-              <w:rPr>
-                <w:rFonts w:hint="eastAsia"/>
-              </w:rPr>
             </w:pPr>
             <w:r>
               <w:t>(</w:t>
@@ -2569,9 +2374,6 @@
           <w:p>
             <w:pPr>
               <w:ind w:left="0"/>
-              <w:rPr>
-                <w:rFonts w:hint="eastAsia"/>
-              </w:rPr>
             </w:pPr>
             <w:r>
               <w:t>15</w:t>
@@ -2585,9 +2387,6 @@
           <w:p>
             <w:pPr>
               <w:ind w:left="0"/>
-              <w:rPr>
-                <w:rFonts w:hint="eastAsia"/>
-              </w:rPr>
             </w:pPr>
             <w:r>
               <w:t>(</w:t>
@@ -2622,9 +2421,6 @@
     <w:p>
       <w:pPr>
         <w:ind w:left="0"/>
-        <w:rPr>
-          <w:rFonts w:hint="eastAsia"/>
-        </w:rPr>
       </w:pPr>
       <w:r>
         <w:rPr>
@@ -2750,9 +2546,6 @@
           <w:p>
             <w:pPr>
               <w:ind w:left="0"/>
-              <w:rPr>
-                <w:rFonts w:hint="eastAsia"/>
-              </w:rPr>
             </w:pPr>
             <w:r>
               <w:t>c</w:t>
@@ -2776,9 +2569,6 @@
           <w:p>
             <w:pPr>
               <w:ind w:left="0"/>
-              <w:rPr>
-                <w:rFonts w:hint="eastAsia"/>
-              </w:rPr>
             </w:pPr>
             <w:r>
               <w:t>CoordCataInfoPtr</w:t>
@@ -2809,9 +2599,6 @@
           <w:p>
             <w:pPr>
               <w:ind w:left="0"/>
-              <w:rPr>
-                <w:rFonts w:hint="eastAsia"/>
-              </w:rPr>
             </w:pPr>
             <w:r>
               <w:rPr>
@@ -2837,9 +2624,6 @@
           <w:p>
             <w:pPr>
               <w:ind w:left="0"/>
-              <w:rPr>
-                <w:rFonts w:hint="eastAsia"/>
-              </w:rPr>
             </w:pPr>
             <w:r>
               <w:t>(</w:t>
@@ -2864,9 +2648,6 @@
           <w:p>
             <w:pPr>
               <w:ind w:left="0"/>
-              <w:rPr>
-                <w:rFonts w:hint="eastAsia"/>
-              </w:rPr>
             </w:pPr>
             <w:r>
               <w:t>F</w:t>
@@ -2895,9 +2676,6 @@
           <w:p>
             <w:pPr>
               <w:ind w:left="0"/>
-              <w:rPr>
-                <w:rFonts w:hint="eastAsia"/>
-              </w:rPr>
             </w:pPr>
             <w:r>
               <w:t>(</w:t>
@@ -2922,9 +2700,6 @@
           <w:p>
             <w:pPr>
               <w:ind w:left="0"/>
-              <w:rPr>
-                <w:rFonts w:hint="eastAsia"/>
-              </w:rPr>
             </w:pPr>
             <w:r>
               <w:t>F</w:t>
@@ -2953,9 +2728,6 @@
           <w:p>
             <w:pPr>
               <w:ind w:left="0"/>
-              <w:rPr>
-                <w:rFonts w:hint="eastAsia"/>
-              </w:rPr>
             </w:pPr>
             <w:r>
               <w:t>(</w:t>
@@ -3018,9 +2790,6 @@
           <w:p>
             <w:pPr>
               <w:ind w:left="0"/>
-              <w:rPr>
-                <w:rFonts w:hint="eastAsia"/>
-              </w:rPr>
             </w:pPr>
             <w:r>
               <w:t>c</w:t>
@@ -3044,9 +2813,6 @@
           <w:p>
             <w:pPr>
               <w:ind w:left="0"/>
-              <w:rPr>
-                <w:rFonts w:hint="eastAsia"/>
-              </w:rPr>
             </w:pPr>
             <w:r>
               <w:t>CoordCataInfoPtr</w:t>
@@ -3077,9 +2843,6 @@
           <w:p>
             <w:pPr>
               <w:ind w:left="0"/>
-              <w:rPr>
-                <w:rFonts w:hint="eastAsia"/>
-              </w:rPr>
             </w:pPr>
             <w:r>
               <w:rPr>
@@ -3096,9 +2859,6 @@
           <w:p>
             <w:pPr>
               <w:ind w:left="0"/>
-              <w:rPr>
-                <w:rFonts w:hint="eastAsia"/>
-              </w:rPr>
             </w:pPr>
             <w:r>
               <w:t>(</w:t>
@@ -3123,9 +2883,6 @@
           <w:p>
             <w:pPr>
               <w:ind w:left="0"/>
-              <w:rPr>
-                <w:rFonts w:hint="eastAsia"/>
-              </w:rPr>
             </w:pPr>
             <w:r>
               <w:t>13</w:t>
@@ -3139,9 +2896,6 @@
           <w:p>
             <w:pPr>
               <w:ind w:left="0"/>
-              <w:rPr>
-                <w:rFonts w:hint="eastAsia"/>
-              </w:rPr>
             </w:pPr>
             <w:r>
               <w:t>(</w:t>
@@ -3166,9 +2920,6 @@
           <w:p>
             <w:pPr>
               <w:ind w:left="0"/>
-              <w:rPr>
-                <w:rFonts w:hint="eastAsia"/>
-              </w:rPr>
             </w:pPr>
             <w:r>
               <w:t>15</w:t>
@@ -3182,9 +2933,6 @@
           <w:p>
             <w:pPr>
               <w:ind w:left="0"/>
-              <w:rPr>
-                <w:rFonts w:hint="eastAsia"/>
-              </w:rPr>
             </w:pPr>
             <w:r>
               <w:t>(</w:t>
@@ -3549,13 +3297,7 @@
         </w:tc>
       </w:tr>
     </w:tbl>
-    <w:p>
-      <w:pPr>
-        <w:rPr>
-          <w:rFonts w:hint="eastAsia"/>
-        </w:rPr>
-      </w:pPr>
-    </w:p>
+    <w:p/>
     <w:p>
       <w:pPr>
         <w:pStyle w:val="3"/>
@@ -3577,8 +3319,6 @@
         </w:rPr>
         <w:t>支持滚动升级（因为</w:t>
       </w:r>
-      <w:bookmarkStart w:id="0" w:name="_GoBack"/>
-      <w:bookmarkEnd w:id="0"/>
       <w:r>
         <w:rPr>
           <w:rFonts w:hint="eastAsia"/>
@@ -3607,9 +3347,6 @@
     <w:p>
       <w:pPr>
         <w:ind w:left="0" w:firstLine="357"/>
-        <w:rPr>
-          <w:rFonts w:hint="eastAsia"/>
-        </w:rPr>
       </w:pPr>
       <w:r>
         <w:rPr>
@@ -3627,14 +3364,7 @@
         <w:rPr>
           <w:rFonts w:hint="eastAsia"/>
         </w:rPr>
-        <w:t>再升级其他节点。</w:t>
-      </w:r>
-      <w:proofErr w:type="gramStart"/>
-      <w:r>
-        <w:rPr>
-          <w:rFonts w:hint="eastAsia"/>
-        </w:rPr>
-        <w:t>否则</w:t>
+        <w:t>再升级其他节点。否则</w:t>
       </w:r>
       <w:r>
         <w:rPr>
@@ -3642,7 +3372,6 @@
         </w:rPr>
         <w:t>新</w:t>
       </w:r>
-      <w:proofErr w:type="gramEnd"/>
       <w:r>
         <w:rPr>
           <w:rFonts w:hint="eastAsia"/>
@@ -3737,9 +3466,6 @@
     <w:p>
       <w:pPr>
         <w:ind w:left="0" w:firstLine="357"/>
-        <w:rPr>
-          <w:rFonts w:hint="eastAsia"/>
-        </w:rPr>
       </w:pPr>
     </w:p>
     <w:p>
@@ -3771,9 +3497,6 @@
     <w:p>
       <w:pPr>
         <w:ind w:left="0"/>
-        <w:rPr>
-          <w:rFonts w:hint="eastAsia"/>
-        </w:rPr>
       </w:pPr>
       <w:r>
         <w:rPr>
@@ -3875,7 +3598,11 @@
         <w:t>升序</w:t>
       </w:r>
       <w:r>
-        <w:t>。通过</w:t>
+        <w:t>。</w:t>
+      </w:r>
+      <w:commentRangeStart w:id="1"/>
+      <w:r>
+        <w:t>通过</w:t>
       </w:r>
       <w:r>
         <w:rPr>
@@ -3895,6 +3622,13 @@
       <w:r>
         <w:t>节点。</w:t>
       </w:r>
+      <w:commentRangeEnd w:id="1"/>
+      <w:r>
+        <w:rPr>
+          <w:rStyle w:val="af0"/>
+        </w:rPr>
+        <w:commentReference w:id="1"/>
+      </w:r>
     </w:p>
     <w:p>
       <w:pPr>
@@ -3904,9 +3638,6 @@
     <w:p>
       <w:pPr>
         <w:ind w:left="0"/>
-        <w:rPr>
-          <w:rFonts w:hint="eastAsia"/>
-        </w:rPr>
       </w:pPr>
       <w:r>
         <w:rPr>
@@ -3932,9 +3663,6 @@
           <w:numId w:val="42"/>
         </w:numPr>
         <w:ind w:firstLineChars="0"/>
-        <w:rPr>
-          <w:rFonts w:hint="eastAsia"/>
-        </w:rPr>
       </w:pPr>
       <w:r>
         <w:t>L</w:t>
@@ -3971,13 +3699,7 @@
         <w:rPr>
           <w:rFonts w:hint="eastAsia"/>
         </w:rPr>
-        <w:t>注册</w:t>
-      </w:r>
-      <w:r>
-        <w:rPr>
-          <w:rFonts w:hint="eastAsia"/>
-        </w:rPr>
-        <w:t>，</w:t>
+        <w:t>注册，</w:t>
       </w:r>
       <w:r>
         <w:t>拿到节点</w:t>
@@ -4055,10 +3777,8 @@
           <w:numId w:val="42"/>
         </w:numPr>
         <w:ind w:firstLineChars="0"/>
-        <w:rPr>
-          <w:rFonts w:hint="eastAsia"/>
-        </w:rPr>
-      </w:pPr>
+      </w:pPr>
+      <w:commentRangeStart w:id="2"/>
       <w:r>
         <w:rPr>
           <w:rFonts w:hint="eastAsia"/>
@@ -4095,6 +3815,13 @@
       <w:r>
         <w:t>文件</w:t>
       </w:r>
+      <w:commentRangeEnd w:id="2"/>
+      <w:r>
+        <w:rPr>
+          <w:rStyle w:val="af0"/>
+        </w:rPr>
+        <w:commentReference w:id="2"/>
+      </w:r>
     </w:p>
     <w:p>
       <w:pPr>
@@ -4113,9 +3840,6 @@
     <w:p>
       <w:pPr>
         <w:ind w:left="0"/>
-        <w:rPr>
-          <w:rFonts w:hint="eastAsia"/>
-        </w:rPr>
       </w:pPr>
       <w:r>
         <w:rPr>
@@ -4149,12 +3873,22 @@
       <w:pPr>
         <w:pStyle w:val="3"/>
       </w:pPr>
+      <w:commentRangeStart w:id="3"/>
       <w:r>
         <w:rPr>
           <w:rFonts w:hint="eastAsia"/>
         </w:rPr>
         <w:t>节点同步</w:t>
       </w:r>
+      <w:commentRangeEnd w:id="3"/>
+      <w:r>
+        <w:rPr>
+          <w:rStyle w:val="af0"/>
+          <w:b w:val="0"/>
+          <w:bCs w:val="0"/>
+        </w:rPr>
+        <w:commentReference w:id="3"/>
+      </w:r>
     </w:p>
     <w:p>
       <w:pPr>
@@ -4211,9 +3945,6 @@
     <w:p>
       <w:pPr>
         <w:ind w:left="0"/>
-        <w:rPr>
-          <w:rFonts w:hint="eastAsia"/>
-        </w:rPr>
       </w:pPr>
       <w:r>
         <w:rPr>
@@ -4316,6 +4047,7 @@
       </w:r>
     </w:p>
     <w:p>
+      <w:commentRangeStart w:id="4"/>
       <w:r>
         <w:rPr>
           <w:noProof/>
@@ -4336,7 +4068,7 @@
                     <pic:cNvPicPr/>
                   </pic:nvPicPr>
                   <pic:blipFill>
-                    <a:blip r:embed="rId8"/>
+                    <a:blip r:embed="rId10"/>
                     <a:stretch>
                       <a:fillRect/>
                     </a:stretch>
@@ -4356,6 +4088,13 @@
           </wp:inline>
         </w:drawing>
       </w:r>
+      <w:commentRangeEnd w:id="4"/>
+      <w:r>
+        <w:rPr>
+          <w:rStyle w:val="af0"/>
+        </w:rPr>
+        <w:commentReference w:id="4"/>
+      </w:r>
     </w:p>
     <w:p/>
     <w:tbl>
@@ -4661,7 +4400,7 @@
                     <pic:cNvPicPr/>
                   </pic:nvPicPr>
                   <pic:blipFill>
-                    <a:blip r:embed="rId9"/>
+                    <a:blip r:embed="rId11"/>
                     <a:stretch>
                       <a:fillRect/>
                     </a:stretch>
@@ -5539,7 +5278,7 @@
                     </pic:cNvPicPr>
                   </pic:nvPicPr>
                   <pic:blipFill>
-                    <a:blip r:embed="rId10"/>
+                    <a:blip r:embed="rId12"/>
                     <a:srcRect/>
                     <a:stretch>
                       <a:fillRect/>
@@ -5611,7 +5350,7 @@
                     </pic:cNvPicPr>
                   </pic:nvPicPr>
                   <pic:blipFill>
-                    <a:blip r:embed="rId11"/>
+                    <a:blip r:embed="rId13"/>
                     <a:srcRect/>
                     <a:stretch>
                       <a:fillRect/>
@@ -6186,7 +5925,6 @@
         </w:rPr>
         <w:t xml:space="preserve"> </w:t>
       </w:r>
-      <w:proofErr w:type="gramStart"/>
       <w:r>
         <w:rPr>
           <w:rFonts w:hint="eastAsia"/>
@@ -6197,14 +5935,7 @@
         <w:rPr>
           <w:rFonts w:hint="eastAsia"/>
         </w:rPr>
-        <w:t>操作</w:t>
-      </w:r>
-      <w:proofErr w:type="gramEnd"/>
-      <w:r>
-        <w:rPr>
-          <w:rFonts w:hint="eastAsia"/>
-        </w:rPr>
-        <w:t>流程</w:t>
+        <w:t>操作流程</w:t>
       </w:r>
     </w:p>
     <w:p>
@@ -6223,7 +5954,7 @@
       </w:r>
     </w:p>
     <w:p>
-      <w:commentRangeStart w:id="1"/>
+      <w:commentRangeStart w:id="6"/>
       <w:r>
         <w:rPr>
           <w:noProof/>
@@ -6246,7 +5977,7 @@
                     </pic:cNvPicPr>
                   </pic:nvPicPr>
                   <pic:blipFill>
-                    <a:blip r:embed="rId12"/>
+                    <a:blip r:embed="rId14"/>
                     <a:srcRect/>
                     <a:stretch>
                       <a:fillRect/>
@@ -6274,12 +6005,12 @@
           </wp:inline>
         </w:drawing>
       </w:r>
-      <w:commentRangeEnd w:id="1"/>
+      <w:commentRangeEnd w:id="6"/>
       <w:r>
         <w:rPr>
           <w:rStyle w:val="af0"/>
         </w:rPr>
-        <w:commentReference w:id="1"/>
+        <w:commentReference w:id="6"/>
       </w:r>
     </w:p>
     <w:tbl>
@@ -8433,16 +8164,8 @@
               <w:rPr>
                 <w:rFonts w:hint="eastAsia"/>
               </w:rPr>
-              <w:t>，</w:t>
-            </w:r>
-            <w:proofErr w:type="gramStart"/>
-            <w:r>
-              <w:rPr>
-                <w:rFonts w:hint="eastAsia"/>
-              </w:rPr>
-              <w:t>子表</w:t>
-            </w:r>
-            <w:proofErr w:type="gramEnd"/>
+              <w:t>，子表</w:t>
+            </w:r>
             <w:r>
               <w:rPr>
                 <w:rFonts w:hint="eastAsia"/>
@@ -8775,15 +8498,7 @@
     </w:p>
     <w:p>
       <w:r>
-        <w:t xml:space="preserve">      "SubCLName": "</w:t>
-      </w:r>
-      <w:proofErr w:type="gramStart"/>
-      <w:r>
-        <w:t>subcs.subcl</w:t>
-      </w:r>
-      <w:proofErr w:type="gramEnd"/>
-      <w:r>
-        <w:t>",</w:t>
+        <w:t xml:space="preserve">      "SubCLName": "subcs.subcl",</w:t>
       </w:r>
     </w:p>
     <w:p>
@@ -8918,15 +8633,7 @@
     </w:p>
     <w:p>
       <w:r>
-        <w:t xml:space="preserve">  "Name": "</w:t>
-      </w:r>
-      <w:proofErr w:type="gramStart"/>
-      <w:r>
-        <w:t>maincs.maincl</w:t>
-      </w:r>
-      <w:proofErr w:type="gramEnd"/>
-      <w:r>
-        <w:t>",</w:t>
+        <w:t xml:space="preserve">  "Name": "maincs.maincl",</w:t>
       </w:r>
     </w:p>
     <w:p>
@@ -8946,19 +8653,11 @@
       </w:r>
     </w:p>
     <w:p>
-      <w:proofErr w:type="gramStart"/>
-      <w:r>
-        <w:rPr>
-          <w:rFonts w:hint="eastAsia"/>
-        </w:rPr>
-        <w:t>子表编目</w:t>
-      </w:r>
-      <w:proofErr w:type="gramEnd"/>
-      <w:r>
-        <w:rPr>
-          <w:rFonts w:hint="eastAsia"/>
-        </w:rPr>
-        <w:t>信息：</w:t>
+      <w:r>
+        <w:rPr>
+          <w:rFonts w:hint="eastAsia"/>
+        </w:rPr>
+        <w:t>子表编目信息：</w:t>
       </w:r>
     </w:p>
     <w:p>
@@ -9065,15 +8764,7 @@
     </w:p>
     <w:p>
       <w:r>
-        <w:t xml:space="preserve">  "MainCLName": "</w:t>
-      </w:r>
-      <w:proofErr w:type="gramStart"/>
-      <w:r>
-        <w:t>maincs.maincl</w:t>
-      </w:r>
-      <w:proofErr w:type="gramEnd"/>
-      <w:r>
-        <w:t>",</w:t>
+        <w:t xml:space="preserve">  "MainCLName": "maincs.maincl",</w:t>
       </w:r>
     </w:p>
     <w:p>
@@ -9137,15 +8828,7 @@
     </w:p>
     <w:p>
       <w:r>
-        <w:t xml:space="preserve">  "Name": "</w:t>
-      </w:r>
-      <w:proofErr w:type="gramStart"/>
-      <w:r>
-        <w:t>subcs.subcl</w:t>
-      </w:r>
-      <w:proofErr w:type="gramEnd"/>
-      <w:r>
-        <w:t>",</w:t>
+        <w:t xml:space="preserve">  "Name": "subcs.subcl",</w:t>
       </w:r>
     </w:p>
     <w:p>
@@ -9477,16 +9160,8 @@
               <w:rPr>
                 <w:rFonts w:hint="eastAsia"/>
               </w:rPr>
-              <w:t>，</w:t>
-            </w:r>
-            <w:proofErr w:type="gramStart"/>
-            <w:r>
-              <w:rPr>
-                <w:rFonts w:hint="eastAsia"/>
-              </w:rPr>
-              <w:t>子表</w:t>
-            </w:r>
-            <w:proofErr w:type="gramEnd"/>
+              <w:t>，子表</w:t>
+            </w:r>
             <w:r>
               <w:rPr>
                 <w:rFonts w:hint="eastAsia"/>
@@ -10168,19 +9843,19 @@
             <w:pPr>
               <w:ind w:left="0"/>
             </w:pPr>
-            <w:commentRangeStart w:id="2"/>
+            <w:commentRangeStart w:id="7"/>
             <w:r>
               <w:rPr>
                 <w:rFonts w:hint="eastAsia"/>
               </w:rPr>
               <w:t>处理</w:t>
             </w:r>
-            <w:commentRangeEnd w:id="2"/>
+            <w:commentRangeEnd w:id="7"/>
             <w:r>
               <w:rPr>
                 <w:rStyle w:val="af0"/>
               </w:rPr>
-              <w:commentReference w:id="2"/>
+              <w:commentReference w:id="7"/>
             </w:r>
             <w:r>
               <w:rPr>
@@ -10410,14 +10085,12 @@
       </w:r>
     </w:p>
     <w:p>
-      <w:proofErr w:type="gramStart"/>
       <w:r>
         <w:rPr>
           <w:rFonts w:hint="eastAsia"/>
         </w:rPr>
         <w:t>没有回滚流程</w:t>
       </w:r>
-      <w:proofErr w:type="gramEnd"/>
     </w:p>
     <w:p/>
     <w:p>
@@ -10508,14 +10181,12 @@
       </w:r>
     </w:p>
     <w:p>
-      <w:proofErr w:type="gramStart"/>
       <w:r>
         <w:rPr>
           <w:rFonts w:hint="eastAsia"/>
         </w:rPr>
         <w:t>没有回滚流程</w:t>
       </w:r>
-      <w:proofErr w:type="gramEnd"/>
     </w:p>
     <w:p/>
     <w:p>
@@ -10630,14 +10301,12 @@
       </w:r>
     </w:p>
     <w:p>
-      <w:proofErr w:type="gramStart"/>
       <w:r>
         <w:rPr>
           <w:rFonts w:hint="eastAsia"/>
         </w:rPr>
         <w:t>没有回滚流程</w:t>
       </w:r>
-      <w:proofErr w:type="gramEnd"/>
     </w:p>
     <w:p/>
     <w:p>
@@ -14984,9 +14653,6 @@
     <w:p>
       <w:pPr>
         <w:ind w:left="0"/>
-        <w:rPr>
-          <w:rFonts w:hint="eastAsia"/>
-        </w:rPr>
       </w:pPr>
     </w:p>
     <w:p>
@@ -15230,9 +14896,6 @@
       <w:pPr>
         <w:pStyle w:val="aa"/>
         <w:ind w:left="717" w:firstLineChars="0" w:firstLine="0"/>
-        <w:rPr>
-          <w:rFonts w:hint="eastAsia"/>
-        </w:rPr>
       </w:pPr>
     </w:p>
     <w:sectPr>
@@ -15247,10 +14910,13 @@
 
 <file path=word/comments.xml><?xml version="1.0" encoding="utf-8"?>
 <w:comments xmlns:wpc="http://schemas.microsoft.com/office/word/2010/wordprocessingCanvas" xmlns:cx="http://schemas.microsoft.com/office/drawing/2014/chartex" xmlns:mc="http://schemas.openxmlformats.org/markup-compatibility/2006" xmlns:o="urn:schemas-microsoft-com:office:office" xmlns:r="http://schemas.openxmlformats.org/officeDocument/2006/relationships" xmlns:m="http://schemas.openxmlformats.org/officeDocument/2006/math" xmlns:v="urn:schemas-microsoft-com:vml" xmlns:wp14="http://schemas.microsoft.com/office/word/2010/wordprocessingDrawing" xmlns:wp="http://schemas.openxmlformats.org/drawingml/2006/wordprocessingDrawing" xmlns:w10="urn:schemas-microsoft-com:office:word" xmlns:w="http://schemas.openxmlformats.org/wordprocessingml/2006/main" xmlns:w14="http://schemas.microsoft.com/office/word/2010/wordml" xmlns:w15="http://schemas.microsoft.com/office/word/2012/wordml" xmlns:w16se="http://schemas.microsoft.com/office/word/2015/wordml/symex" xmlns:wpg="http://schemas.microsoft.com/office/word/2010/wordprocessingGroup" xmlns:wpi="http://schemas.microsoft.com/office/word/2010/wordprocessingInk" xmlns:wne="http://schemas.microsoft.com/office/word/2006/wordml" xmlns:wps="http://schemas.microsoft.com/office/word/2010/wordprocessingShape" mc:Ignorable="w14 w15 w16se wp14">
-  <w:comment w:id="1" w:author="yangshangde" w:date="2018-04-20T18:05:00Z" w:initials="y">
+  <w:comment w:id="0" w:author="yangshangde" w:date="2018-04-25T11:14:00Z" w:initials="y">
     <w:p>
       <w:pPr>
         <w:pStyle w:val="af1"/>
+        <w:rPr>
+          <w:rFonts w:hint="eastAsia"/>
+        </w:rPr>
       </w:pPr>
       <w:r>
         <w:rPr>
@@ -15262,11 +14928,195 @@
         <w:rPr>
           <w:rFonts w:hint="eastAsia"/>
         </w:rPr>
+        <w:t>两个</w:t>
+      </w:r>
+      <w:r>
+        <w:rPr>
+          <w:rFonts w:hint="eastAsia"/>
+        </w:rPr>
+        <w:t xml:space="preserve"> map </w:t>
+      </w:r>
+      <w:r>
+        <w:rPr>
+          <w:rFonts w:hint="eastAsia"/>
+        </w:rPr>
+        <w:t>有没办法统一？使用两个</w:t>
+      </w:r>
+      <w:r>
+        <w:rPr>
+          <w:rFonts w:hint="eastAsia"/>
+        </w:rPr>
+        <w:t xml:space="preserve"> map </w:t>
+      </w:r>
+      <w:r>
+        <w:rPr>
+          <w:rFonts w:hint="eastAsia"/>
+        </w:rPr>
+        <w:t>会增加管理的复杂性。</w:t>
+      </w:r>
+    </w:p>
+  </w:comment>
+  <w:comment w:id="1" w:author="yangshangde" w:date="2018-04-25T11:36:00Z" w:initials="y">
+    <w:p>
+      <w:pPr>
+        <w:pStyle w:val="af1"/>
+      </w:pPr>
+      <w:r>
+        <w:rPr>
+          <w:rStyle w:val="af0"/>
+        </w:rPr>
+        <w:annotationRef/>
+      </w:r>
+      <w:r>
+        <w:rPr>
+          <w:rFonts w:hint="eastAsia"/>
+        </w:rPr>
+        <w:t>补充完整方案</w:t>
+      </w:r>
+    </w:p>
+  </w:comment>
+  <w:comment w:id="2" w:author="yangshangde" w:date="2018-04-25T11:31:00Z" w:initials="y">
+    <w:p>
+      <w:pPr>
+        <w:pStyle w:val="af1"/>
+      </w:pPr>
+      <w:r>
+        <w:rPr>
+          <w:rStyle w:val="af0"/>
+        </w:rPr>
+        <w:annotationRef/>
+      </w:r>
+      <w:r>
+        <w:rPr>
+          <w:rFonts w:hint="eastAsia"/>
+        </w:rPr>
+        <w:t>升级完成之前不能提供服务</w:t>
+      </w:r>
+    </w:p>
+  </w:comment>
+  <w:comment w:id="3" w:author="yangshangde" w:date="2018-04-25T11:49:00Z" w:initials="y">
+    <w:p>
+      <w:pPr>
+        <w:pStyle w:val="af1"/>
+        <w:rPr>
+          <w:rFonts w:hint="eastAsia"/>
+        </w:rPr>
+      </w:pPr>
+      <w:r>
+        <w:rPr>
+          <w:rStyle w:val="af0"/>
+        </w:rPr>
+        <w:annotationRef/>
+      </w:r>
+      <w:r>
+        <w:rPr>
+          <w:rFonts w:hint="eastAsia"/>
+        </w:rPr>
+        <w:t>是否能在新版本中根据名字获取到其</w:t>
+      </w:r>
+      <w:r>
+        <w:rPr>
+          <w:rFonts w:hint="eastAsia"/>
+        </w:rPr>
+        <w:t xml:space="preserve"> id</w:t>
+      </w:r>
+      <w:r>
+        <w:rPr>
+          <w:rFonts w:hint="eastAsia"/>
+        </w:rPr>
+        <w:t>，这样底层只用一套</w:t>
+      </w:r>
+      <w:r>
+        <w:rPr>
+          <w:rFonts w:hint="eastAsia"/>
+        </w:rPr>
+        <w:t xml:space="preserve"> id </w:t>
+      </w:r>
+      <w:r>
+        <w:rPr>
+          <w:rFonts w:hint="eastAsia"/>
+        </w:rPr>
+        <w:t>相关的接口，而不是全部都为</w:t>
+      </w:r>
+      <w:r>
+        <w:rPr>
+          <w:rFonts w:hint="eastAsia"/>
+        </w:rPr>
+        <w:t xml:space="preserve"> name </w:t>
+      </w:r>
+      <w:r>
+        <w:rPr>
+          <w:rFonts w:hint="eastAsia"/>
+        </w:rPr>
+        <w:t>和</w:t>
+      </w:r>
+      <w:r>
+        <w:rPr>
+          <w:rFonts w:hint="eastAsia"/>
+        </w:rPr>
+        <w:t xml:space="preserve"> id </w:t>
+      </w:r>
+      <w:r>
+        <w:rPr>
+          <w:rFonts w:hint="eastAsia"/>
+        </w:rPr>
+        <w:t>分别提供一套接口。</w:t>
+      </w:r>
+    </w:p>
+  </w:comment>
+  <w:comment w:id="4" w:author="yangshangde" w:date="2018-04-25T11:51:00Z" w:initials="y">
+    <w:p>
+      <w:pPr>
+        <w:pStyle w:val="af1"/>
+      </w:pPr>
+      <w:r>
+        <w:rPr>
+          <w:rStyle w:val="af0"/>
+        </w:rPr>
+        <w:annotationRef/>
+      </w:r>
+      <w:r>
+        <w:rPr>
+          <w:rFonts w:hint="eastAsia"/>
+        </w:rPr>
+        <w:t>补充</w:t>
+      </w:r>
+      <w:r>
+        <w:rPr>
+          <w:rFonts w:hint="eastAsia"/>
+        </w:rPr>
+        <w:t xml:space="preserve"> id </w:t>
+      </w:r>
+      <w:r>
+        <w:rPr>
+          <w:rFonts w:hint="eastAsia"/>
+        </w:rPr>
+        <w:t>的生成</w:t>
+      </w:r>
+      <w:bookmarkStart w:id="5" w:name="_GoBack"/>
+      <w:bookmarkEnd w:id="5"/>
+    </w:p>
+  </w:comment>
+  <w:comment w:id="6" w:author="yangshangde" w:date="2018-04-20T18:05:00Z" w:initials="y">
+    <w:p>
+      <w:pPr>
+        <w:pStyle w:val="af1"/>
+      </w:pPr>
+      <w:r>
+        <w:rPr>
+          <w:rStyle w:val="af0"/>
+        </w:rPr>
+        <w:annotationRef/>
+      </w:r>
+      <w:r>
+        <w:rPr>
+          <w:rFonts w:hint="eastAsia"/>
+        </w:rPr>
         <w:t>数据节点上创建集合前要加上创建集合空间。</w:t>
       </w:r>
     </w:p>
   </w:comment>
-  <w:comment w:id="2" w:author="yuting" w:date="2018-04-19T16:18:00Z" w:initials="y">
+  <w:comment w:id="7" w:author="yuting" w:date="2018-04-19T16:18:00Z" w:initials="y">
     <w:p>
       <w:pPr>
         <w:pStyle w:val="af1"/>
@@ -15308,6 +15158,11 @@
 
 <file path=word/commentsExtended.xml><?xml version="1.0" encoding="utf-8"?>
 <w15:commentsEx xmlns:wpc="http://schemas.microsoft.com/office/word/2010/wordprocessingCanvas" xmlns:cx="http://schemas.microsoft.com/office/drawing/2014/chartex" xmlns:mc="http://schemas.openxmlformats.org/markup-compatibility/2006" xmlns:o="urn:schemas-microsoft-com:office:office" xmlns:r="http://schemas.openxmlformats.org/officeDocument/2006/relationships" xmlns:m="http://schemas.openxmlformats.org/officeDocument/2006/math" xmlns:v="urn:schemas-microsoft-com:vml" xmlns:wp14="http://schemas.microsoft.com/office/word/2010/wordprocessingDrawing" xmlns:wp="http://schemas.openxmlformats.org/drawingml/2006/wordprocessingDrawing" xmlns:w10="urn:schemas-microsoft-com:office:word" xmlns:w="http://schemas.openxmlformats.org/wordprocessingml/2006/main" xmlns:w14="http://schemas.microsoft.com/office/word/2010/wordml" xmlns:w15="http://schemas.microsoft.com/office/word/2012/wordml" xmlns:w16se="http://schemas.microsoft.com/office/word/2015/wordml/symex" xmlns:wpg="http://schemas.microsoft.com/office/word/2010/wordprocessingGroup" xmlns:wpi="http://schemas.microsoft.com/office/word/2010/wordprocessingInk" xmlns:wne="http://schemas.microsoft.com/office/word/2006/wordml" xmlns:wps="http://schemas.microsoft.com/office/word/2010/wordprocessingShape" mc:Ignorable="w14 w15 w16se wp14">
+  <w15:commentEx w15:paraId="41981CCF" w15:done="0"/>
+  <w15:commentEx w15:paraId="73346378" w15:done="0"/>
+  <w15:commentEx w15:paraId="094A2C0D" w15:done="0"/>
+  <w15:commentEx w15:paraId="18A50A87" w15:done="0"/>
+  <w15:commentEx w15:paraId="2BFDA85C" w15:done="0"/>
   <w15:commentEx w15:paraId="708AED24" w15:done="0"/>
   <w15:commentEx w15:paraId="7CBAC0E6" w15:done="0"/>
 </w15:commentsEx>
@@ -19549,7 +19404,7 @@
 </file>
 
 <file path=customXml/itemProps1.xml><?xml version="1.0" encoding="utf-8"?>
-<ds:datastoreItem xmlns:ds="http://schemas.openxmlformats.org/officeDocument/2006/customXml" ds:itemID="{57690553-D073-470C-BC91-B74779E1C2F2}">
+<ds:datastoreItem xmlns:ds="http://schemas.openxmlformats.org/officeDocument/2006/customXml" ds:itemID="{2CD74027-E0BE-4210-AD16-8DBFAF734C15}">
   <ds:schemaRefs>
     <ds:schemaRef ds:uri="http://schemas.openxmlformats.org/officeDocument/2006/bibliography"/>
   </ds:schemaRefs>
